--- a/documents/19-clearhaven-consumer-lag-runbook.docx
+++ b/documents/19-clearhaven-consumer-lag-runbook.docx
@@ -10017,7 +10017,7 @@
         <w:pStyle w:val="Heading1"/>
       </w:pPr>
       <w:r>
-        <w:t>Working remainder for CLH-RB-2023-012</w:t>
+        <w:t>Open work after June 20, 2023</w:t>
       </w:r>
     </w:p>
     <w:p>
@@ -10031,7 +10031,7 @@
           <w:color w:val="222222"/>
           <w:sz w:val="24"/>
         </w:rPr>
-        <w:t>The front of Runbook: match-engine Kafka consumer lag is the document. This remainder is the leftover a colleague still trips on: named people, named boxes, named tickets, and the work I still owe after June 20, 2023. It is not a second log and it is not a stack of exhibits with the same stub. If a paragraph fights the decision in the front, strike the paragraph.</w:t>
+        <w:t>What follows is leftover work from Runbook: match-engine Kafka consumer lag: named people, named boxes, named tickets, and the items I still owe. If a paragraph fights the decision in the front of CLH-RB-2023-012, strike the paragraph.</w:t>
       </w:r>
     </w:p>
     <w:p>
@@ -10185,7 +10185,7 @@
           <w:color w:val="222222"/>
           <w:sz w:val="24"/>
         </w:rPr>
-        <w:t>I will not put averaging QPS instead of testing the close on a wiki that drifts. CLH-5519 and this file are the record. If Kavya Menon needs a diagram, they get a permalink, not a photo of a whiteboard. burrow.clh.prod.northstar.internal stays out of the diagram title. If a new engineer asks where the leftover lives, I point here. I do not point at a Slack pin from June 20, 2023. Client Clearhaven.</w:t>
+        <w:t>I will not put averaging QPS instead of testing the close on a wiki that drifts. CLH-5519 and this file are the record. If Kavya Menon needs a diagram, they get a permalink, not a photo of a whiteboard. burrow.clh.prod.northstar.internal stays out of the diagram title. If a new engineer asks where the leftover lives, I point here. I do not point at a Slack pin from June 20, 2023.</w:t>
       </w:r>
     </w:p>
     <w:p>
@@ -12529,7 +12529,7 @@
           <w:color w:val="222222"/>
           <w:sz w:val="24"/>
         </w:rPr>
-        <w:t>People who were absent still get a usable remainder, not a transcript. Priya Nair gets the decision, the refuse, and the date. They do not get a reconstruction of who raised their voice. If they object, they object on CLH-TDD-2022-021. Client Clearhaven. Author Aman Kumar.</w:t>
+        <w:t>People who were absent still get a usable remainder, not a transcript. Priya Nair gets the decision, the refuse, and the date. They do not get a reconstruction of who raised their voice. If they object, they object on CLH-TDD-2022-021.</w:t>
       </w:r>
     </w:p>
     <w:p>
@@ -13574,7 +13574,7 @@
           <w:color w:val="222222"/>
           <w:sz w:val="24"/>
         </w:rPr>
-        <w:t>If you are implementing, keep the rejected alternative dead. If you are on-call, start read-only. If you are Kavya Menon, the ask is unchanged: pick the path in the main body or send it back with a named objection. Sample I would still defend: 2091 rows, 16 minutes, freeze respected. Strike this remainder if it ever fights the decision callout. Author Aman Kumar. Client Clearhaven.</w:t>
+        <w:t>If you are implementing, keep the rejected alternative dead. If you are on-call, start read-only. If you are Kavya Menon, the ask is unchanged: pick the path in the main body or send it back with a named objection. Sample I would still defend: 2091 rows, 16 minutes, freeze respected. Strike this section if it ever fights the decision callout.</w:t>
       </w:r>
     </w:p>
     <w:p>
@@ -13588,7 +13588,7 @@
           <w:color w:val="222222"/>
           <w:sz w:val="24"/>
         </w:rPr>
-        <w:t>This heading is the reopen rule, not a promise that nothing follows. If we still need words after the bank, they are named leftovers, not another copy of the same stub. the freeze clock versus a 'small apply' is done as a heading when Diego Alvarez closes CLH-TDD-2023-008 or writes a new date.</w:t>
+        <w:t>This heading is the reopen rule. the freeze clock versus a 'small apply' is done when Diego Alvarez closes CLH-TDD-2023-008 or writes a new date.</w:t>
       </w:r>
     </w:p>
     <w:p>
@@ -14740,7 +14740,7 @@
           <w:color w:val="222222"/>
           <w:sz w:val="24"/>
         </w:rPr>
-        <w:t>I am out of new section shapes. What follows is leftover owners and tickets already in this file, written so a colleague can act. I will not invent another exhibit format to fill a page budget.</w:t>
+        <w:t>Owners and tickets still attached to CLH-RB-2023-012, written so a colleague can act without hunting Slack. Close is a decision, a refuse, or a new date.</w:t>
       </w:r>
     </w:p>
     <w:p>
@@ -14754,7 +14754,7 @@
           <w:color w:val="222222"/>
           <w:sz w:val="24"/>
         </w:rPr>
-        <w:t>CLH-5519 still sits with Kavya Menon. Host burrow.clh.prod.northstar.internal. Due July 1, 2023 unless they write a new date. Close is a decision, a refuse, or that date. I will not accept a status dump. Front-matter number I am not re-arguing: 72. If this leftover is done, Kavya Menon marks CLH-5519 done. Aman Kumar will not keep a shadow list. Client Clearhaven.</w:t>
+        <w:t>CLH-5519 still sits with Kavya Menon. Host burrow.clh.prod.northstar.internal. Due July 1, 2023 unless they write a new date. Close is a decision, a refuse, or that date. I will not accept a status dump. Front-matter number I am not re-arguing: 72. If this leftover is done, Kavya Menon marks CLH-5519 done. Aman Kumar will not keep a shadow list.</w:t>
       </w:r>
     </w:p>
     <w:p>
@@ -14852,7 +14852,7 @@
           <w:color w:val="222222"/>
           <w:sz w:val="24"/>
         </w:rPr>
-        <w:t>Stop leftover: CLH-TDD-2023-008 is not a twin of CLH-TDD-2022-021. Keep one thread. Marcus Bell on clh-kafka-01.prod.us-east-1.northstar.internal. If this paragraph fights the front of CLH-RB-2023-012, strike it. Due July 15, 2023. Client Clearhaven.</w:t>
+        <w:t>Stop leftover: CLH-TDD-2023-008 is not a twin of CLH-TDD-2022-021. Keep one thread. Marcus Bell on clh-kafka-01.prod.us-east-1.northstar.internal. If this paragraph fights the front of CLH-RB-2023-012, strike it. Due July 15, 2023.</w:t>
       </w:r>
     </w:p>
     <w:p>
@@ -14866,7 +14866,7 @@
           <w:color w:val="222222"/>
           <w:sz w:val="24"/>
         </w:rPr>
-        <w:t>CLH-TDD-2022-021 still sits with Grafana Clh. Host grafana.prod.northstar.internal. Due July 17, 2023 unless they write a new date. Close is a decision, a refuse, or that date. I will not accept a status dump. Front-matter number I am not re-arguing: 25. If this leftover is done, Grafana Clh marks CLH-TDD-2022-021 done. Aman Kumar will not keep a shadow list. Client Clearhaven.</w:t>
+        <w:t>CLH-TDD-2022-021 still sits with Grafana Clh. Host grafana.prod.northstar.internal. Due July 17, 2023 unless they write a new date. Close is a decision, a refuse, or that date. I will not accept a status dump. Front-matter number I am not re-arguing: 25. If this leftover is done, Grafana Clh marks CLH-TDD-2022-021 done. Aman Kumar will not keep a shadow list.</w:t>
       </w:r>
     </w:p>
     <w:p>

--- a/documents/19-clearhaven-consumer-lag-runbook.docx
+++ b/documents/19-clearhaven-consumer-lag-runbook.docx
@@ -10,7 +10,7 @@
         <w:rPr>
           <w:rFonts w:ascii="Liberation Sans" w:hAnsi="Liberation Sans" w:eastAsia="Liberation Sans" w:cs="Liberation Sans"/>
           <w:b/>
-          <w:color w:val="1B365D"/>
+          <w:color w:val="1E3A5F"/>
           <w:sz w:val="18"/>
         </w:rPr>
         <w:t>CLEARHAVEN MARKETS / ON-CALL</w:t>
@@ -24,8 +24,8 @@
         <w:rPr>
           <w:rFonts w:ascii="Liberation Sans" w:hAnsi="Liberation Sans" w:eastAsia="Liberation Sans" w:cs="Liberation Sans"/>
           <w:b/>
-          <w:color w:val="1B365D"/>
-          <w:sz w:val="44"/>
+          <w:color w:val="1E3A5F"/>
+          <w:sz w:val="42"/>
         </w:rPr>
         <w:t>Runbook: match-engine Kafka consumer lag</w:t>
       </w:r>
@@ -38,7 +38,7 @@
         <w:rPr>
           <w:rFonts w:ascii="Liberation Serif" w:hAnsi="Liberation Serif" w:eastAsia="Liberation Serif" w:cs="Liberation Serif"/>
           <w:i/>
-          <w:color w:val="2F4A6E"/>
+          <w:color w:val="334E72"/>
           <w:sz w:val="24"/>
         </w:rPr>
         <w:t>Diagnose, drain, and escalate lag on cg-match-engine-prod-v2 (clh.settlement.inbound.v2)</w:t>
@@ -48,7 +48,7 @@
       <w:pPr>
         <w:spacing w:before="0" w:after="200" w:line="80" w:lineRule="auto"/>
         <w:pBdr>
-          <w:bottom w:val="single" w:sz="16" w:space="1" w:color="1B365D"/>
+          <w:bottom w:val="single" w:sz="16" w:space="1" w:color="1E3A5F"/>
         </w:pBdr>
       </w:pPr>
     </w:p>
@@ -67,8 +67,8 @@
         </w:tblBorders>
       </w:tblPr>
       <w:tblGrid>
-        <w:gridCol w:w="4464"/>
-        <w:gridCol w:w="4464"/>
+        <w:gridCol w:w="4500"/>
+        <w:gridCol w:w="4500"/>
       </w:tblGrid>
       <w:tr>
         <w:tc>
@@ -97,7 +97,7 @@
               <w:rPr>
                 <w:rFonts w:ascii="Liberation Sans" w:hAnsi="Liberation Sans" w:eastAsia="Liberation Sans" w:cs="Liberation Sans"/>
                 <w:b/>
-                <w:color w:val="1B365D"/>
+                <w:color w:val="1E3A5F"/>
                 <w:sz w:val="18"/>
               </w:rPr>
               <w:t>Document ID</w:t>
@@ -106,7 +106,7 @@
         </w:tc>
         <w:tc>
           <w:tcPr>
-            <w:tcW w:type="dxa" w:w="4464"/>
+            <w:tcW w:type="dxa" w:w="4500"/>
             <w:tcMar>
               <w:top w:w="50" w:type="dxa"/>
               <w:left w:w="70" w:type="dxa"/>
@@ -165,7 +165,7 @@
               <w:rPr>
                 <w:rFonts w:ascii="Liberation Sans" w:hAnsi="Liberation Sans" w:eastAsia="Liberation Sans" w:cs="Liberation Sans"/>
                 <w:b/>
-                <w:color w:val="1B365D"/>
+                <w:color w:val="1E3A5F"/>
                 <w:sz w:val="18"/>
               </w:rPr>
               <w:t>Version</w:t>
@@ -174,7 +174,7 @@
         </w:tc>
         <w:tc>
           <w:tcPr>
-            <w:tcW w:type="dxa" w:w="4464"/>
+            <w:tcW w:type="dxa" w:w="4500"/>
             <w:tcMar>
               <w:top w:w="50" w:type="dxa"/>
               <w:left w:w="70" w:type="dxa"/>
@@ -233,7 +233,7 @@
               <w:rPr>
                 <w:rFonts w:ascii="Liberation Sans" w:hAnsi="Liberation Sans" w:eastAsia="Liberation Sans" w:cs="Liberation Sans"/>
                 <w:b/>
-                <w:color w:val="1B365D"/>
+                <w:color w:val="1E3A5F"/>
                 <w:sz w:val="18"/>
               </w:rPr>
               <w:t>Status</w:t>
@@ -242,7 +242,7 @@
         </w:tc>
         <w:tc>
           <w:tcPr>
-            <w:tcW w:type="dxa" w:w="4464"/>
+            <w:tcW w:type="dxa" w:w="4500"/>
             <w:tcMar>
               <w:top w:w="50" w:type="dxa"/>
               <w:left w:w="70" w:type="dxa"/>
@@ -269,7 +269,7 @@
                 <w:color w:val="222222"/>
                 <w:sz w:val="20"/>
               </w:rPr>
-              <w:t>Approved</w:t>
+              <w:t>In force</w:t>
             </w:r>
           </w:p>
         </w:tc>
@@ -301,7 +301,7 @@
               <w:rPr>
                 <w:rFonts w:ascii="Liberation Sans" w:hAnsi="Liberation Sans" w:eastAsia="Liberation Sans" w:cs="Liberation Sans"/>
                 <w:b/>
-                <w:color w:val="1B365D"/>
+                <w:color w:val="1E3A5F"/>
                 <w:sz w:val="18"/>
               </w:rPr>
               <w:t>Date</w:t>
@@ -310,7 +310,7 @@
         </w:tc>
         <w:tc>
           <w:tcPr>
-            <w:tcW w:type="dxa" w:w="4464"/>
+            <w:tcW w:type="dxa" w:w="4500"/>
             <w:tcMar>
               <w:top w:w="50" w:type="dxa"/>
               <w:left w:w="70" w:type="dxa"/>
@@ -369,7 +369,7 @@
               <w:rPr>
                 <w:rFonts w:ascii="Liberation Sans" w:hAnsi="Liberation Sans" w:eastAsia="Liberation Sans" w:cs="Liberation Sans"/>
                 <w:b/>
-                <w:color w:val="1B365D"/>
+                <w:color w:val="1E3A5F"/>
                 <w:sz w:val="18"/>
               </w:rPr>
               <w:t>Author</w:t>
@@ -378,7 +378,7 @@
         </w:tc>
         <w:tc>
           <w:tcPr>
-            <w:tcW w:type="dxa" w:w="4464"/>
+            <w:tcW w:type="dxa" w:w="4500"/>
             <w:tcMar>
               <w:top w:w="50" w:type="dxa"/>
               <w:left w:w="70" w:type="dxa"/>
@@ -437,7 +437,7 @@
               <w:rPr>
                 <w:rFonts w:ascii="Liberation Sans" w:hAnsi="Liberation Sans" w:eastAsia="Liberation Sans" w:cs="Liberation Sans"/>
                 <w:b/>
-                <w:color w:val="1B365D"/>
+                <w:color w:val="1E3A5F"/>
                 <w:sz w:val="18"/>
               </w:rPr>
               <w:t>Role</w:t>
@@ -446,7 +446,7 @@
         </w:tc>
         <w:tc>
           <w:tcPr>
-            <w:tcW w:type="dxa" w:w="4464"/>
+            <w:tcW w:type="dxa" w:w="4500"/>
             <w:tcMar>
               <w:top w:w="50" w:type="dxa"/>
               <w:left w:w="70" w:type="dxa"/>
@@ -505,7 +505,7 @@
               <w:rPr>
                 <w:rFonts w:ascii="Liberation Sans" w:hAnsi="Liberation Sans" w:eastAsia="Liberation Sans" w:cs="Liberation Sans"/>
                 <w:b/>
-                <w:color w:val="1B365D"/>
+                <w:color w:val="1E3A5F"/>
                 <w:sz w:val="18"/>
               </w:rPr>
               <w:t>Team / engagement</w:t>
@@ -514,7 +514,7 @@
         </w:tc>
         <w:tc>
           <w:tcPr>
-            <w:tcW w:type="dxa" w:w="4464"/>
+            <w:tcW w:type="dxa" w:w="4500"/>
             <w:tcMar>
               <w:top w:w="50" w:type="dxa"/>
               <w:left w:w="70" w:type="dxa"/>
@@ -573,7 +573,7 @@
               <w:rPr>
                 <w:rFonts w:ascii="Liberation Sans" w:hAnsi="Liberation Sans" w:eastAsia="Liberation Sans" w:cs="Liberation Sans"/>
                 <w:b/>
-                <w:color w:val="1B365D"/>
+                <w:color w:val="1E3A5F"/>
                 <w:sz w:val="18"/>
               </w:rPr>
               <w:t>Audience</w:t>
@@ -582,7 +582,7 @@
         </w:tc>
         <w:tc>
           <w:tcPr>
-            <w:tcW w:type="dxa" w:w="4464"/>
+            <w:tcW w:type="dxa" w:w="4500"/>
             <w:tcMar>
               <w:top w:w="50" w:type="dxa"/>
               <w:left w:w="70" w:type="dxa"/>
@@ -641,7 +641,7 @@
               <w:rPr>
                 <w:rFonts w:ascii="Liberation Sans" w:hAnsi="Liberation Sans" w:eastAsia="Liberation Sans" w:cs="Liberation Sans"/>
                 <w:b/>
-                <w:color w:val="1B365D"/>
+                <w:color w:val="1E3A5F"/>
                 <w:sz w:val="18"/>
               </w:rPr>
               <w:t>Classification</w:t>
@@ -650,7 +650,7 @@
         </w:tc>
         <w:tc>
           <w:tcPr>
-            <w:tcW w:type="dxa" w:w="4464"/>
+            <w:tcW w:type="dxa" w:w="4500"/>
             <w:tcMar>
               <w:top w:w="50" w:type="dxa"/>
               <w:left w:w="70" w:type="dxa"/>
@@ -709,7 +709,7 @@
               <w:rPr>
                 <w:rFonts w:ascii="Liberation Sans" w:hAnsi="Liberation Sans" w:eastAsia="Liberation Sans" w:cs="Liberation Sans"/>
                 <w:b/>
-                <w:color w:val="1B365D"/>
+                <w:color w:val="1E3A5F"/>
                 <w:sz w:val="18"/>
               </w:rPr>
               <w:t>Owners</w:t>
@@ -718,7 +718,7 @@
         </w:tc>
         <w:tc>
           <w:tcPr>
-            <w:tcW w:type="dxa" w:w="4464"/>
+            <w:tcW w:type="dxa" w:w="4500"/>
             <w:tcMar>
               <w:top w:w="50" w:type="dxa"/>
               <w:left w:w="70" w:type="dxa"/>
@@ -777,7 +777,7 @@
               <w:rPr>
                 <w:rFonts w:ascii="Liberation Sans" w:hAnsi="Liberation Sans" w:eastAsia="Liberation Sans" w:cs="Liberation Sans"/>
                 <w:b/>
-                <w:color w:val="1B365D"/>
+                <w:color w:val="1E3A5F"/>
                 <w:sz w:val="18"/>
               </w:rPr>
               <w:t>Related</w:t>
@@ -786,7 +786,7 @@
         </w:tc>
         <w:tc>
           <w:tcPr>
-            <w:tcW w:type="dxa" w:w="4464"/>
+            <w:tcW w:type="dxa" w:w="4500"/>
             <w:tcMar>
               <w:top w:w="50" w:type="dxa"/>
               <w:left w:w="70" w:type="dxa"/>
@@ -833,7 +833,7 @@
         <w:rPr>
           <w:rFonts w:ascii="Liberation Sans" w:hAnsi="Liberation Sans" w:eastAsia="Liberation Sans" w:cs="Liberation Sans"/>
           <w:b/>
-          <w:color w:val="1B365D"/>
+          <w:color w:val="1E3A5F"/>
           <w:sz w:val="22"/>
         </w:rPr>
         <w:t>Revision history</w:t>
@@ -847,21 +847,21 @@
         <w:tblLook w:firstColumn="1" w:firstRow="1" w:lastColumn="0" w:lastRow="0" w:noHBand="0" w:noVBand="1" w:val="04A0"/>
       </w:tblPr>
       <w:tblGrid>
-        <w:gridCol w:w="2232"/>
-        <w:gridCol w:w="2232"/>
-        <w:gridCol w:w="2232"/>
-        <w:gridCol w:w="2232"/>
+        <w:gridCol w:w="2250"/>
+        <w:gridCol w:w="2250"/>
+        <w:gridCol w:w="2250"/>
+        <w:gridCol w:w="2250"/>
       </w:tblGrid>
       <w:tr>
         <w:tc>
           <w:tcPr>
             <w:tcW w:type="dxa" w:w="900"/>
-            <w:shd w:fill="1B365D" w:val="clear"/>
+            <w:shd w:fill="1E3A5F" w:val="clear"/>
             <w:tcBorders>
-              <w:top w:val="single" w:sz="4" w:space="0" w:color="1B365D"/>
-              <w:left w:val="single" w:sz="4" w:space="0" w:color="1B365D"/>
-              <w:bottom w:val="single" w:sz="4" w:space="0" w:color="1B365D"/>
-              <w:right w:val="single" w:sz="4" w:space="0" w:color="1B365D"/>
+              <w:top w:val="single" w:sz="4" w:space="0" w:color="1E3A5F"/>
+              <w:left w:val="single" w:sz="4" w:space="0" w:color="1E3A5F"/>
+              <w:bottom w:val="single" w:sz="4" w:space="0" w:color="1E3A5F"/>
+              <w:right w:val="single" w:sz="4" w:space="0" w:color="1E3A5F"/>
             </w:tcBorders>
             <w:tcMar>
               <w:top w:w="50" w:type="dxa"/>
@@ -889,12 +889,12 @@
         <w:tc>
           <w:tcPr>
             <w:tcW w:type="dxa" w:w="1600"/>
-            <w:shd w:fill="1B365D" w:val="clear"/>
+            <w:shd w:fill="1E3A5F" w:val="clear"/>
             <w:tcBorders>
-              <w:top w:val="single" w:sz="4" w:space="0" w:color="1B365D"/>
-              <w:left w:val="single" w:sz="4" w:space="0" w:color="1B365D"/>
-              <w:bottom w:val="single" w:sz="4" w:space="0" w:color="1B365D"/>
-              <w:right w:val="single" w:sz="4" w:space="0" w:color="1B365D"/>
+              <w:top w:val="single" w:sz="4" w:space="0" w:color="1E3A5F"/>
+              <w:left w:val="single" w:sz="4" w:space="0" w:color="1E3A5F"/>
+              <w:bottom w:val="single" w:sz="4" w:space="0" w:color="1E3A5F"/>
+              <w:right w:val="single" w:sz="4" w:space="0" w:color="1E3A5F"/>
             </w:tcBorders>
             <w:tcMar>
               <w:top w:w="50" w:type="dxa"/>
@@ -922,12 +922,12 @@
         <w:tc>
           <w:tcPr>
             <w:tcW w:type="dxa" w:w="2000"/>
-            <w:shd w:fill="1B365D" w:val="clear"/>
+            <w:shd w:fill="1E3A5F" w:val="clear"/>
             <w:tcBorders>
-              <w:top w:val="single" w:sz="4" w:space="0" w:color="1B365D"/>
-              <w:left w:val="single" w:sz="4" w:space="0" w:color="1B365D"/>
-              <w:bottom w:val="single" w:sz="4" w:space="0" w:color="1B365D"/>
-              <w:right w:val="single" w:sz="4" w:space="0" w:color="1B365D"/>
+              <w:top w:val="single" w:sz="4" w:space="0" w:color="1E3A5F"/>
+              <w:left w:val="single" w:sz="4" w:space="0" w:color="1E3A5F"/>
+              <w:bottom w:val="single" w:sz="4" w:space="0" w:color="1E3A5F"/>
+              <w:right w:val="single" w:sz="4" w:space="0" w:color="1E3A5F"/>
             </w:tcBorders>
             <w:tcMar>
               <w:top w:w="50" w:type="dxa"/>
@@ -955,12 +955,12 @@
         <w:tc>
           <w:tcPr>
             <w:tcW w:type="dxa" w:w="4500"/>
-            <w:shd w:fill="1B365D" w:val="clear"/>
+            <w:shd w:fill="1E3A5F" w:val="clear"/>
             <w:tcBorders>
-              <w:top w:val="single" w:sz="4" w:space="0" w:color="1B365D"/>
-              <w:left w:val="single" w:sz="4" w:space="0" w:color="1B365D"/>
-              <w:bottom w:val="single" w:sz="4" w:space="0" w:color="1B365D"/>
-              <w:right w:val="single" w:sz="4" w:space="0" w:color="1B365D"/>
+              <w:top w:val="single" w:sz="4" w:space="0" w:color="1E3A5F"/>
+              <w:left w:val="single" w:sz="4" w:space="0" w:color="1E3A5F"/>
+              <w:bottom w:val="single" w:sz="4" w:space="0" w:color="1E3A5F"/>
+              <w:right w:val="single" w:sz="4" w:space="0" w:color="1E3A5F"/>
             </w:tcBorders>
             <w:tcMar>
               <w:top w:w="50" w:type="dxa"/>
@@ -1124,7 +1124,7 @@
         <w:tc>
           <w:tcPr>
             <w:tcW w:type="dxa" w:w="900"/>
-            <w:shd w:fill="EEF2F6" w:val="clear"/>
+            <w:shd w:fill="EDF1F6" w:val="clear"/>
             <w:tcBorders>
               <w:top w:val="single" w:sz="4" w:space="0" w:color="C5CDD6"/>
               <w:left w:val="single" w:sz="4" w:space="0" w:color="C5CDD6"/>
@@ -1157,7 +1157,7 @@
         <w:tc>
           <w:tcPr>
             <w:tcW w:type="dxa" w:w="1600"/>
-            <w:shd w:fill="EEF2F6" w:val="clear"/>
+            <w:shd w:fill="EDF1F6" w:val="clear"/>
             <w:tcBorders>
               <w:top w:val="single" w:sz="4" w:space="0" w:color="C5CDD6"/>
               <w:left w:val="single" w:sz="4" w:space="0" w:color="C5CDD6"/>
@@ -1190,7 +1190,7 @@
         <w:tc>
           <w:tcPr>
             <w:tcW w:type="dxa" w:w="2000"/>
-            <w:shd w:fill="EEF2F6" w:val="clear"/>
+            <w:shd w:fill="EDF1F6" w:val="clear"/>
             <w:tcBorders>
               <w:top w:val="single" w:sz="4" w:space="0" w:color="C5CDD6"/>
               <w:left w:val="single" w:sz="4" w:space="0" w:color="C5CDD6"/>
@@ -1223,7 +1223,7 @@
         <w:tc>
           <w:tcPr>
             <w:tcW w:type="dxa" w:w="4500"/>
-            <w:shd w:fill="EEF2F6" w:val="clear"/>
+            <w:shd w:fill="EDF1F6" w:val="clear"/>
             <w:tcBorders>
               <w:top w:val="single" w:sz="4" w:space="0" w:color="C5CDD6"/>
               <w:left w:val="single" w:sz="4" w:space="0" w:color="C5CDD6"/>
@@ -1392,7 +1392,7 @@
         <w:tc>
           <w:tcPr>
             <w:tcW w:type="dxa" w:w="900"/>
-            <w:shd w:fill="EEF2F6" w:val="clear"/>
+            <w:shd w:fill="EDF1F6" w:val="clear"/>
             <w:tcBorders>
               <w:top w:val="single" w:sz="4" w:space="0" w:color="C5CDD6"/>
               <w:left w:val="single" w:sz="4" w:space="0" w:color="C5CDD6"/>
@@ -1425,7 +1425,7 @@
         <w:tc>
           <w:tcPr>
             <w:tcW w:type="dxa" w:w="1600"/>
-            <w:shd w:fill="EEF2F6" w:val="clear"/>
+            <w:shd w:fill="EDF1F6" w:val="clear"/>
             <w:tcBorders>
               <w:top w:val="single" w:sz="4" w:space="0" w:color="C5CDD6"/>
               <w:left w:val="single" w:sz="4" w:space="0" w:color="C5CDD6"/>
@@ -1458,7 +1458,7 @@
         <w:tc>
           <w:tcPr>
             <w:tcW w:type="dxa" w:w="2000"/>
-            <w:shd w:fill="EEF2F6" w:val="clear"/>
+            <w:shd w:fill="EDF1F6" w:val="clear"/>
             <w:tcBorders>
               <w:top w:val="single" w:sz="4" w:space="0" w:color="C5CDD6"/>
               <w:left w:val="single" w:sz="4" w:space="0" w:color="C5CDD6"/>
@@ -1491,7 +1491,7 @@
         <w:tc>
           <w:tcPr>
             <w:tcW w:type="dxa" w:w="4500"/>
-            <w:shd w:fill="EEF2F6" w:val="clear"/>
+            <w:shd w:fill="EDF1F6" w:val="clear"/>
             <w:tcBorders>
               <w:top w:val="single" w:sz="4" w:space="0" w:color="C5CDD6"/>
               <w:left w:val="single" w:sz="4" w:space="0" w:color="C5CDD6"/>
@@ -1536,7 +1536,7 @@
         <w:rPr>
           <w:rFonts w:ascii="Liberation Sans" w:hAnsi="Liberation Sans" w:eastAsia="Liberation Sans" w:cs="Liberation Sans"/>
           <w:b/>
-          <w:color w:val="1B365D"/>
+          <w:color w:val="1E3A5F"/>
           <w:sz w:val="22"/>
         </w:rPr>
         <w:t>What this is</w:t>
@@ -1544,8 +1544,8 @@
     </w:p>
     <w:p>
       <w:pPr>
-        <w:spacing w:before="0" w:after="240" w:line="427" w:lineRule="auto"/>
-        <w:ind w:firstLine="288"/>
+        <w:spacing w:before="0" w:after="220" w:line="408" w:lineRule="auto"/>
+        <w:ind w:firstLine="317"/>
       </w:pPr>
       <w:r>
         <w:rPr>
@@ -1566,8 +1566,8 @@
     </w:p>
     <w:p>
       <w:pPr>
-        <w:spacing w:before="0" w:after="240" w:line="427" w:lineRule="auto"/>
-        <w:ind w:firstLine="288"/>
+        <w:spacing w:before="0" w:after="220" w:line="408" w:lineRule="auto"/>
+        <w:ind w:firstLine="317"/>
       </w:pPr>
       <w:r>
         <w:rPr>
@@ -1654,12 +1654,12 @@
         <w:tblLook w:firstColumn="1" w:firstRow="1" w:lastColumn="0" w:lastRow="0" w:noHBand="0" w:noVBand="1" w:val="04A0"/>
       </w:tblPr>
       <w:tblGrid>
-        <w:gridCol w:w="8928"/>
+        <w:gridCol w:w="9000"/>
       </w:tblGrid>
       <w:tr>
         <w:tc>
           <w:tcPr>
-            <w:tcW w:type="dxa" w:w="8928"/>
+            <w:tcW w:type="dxa" w:w="9000"/>
             <w:shd w:fill="F8EDE8" w:val="clear"/>
             <w:tcBorders>
               <w:top w:val="single" w:sz="10" w:space="0" w:color="A15C46"/>
@@ -1720,8 +1720,8 @@
     </w:p>
     <w:p>
       <w:pPr>
-        <w:spacing w:before="0" w:after="240" w:line="427" w:lineRule="auto"/>
-        <w:ind w:firstLine="288"/>
+        <w:spacing w:before="0" w:after="220" w:line="408" w:lineRule="auto"/>
+        <w:ind w:firstLine="317"/>
       </w:pPr>
       <w:r>
         <w:rPr>
@@ -1734,8 +1734,8 @@
     </w:p>
     <w:p>
       <w:pPr>
-        <w:spacing w:before="0" w:after="240" w:line="427" w:lineRule="auto"/>
-        <w:ind w:firstLine="288"/>
+        <w:spacing w:before="0" w:after="220" w:line="408" w:lineRule="auto"/>
+        <w:ind w:firstLine="317"/>
       </w:pPr>
       <w:r>
         <w:rPr>
@@ -1768,20 +1768,20 @@
         <w:tblLook w:firstColumn="1" w:firstRow="1" w:lastColumn="0" w:lastRow="0" w:noHBand="0" w:noVBand="1" w:val="04A0"/>
       </w:tblPr>
       <w:tblGrid>
-        <w:gridCol w:w="2976"/>
-        <w:gridCol w:w="2976"/>
-        <w:gridCol w:w="2976"/>
+        <w:gridCol w:w="3000"/>
+        <w:gridCol w:w="3000"/>
+        <w:gridCol w:w="3000"/>
       </w:tblGrid>
       <w:tr>
         <w:tc>
           <w:tcPr>
-            <w:tcW w:type="dxa" w:w="2976"/>
-            <w:shd w:fill="1B365D" w:val="clear"/>
+            <w:tcW w:type="dxa" w:w="3000"/>
+            <w:shd w:fill="1E3A5F" w:val="clear"/>
             <w:tcBorders>
-              <w:top w:val="single" w:sz="4" w:space="0" w:color="1B365D"/>
-              <w:left w:val="single" w:sz="4" w:space="0" w:color="1B365D"/>
-              <w:bottom w:val="single" w:sz="4" w:space="0" w:color="1B365D"/>
-              <w:right w:val="single" w:sz="4" w:space="0" w:color="1B365D"/>
+              <w:top w:val="single" w:sz="4" w:space="0" w:color="1E3A5F"/>
+              <w:left w:val="single" w:sz="4" w:space="0" w:color="1E3A5F"/>
+              <w:bottom w:val="single" w:sz="4" w:space="0" w:color="1E3A5F"/>
+              <w:right w:val="single" w:sz="4" w:space="0" w:color="1E3A5F"/>
             </w:tcBorders>
             <w:tcMar>
               <w:top w:w="50" w:type="dxa"/>
@@ -1808,13 +1808,13 @@
         </w:tc>
         <w:tc>
           <w:tcPr>
-            <w:tcW w:type="dxa" w:w="2976"/>
-            <w:shd w:fill="1B365D" w:val="clear"/>
+            <w:tcW w:type="dxa" w:w="3000"/>
+            <w:shd w:fill="1E3A5F" w:val="clear"/>
             <w:tcBorders>
-              <w:top w:val="single" w:sz="4" w:space="0" w:color="1B365D"/>
-              <w:left w:val="single" w:sz="4" w:space="0" w:color="1B365D"/>
-              <w:bottom w:val="single" w:sz="4" w:space="0" w:color="1B365D"/>
-              <w:right w:val="single" w:sz="4" w:space="0" w:color="1B365D"/>
+              <w:top w:val="single" w:sz="4" w:space="0" w:color="1E3A5F"/>
+              <w:left w:val="single" w:sz="4" w:space="0" w:color="1E3A5F"/>
+              <w:bottom w:val="single" w:sz="4" w:space="0" w:color="1E3A5F"/>
+              <w:right w:val="single" w:sz="4" w:space="0" w:color="1E3A5F"/>
             </w:tcBorders>
             <w:tcMar>
               <w:top w:w="50" w:type="dxa"/>
@@ -1841,13 +1841,13 @@
         </w:tc>
         <w:tc>
           <w:tcPr>
-            <w:tcW w:type="dxa" w:w="2976"/>
-            <w:shd w:fill="1B365D" w:val="clear"/>
+            <w:tcW w:type="dxa" w:w="3000"/>
+            <w:shd w:fill="1E3A5F" w:val="clear"/>
             <w:tcBorders>
-              <w:top w:val="single" w:sz="4" w:space="0" w:color="1B365D"/>
-              <w:left w:val="single" w:sz="4" w:space="0" w:color="1B365D"/>
-              <w:bottom w:val="single" w:sz="4" w:space="0" w:color="1B365D"/>
-              <w:right w:val="single" w:sz="4" w:space="0" w:color="1B365D"/>
+              <w:top w:val="single" w:sz="4" w:space="0" w:color="1E3A5F"/>
+              <w:left w:val="single" w:sz="4" w:space="0" w:color="1E3A5F"/>
+              <w:bottom w:val="single" w:sz="4" w:space="0" w:color="1E3A5F"/>
+              <w:right w:val="single" w:sz="4" w:space="0" w:color="1E3A5F"/>
             </w:tcBorders>
             <w:tcMar>
               <w:top w:w="50" w:type="dxa"/>
@@ -1876,7 +1876,7 @@
       <w:tr>
         <w:tc>
           <w:tcPr>
-            <w:tcW w:type="dxa" w:w="2976"/>
+            <w:tcW w:type="dxa" w:w="3000"/>
             <w:shd w:fill="FFFFFF" w:val="clear"/>
             <w:tcBorders>
               <w:top w:val="single" w:sz="4" w:space="0" w:color="C5CDD6"/>
@@ -1909,7 +1909,7 @@
         </w:tc>
         <w:tc>
           <w:tcPr>
-            <w:tcW w:type="dxa" w:w="2976"/>
+            <w:tcW w:type="dxa" w:w="3000"/>
             <w:shd w:fill="FFFFFF" w:val="clear"/>
             <w:tcBorders>
               <w:top w:val="single" w:sz="4" w:space="0" w:color="C5CDD6"/>
@@ -1942,7 +1942,7 @@
         </w:tc>
         <w:tc>
           <w:tcPr>
-            <w:tcW w:type="dxa" w:w="2976"/>
+            <w:tcW w:type="dxa" w:w="3000"/>
             <w:shd w:fill="FFFFFF" w:val="clear"/>
             <w:tcBorders>
               <w:top w:val="single" w:sz="4" w:space="0" w:color="C5CDD6"/>
@@ -1977,8 +1977,8 @@
       <w:tr>
         <w:tc>
           <w:tcPr>
-            <w:tcW w:type="dxa" w:w="2976"/>
-            <w:shd w:fill="EEF2F6" w:val="clear"/>
+            <w:tcW w:type="dxa" w:w="3000"/>
+            <w:shd w:fill="EDF1F6" w:val="clear"/>
             <w:tcBorders>
               <w:top w:val="single" w:sz="4" w:space="0" w:color="C5CDD6"/>
               <w:left w:val="single" w:sz="4" w:space="0" w:color="C5CDD6"/>
@@ -2010,8 +2010,8 @@
         </w:tc>
         <w:tc>
           <w:tcPr>
-            <w:tcW w:type="dxa" w:w="2976"/>
-            <w:shd w:fill="EEF2F6" w:val="clear"/>
+            <w:tcW w:type="dxa" w:w="3000"/>
+            <w:shd w:fill="EDF1F6" w:val="clear"/>
             <w:tcBorders>
               <w:top w:val="single" w:sz="4" w:space="0" w:color="C5CDD6"/>
               <w:left w:val="single" w:sz="4" w:space="0" w:color="C5CDD6"/>
@@ -2043,8 +2043,8 @@
         </w:tc>
         <w:tc>
           <w:tcPr>
-            <w:tcW w:type="dxa" w:w="2976"/>
-            <w:shd w:fill="EEF2F6" w:val="clear"/>
+            <w:tcW w:type="dxa" w:w="3000"/>
+            <w:shd w:fill="EDF1F6" w:val="clear"/>
             <w:tcBorders>
               <w:top w:val="single" w:sz="4" w:space="0" w:color="C5CDD6"/>
               <w:left w:val="single" w:sz="4" w:space="0" w:color="C5CDD6"/>
@@ -2078,7 +2078,7 @@
       <w:tr>
         <w:tc>
           <w:tcPr>
-            <w:tcW w:type="dxa" w:w="2976"/>
+            <w:tcW w:type="dxa" w:w="3000"/>
             <w:shd w:fill="FFFFFF" w:val="clear"/>
             <w:tcBorders>
               <w:top w:val="single" w:sz="4" w:space="0" w:color="C5CDD6"/>
@@ -2111,7 +2111,7 @@
         </w:tc>
         <w:tc>
           <w:tcPr>
-            <w:tcW w:type="dxa" w:w="2976"/>
+            <w:tcW w:type="dxa" w:w="3000"/>
             <w:shd w:fill="FFFFFF" w:val="clear"/>
             <w:tcBorders>
               <w:top w:val="single" w:sz="4" w:space="0" w:color="C5CDD6"/>
@@ -2144,7 +2144,7 @@
         </w:tc>
         <w:tc>
           <w:tcPr>
-            <w:tcW w:type="dxa" w:w="2976"/>
+            <w:tcW w:type="dxa" w:w="3000"/>
             <w:shd w:fill="FFFFFF" w:val="clear"/>
             <w:tcBorders>
               <w:top w:val="single" w:sz="4" w:space="0" w:color="C5CDD6"/>
@@ -2179,8 +2179,8 @@
       <w:tr>
         <w:tc>
           <w:tcPr>
-            <w:tcW w:type="dxa" w:w="2976"/>
-            <w:shd w:fill="EEF2F6" w:val="clear"/>
+            <w:tcW w:type="dxa" w:w="3000"/>
+            <w:shd w:fill="EDF1F6" w:val="clear"/>
             <w:tcBorders>
               <w:top w:val="single" w:sz="4" w:space="0" w:color="C5CDD6"/>
               <w:left w:val="single" w:sz="4" w:space="0" w:color="C5CDD6"/>
@@ -2212,8 +2212,8 @@
         </w:tc>
         <w:tc>
           <w:tcPr>
-            <w:tcW w:type="dxa" w:w="2976"/>
-            <w:shd w:fill="EEF2F6" w:val="clear"/>
+            <w:tcW w:type="dxa" w:w="3000"/>
+            <w:shd w:fill="EDF1F6" w:val="clear"/>
             <w:tcBorders>
               <w:top w:val="single" w:sz="4" w:space="0" w:color="C5CDD6"/>
               <w:left w:val="single" w:sz="4" w:space="0" w:color="C5CDD6"/>
@@ -2245,8 +2245,8 @@
         </w:tc>
         <w:tc>
           <w:tcPr>
-            <w:tcW w:type="dxa" w:w="2976"/>
-            <w:shd w:fill="EEF2F6" w:val="clear"/>
+            <w:tcW w:type="dxa" w:w="3000"/>
+            <w:shd w:fill="EDF1F6" w:val="clear"/>
             <w:tcBorders>
               <w:top w:val="single" w:sz="4" w:space="0" w:color="C5CDD6"/>
               <w:left w:val="single" w:sz="4" w:space="0" w:color="C5CDD6"/>
@@ -2280,7 +2280,7 @@
       <w:tr>
         <w:tc>
           <w:tcPr>
-            <w:tcW w:type="dxa" w:w="2976"/>
+            <w:tcW w:type="dxa" w:w="3000"/>
             <w:shd w:fill="FFFFFF" w:val="clear"/>
             <w:tcBorders>
               <w:top w:val="single" w:sz="4" w:space="0" w:color="C5CDD6"/>
@@ -2313,7 +2313,7 @@
         </w:tc>
         <w:tc>
           <w:tcPr>
-            <w:tcW w:type="dxa" w:w="2976"/>
+            <w:tcW w:type="dxa" w:w="3000"/>
             <w:shd w:fill="FFFFFF" w:val="clear"/>
             <w:tcBorders>
               <w:top w:val="single" w:sz="4" w:space="0" w:color="C5CDD6"/>
@@ -2346,7 +2346,7 @@
         </w:tc>
         <w:tc>
           <w:tcPr>
-            <w:tcW w:type="dxa" w:w="2976"/>
+            <w:tcW w:type="dxa" w:w="3000"/>
             <w:shd w:fill="FFFFFF" w:val="clear"/>
             <w:tcBorders>
               <w:top w:val="single" w:sz="4" w:space="0" w:color="C5CDD6"/>
@@ -2381,8 +2381,8 @@
       <w:tr>
         <w:tc>
           <w:tcPr>
-            <w:tcW w:type="dxa" w:w="2976"/>
-            <w:shd w:fill="EEF2F6" w:val="clear"/>
+            <w:tcW w:type="dxa" w:w="3000"/>
+            <w:shd w:fill="EDF1F6" w:val="clear"/>
             <w:tcBorders>
               <w:top w:val="single" w:sz="4" w:space="0" w:color="C5CDD6"/>
               <w:left w:val="single" w:sz="4" w:space="0" w:color="C5CDD6"/>
@@ -2414,8 +2414,8 @@
         </w:tc>
         <w:tc>
           <w:tcPr>
-            <w:tcW w:type="dxa" w:w="2976"/>
-            <w:shd w:fill="EEF2F6" w:val="clear"/>
+            <w:tcW w:type="dxa" w:w="3000"/>
+            <w:shd w:fill="EDF1F6" w:val="clear"/>
             <w:tcBorders>
               <w:top w:val="single" w:sz="4" w:space="0" w:color="C5CDD6"/>
               <w:left w:val="single" w:sz="4" w:space="0" w:color="C5CDD6"/>
@@ -2447,8 +2447,8 @@
         </w:tc>
         <w:tc>
           <w:tcPr>
-            <w:tcW w:type="dxa" w:w="2976"/>
-            <w:shd w:fill="EEF2F6" w:val="clear"/>
+            <w:tcW w:type="dxa" w:w="3000"/>
+            <w:shd w:fill="EDF1F6" w:val="clear"/>
             <w:tcBorders>
               <w:top w:val="single" w:sz="4" w:space="0" w:color="C5CDD6"/>
               <w:left w:val="single" w:sz="4" w:space="0" w:color="C5CDD6"/>
@@ -2487,8 +2487,8 @@
     </w:p>
     <w:p>
       <w:pPr>
-        <w:spacing w:before="0" w:after="240" w:line="427" w:lineRule="auto"/>
-        <w:ind w:firstLine="288"/>
+        <w:spacing w:before="0" w:after="220" w:line="408" w:lineRule="auto"/>
+        <w:ind w:firstLine="317"/>
       </w:pPr>
       <w:r>
         <w:rPr>
@@ -2509,8 +2509,8 @@
     </w:p>
     <w:p>
       <w:pPr>
-        <w:spacing w:before="0" w:after="240" w:line="427" w:lineRule="auto"/>
-        <w:ind w:firstLine="288"/>
+        <w:spacing w:before="0" w:after="220" w:line="408" w:lineRule="auto"/>
+        <w:ind w:firstLine="317"/>
       </w:pPr>
       <w:r>
         <w:rPr>
@@ -2523,8 +2523,8 @@
     </w:p>
     <w:p>
       <w:pPr>
-        <w:spacing w:before="0" w:after="240" w:line="427" w:lineRule="auto"/>
-        <w:ind w:firstLine="288"/>
+        <w:spacing w:before="0" w:after="220" w:line="408" w:lineRule="auto"/>
+        <w:ind w:firstLine="317"/>
       </w:pPr>
       <w:r>
         <w:rPr>
@@ -2537,8 +2537,8 @@
     </w:p>
     <w:p>
       <w:pPr>
-        <w:spacing w:before="0" w:after="240" w:line="427" w:lineRule="auto"/>
-        <w:ind w:firstLine="288"/>
+        <w:spacing w:before="0" w:after="220" w:line="408" w:lineRule="auto"/>
+        <w:ind w:firstLine="317"/>
       </w:pPr>
       <w:r>
         <w:rPr>
@@ -2571,22 +2571,22 @@
         <w:tblLook w:firstColumn="1" w:firstRow="1" w:lastColumn="0" w:lastRow="0" w:noHBand="0" w:noVBand="1" w:val="04A0"/>
       </w:tblPr>
       <w:tblGrid>
-        <w:gridCol w:w="1786"/>
-        <w:gridCol w:w="1786"/>
-        <w:gridCol w:w="1786"/>
-        <w:gridCol w:w="1786"/>
-        <w:gridCol w:w="1786"/>
+        <w:gridCol w:w="1800"/>
+        <w:gridCol w:w="1800"/>
+        <w:gridCol w:w="1800"/>
+        <w:gridCol w:w="1800"/>
+        <w:gridCol w:w="1800"/>
       </w:tblGrid>
       <w:tr>
         <w:tc>
           <w:tcPr>
-            <w:tcW w:type="dxa" w:w="1786"/>
-            <w:shd w:fill="1B365D" w:val="clear"/>
+            <w:tcW w:type="dxa" w:w="1800"/>
+            <w:shd w:fill="1E3A5F" w:val="clear"/>
             <w:tcBorders>
-              <w:top w:val="single" w:sz="4" w:space="0" w:color="1B365D"/>
-              <w:left w:val="single" w:sz="4" w:space="0" w:color="1B365D"/>
-              <w:bottom w:val="single" w:sz="4" w:space="0" w:color="1B365D"/>
-              <w:right w:val="single" w:sz="4" w:space="0" w:color="1B365D"/>
+              <w:top w:val="single" w:sz="4" w:space="0" w:color="1E3A5F"/>
+              <w:left w:val="single" w:sz="4" w:space="0" w:color="1E3A5F"/>
+              <w:bottom w:val="single" w:sz="4" w:space="0" w:color="1E3A5F"/>
+              <w:right w:val="single" w:sz="4" w:space="0" w:color="1E3A5F"/>
             </w:tcBorders>
             <w:tcMar>
               <w:top w:w="50" w:type="dxa"/>
@@ -2613,13 +2613,13 @@
         </w:tc>
         <w:tc>
           <w:tcPr>
-            <w:tcW w:type="dxa" w:w="1786"/>
-            <w:shd w:fill="1B365D" w:val="clear"/>
+            <w:tcW w:type="dxa" w:w="1800"/>
+            <w:shd w:fill="1E3A5F" w:val="clear"/>
             <w:tcBorders>
-              <w:top w:val="single" w:sz="4" w:space="0" w:color="1B365D"/>
-              <w:left w:val="single" w:sz="4" w:space="0" w:color="1B365D"/>
-              <w:bottom w:val="single" w:sz="4" w:space="0" w:color="1B365D"/>
-              <w:right w:val="single" w:sz="4" w:space="0" w:color="1B365D"/>
+              <w:top w:val="single" w:sz="4" w:space="0" w:color="1E3A5F"/>
+              <w:left w:val="single" w:sz="4" w:space="0" w:color="1E3A5F"/>
+              <w:bottom w:val="single" w:sz="4" w:space="0" w:color="1E3A5F"/>
+              <w:right w:val="single" w:sz="4" w:space="0" w:color="1E3A5F"/>
             </w:tcBorders>
             <w:tcMar>
               <w:top w:w="50" w:type="dxa"/>
@@ -2646,13 +2646,13 @@
         </w:tc>
         <w:tc>
           <w:tcPr>
-            <w:tcW w:type="dxa" w:w="1786"/>
-            <w:shd w:fill="1B365D" w:val="clear"/>
+            <w:tcW w:type="dxa" w:w="1800"/>
+            <w:shd w:fill="1E3A5F" w:val="clear"/>
             <w:tcBorders>
-              <w:top w:val="single" w:sz="4" w:space="0" w:color="1B365D"/>
-              <w:left w:val="single" w:sz="4" w:space="0" w:color="1B365D"/>
-              <w:bottom w:val="single" w:sz="4" w:space="0" w:color="1B365D"/>
-              <w:right w:val="single" w:sz="4" w:space="0" w:color="1B365D"/>
+              <w:top w:val="single" w:sz="4" w:space="0" w:color="1E3A5F"/>
+              <w:left w:val="single" w:sz="4" w:space="0" w:color="1E3A5F"/>
+              <w:bottom w:val="single" w:sz="4" w:space="0" w:color="1E3A5F"/>
+              <w:right w:val="single" w:sz="4" w:space="0" w:color="1E3A5F"/>
             </w:tcBorders>
             <w:tcMar>
               <w:top w:w="50" w:type="dxa"/>
@@ -2679,13 +2679,13 @@
         </w:tc>
         <w:tc>
           <w:tcPr>
-            <w:tcW w:type="dxa" w:w="1786"/>
-            <w:shd w:fill="1B365D" w:val="clear"/>
+            <w:tcW w:type="dxa" w:w="1800"/>
+            <w:shd w:fill="1E3A5F" w:val="clear"/>
             <w:tcBorders>
-              <w:top w:val="single" w:sz="4" w:space="0" w:color="1B365D"/>
-              <w:left w:val="single" w:sz="4" w:space="0" w:color="1B365D"/>
-              <w:bottom w:val="single" w:sz="4" w:space="0" w:color="1B365D"/>
-              <w:right w:val="single" w:sz="4" w:space="0" w:color="1B365D"/>
+              <w:top w:val="single" w:sz="4" w:space="0" w:color="1E3A5F"/>
+              <w:left w:val="single" w:sz="4" w:space="0" w:color="1E3A5F"/>
+              <w:bottom w:val="single" w:sz="4" w:space="0" w:color="1E3A5F"/>
+              <w:right w:val="single" w:sz="4" w:space="0" w:color="1E3A5F"/>
             </w:tcBorders>
             <w:tcMar>
               <w:top w:w="50" w:type="dxa"/>
@@ -2712,13 +2712,13 @@
         </w:tc>
         <w:tc>
           <w:tcPr>
-            <w:tcW w:type="dxa" w:w="1786"/>
-            <w:shd w:fill="1B365D" w:val="clear"/>
+            <w:tcW w:type="dxa" w:w="1800"/>
+            <w:shd w:fill="1E3A5F" w:val="clear"/>
             <w:tcBorders>
-              <w:top w:val="single" w:sz="4" w:space="0" w:color="1B365D"/>
-              <w:left w:val="single" w:sz="4" w:space="0" w:color="1B365D"/>
-              <w:bottom w:val="single" w:sz="4" w:space="0" w:color="1B365D"/>
-              <w:right w:val="single" w:sz="4" w:space="0" w:color="1B365D"/>
+              <w:top w:val="single" w:sz="4" w:space="0" w:color="1E3A5F"/>
+              <w:left w:val="single" w:sz="4" w:space="0" w:color="1E3A5F"/>
+              <w:bottom w:val="single" w:sz="4" w:space="0" w:color="1E3A5F"/>
+              <w:right w:val="single" w:sz="4" w:space="0" w:color="1E3A5F"/>
             </w:tcBorders>
             <w:tcMar>
               <w:top w:w="50" w:type="dxa"/>
@@ -2747,7 +2747,7 @@
       <w:tr>
         <w:tc>
           <w:tcPr>
-            <w:tcW w:type="dxa" w:w="1786"/>
+            <w:tcW w:type="dxa" w:w="1800"/>
             <w:shd w:fill="FFFFFF" w:val="clear"/>
             <w:tcBorders>
               <w:top w:val="single" w:sz="4" w:space="0" w:color="C5CDD6"/>
@@ -2780,7 +2780,7 @@
         </w:tc>
         <w:tc>
           <w:tcPr>
-            <w:tcW w:type="dxa" w:w="1786"/>
+            <w:tcW w:type="dxa" w:w="1800"/>
             <w:shd w:fill="FFFFFF" w:val="clear"/>
             <w:tcBorders>
               <w:top w:val="single" w:sz="4" w:space="0" w:color="C5CDD6"/>
@@ -2813,7 +2813,7 @@
         </w:tc>
         <w:tc>
           <w:tcPr>
-            <w:tcW w:type="dxa" w:w="1786"/>
+            <w:tcW w:type="dxa" w:w="1800"/>
             <w:shd w:fill="FFFFFF" w:val="clear"/>
             <w:tcBorders>
               <w:top w:val="single" w:sz="4" w:space="0" w:color="C5CDD6"/>
@@ -2846,7 +2846,7 @@
         </w:tc>
         <w:tc>
           <w:tcPr>
-            <w:tcW w:type="dxa" w:w="1786"/>
+            <w:tcW w:type="dxa" w:w="1800"/>
             <w:shd w:fill="FFFFFF" w:val="clear"/>
             <w:tcBorders>
               <w:top w:val="single" w:sz="4" w:space="0" w:color="C5CDD6"/>
@@ -2879,7 +2879,7 @@
         </w:tc>
         <w:tc>
           <w:tcPr>
-            <w:tcW w:type="dxa" w:w="1786"/>
+            <w:tcW w:type="dxa" w:w="1800"/>
             <w:shd w:fill="FFFFFF" w:val="clear"/>
             <w:tcBorders>
               <w:top w:val="single" w:sz="4" w:space="0" w:color="C5CDD6"/>
@@ -2914,8 +2914,8 @@
       <w:tr>
         <w:tc>
           <w:tcPr>
-            <w:tcW w:type="dxa" w:w="1786"/>
-            <w:shd w:fill="EEF2F6" w:val="clear"/>
+            <w:tcW w:type="dxa" w:w="1800"/>
+            <w:shd w:fill="EDF1F6" w:val="clear"/>
             <w:tcBorders>
               <w:top w:val="single" w:sz="4" w:space="0" w:color="C5CDD6"/>
               <w:left w:val="single" w:sz="4" w:space="0" w:color="C5CDD6"/>
@@ -2947,8 +2947,8 @@
         </w:tc>
         <w:tc>
           <w:tcPr>
-            <w:tcW w:type="dxa" w:w="1786"/>
-            <w:shd w:fill="EEF2F6" w:val="clear"/>
+            <w:tcW w:type="dxa" w:w="1800"/>
+            <w:shd w:fill="EDF1F6" w:val="clear"/>
             <w:tcBorders>
               <w:top w:val="single" w:sz="4" w:space="0" w:color="C5CDD6"/>
               <w:left w:val="single" w:sz="4" w:space="0" w:color="C5CDD6"/>
@@ -2980,8 +2980,8 @@
         </w:tc>
         <w:tc>
           <w:tcPr>
-            <w:tcW w:type="dxa" w:w="1786"/>
-            <w:shd w:fill="EEF2F6" w:val="clear"/>
+            <w:tcW w:type="dxa" w:w="1800"/>
+            <w:shd w:fill="EDF1F6" w:val="clear"/>
             <w:tcBorders>
               <w:top w:val="single" w:sz="4" w:space="0" w:color="C5CDD6"/>
               <w:left w:val="single" w:sz="4" w:space="0" w:color="C5CDD6"/>
@@ -3013,8 +3013,8 @@
         </w:tc>
         <w:tc>
           <w:tcPr>
-            <w:tcW w:type="dxa" w:w="1786"/>
-            <w:shd w:fill="EEF2F6" w:val="clear"/>
+            <w:tcW w:type="dxa" w:w="1800"/>
+            <w:shd w:fill="EDF1F6" w:val="clear"/>
             <w:tcBorders>
               <w:top w:val="single" w:sz="4" w:space="0" w:color="C5CDD6"/>
               <w:left w:val="single" w:sz="4" w:space="0" w:color="C5CDD6"/>
@@ -3046,8 +3046,8 @@
         </w:tc>
         <w:tc>
           <w:tcPr>
-            <w:tcW w:type="dxa" w:w="1786"/>
-            <w:shd w:fill="EEF2F6" w:val="clear"/>
+            <w:tcW w:type="dxa" w:w="1800"/>
+            <w:shd w:fill="EDF1F6" w:val="clear"/>
             <w:tcBorders>
               <w:top w:val="single" w:sz="4" w:space="0" w:color="C5CDD6"/>
               <w:left w:val="single" w:sz="4" w:space="0" w:color="C5CDD6"/>
@@ -3081,7 +3081,7 @@
       <w:tr>
         <w:tc>
           <w:tcPr>
-            <w:tcW w:type="dxa" w:w="1786"/>
+            <w:tcW w:type="dxa" w:w="1800"/>
             <w:shd w:fill="FFFFFF" w:val="clear"/>
             <w:tcBorders>
               <w:top w:val="single" w:sz="4" w:space="0" w:color="C5CDD6"/>
@@ -3114,7 +3114,7 @@
         </w:tc>
         <w:tc>
           <w:tcPr>
-            <w:tcW w:type="dxa" w:w="1786"/>
+            <w:tcW w:type="dxa" w:w="1800"/>
             <w:shd w:fill="FFFFFF" w:val="clear"/>
             <w:tcBorders>
               <w:top w:val="single" w:sz="4" w:space="0" w:color="C5CDD6"/>
@@ -3147,7 +3147,7 @@
         </w:tc>
         <w:tc>
           <w:tcPr>
-            <w:tcW w:type="dxa" w:w="1786"/>
+            <w:tcW w:type="dxa" w:w="1800"/>
             <w:shd w:fill="FFFFFF" w:val="clear"/>
             <w:tcBorders>
               <w:top w:val="single" w:sz="4" w:space="0" w:color="C5CDD6"/>
@@ -3180,7 +3180,7 @@
         </w:tc>
         <w:tc>
           <w:tcPr>
-            <w:tcW w:type="dxa" w:w="1786"/>
+            <w:tcW w:type="dxa" w:w="1800"/>
             <w:shd w:fill="FFFFFF" w:val="clear"/>
             <w:tcBorders>
               <w:top w:val="single" w:sz="4" w:space="0" w:color="C5CDD6"/>
@@ -3213,7 +3213,7 @@
         </w:tc>
         <w:tc>
           <w:tcPr>
-            <w:tcW w:type="dxa" w:w="1786"/>
+            <w:tcW w:type="dxa" w:w="1800"/>
             <w:shd w:fill="FFFFFF" w:val="clear"/>
             <w:tcBorders>
               <w:top w:val="single" w:sz="4" w:space="0" w:color="C5CDD6"/>
@@ -3248,8 +3248,8 @@
       <w:tr>
         <w:tc>
           <w:tcPr>
-            <w:tcW w:type="dxa" w:w="1786"/>
-            <w:shd w:fill="EEF2F6" w:val="clear"/>
+            <w:tcW w:type="dxa" w:w="1800"/>
+            <w:shd w:fill="EDF1F6" w:val="clear"/>
             <w:tcBorders>
               <w:top w:val="single" w:sz="4" w:space="0" w:color="C5CDD6"/>
               <w:left w:val="single" w:sz="4" w:space="0" w:color="C5CDD6"/>
@@ -3281,8 +3281,8 @@
         </w:tc>
         <w:tc>
           <w:tcPr>
-            <w:tcW w:type="dxa" w:w="1786"/>
-            <w:shd w:fill="EEF2F6" w:val="clear"/>
+            <w:tcW w:type="dxa" w:w="1800"/>
+            <w:shd w:fill="EDF1F6" w:val="clear"/>
             <w:tcBorders>
               <w:top w:val="single" w:sz="4" w:space="0" w:color="C5CDD6"/>
               <w:left w:val="single" w:sz="4" w:space="0" w:color="C5CDD6"/>
@@ -3314,8 +3314,8 @@
         </w:tc>
         <w:tc>
           <w:tcPr>
-            <w:tcW w:type="dxa" w:w="1786"/>
-            <w:shd w:fill="EEF2F6" w:val="clear"/>
+            <w:tcW w:type="dxa" w:w="1800"/>
+            <w:shd w:fill="EDF1F6" w:val="clear"/>
             <w:tcBorders>
               <w:top w:val="single" w:sz="4" w:space="0" w:color="C5CDD6"/>
               <w:left w:val="single" w:sz="4" w:space="0" w:color="C5CDD6"/>
@@ -3347,8 +3347,8 @@
         </w:tc>
         <w:tc>
           <w:tcPr>
-            <w:tcW w:type="dxa" w:w="1786"/>
-            <w:shd w:fill="EEF2F6" w:val="clear"/>
+            <w:tcW w:type="dxa" w:w="1800"/>
+            <w:shd w:fill="EDF1F6" w:val="clear"/>
             <w:tcBorders>
               <w:top w:val="single" w:sz="4" w:space="0" w:color="C5CDD6"/>
               <w:left w:val="single" w:sz="4" w:space="0" w:color="C5CDD6"/>
@@ -3380,8 +3380,8 @@
         </w:tc>
         <w:tc>
           <w:tcPr>
-            <w:tcW w:type="dxa" w:w="1786"/>
-            <w:shd w:fill="EEF2F6" w:val="clear"/>
+            <w:tcW w:type="dxa" w:w="1800"/>
+            <w:shd w:fill="EDF1F6" w:val="clear"/>
             <w:tcBorders>
               <w:top w:val="single" w:sz="4" w:space="0" w:color="C5CDD6"/>
               <w:left w:val="single" w:sz="4" w:space="0" w:color="C5CDD6"/>
@@ -3415,7 +3415,7 @@
       <w:tr>
         <w:tc>
           <w:tcPr>
-            <w:tcW w:type="dxa" w:w="1786"/>
+            <w:tcW w:type="dxa" w:w="1800"/>
             <w:shd w:fill="FFFFFF" w:val="clear"/>
             <w:tcBorders>
               <w:top w:val="single" w:sz="4" w:space="0" w:color="C5CDD6"/>
@@ -3448,7 +3448,7 @@
         </w:tc>
         <w:tc>
           <w:tcPr>
-            <w:tcW w:type="dxa" w:w="1786"/>
+            <w:tcW w:type="dxa" w:w="1800"/>
             <w:shd w:fill="FFFFFF" w:val="clear"/>
             <w:tcBorders>
               <w:top w:val="single" w:sz="4" w:space="0" w:color="C5CDD6"/>
@@ -3481,7 +3481,7 @@
         </w:tc>
         <w:tc>
           <w:tcPr>
-            <w:tcW w:type="dxa" w:w="1786"/>
+            <w:tcW w:type="dxa" w:w="1800"/>
             <w:shd w:fill="FFFFFF" w:val="clear"/>
             <w:tcBorders>
               <w:top w:val="single" w:sz="4" w:space="0" w:color="C5CDD6"/>
@@ -3514,7 +3514,7 @@
         </w:tc>
         <w:tc>
           <w:tcPr>
-            <w:tcW w:type="dxa" w:w="1786"/>
+            <w:tcW w:type="dxa" w:w="1800"/>
             <w:shd w:fill="FFFFFF" w:val="clear"/>
             <w:tcBorders>
               <w:top w:val="single" w:sz="4" w:space="0" w:color="C5CDD6"/>
@@ -3547,7 +3547,7 @@
         </w:tc>
         <w:tc>
           <w:tcPr>
-            <w:tcW w:type="dxa" w:w="1786"/>
+            <w:tcW w:type="dxa" w:w="1800"/>
             <w:shd w:fill="FFFFFF" w:val="clear"/>
             <w:tcBorders>
               <w:top w:val="single" w:sz="4" w:space="0" w:color="C5CDD6"/>
@@ -3582,8 +3582,8 @@
       <w:tr>
         <w:tc>
           <w:tcPr>
-            <w:tcW w:type="dxa" w:w="1786"/>
-            <w:shd w:fill="EEF2F6" w:val="clear"/>
+            <w:tcW w:type="dxa" w:w="1800"/>
+            <w:shd w:fill="EDF1F6" w:val="clear"/>
             <w:tcBorders>
               <w:top w:val="single" w:sz="4" w:space="0" w:color="C5CDD6"/>
               <w:left w:val="single" w:sz="4" w:space="0" w:color="C5CDD6"/>
@@ -3615,8 +3615,8 @@
         </w:tc>
         <w:tc>
           <w:tcPr>
-            <w:tcW w:type="dxa" w:w="1786"/>
-            <w:shd w:fill="EEF2F6" w:val="clear"/>
+            <w:tcW w:type="dxa" w:w="1800"/>
+            <w:shd w:fill="EDF1F6" w:val="clear"/>
             <w:tcBorders>
               <w:top w:val="single" w:sz="4" w:space="0" w:color="C5CDD6"/>
               <w:left w:val="single" w:sz="4" w:space="0" w:color="C5CDD6"/>
@@ -3648,8 +3648,8 @@
         </w:tc>
         <w:tc>
           <w:tcPr>
-            <w:tcW w:type="dxa" w:w="1786"/>
-            <w:shd w:fill="EEF2F6" w:val="clear"/>
+            <w:tcW w:type="dxa" w:w="1800"/>
+            <w:shd w:fill="EDF1F6" w:val="clear"/>
             <w:tcBorders>
               <w:top w:val="single" w:sz="4" w:space="0" w:color="C5CDD6"/>
               <w:left w:val="single" w:sz="4" w:space="0" w:color="C5CDD6"/>
@@ -3681,8 +3681,8 @@
         </w:tc>
         <w:tc>
           <w:tcPr>
-            <w:tcW w:type="dxa" w:w="1786"/>
-            <w:shd w:fill="EEF2F6" w:val="clear"/>
+            <w:tcW w:type="dxa" w:w="1800"/>
+            <w:shd w:fill="EDF1F6" w:val="clear"/>
             <w:tcBorders>
               <w:top w:val="single" w:sz="4" w:space="0" w:color="C5CDD6"/>
               <w:left w:val="single" w:sz="4" w:space="0" w:color="C5CDD6"/>
@@ -3714,8 +3714,8 @@
         </w:tc>
         <w:tc>
           <w:tcPr>
-            <w:tcW w:type="dxa" w:w="1786"/>
-            <w:shd w:fill="EEF2F6" w:val="clear"/>
+            <w:tcW w:type="dxa" w:w="1800"/>
+            <w:shd w:fill="EDF1F6" w:val="clear"/>
             <w:tcBorders>
               <w:top w:val="single" w:sz="4" w:space="0" w:color="C5CDD6"/>
               <w:left w:val="single" w:sz="4" w:space="0" w:color="C5CDD6"/>
@@ -3766,18 +3766,18 @@
         <w:tblLook w:firstColumn="1" w:firstRow="1" w:lastColumn="0" w:lastRow="0" w:noHBand="0" w:noVBand="1" w:val="04A0"/>
       </w:tblPr>
       <w:tblGrid>
-        <w:gridCol w:w="8928"/>
+        <w:gridCol w:w="9000"/>
       </w:tblGrid>
       <w:tr>
         <w:tc>
           <w:tcPr>
-            <w:tcW w:type="dxa" w:w="8928"/>
+            <w:tcW w:type="dxa" w:w="9000"/>
             <w:shd w:fill="E7EEF5" w:val="clear"/>
             <w:tcBorders>
-              <w:top w:val="single" w:sz="10" w:space="0" w:color="1B365D"/>
-              <w:left w:val="single" w:sz="10" w:space="0" w:color="1B365D"/>
-              <w:bottom w:val="single" w:sz="10" w:space="0" w:color="1B365D"/>
-              <w:right w:val="single" w:sz="10" w:space="0" w:color="1B365D"/>
+              <w:top w:val="single" w:sz="10" w:space="0" w:color="1E3A5F"/>
+              <w:left w:val="single" w:sz="10" w:space="0" w:color="1E3A5F"/>
+              <w:bottom w:val="single" w:sz="10" w:space="0" w:color="1E3A5F"/>
+              <w:right w:val="single" w:sz="10" w:space="0" w:color="1E3A5F"/>
             </w:tcBorders>
             <w:tcMar>
               <w:top w:w="80" w:type="dxa"/>
@@ -3795,7 +3795,7 @@
               <w:rPr>
                 <w:rFonts w:ascii="Liberation Sans" w:hAnsi="Liberation Sans" w:eastAsia="Liberation Sans" w:cs="Liberation Sans"/>
                 <w:b/>
-                <w:color w:val="1B365D"/>
+                <w:color w:val="1E3A5F"/>
                 <w:sz w:val="16"/>
               </w:rPr>
               <w:t>DECISION TREE</w:t>
@@ -3824,8 +3824,8 @@
     </w:p>
     <w:p>
       <w:pPr>
-        <w:spacing w:before="0" w:after="240" w:line="427" w:lineRule="auto"/>
-        <w:ind w:firstLine="288"/>
+        <w:spacing w:before="0" w:after="220" w:line="408" w:lineRule="auto"/>
+        <w:ind w:firstLine="317"/>
       </w:pPr>
       <w:r>
         <w:rPr>
@@ -3846,8 +3846,8 @@
     </w:p>
     <w:p>
       <w:pPr>
-        <w:spacing w:before="0" w:after="240" w:line="427" w:lineRule="auto"/>
-        <w:ind w:firstLine="288"/>
+        <w:spacing w:before="0" w:after="220" w:line="408" w:lineRule="auto"/>
+        <w:ind w:firstLine="317"/>
       </w:pPr>
       <w:r>
         <w:rPr>
@@ -3860,8 +3860,8 @@
     </w:p>
     <w:p>
       <w:pPr>
-        <w:spacing w:before="0" w:after="240" w:line="427" w:lineRule="auto"/>
-        <w:ind w:firstLine="288"/>
+        <w:spacing w:before="0" w:after="220" w:line="408" w:lineRule="auto"/>
+        <w:ind w:firstLine="317"/>
       </w:pPr>
       <w:r>
         <w:rPr>
@@ -3908,12 +3908,12 @@
         <w:tblLook w:firstColumn="1" w:firstRow="1" w:lastColumn="0" w:lastRow="0" w:noHBand="0" w:noVBand="1" w:val="04A0"/>
       </w:tblPr>
       <w:tblGrid>
-        <w:gridCol w:w="8928"/>
+        <w:gridCol w:w="9000"/>
       </w:tblGrid>
       <w:tr>
         <w:tc>
           <w:tcPr>
-            <w:tcW w:type="dxa" w:w="8928"/>
+            <w:tcW w:type="dxa" w:w="9000"/>
             <w:shd w:fill="F3F4F6" w:val="clear"/>
             <w:tcBorders>
               <w:top w:val="single" w:sz="6" w:space="0" w:color="C5CDD6"/>
@@ -4121,8 +4121,8 @@
     </w:p>
     <w:p>
       <w:pPr>
-        <w:spacing w:before="0" w:after="240" w:line="427" w:lineRule="auto"/>
-        <w:ind w:firstLine="288"/>
+        <w:spacing w:before="0" w:after="220" w:line="408" w:lineRule="auto"/>
+        <w:ind w:firstLine="317"/>
       </w:pPr>
       <w:r>
         <w:rPr>
@@ -4161,12 +4161,12 @@
         <w:tblLook w:firstColumn="1" w:firstRow="1" w:lastColumn="0" w:lastRow="0" w:noHBand="0" w:noVBand="1" w:val="04A0"/>
       </w:tblPr>
       <w:tblGrid>
-        <w:gridCol w:w="8928"/>
+        <w:gridCol w:w="9000"/>
       </w:tblGrid>
       <w:tr>
         <w:tc>
           <w:tcPr>
-            <w:tcW w:type="dxa" w:w="8928"/>
+            <w:tcW w:type="dxa" w:w="9000"/>
             <w:shd w:fill="F3F4F6" w:val="clear"/>
             <w:tcBorders>
               <w:top w:val="single" w:sz="6" w:space="0" w:color="C5CDD6"/>
@@ -4348,12 +4348,12 @@
         <w:tblLook w:firstColumn="1" w:firstRow="1" w:lastColumn="0" w:lastRow="0" w:noHBand="0" w:noVBand="1" w:val="04A0"/>
       </w:tblPr>
       <w:tblGrid>
-        <w:gridCol w:w="8928"/>
+        <w:gridCol w:w="9000"/>
       </w:tblGrid>
       <w:tr>
         <w:tc>
           <w:tcPr>
-            <w:tcW w:type="dxa" w:w="8928"/>
+            <w:tcW w:type="dxa" w:w="9000"/>
             <w:shd w:fill="F3F4F6" w:val="clear"/>
             <w:tcBorders>
               <w:top w:val="single" w:sz="6" w:space="0" w:color="C5CDD6"/>
@@ -4444,8 +4444,8 @@
     </w:p>
     <w:p>
       <w:pPr>
-        <w:spacing w:before="0" w:after="240" w:line="427" w:lineRule="auto"/>
-        <w:ind w:firstLine="288"/>
+        <w:spacing w:before="0" w:after="220" w:line="408" w:lineRule="auto"/>
+        <w:ind w:firstLine="317"/>
       </w:pPr>
       <w:r>
         <w:rPr>
@@ -4484,12 +4484,12 @@
         <w:tblLook w:firstColumn="1" w:firstRow="1" w:lastColumn="0" w:lastRow="0" w:noHBand="0" w:noVBand="1" w:val="04A0"/>
       </w:tblPr>
       <w:tblGrid>
-        <w:gridCol w:w="8928"/>
+        <w:gridCol w:w="9000"/>
       </w:tblGrid>
       <w:tr>
         <w:tc>
           <w:tcPr>
-            <w:tcW w:type="dxa" w:w="8928"/>
+            <w:tcW w:type="dxa" w:w="9000"/>
             <w:shd w:fill="F3F4F6" w:val="clear"/>
             <w:tcBorders>
               <w:top w:val="single" w:sz="6" w:space="0" w:color="C5CDD6"/>
@@ -4684,8 +4684,8 @@
     </w:p>
     <w:p>
       <w:pPr>
-        <w:spacing w:before="0" w:after="240" w:line="427" w:lineRule="auto"/>
-        <w:ind w:firstLine="288"/>
+        <w:spacing w:before="0" w:after="220" w:line="408" w:lineRule="auto"/>
+        <w:ind w:firstLine="317"/>
       </w:pPr>
       <w:r>
         <w:rPr>
@@ -4706,8 +4706,8 @@
     </w:p>
     <w:p>
       <w:pPr>
-        <w:spacing w:before="0" w:after="240" w:line="427" w:lineRule="auto"/>
-        <w:ind w:firstLine="288"/>
+        <w:spacing w:before="0" w:after="220" w:line="408" w:lineRule="auto"/>
+        <w:ind w:firstLine="317"/>
       </w:pPr>
       <w:r>
         <w:rPr>
@@ -4738,12 +4738,12 @@
         <w:tblLook w:firstColumn="1" w:firstRow="1" w:lastColumn="0" w:lastRow="0" w:noHBand="0" w:noVBand="1" w:val="04A0"/>
       </w:tblPr>
       <w:tblGrid>
-        <w:gridCol w:w="8928"/>
+        <w:gridCol w:w="9000"/>
       </w:tblGrid>
       <w:tr>
         <w:tc>
           <w:tcPr>
-            <w:tcW w:type="dxa" w:w="8928"/>
+            <w:tcW w:type="dxa" w:w="9000"/>
             <w:shd w:fill="F3F4F6" w:val="clear"/>
             <w:tcBorders>
               <w:top w:val="single" w:sz="6" w:space="0" w:color="C5CDD6"/>
@@ -4964,8 +4964,8 @@
     </w:p>
     <w:p>
       <w:pPr>
-        <w:spacing w:before="0" w:after="240" w:line="427" w:lineRule="auto"/>
-        <w:ind w:firstLine="288"/>
+        <w:spacing w:before="0" w:after="220" w:line="408" w:lineRule="auto"/>
+        <w:ind w:firstLine="317"/>
       </w:pPr>
       <w:r>
         <w:rPr>
@@ -4986,8 +4986,8 @@
     </w:p>
     <w:p>
       <w:pPr>
-        <w:spacing w:before="0" w:after="240" w:line="427" w:lineRule="auto"/>
-        <w:ind w:firstLine="288"/>
+        <w:spacing w:before="0" w:after="220" w:line="408" w:lineRule="auto"/>
+        <w:ind w:firstLine="317"/>
       </w:pPr>
       <w:r>
         <w:rPr>
@@ -5008,8 +5008,8 @@
     </w:p>
     <w:p>
       <w:pPr>
-        <w:spacing w:before="0" w:after="240" w:line="427" w:lineRule="auto"/>
-        <w:ind w:firstLine="288"/>
+        <w:spacing w:before="0" w:after="220" w:line="408" w:lineRule="auto"/>
+        <w:ind w:firstLine="317"/>
       </w:pPr>
       <w:r>
         <w:rPr>
@@ -5048,12 +5048,12 @@
         <w:tblLook w:firstColumn="1" w:firstRow="1" w:lastColumn="0" w:lastRow="0" w:noHBand="0" w:noVBand="1" w:val="04A0"/>
       </w:tblPr>
       <w:tblGrid>
-        <w:gridCol w:w="8928"/>
+        <w:gridCol w:w="9000"/>
       </w:tblGrid>
       <w:tr>
         <w:tc>
           <w:tcPr>
-            <w:tcW w:type="dxa" w:w="8928"/>
+            <w:tcW w:type="dxa" w:w="9000"/>
             <w:shd w:fill="F3F4F6" w:val="clear"/>
             <w:tcBorders>
               <w:top w:val="single" w:sz="6" w:space="0" w:color="C5CDD6"/>
@@ -5131,8 +5131,8 @@
     </w:p>
     <w:p>
       <w:pPr>
-        <w:spacing w:before="0" w:after="240" w:line="427" w:lineRule="auto"/>
-        <w:ind w:firstLine="288"/>
+        <w:spacing w:before="0" w:after="220" w:line="408" w:lineRule="auto"/>
+        <w:ind w:firstLine="317"/>
       </w:pPr>
       <w:r>
         <w:rPr>
@@ -5145,8 +5145,8 @@
     </w:p>
     <w:p>
       <w:pPr>
-        <w:spacing w:before="0" w:after="240" w:line="427" w:lineRule="auto"/>
-        <w:ind w:firstLine="288"/>
+        <w:spacing w:before="0" w:after="220" w:line="408" w:lineRule="auto"/>
+        <w:ind w:firstLine="317"/>
       </w:pPr>
       <w:r>
         <w:rPr>
@@ -5167,8 +5167,8 @@
     </w:p>
     <w:p>
       <w:pPr>
-        <w:spacing w:before="0" w:after="240" w:line="427" w:lineRule="auto"/>
-        <w:ind w:firstLine="288"/>
+        <w:spacing w:before="0" w:after="220" w:line="408" w:lineRule="auto"/>
+        <w:ind w:firstLine="317"/>
       </w:pPr>
       <w:r>
         <w:rPr>
@@ -5269,12 +5269,12 @@
         <w:tblLook w:firstColumn="1" w:firstRow="1" w:lastColumn="0" w:lastRow="0" w:noHBand="0" w:noVBand="1" w:val="04A0"/>
       </w:tblPr>
       <w:tblGrid>
-        <w:gridCol w:w="8928"/>
+        <w:gridCol w:w="9000"/>
       </w:tblGrid>
       <w:tr>
         <w:tc>
           <w:tcPr>
-            <w:tcW w:type="dxa" w:w="8928"/>
+            <w:tcW w:type="dxa" w:w="9000"/>
             <w:shd w:fill="F3F4F6" w:val="clear"/>
             <w:tcBorders>
               <w:top w:val="single" w:sz="6" w:space="0" w:color="C5CDD6"/>
@@ -5434,12 +5434,12 @@
         <w:tblLook w:firstColumn="1" w:firstRow="1" w:lastColumn="0" w:lastRow="0" w:noHBand="0" w:noVBand="1" w:val="04A0"/>
       </w:tblPr>
       <w:tblGrid>
-        <w:gridCol w:w="8928"/>
+        <w:gridCol w:w="9000"/>
       </w:tblGrid>
       <w:tr>
         <w:tc>
           <w:tcPr>
-            <w:tcW w:type="dxa" w:w="8928"/>
+            <w:tcW w:type="dxa" w:w="9000"/>
             <w:shd w:fill="F8EDE8" w:val="clear"/>
             <w:tcBorders>
               <w:top w:val="single" w:sz="10" w:space="0" w:color="A15C46"/>
@@ -5500,8 +5500,8 @@
     </w:p>
     <w:p>
       <w:pPr>
-        <w:spacing w:before="0" w:after="240" w:line="427" w:lineRule="auto"/>
-        <w:ind w:firstLine="288"/>
+        <w:spacing w:before="0" w:after="220" w:line="408" w:lineRule="auto"/>
+        <w:ind w:firstLine="317"/>
       </w:pPr>
       <w:r>
         <w:rPr>
@@ -5514,8 +5514,8 @@
     </w:p>
     <w:p>
       <w:pPr>
-        <w:spacing w:before="0" w:after="240" w:line="427" w:lineRule="auto"/>
-        <w:ind w:firstLine="288"/>
+        <w:spacing w:before="0" w:after="220" w:line="408" w:lineRule="auto"/>
+        <w:ind w:firstLine="317"/>
       </w:pPr>
       <w:r>
         <w:rPr>
@@ -5620,8 +5620,8 @@
     </w:p>
     <w:p>
       <w:pPr>
-        <w:spacing w:before="0" w:after="240" w:line="427" w:lineRule="auto"/>
-        <w:ind w:firstLine="288"/>
+        <w:spacing w:before="0" w:after="220" w:line="408" w:lineRule="auto"/>
+        <w:ind w:firstLine="317"/>
       </w:pPr>
       <w:r>
         <w:rPr>
@@ -5634,8 +5634,8 @@
     </w:p>
     <w:p>
       <w:pPr>
-        <w:spacing w:before="0" w:after="240" w:line="427" w:lineRule="auto"/>
-        <w:ind w:firstLine="288"/>
+        <w:spacing w:before="0" w:after="220" w:line="408" w:lineRule="auto"/>
+        <w:ind w:firstLine="317"/>
       </w:pPr>
       <w:r>
         <w:rPr>
@@ -5668,20 +5668,20 @@
         <w:tblLook w:firstColumn="1" w:firstRow="1" w:lastColumn="0" w:lastRow="0" w:noHBand="0" w:noVBand="1" w:val="04A0"/>
       </w:tblPr>
       <w:tblGrid>
-        <w:gridCol w:w="2976"/>
-        <w:gridCol w:w="2976"/>
-        <w:gridCol w:w="2976"/>
+        <w:gridCol w:w="3000"/>
+        <w:gridCol w:w="3000"/>
+        <w:gridCol w:w="3000"/>
       </w:tblGrid>
       <w:tr>
         <w:tc>
           <w:tcPr>
-            <w:tcW w:type="dxa" w:w="2976"/>
-            <w:shd w:fill="1B365D" w:val="clear"/>
+            <w:tcW w:type="dxa" w:w="3000"/>
+            <w:shd w:fill="1E3A5F" w:val="clear"/>
             <w:tcBorders>
-              <w:top w:val="single" w:sz="4" w:space="0" w:color="1B365D"/>
-              <w:left w:val="single" w:sz="4" w:space="0" w:color="1B365D"/>
-              <w:bottom w:val="single" w:sz="4" w:space="0" w:color="1B365D"/>
-              <w:right w:val="single" w:sz="4" w:space="0" w:color="1B365D"/>
+              <w:top w:val="single" w:sz="4" w:space="0" w:color="1E3A5F"/>
+              <w:left w:val="single" w:sz="4" w:space="0" w:color="1E3A5F"/>
+              <w:bottom w:val="single" w:sz="4" w:space="0" w:color="1E3A5F"/>
+              <w:right w:val="single" w:sz="4" w:space="0" w:color="1E3A5F"/>
             </w:tcBorders>
             <w:tcMar>
               <w:top w:w="50" w:type="dxa"/>
@@ -5708,13 +5708,13 @@
         </w:tc>
         <w:tc>
           <w:tcPr>
-            <w:tcW w:type="dxa" w:w="2976"/>
-            <w:shd w:fill="1B365D" w:val="clear"/>
+            <w:tcW w:type="dxa" w:w="3000"/>
+            <w:shd w:fill="1E3A5F" w:val="clear"/>
             <w:tcBorders>
-              <w:top w:val="single" w:sz="4" w:space="0" w:color="1B365D"/>
-              <w:left w:val="single" w:sz="4" w:space="0" w:color="1B365D"/>
-              <w:bottom w:val="single" w:sz="4" w:space="0" w:color="1B365D"/>
-              <w:right w:val="single" w:sz="4" w:space="0" w:color="1B365D"/>
+              <w:top w:val="single" w:sz="4" w:space="0" w:color="1E3A5F"/>
+              <w:left w:val="single" w:sz="4" w:space="0" w:color="1E3A5F"/>
+              <w:bottom w:val="single" w:sz="4" w:space="0" w:color="1E3A5F"/>
+              <w:right w:val="single" w:sz="4" w:space="0" w:color="1E3A5F"/>
             </w:tcBorders>
             <w:tcMar>
               <w:top w:w="50" w:type="dxa"/>
@@ -5741,13 +5741,13 @@
         </w:tc>
         <w:tc>
           <w:tcPr>
-            <w:tcW w:type="dxa" w:w="2976"/>
-            <w:shd w:fill="1B365D" w:val="clear"/>
+            <w:tcW w:type="dxa" w:w="3000"/>
+            <w:shd w:fill="1E3A5F" w:val="clear"/>
             <w:tcBorders>
-              <w:top w:val="single" w:sz="4" w:space="0" w:color="1B365D"/>
-              <w:left w:val="single" w:sz="4" w:space="0" w:color="1B365D"/>
-              <w:bottom w:val="single" w:sz="4" w:space="0" w:color="1B365D"/>
-              <w:right w:val="single" w:sz="4" w:space="0" w:color="1B365D"/>
+              <w:top w:val="single" w:sz="4" w:space="0" w:color="1E3A5F"/>
+              <w:left w:val="single" w:sz="4" w:space="0" w:color="1E3A5F"/>
+              <w:bottom w:val="single" w:sz="4" w:space="0" w:color="1E3A5F"/>
+              <w:right w:val="single" w:sz="4" w:space="0" w:color="1E3A5F"/>
             </w:tcBorders>
             <w:tcMar>
               <w:top w:w="50" w:type="dxa"/>
@@ -5776,7 +5776,7 @@
       <w:tr>
         <w:tc>
           <w:tcPr>
-            <w:tcW w:type="dxa" w:w="2976"/>
+            <w:tcW w:type="dxa" w:w="3000"/>
             <w:shd w:fill="FFFFFF" w:val="clear"/>
             <w:tcBorders>
               <w:top w:val="single" w:sz="4" w:space="0" w:color="C5CDD6"/>
@@ -5809,7 +5809,7 @@
         </w:tc>
         <w:tc>
           <w:tcPr>
-            <w:tcW w:type="dxa" w:w="2976"/>
+            <w:tcW w:type="dxa" w:w="3000"/>
             <w:shd w:fill="FFFFFF" w:val="clear"/>
             <w:tcBorders>
               <w:top w:val="single" w:sz="4" w:space="0" w:color="C5CDD6"/>
@@ -5842,7 +5842,7 @@
         </w:tc>
         <w:tc>
           <w:tcPr>
-            <w:tcW w:type="dxa" w:w="2976"/>
+            <w:tcW w:type="dxa" w:w="3000"/>
             <w:shd w:fill="FFFFFF" w:val="clear"/>
             <w:tcBorders>
               <w:top w:val="single" w:sz="4" w:space="0" w:color="C5CDD6"/>
@@ -5877,8 +5877,8 @@
       <w:tr>
         <w:tc>
           <w:tcPr>
-            <w:tcW w:type="dxa" w:w="2976"/>
-            <w:shd w:fill="EEF2F6" w:val="clear"/>
+            <w:tcW w:type="dxa" w:w="3000"/>
+            <w:shd w:fill="EDF1F6" w:val="clear"/>
             <w:tcBorders>
               <w:top w:val="single" w:sz="4" w:space="0" w:color="C5CDD6"/>
               <w:left w:val="single" w:sz="4" w:space="0" w:color="C5CDD6"/>
@@ -5910,8 +5910,8 @@
         </w:tc>
         <w:tc>
           <w:tcPr>
-            <w:tcW w:type="dxa" w:w="2976"/>
-            <w:shd w:fill="EEF2F6" w:val="clear"/>
+            <w:tcW w:type="dxa" w:w="3000"/>
+            <w:shd w:fill="EDF1F6" w:val="clear"/>
             <w:tcBorders>
               <w:top w:val="single" w:sz="4" w:space="0" w:color="C5CDD6"/>
               <w:left w:val="single" w:sz="4" w:space="0" w:color="C5CDD6"/>
@@ -5943,8 +5943,8 @@
         </w:tc>
         <w:tc>
           <w:tcPr>
-            <w:tcW w:type="dxa" w:w="2976"/>
-            <w:shd w:fill="EEF2F6" w:val="clear"/>
+            <w:tcW w:type="dxa" w:w="3000"/>
+            <w:shd w:fill="EDF1F6" w:val="clear"/>
             <w:tcBorders>
               <w:top w:val="single" w:sz="4" w:space="0" w:color="C5CDD6"/>
               <w:left w:val="single" w:sz="4" w:space="0" w:color="C5CDD6"/>
@@ -5978,7 +5978,7 @@
       <w:tr>
         <w:tc>
           <w:tcPr>
-            <w:tcW w:type="dxa" w:w="2976"/>
+            <w:tcW w:type="dxa" w:w="3000"/>
             <w:shd w:fill="FFFFFF" w:val="clear"/>
             <w:tcBorders>
               <w:top w:val="single" w:sz="4" w:space="0" w:color="C5CDD6"/>
@@ -6011,7 +6011,7 @@
         </w:tc>
         <w:tc>
           <w:tcPr>
-            <w:tcW w:type="dxa" w:w="2976"/>
+            <w:tcW w:type="dxa" w:w="3000"/>
             <w:shd w:fill="FFFFFF" w:val="clear"/>
             <w:tcBorders>
               <w:top w:val="single" w:sz="4" w:space="0" w:color="C5CDD6"/>
@@ -6044,7 +6044,7 @@
         </w:tc>
         <w:tc>
           <w:tcPr>
-            <w:tcW w:type="dxa" w:w="2976"/>
+            <w:tcW w:type="dxa" w:w="3000"/>
             <w:shd w:fill="FFFFFF" w:val="clear"/>
             <w:tcBorders>
               <w:top w:val="single" w:sz="4" w:space="0" w:color="C5CDD6"/>
@@ -6079,8 +6079,8 @@
       <w:tr>
         <w:tc>
           <w:tcPr>
-            <w:tcW w:type="dxa" w:w="2976"/>
-            <w:shd w:fill="EEF2F6" w:val="clear"/>
+            <w:tcW w:type="dxa" w:w="3000"/>
+            <w:shd w:fill="EDF1F6" w:val="clear"/>
             <w:tcBorders>
               <w:top w:val="single" w:sz="4" w:space="0" w:color="C5CDD6"/>
               <w:left w:val="single" w:sz="4" w:space="0" w:color="C5CDD6"/>
@@ -6112,8 +6112,8 @@
         </w:tc>
         <w:tc>
           <w:tcPr>
-            <w:tcW w:type="dxa" w:w="2976"/>
-            <w:shd w:fill="EEF2F6" w:val="clear"/>
+            <w:tcW w:type="dxa" w:w="3000"/>
+            <w:shd w:fill="EDF1F6" w:val="clear"/>
             <w:tcBorders>
               <w:top w:val="single" w:sz="4" w:space="0" w:color="C5CDD6"/>
               <w:left w:val="single" w:sz="4" w:space="0" w:color="C5CDD6"/>
@@ -6145,8 +6145,8 @@
         </w:tc>
         <w:tc>
           <w:tcPr>
-            <w:tcW w:type="dxa" w:w="2976"/>
-            <w:shd w:fill="EEF2F6" w:val="clear"/>
+            <w:tcW w:type="dxa" w:w="3000"/>
+            <w:shd w:fill="EDF1F6" w:val="clear"/>
             <w:tcBorders>
               <w:top w:val="single" w:sz="4" w:space="0" w:color="C5CDD6"/>
               <w:left w:val="single" w:sz="4" w:space="0" w:color="C5CDD6"/>
@@ -6180,7 +6180,7 @@
       <w:tr>
         <w:tc>
           <w:tcPr>
-            <w:tcW w:type="dxa" w:w="2976"/>
+            <w:tcW w:type="dxa" w:w="3000"/>
             <w:shd w:fill="FFFFFF" w:val="clear"/>
             <w:tcBorders>
               <w:top w:val="single" w:sz="4" w:space="0" w:color="C5CDD6"/>
@@ -6213,7 +6213,7 @@
         </w:tc>
         <w:tc>
           <w:tcPr>
-            <w:tcW w:type="dxa" w:w="2976"/>
+            <w:tcW w:type="dxa" w:w="3000"/>
             <w:shd w:fill="FFFFFF" w:val="clear"/>
             <w:tcBorders>
               <w:top w:val="single" w:sz="4" w:space="0" w:color="C5CDD6"/>
@@ -6246,7 +6246,7 @@
         </w:tc>
         <w:tc>
           <w:tcPr>
-            <w:tcW w:type="dxa" w:w="2976"/>
+            <w:tcW w:type="dxa" w:w="3000"/>
             <w:shd w:fill="FFFFFF" w:val="clear"/>
             <w:tcBorders>
               <w:top w:val="single" w:sz="4" w:space="0" w:color="C5CDD6"/>
@@ -6281,8 +6281,8 @@
       <w:tr>
         <w:tc>
           <w:tcPr>
-            <w:tcW w:type="dxa" w:w="2976"/>
-            <w:shd w:fill="EEF2F6" w:val="clear"/>
+            <w:tcW w:type="dxa" w:w="3000"/>
+            <w:shd w:fill="EDF1F6" w:val="clear"/>
             <w:tcBorders>
               <w:top w:val="single" w:sz="4" w:space="0" w:color="C5CDD6"/>
               <w:left w:val="single" w:sz="4" w:space="0" w:color="C5CDD6"/>
@@ -6314,8 +6314,8 @@
         </w:tc>
         <w:tc>
           <w:tcPr>
-            <w:tcW w:type="dxa" w:w="2976"/>
-            <w:shd w:fill="EEF2F6" w:val="clear"/>
+            <w:tcW w:type="dxa" w:w="3000"/>
+            <w:shd w:fill="EDF1F6" w:val="clear"/>
             <w:tcBorders>
               <w:top w:val="single" w:sz="4" w:space="0" w:color="C5CDD6"/>
               <w:left w:val="single" w:sz="4" w:space="0" w:color="C5CDD6"/>
@@ -6347,8 +6347,8 @@
         </w:tc>
         <w:tc>
           <w:tcPr>
-            <w:tcW w:type="dxa" w:w="2976"/>
-            <w:shd w:fill="EEF2F6" w:val="clear"/>
+            <w:tcW w:type="dxa" w:w="3000"/>
+            <w:shd w:fill="EDF1F6" w:val="clear"/>
             <w:tcBorders>
               <w:top w:val="single" w:sz="4" w:space="0" w:color="C5CDD6"/>
               <w:left w:val="single" w:sz="4" w:space="0" w:color="C5CDD6"/>
@@ -6382,7 +6382,7 @@
       <w:tr>
         <w:tc>
           <w:tcPr>
-            <w:tcW w:type="dxa" w:w="2976"/>
+            <w:tcW w:type="dxa" w:w="3000"/>
             <w:shd w:fill="FFFFFF" w:val="clear"/>
             <w:tcBorders>
               <w:top w:val="single" w:sz="4" w:space="0" w:color="C5CDD6"/>
@@ -6415,7 +6415,7 @@
         </w:tc>
         <w:tc>
           <w:tcPr>
-            <w:tcW w:type="dxa" w:w="2976"/>
+            <w:tcW w:type="dxa" w:w="3000"/>
             <w:shd w:fill="FFFFFF" w:val="clear"/>
             <w:tcBorders>
               <w:top w:val="single" w:sz="4" w:space="0" w:color="C5CDD6"/>
@@ -6448,7 +6448,7 @@
         </w:tc>
         <w:tc>
           <w:tcPr>
-            <w:tcW w:type="dxa" w:w="2976"/>
+            <w:tcW w:type="dxa" w:w="3000"/>
             <w:shd w:fill="FFFFFF" w:val="clear"/>
             <w:tcBorders>
               <w:top w:val="single" w:sz="4" w:space="0" w:color="C5CDD6"/>
@@ -6496,8 +6496,8 @@
     </w:p>
     <w:p>
       <w:pPr>
-        <w:spacing w:before="0" w:after="240" w:line="427" w:lineRule="auto"/>
-        <w:ind w:firstLine="288"/>
+        <w:spacing w:before="0" w:after="220" w:line="408" w:lineRule="auto"/>
+        <w:ind w:firstLine="317"/>
       </w:pPr>
       <w:r>
         <w:rPr>
@@ -6528,12 +6528,12 @@
         <w:tblLook w:firstColumn="1" w:firstRow="1" w:lastColumn="0" w:lastRow="0" w:noHBand="0" w:noVBand="1" w:val="04A0"/>
       </w:tblPr>
       <w:tblGrid>
-        <w:gridCol w:w="8928"/>
+        <w:gridCol w:w="9000"/>
       </w:tblGrid>
       <w:tr>
         <w:tc>
           <w:tcPr>
-            <w:tcW w:type="dxa" w:w="8928"/>
+            <w:tcW w:type="dxa" w:w="9000"/>
             <w:shd w:fill="F3F4F6" w:val="clear"/>
             <w:tcBorders>
               <w:top w:val="single" w:sz="6" w:space="0" w:color="C5CDD6"/>
@@ -6611,8 +6611,8 @@
     </w:p>
     <w:p>
       <w:pPr>
-        <w:spacing w:before="0" w:after="240" w:line="427" w:lineRule="auto"/>
-        <w:ind w:firstLine="288"/>
+        <w:spacing w:before="0" w:after="220" w:line="408" w:lineRule="auto"/>
+        <w:ind w:firstLine="317"/>
       </w:pPr>
       <w:r>
         <w:rPr>
@@ -6653,21 +6653,21 @@
         <w:tblLook w:firstColumn="1" w:firstRow="1" w:lastColumn="0" w:lastRow="0" w:noHBand="0" w:noVBand="1" w:val="04A0"/>
       </w:tblPr>
       <w:tblGrid>
-        <w:gridCol w:w="2232"/>
-        <w:gridCol w:w="2232"/>
-        <w:gridCol w:w="2232"/>
-        <w:gridCol w:w="2232"/>
+        <w:gridCol w:w="2250"/>
+        <w:gridCol w:w="2250"/>
+        <w:gridCol w:w="2250"/>
+        <w:gridCol w:w="2250"/>
       </w:tblGrid>
       <w:tr>
         <w:tc>
           <w:tcPr>
-            <w:tcW w:type="dxa" w:w="2232"/>
-            <w:shd w:fill="1B365D" w:val="clear"/>
+            <w:tcW w:type="dxa" w:w="2250"/>
+            <w:shd w:fill="1E3A5F" w:val="clear"/>
             <w:tcBorders>
-              <w:top w:val="single" w:sz="4" w:space="0" w:color="1B365D"/>
-              <w:left w:val="single" w:sz="4" w:space="0" w:color="1B365D"/>
-              <w:bottom w:val="single" w:sz="4" w:space="0" w:color="1B365D"/>
-              <w:right w:val="single" w:sz="4" w:space="0" w:color="1B365D"/>
+              <w:top w:val="single" w:sz="4" w:space="0" w:color="1E3A5F"/>
+              <w:left w:val="single" w:sz="4" w:space="0" w:color="1E3A5F"/>
+              <w:bottom w:val="single" w:sz="4" w:space="0" w:color="1E3A5F"/>
+              <w:right w:val="single" w:sz="4" w:space="0" w:color="1E3A5F"/>
             </w:tcBorders>
             <w:tcMar>
               <w:top w:w="50" w:type="dxa"/>
@@ -6694,13 +6694,13 @@
         </w:tc>
         <w:tc>
           <w:tcPr>
-            <w:tcW w:type="dxa" w:w="2232"/>
-            <w:shd w:fill="1B365D" w:val="clear"/>
+            <w:tcW w:type="dxa" w:w="2250"/>
+            <w:shd w:fill="1E3A5F" w:val="clear"/>
             <w:tcBorders>
-              <w:top w:val="single" w:sz="4" w:space="0" w:color="1B365D"/>
-              <w:left w:val="single" w:sz="4" w:space="0" w:color="1B365D"/>
-              <w:bottom w:val="single" w:sz="4" w:space="0" w:color="1B365D"/>
-              <w:right w:val="single" w:sz="4" w:space="0" w:color="1B365D"/>
+              <w:top w:val="single" w:sz="4" w:space="0" w:color="1E3A5F"/>
+              <w:left w:val="single" w:sz="4" w:space="0" w:color="1E3A5F"/>
+              <w:bottom w:val="single" w:sz="4" w:space="0" w:color="1E3A5F"/>
+              <w:right w:val="single" w:sz="4" w:space="0" w:color="1E3A5F"/>
             </w:tcBorders>
             <w:tcMar>
               <w:top w:w="50" w:type="dxa"/>
@@ -6727,13 +6727,13 @@
         </w:tc>
         <w:tc>
           <w:tcPr>
-            <w:tcW w:type="dxa" w:w="2232"/>
-            <w:shd w:fill="1B365D" w:val="clear"/>
+            <w:tcW w:type="dxa" w:w="2250"/>
+            <w:shd w:fill="1E3A5F" w:val="clear"/>
             <w:tcBorders>
-              <w:top w:val="single" w:sz="4" w:space="0" w:color="1B365D"/>
-              <w:left w:val="single" w:sz="4" w:space="0" w:color="1B365D"/>
-              <w:bottom w:val="single" w:sz="4" w:space="0" w:color="1B365D"/>
-              <w:right w:val="single" w:sz="4" w:space="0" w:color="1B365D"/>
+              <w:top w:val="single" w:sz="4" w:space="0" w:color="1E3A5F"/>
+              <w:left w:val="single" w:sz="4" w:space="0" w:color="1E3A5F"/>
+              <w:bottom w:val="single" w:sz="4" w:space="0" w:color="1E3A5F"/>
+              <w:right w:val="single" w:sz="4" w:space="0" w:color="1E3A5F"/>
             </w:tcBorders>
             <w:tcMar>
               <w:top w:w="50" w:type="dxa"/>
@@ -6760,13 +6760,13 @@
         </w:tc>
         <w:tc>
           <w:tcPr>
-            <w:tcW w:type="dxa" w:w="2232"/>
-            <w:shd w:fill="1B365D" w:val="clear"/>
+            <w:tcW w:type="dxa" w:w="2250"/>
+            <w:shd w:fill="1E3A5F" w:val="clear"/>
             <w:tcBorders>
-              <w:top w:val="single" w:sz="4" w:space="0" w:color="1B365D"/>
-              <w:left w:val="single" w:sz="4" w:space="0" w:color="1B365D"/>
-              <w:bottom w:val="single" w:sz="4" w:space="0" w:color="1B365D"/>
-              <w:right w:val="single" w:sz="4" w:space="0" w:color="1B365D"/>
+              <w:top w:val="single" w:sz="4" w:space="0" w:color="1E3A5F"/>
+              <w:left w:val="single" w:sz="4" w:space="0" w:color="1E3A5F"/>
+              <w:bottom w:val="single" w:sz="4" w:space="0" w:color="1E3A5F"/>
+              <w:right w:val="single" w:sz="4" w:space="0" w:color="1E3A5F"/>
             </w:tcBorders>
             <w:tcMar>
               <w:top w:w="50" w:type="dxa"/>
@@ -6795,7 +6795,7 @@
       <w:tr>
         <w:tc>
           <w:tcPr>
-            <w:tcW w:type="dxa" w:w="2232"/>
+            <w:tcW w:type="dxa" w:w="2250"/>
             <w:shd w:fill="FFFFFF" w:val="clear"/>
             <w:tcBorders>
               <w:top w:val="single" w:sz="4" w:space="0" w:color="C5CDD6"/>
@@ -6828,7 +6828,7 @@
         </w:tc>
         <w:tc>
           <w:tcPr>
-            <w:tcW w:type="dxa" w:w="2232"/>
+            <w:tcW w:type="dxa" w:w="2250"/>
             <w:shd w:fill="FFFFFF" w:val="clear"/>
             <w:tcBorders>
               <w:top w:val="single" w:sz="4" w:space="0" w:color="C5CDD6"/>
@@ -6861,7 +6861,7 @@
         </w:tc>
         <w:tc>
           <w:tcPr>
-            <w:tcW w:type="dxa" w:w="2232"/>
+            <w:tcW w:type="dxa" w:w="2250"/>
             <w:shd w:fill="FFFFFF" w:val="clear"/>
             <w:tcBorders>
               <w:top w:val="single" w:sz="4" w:space="0" w:color="C5CDD6"/>
@@ -6894,7 +6894,7 @@
         </w:tc>
         <w:tc>
           <w:tcPr>
-            <w:tcW w:type="dxa" w:w="2232"/>
+            <w:tcW w:type="dxa" w:w="2250"/>
             <w:shd w:fill="FFFFFF" w:val="clear"/>
             <w:tcBorders>
               <w:top w:val="single" w:sz="4" w:space="0" w:color="C5CDD6"/>
@@ -6929,8 +6929,8 @@
       <w:tr>
         <w:tc>
           <w:tcPr>
-            <w:tcW w:type="dxa" w:w="2232"/>
-            <w:shd w:fill="EEF2F6" w:val="clear"/>
+            <w:tcW w:type="dxa" w:w="2250"/>
+            <w:shd w:fill="EDF1F6" w:val="clear"/>
             <w:tcBorders>
               <w:top w:val="single" w:sz="4" w:space="0" w:color="C5CDD6"/>
               <w:left w:val="single" w:sz="4" w:space="0" w:color="C5CDD6"/>
@@ -6962,8 +6962,8 @@
         </w:tc>
         <w:tc>
           <w:tcPr>
-            <w:tcW w:type="dxa" w:w="2232"/>
-            <w:shd w:fill="EEF2F6" w:val="clear"/>
+            <w:tcW w:type="dxa" w:w="2250"/>
+            <w:shd w:fill="EDF1F6" w:val="clear"/>
             <w:tcBorders>
               <w:top w:val="single" w:sz="4" w:space="0" w:color="C5CDD6"/>
               <w:left w:val="single" w:sz="4" w:space="0" w:color="C5CDD6"/>
@@ -6995,8 +6995,8 @@
         </w:tc>
         <w:tc>
           <w:tcPr>
-            <w:tcW w:type="dxa" w:w="2232"/>
-            <w:shd w:fill="EEF2F6" w:val="clear"/>
+            <w:tcW w:type="dxa" w:w="2250"/>
+            <w:shd w:fill="EDF1F6" w:val="clear"/>
             <w:tcBorders>
               <w:top w:val="single" w:sz="4" w:space="0" w:color="C5CDD6"/>
               <w:left w:val="single" w:sz="4" w:space="0" w:color="C5CDD6"/>
@@ -7028,8 +7028,8 @@
         </w:tc>
         <w:tc>
           <w:tcPr>
-            <w:tcW w:type="dxa" w:w="2232"/>
-            <w:shd w:fill="EEF2F6" w:val="clear"/>
+            <w:tcW w:type="dxa" w:w="2250"/>
+            <w:shd w:fill="EDF1F6" w:val="clear"/>
             <w:tcBorders>
               <w:top w:val="single" w:sz="4" w:space="0" w:color="C5CDD6"/>
               <w:left w:val="single" w:sz="4" w:space="0" w:color="C5CDD6"/>
@@ -7063,7 +7063,7 @@
       <w:tr>
         <w:tc>
           <w:tcPr>
-            <w:tcW w:type="dxa" w:w="2232"/>
+            <w:tcW w:type="dxa" w:w="2250"/>
             <w:shd w:fill="FFFFFF" w:val="clear"/>
             <w:tcBorders>
               <w:top w:val="single" w:sz="4" w:space="0" w:color="C5CDD6"/>
@@ -7096,7 +7096,7 @@
         </w:tc>
         <w:tc>
           <w:tcPr>
-            <w:tcW w:type="dxa" w:w="2232"/>
+            <w:tcW w:type="dxa" w:w="2250"/>
             <w:shd w:fill="FFFFFF" w:val="clear"/>
             <w:tcBorders>
               <w:top w:val="single" w:sz="4" w:space="0" w:color="C5CDD6"/>
@@ -7129,7 +7129,7 @@
         </w:tc>
         <w:tc>
           <w:tcPr>
-            <w:tcW w:type="dxa" w:w="2232"/>
+            <w:tcW w:type="dxa" w:w="2250"/>
             <w:shd w:fill="FFFFFF" w:val="clear"/>
             <w:tcBorders>
               <w:top w:val="single" w:sz="4" w:space="0" w:color="C5CDD6"/>
@@ -7162,7 +7162,7 @@
         </w:tc>
         <w:tc>
           <w:tcPr>
-            <w:tcW w:type="dxa" w:w="2232"/>
+            <w:tcW w:type="dxa" w:w="2250"/>
             <w:shd w:fill="FFFFFF" w:val="clear"/>
             <w:tcBorders>
               <w:top w:val="single" w:sz="4" w:space="0" w:color="C5CDD6"/>
@@ -7197,8 +7197,8 @@
       <w:tr>
         <w:tc>
           <w:tcPr>
-            <w:tcW w:type="dxa" w:w="2232"/>
-            <w:shd w:fill="EEF2F6" w:val="clear"/>
+            <w:tcW w:type="dxa" w:w="2250"/>
+            <w:shd w:fill="EDF1F6" w:val="clear"/>
             <w:tcBorders>
               <w:top w:val="single" w:sz="4" w:space="0" w:color="C5CDD6"/>
               <w:left w:val="single" w:sz="4" w:space="0" w:color="C5CDD6"/>
@@ -7230,8 +7230,8 @@
         </w:tc>
         <w:tc>
           <w:tcPr>
-            <w:tcW w:type="dxa" w:w="2232"/>
-            <w:shd w:fill="EEF2F6" w:val="clear"/>
+            <w:tcW w:type="dxa" w:w="2250"/>
+            <w:shd w:fill="EDF1F6" w:val="clear"/>
             <w:tcBorders>
               <w:top w:val="single" w:sz="4" w:space="0" w:color="C5CDD6"/>
               <w:left w:val="single" w:sz="4" w:space="0" w:color="C5CDD6"/>
@@ -7263,8 +7263,8 @@
         </w:tc>
         <w:tc>
           <w:tcPr>
-            <w:tcW w:type="dxa" w:w="2232"/>
-            <w:shd w:fill="EEF2F6" w:val="clear"/>
+            <w:tcW w:type="dxa" w:w="2250"/>
+            <w:shd w:fill="EDF1F6" w:val="clear"/>
             <w:tcBorders>
               <w:top w:val="single" w:sz="4" w:space="0" w:color="C5CDD6"/>
               <w:left w:val="single" w:sz="4" w:space="0" w:color="C5CDD6"/>
@@ -7296,8 +7296,8 @@
         </w:tc>
         <w:tc>
           <w:tcPr>
-            <w:tcW w:type="dxa" w:w="2232"/>
-            <w:shd w:fill="EEF2F6" w:val="clear"/>
+            <w:tcW w:type="dxa" w:w="2250"/>
+            <w:shd w:fill="EDF1F6" w:val="clear"/>
             <w:tcBorders>
               <w:top w:val="single" w:sz="4" w:space="0" w:color="C5CDD6"/>
               <w:left w:val="single" w:sz="4" w:space="0" w:color="C5CDD6"/>
@@ -7336,8 +7336,8 @@
     </w:p>
     <w:p>
       <w:pPr>
-        <w:spacing w:before="0" w:after="240" w:line="427" w:lineRule="auto"/>
-        <w:ind w:firstLine="288"/>
+        <w:spacing w:before="0" w:after="220" w:line="408" w:lineRule="auto"/>
+        <w:ind w:firstLine="317"/>
       </w:pPr>
       <w:r>
         <w:rPr>
@@ -7350,8 +7350,8 @@
     </w:p>
     <w:p>
       <w:pPr>
-        <w:spacing w:before="0" w:after="240" w:line="427" w:lineRule="auto"/>
-        <w:ind w:firstLine="288"/>
+        <w:spacing w:before="0" w:after="220" w:line="408" w:lineRule="auto"/>
+        <w:ind w:firstLine="317"/>
       </w:pPr>
       <w:r>
         <w:rPr>
@@ -7372,8 +7372,8 @@
     </w:p>
     <w:p>
       <w:pPr>
-        <w:spacing w:before="0" w:after="240" w:line="427" w:lineRule="auto"/>
-        <w:ind w:firstLine="288"/>
+        <w:spacing w:before="0" w:after="220" w:line="408" w:lineRule="auto"/>
+        <w:ind w:firstLine="317"/>
       </w:pPr>
       <w:r>
         <w:rPr>
@@ -7394,8 +7394,8 @@
     </w:p>
     <w:p>
       <w:pPr>
-        <w:spacing w:before="0" w:after="240" w:line="427" w:lineRule="auto"/>
-        <w:ind w:firstLine="288"/>
+        <w:spacing w:before="0" w:after="220" w:line="408" w:lineRule="auto"/>
+        <w:ind w:firstLine="317"/>
       </w:pPr>
       <w:r>
         <w:rPr>
@@ -7426,12 +7426,12 @@
         <w:tblLook w:firstColumn="1" w:firstRow="1" w:lastColumn="0" w:lastRow="0" w:noHBand="0" w:noVBand="1" w:val="04A0"/>
       </w:tblPr>
       <w:tblGrid>
-        <w:gridCol w:w="8928"/>
+        <w:gridCol w:w="9000"/>
       </w:tblGrid>
       <w:tr>
         <w:tc>
           <w:tcPr>
-            <w:tcW w:type="dxa" w:w="8928"/>
+            <w:tcW w:type="dxa" w:w="9000"/>
             <w:shd w:fill="F3F4F6" w:val="clear"/>
             <w:tcBorders>
               <w:top w:val="single" w:sz="6" w:space="0" w:color="C5CDD6"/>
@@ -7613,8 +7613,8 @@
     </w:p>
     <w:p>
       <w:pPr>
-        <w:spacing w:before="0" w:after="240" w:line="427" w:lineRule="auto"/>
-        <w:ind w:firstLine="288"/>
+        <w:spacing w:before="0" w:after="220" w:line="408" w:lineRule="auto"/>
+        <w:ind w:firstLine="317"/>
       </w:pPr>
       <w:r>
         <w:rPr>
@@ -7645,12 +7645,12 @@
         <w:tblLook w:firstColumn="1" w:firstRow="1" w:lastColumn="0" w:lastRow="0" w:noHBand="0" w:noVBand="1" w:val="04A0"/>
       </w:tblPr>
       <w:tblGrid>
-        <w:gridCol w:w="8928"/>
+        <w:gridCol w:w="9000"/>
       </w:tblGrid>
       <w:tr>
         <w:tc>
           <w:tcPr>
-            <w:tcW w:type="dxa" w:w="8928"/>
+            <w:tcW w:type="dxa" w:w="9000"/>
             <w:shd w:fill="F3F4F6" w:val="clear"/>
             <w:tcBorders>
               <w:top w:val="single" w:sz="6" w:space="0" w:color="C5CDD6"/>
@@ -7832,8 +7832,8 @@
     </w:p>
     <w:p>
       <w:pPr>
-        <w:spacing w:before="0" w:after="240" w:line="427" w:lineRule="auto"/>
-        <w:ind w:firstLine="288"/>
+        <w:spacing w:before="0" w:after="220" w:line="408" w:lineRule="auto"/>
+        <w:ind w:firstLine="317"/>
       </w:pPr>
       <w:r>
         <w:rPr>
@@ -7864,12 +7864,12 @@
         <w:tblLook w:firstColumn="1" w:firstRow="1" w:lastColumn="0" w:lastRow="0" w:noHBand="0" w:noVBand="1" w:val="04A0"/>
       </w:tblPr>
       <w:tblGrid>
-        <w:gridCol w:w="8928"/>
+        <w:gridCol w:w="9000"/>
       </w:tblGrid>
       <w:tr>
         <w:tc>
           <w:tcPr>
-            <w:tcW w:type="dxa" w:w="8928"/>
+            <w:tcW w:type="dxa" w:w="9000"/>
             <w:shd w:fill="F3F4F6" w:val="clear"/>
             <w:tcBorders>
               <w:top w:val="single" w:sz="6" w:space="0" w:color="C5CDD6"/>
@@ -8051,8 +8051,8 @@
     </w:p>
     <w:p>
       <w:pPr>
-        <w:spacing w:before="0" w:after="240" w:line="427" w:lineRule="auto"/>
-        <w:ind w:firstLine="288"/>
+        <w:spacing w:before="0" w:after="220" w:line="408" w:lineRule="auto"/>
+        <w:ind w:firstLine="317"/>
       </w:pPr>
       <w:r>
         <w:rPr>
@@ -8083,12 +8083,12 @@
         <w:tblLook w:firstColumn="1" w:firstRow="1" w:lastColumn="0" w:lastRow="0" w:noHBand="0" w:noVBand="1" w:val="04A0"/>
       </w:tblPr>
       <w:tblGrid>
-        <w:gridCol w:w="8928"/>
+        <w:gridCol w:w="9000"/>
       </w:tblGrid>
       <w:tr>
         <w:tc>
           <w:tcPr>
-            <w:tcW w:type="dxa" w:w="8928"/>
+            <w:tcW w:type="dxa" w:w="9000"/>
             <w:shd w:fill="F3F4F6" w:val="clear"/>
             <w:tcBorders>
               <w:top w:val="single" w:sz="6" w:space="0" w:color="C5CDD6"/>
@@ -8270,8 +8270,8 @@
     </w:p>
     <w:p>
       <w:pPr>
-        <w:spacing w:before="0" w:after="240" w:line="427" w:lineRule="auto"/>
-        <w:ind w:firstLine="288"/>
+        <w:spacing w:before="0" w:after="220" w:line="408" w:lineRule="auto"/>
+        <w:ind w:firstLine="317"/>
       </w:pPr>
       <w:r>
         <w:rPr>
@@ -8302,12 +8302,12 @@
         <w:tblLook w:firstColumn="1" w:firstRow="1" w:lastColumn="0" w:lastRow="0" w:noHBand="0" w:noVBand="1" w:val="04A0"/>
       </w:tblPr>
       <w:tblGrid>
-        <w:gridCol w:w="8928"/>
+        <w:gridCol w:w="9000"/>
       </w:tblGrid>
       <w:tr>
         <w:tc>
           <w:tcPr>
-            <w:tcW w:type="dxa" w:w="8928"/>
+            <w:tcW w:type="dxa" w:w="9000"/>
             <w:shd w:fill="F3F4F6" w:val="clear"/>
             <w:tcBorders>
               <w:top w:val="single" w:sz="6" w:space="0" w:color="C5CDD6"/>
@@ -8489,8 +8489,8 @@
     </w:p>
     <w:p>
       <w:pPr>
-        <w:spacing w:before="0" w:after="240" w:line="427" w:lineRule="auto"/>
-        <w:ind w:firstLine="288"/>
+        <w:spacing w:before="0" w:after="220" w:line="408" w:lineRule="auto"/>
+        <w:ind w:firstLine="317"/>
       </w:pPr>
       <w:r>
         <w:rPr>
@@ -8521,12 +8521,12 @@
         <w:tblLook w:firstColumn="1" w:firstRow="1" w:lastColumn="0" w:lastRow="0" w:noHBand="0" w:noVBand="1" w:val="04A0"/>
       </w:tblPr>
       <w:tblGrid>
-        <w:gridCol w:w="8928"/>
+        <w:gridCol w:w="9000"/>
       </w:tblGrid>
       <w:tr>
         <w:tc>
           <w:tcPr>
-            <w:tcW w:type="dxa" w:w="8928"/>
+            <w:tcW w:type="dxa" w:w="9000"/>
             <w:shd w:fill="F3F4F6" w:val="clear"/>
             <w:tcBorders>
               <w:top w:val="single" w:sz="6" w:space="0" w:color="C5CDD6"/>
@@ -8708,8 +8708,8 @@
     </w:p>
     <w:p>
       <w:pPr>
-        <w:spacing w:before="0" w:after="240" w:line="427" w:lineRule="auto"/>
-        <w:ind w:firstLine="288"/>
+        <w:spacing w:before="0" w:after="220" w:line="408" w:lineRule="auto"/>
+        <w:ind w:firstLine="317"/>
       </w:pPr>
       <w:r>
         <w:rPr>
@@ -8740,12 +8740,12 @@
         <w:tblLook w:firstColumn="1" w:firstRow="1" w:lastColumn="0" w:lastRow="0" w:noHBand="0" w:noVBand="1" w:val="04A0"/>
       </w:tblPr>
       <w:tblGrid>
-        <w:gridCol w:w="8928"/>
+        <w:gridCol w:w="9000"/>
       </w:tblGrid>
       <w:tr>
         <w:tc>
           <w:tcPr>
-            <w:tcW w:type="dxa" w:w="8928"/>
+            <w:tcW w:type="dxa" w:w="9000"/>
             <w:shd w:fill="F3F4F6" w:val="clear"/>
             <w:tcBorders>
               <w:top w:val="single" w:sz="6" w:space="0" w:color="C5CDD6"/>
@@ -8927,8 +8927,8 @@
     </w:p>
     <w:p>
       <w:pPr>
-        <w:spacing w:before="0" w:after="240" w:line="427" w:lineRule="auto"/>
-        <w:ind w:firstLine="288"/>
+        <w:spacing w:before="0" w:after="220" w:line="408" w:lineRule="auto"/>
+        <w:ind w:firstLine="317"/>
       </w:pPr>
       <w:r>
         <w:rPr>
@@ -8959,12 +8959,12 @@
         <w:tblLook w:firstColumn="1" w:firstRow="1" w:lastColumn="0" w:lastRow="0" w:noHBand="0" w:noVBand="1" w:val="04A0"/>
       </w:tblPr>
       <w:tblGrid>
-        <w:gridCol w:w="8928"/>
+        <w:gridCol w:w="9000"/>
       </w:tblGrid>
       <w:tr>
         <w:tc>
           <w:tcPr>
-            <w:tcW w:type="dxa" w:w="8928"/>
+            <w:tcW w:type="dxa" w:w="9000"/>
             <w:shd w:fill="F3F4F6" w:val="clear"/>
             <w:tcBorders>
               <w:top w:val="single" w:sz="6" w:space="0" w:color="C5CDD6"/>
@@ -9146,8 +9146,8 @@
     </w:p>
     <w:p>
       <w:pPr>
-        <w:spacing w:before="0" w:after="240" w:line="427" w:lineRule="auto"/>
-        <w:ind w:firstLine="288"/>
+        <w:spacing w:before="0" w:after="220" w:line="408" w:lineRule="auto"/>
+        <w:ind w:firstLine="317"/>
       </w:pPr>
       <w:r>
         <w:rPr>
@@ -9178,12 +9178,12 @@
         <w:tblLook w:firstColumn="1" w:firstRow="1" w:lastColumn="0" w:lastRow="0" w:noHBand="0" w:noVBand="1" w:val="04A0"/>
       </w:tblPr>
       <w:tblGrid>
-        <w:gridCol w:w="8928"/>
+        <w:gridCol w:w="9000"/>
       </w:tblGrid>
       <w:tr>
         <w:tc>
           <w:tcPr>
-            <w:tcW w:type="dxa" w:w="8928"/>
+            <w:tcW w:type="dxa" w:w="9000"/>
             <w:shd w:fill="F3F4F6" w:val="clear"/>
             <w:tcBorders>
               <w:top w:val="single" w:sz="6" w:space="0" w:color="C5CDD6"/>
@@ -9365,8 +9365,8 @@
     </w:p>
     <w:p>
       <w:pPr>
-        <w:spacing w:before="0" w:after="240" w:line="427" w:lineRule="auto"/>
-        <w:ind w:firstLine="288"/>
+        <w:spacing w:before="0" w:after="220" w:line="408" w:lineRule="auto"/>
+        <w:ind w:firstLine="317"/>
       </w:pPr>
       <w:r>
         <w:rPr>
@@ -9397,12 +9397,12 @@
         <w:tblLook w:firstColumn="1" w:firstRow="1" w:lastColumn="0" w:lastRow="0" w:noHBand="0" w:noVBand="1" w:val="04A0"/>
       </w:tblPr>
       <w:tblGrid>
-        <w:gridCol w:w="8928"/>
+        <w:gridCol w:w="9000"/>
       </w:tblGrid>
       <w:tr>
         <w:tc>
           <w:tcPr>
-            <w:tcW w:type="dxa" w:w="8928"/>
+            <w:tcW w:type="dxa" w:w="9000"/>
             <w:shd w:fill="F3F4F6" w:val="clear"/>
             <w:tcBorders>
               <w:top w:val="single" w:sz="6" w:space="0" w:color="C5CDD6"/>
@@ -9584,8 +9584,8 @@
     </w:p>
     <w:p>
       <w:pPr>
-        <w:spacing w:before="0" w:after="240" w:line="427" w:lineRule="auto"/>
-        <w:ind w:firstLine="288"/>
+        <w:spacing w:before="0" w:after="220" w:line="408" w:lineRule="auto"/>
+        <w:ind w:firstLine="317"/>
       </w:pPr>
       <w:r>
         <w:rPr>
@@ -9616,12 +9616,12 @@
         <w:tblLook w:firstColumn="1" w:firstRow="1" w:lastColumn="0" w:lastRow="0" w:noHBand="0" w:noVBand="1" w:val="04A0"/>
       </w:tblPr>
       <w:tblGrid>
-        <w:gridCol w:w="8928"/>
+        <w:gridCol w:w="9000"/>
       </w:tblGrid>
       <w:tr>
         <w:tc>
           <w:tcPr>
-            <w:tcW w:type="dxa" w:w="8928"/>
+            <w:tcW w:type="dxa" w:w="9000"/>
             <w:shd w:fill="F3F4F6" w:val="clear"/>
             <w:tcBorders>
               <w:top w:val="single" w:sz="6" w:space="0" w:color="C5CDD6"/>
@@ -9803,8 +9803,8 @@
     </w:p>
     <w:p>
       <w:pPr>
-        <w:spacing w:before="0" w:after="240" w:line="427" w:lineRule="auto"/>
-        <w:ind w:firstLine="288"/>
+        <w:spacing w:before="0" w:after="220" w:line="408" w:lineRule="auto"/>
+        <w:ind w:firstLine="317"/>
       </w:pPr>
       <w:r>
         <w:rPr>
@@ -9835,12 +9835,12 @@
         <w:tblLook w:firstColumn="1" w:firstRow="1" w:lastColumn="0" w:lastRow="0" w:noHBand="0" w:noVBand="1" w:val="04A0"/>
       </w:tblPr>
       <w:tblGrid>
-        <w:gridCol w:w="8928"/>
+        <w:gridCol w:w="9000"/>
       </w:tblGrid>
       <w:tr>
         <w:tc>
           <w:tcPr>
-            <w:tcW w:type="dxa" w:w="8928"/>
+            <w:tcW w:type="dxa" w:w="9000"/>
             <w:shd w:fill="F3F4F6" w:val="clear"/>
             <w:tcBorders>
               <w:top w:val="single" w:sz="6" w:space="0" w:color="C5CDD6"/>
@@ -10017,13 +10017,13 @@
         <w:pStyle w:val="Heading1"/>
       </w:pPr>
       <w:r>
-        <w:t>Open work after June 20, 2023</w:t>
+        <w:t>Extra on-call branches, June 20, 2023</w:t>
       </w:r>
     </w:p>
     <w:p>
       <w:pPr>
-        <w:spacing w:before="0" w:after="240" w:line="427" w:lineRule="auto"/>
-        <w:ind w:firstLine="288"/>
+        <w:spacing w:before="0" w:after="220" w:line="408" w:lineRule="auto"/>
+        <w:ind w:firstLine="317"/>
       </w:pPr>
       <w:r>
         <w:rPr>
@@ -10031,7 +10031,7 @@
           <w:color w:val="222222"/>
           <w:sz w:val="24"/>
         </w:rPr>
-        <w:t>What follows is leftover work from Runbook: match-engine Kafka consumer lag: named people, named boxes, named tickets, and the items I still owe. If a paragraph fights the decision in the front of CLH-RB-2023-012, strike the paragraph.</w:t>
+        <w:t>I am dumping the after-work for CLH-RB-2023-012 here so it is not in Slack. Kavya Menon can skim headings. Implementers can steal the commands.</w:t>
       </w:r>
     </w:p>
     <w:p>
@@ -10039,7 +10039,71 @@
         <w:pStyle w:val="Heading2"/>
       </w:pPr>
       <w:r>
-        <w:t>What we are still refusing (averaging QPS instead of testing the close)</w:t>
+        <w:t>A small apply is still an apply</w:t>
+      </w:r>
+    </w:p>
+    <w:p>
+      <w:pPr>
+        <w:spacing w:before="0" w:after="220" w:line="408" w:lineRule="auto"/>
+        <w:ind w:firstLine="317"/>
+      </w:pPr>
+      <w:r>
+        <w:rPr>
+          <w:rFonts w:ascii="Liberation Serif" w:hAnsi="Liberation Serif" w:eastAsia="Liberation Serif" w:cs="Liberation Serif"/>
+          <w:color w:val="222222"/>
+          <w:sz w:val="24"/>
+        </w:rPr>
+        <w:t>If the front of this file already named a freeze, who to wake after the read-only commands does not get a courtesy thaw on burrow.clh.prod.northstar.internal. A small apply is still an apply. SEV1 is the SOP definition. Kavya Menon can argue SEV1 on CLH-5519 with a count, not with a demo time. I will not Helm-apply from a laptop because the window is 'almost over.'</w:t>
+      </w:r>
+    </w:p>
+    <w:p>
+      <w:pPr>
+        <w:spacing w:before="0" w:after="220" w:line="408" w:lineRule="auto"/>
+        <w:ind w:firstLine="317"/>
+      </w:pPr>
+      <w:r>
+        <w:rPr>
+          <w:rFonts w:ascii="Liberation Serif" w:hAnsi="Liberation Serif" w:eastAsia="Liberation Serif" w:cs="Liberation Serif"/>
+          <w:color w:val="222222"/>
+          <w:sz w:val="24"/>
+        </w:rPr>
+        <w:t>Calendar leftovers I will not hide inside who to wake after the read-only commands: weekend coverage that is not in the SLA, a plant shutdown, a clinical quiet hours window, month-end 16:00-21:00 ET. If the leftover date lands inside one of those, the date moves. The scope does not. Kavya Menon hears the new date on CLH-5519.</w:t>
+      </w:r>
+    </w:p>
+    <w:p>
+      <w:pPr>
+        <w:spacing w:before="0" w:after="220" w:line="408" w:lineRule="auto"/>
+        <w:ind w:firstLine="317"/>
+      </w:pPr>
+      <w:r>
+        <w:rPr>
+          <w:rFonts w:ascii="Liberation Serif" w:hAnsi="Liberation Serif" w:eastAsia="Liberation Serif" w:cs="Liberation Serif"/>
+          <w:color w:val="222222"/>
+          <w:sz w:val="24"/>
+        </w:rPr>
+        <w:t>Kavya Menon asked for a one-line version of who to wake after the read-only commands, grant expiry is a date Kavya Menon writes on CLH-5519, and object on CLH-5519, not in a side thread.</w:t>
+      </w:r>
+    </w:p>
+    <w:p>
+      <w:pPr>
+        <w:spacing w:before="0" w:after="220" w:line="408" w:lineRule="auto"/>
+        <w:ind w:firstLine="317"/>
+      </w:pPr>
+      <w:r>
+        <w:rPr>
+          <w:rFonts w:ascii="Liberation Serif" w:hAnsi="Liberation Serif" w:eastAsia="Liberation Serif" w:cs="Liberation Serif"/>
+          <w:color w:val="222222"/>
+          <w:sz w:val="24"/>
+        </w:rPr>
+        <w:t>Helen Cho still has who to wake after the read-only commands on CLH-TDD-2023-008, the first check is a read on clh-kafka-01.prod.us-east-1.northstar.internal, and if this fights the front of CLH-RB-2023-012, strike it.</w:t>
+      </w:r>
+    </w:p>
+    <w:p>
+      <w:pPr>
+        <w:pStyle w:val="Heading2"/>
+      </w:pPr>
+      <w:r>
+        <w:t>Keep weekend coverage that is not in the SLA dead</w:t>
       </w:r>
     </w:p>
     <w:tbl>
@@ -10048,12 +10112,12 @@
         <w:tblLook w:firstColumn="1" w:firstRow="1" w:lastColumn="0" w:lastRow="0" w:noHBand="0" w:noVBand="1" w:val="04A0"/>
       </w:tblPr>
       <w:tblGrid>
-        <w:gridCol w:w="8928"/>
+        <w:gridCol w:w="9000"/>
       </w:tblGrid>
       <w:tr>
         <w:tc>
           <w:tcPr>
-            <w:tcW w:type="dxa" w:w="8928"/>
+            <w:tcW w:type="dxa" w:w="9000"/>
             <w:shd w:fill="F8EDE8" w:val="clear"/>
             <w:tcBorders>
               <w:top w:val="single" w:sz="10" w:space="0" w:color="A15C46"/>
@@ -10093,7 +10157,7 @@
                 <w:color w:val="222222"/>
                 <w:sz w:val="21"/>
               </w:rPr>
-              <w:t>Kavya Menon does not get a shortcut that reopens averaging QPS instead of testing the close. If burrow.clh.prod.northstar.internal looks easy to bump, stop and write the count on CLH-5519 first.</w:t>
+              <w:t>Helen Cho does not get a shortcut that reopens weekend coverage that is not in the SLA. If clh-kafka-01.prod.us-east-1.northstar.internal looks easy to bump, stop and write the count on CLH-TDD-2023-008 first.</w:t>
             </w:r>
           </w:p>
         </w:tc>
@@ -10106,8 +10170,8 @@
     </w:p>
     <w:p>
       <w:pPr>
-        <w:spacing w:before="0" w:after="240" w:line="427" w:lineRule="auto"/>
-        <w:ind w:firstLine="288"/>
+        <w:spacing w:before="0" w:after="220" w:line="408" w:lineRule="auto"/>
+        <w:ind w:firstLine="317"/>
       </w:pPr>
       <w:r>
         <w:rPr>
@@ -10115,13 +10179,13 @@
           <w:color w:val="222222"/>
           <w:sz w:val="24"/>
         </w:rPr>
-        <w:t>I am writing this because averaging QPS instead of testing the close is the thing people reopen when a date slips. The front of CLH-RB-2023-012 already killed a path. I will not kill it again in a wiki comment. Ticket CLH-5519 is the record. Kavya Menon owns the next sentence if they want it undone. Aman Kumar is the writer, not the backup owner. Elapsed I would still defend: 19 minutes on burrow.clh.prod.northstar.internal, sample 3233, using the same clock as the number 72 already in the front matter.</w:t>
+        <w:t>I am writing this because weekend coverage that is not in the SLA is the thing people reopen when a date slips. The front of CLH-RB-2023-012 already killed a path. I will not kill it again in a wiki comment. Ticket CLH-TDD-2023-008 is the record. Helen Cho owns the next sentence if they want it undone. Aman Kumar is the writer, not the backup owner. Elapsed I would still defend: 24 minutes on clh-kafka-01.prod.us-east-1.northstar.internal, sample 2939, using the same clock as the number 400,000 already in the front matter.</w:t>
       </w:r>
     </w:p>
     <w:p>
       <w:pPr>
-        <w:spacing w:before="0" w:after="240" w:line="427" w:lineRule="auto"/>
-        <w:ind w:firstLine="288"/>
+        <w:spacing w:before="0" w:after="220" w:line="408" w:lineRule="auto"/>
+        <w:ind w:firstLine="317"/>
       </w:pPr>
       <w:r>
         <w:rPr>
@@ -10129,13 +10193,13 @@
           <w:color w:val="222222"/>
           <w:sz w:val="24"/>
         </w:rPr>
-        <w:t>A status dump that lists meetings is not a close. If the date slips, Kavya Menon writes the new date on CLH-5519 before asking for more people. If legal or the control owner asks why we still refuse averaging QPS instead of testing the close, the answer is this paragraph plus the decision callout in the front, not a Slack thread from June 20, 2023. Client remains Clearhaven. I will not paste a payload to prove the point.</w:t>
+        <w:t>Rejected move that keeps coming back: treat clh-kafka-01.prod.us-east-1.northstar.internal as a special case until the window is over. That is how we grew the last exception file nobody reads. Exceptions expire. This one does not get written. If we need a time-boxed carve-out, Helen Cho files a new ticket with an expiry, reviewers on-call plus the team that owns clh-kafka-01.prod.us-east-1.northstar.internal, and a rollback that is 'delete the carve-out and restart,' not 'leave it until someone notices.'</w:t>
       </w:r>
     </w:p>
     <w:p>
       <w:pPr>
-        <w:spacing w:before="0" w:after="240" w:line="427" w:lineRule="auto"/>
-        <w:ind w:firstLine="288"/>
+        <w:spacing w:before="0" w:after="220" w:line="408" w:lineRule="auto"/>
+        <w:ind w:firstLine="317"/>
       </w:pPr>
       <w:r>
         <w:rPr>
@@ -10143,13 +10207,13 @@
           <w:color w:val="222222"/>
           <w:sz w:val="24"/>
         </w:rPr>
-        <w:t>Rejected move that keeps coming back: treat burrow.clh.prod.northstar.internal as a special case until the window is over. That is how we grew the last exception file nobody reads. Exceptions expire. This one does not get written. If we need a time-boxed carve-out, Kavya Menon files a new ticket with an expiry, reviewers on-call plus the team that owns burrow.clh.prod.northstar.internal, and a rollback that is 'delete the carve-out and restart,' not 'leave it until someone notices.'</w:t>
+        <w:t>Clearhaven can wait on weekend coverage that is not in the SLA until Priya Nair writes the cut, a poison record gets fenced, not more retries, and a vendor discount is not evidence.</w:t>
       </w:r>
     </w:p>
     <w:p>
       <w:pPr>
-        <w:spacing w:before="0" w:after="240" w:line="427" w:lineRule="auto"/>
-        <w:ind w:firstLine="288"/>
+        <w:spacing w:before="0" w:after="220" w:line="408" w:lineRule="auto"/>
+        <w:ind w:firstLine="317"/>
       </w:pPr>
       <w:r>
         <w:rPr>
@@ -10157,13 +10221,21 @@
           <w:color w:val="222222"/>
           <w:sz w:val="24"/>
         </w:rPr>
-        <w:t>How I would explain averaging QPS instead of testing the close to Kavya Menon in one minute: the front of CLH-RB-2023-012 already made the call. This leftover is execution. Kavya Menon owns CLH-5519. burrow.clh.prod.northstar.internal is the box I would open first. The number I would put on the table is 72, and if that is stale I would say so instead of performing precision. I would ask whether we are still inside the freeze and whether Kavya Menon can hit June 26, 2023.</w:t>
+        <w:t>the front of CLH-RB-2023-012 already named weekend coverage that is not in the SLA, this paragraph is execution, grant expiry is a date Aman Kumar writes on CLH-5519, and I will not mix clocks to make weekend coverage that is not in the SLA look healthier.</w:t>
       </w:r>
     </w:p>
     <w:p>
       <w:pPr>
-        <w:spacing w:before="0" w:after="240" w:line="427" w:lineRule="auto"/>
-        <w:ind w:firstLine="288"/>
+        <w:pStyle w:val="Heading2"/>
+      </w:pPr>
+      <w:r>
+        <w:t>Outbound vs internal on a cleanup PR that renames a field</w:t>
+      </w:r>
+    </w:p>
+    <w:p>
+      <w:pPr>
+        <w:spacing w:before="0" w:after="220" w:line="408" w:lineRule="auto"/>
+        <w:ind w:firstLine="317"/>
       </w:pPr>
       <w:r>
         <w:rPr>
@@ -10171,13 +10243,13 @@
           <w:color w:val="222222"/>
           <w:sz w:val="24"/>
         </w:rPr>
-        <w:t>Helen Cho asked whether we could 'just' keep a side path for averaging QPS instead of testing the close until the window ends. No. Side paths are how the last exception file grew. If we need a carve-out, it expires, it lives on CLH-5519, and rollback is delete-and-restart on burrow.clh.prod.northstar.internal, not 'leave it until someone notices.'</w:t>
+        <w:t>Internal note can name grafana.prod.northstar.internal, CLH-5519, and the last error line. It still does not paste identifiers. If someone asks for a root cause the same day, they get the user-visible version. Legal reads outbound mail that names money or medical data. I will not put a hostname in a customer ticket because it makes me look precise.</w:t>
       </w:r>
     </w:p>
     <w:p>
       <w:pPr>
-        <w:spacing w:before="0" w:after="240" w:line="427" w:lineRule="auto"/>
-        <w:ind w:firstLine="288"/>
+        <w:pStyle w:val="ListBullet"/>
+        <w:spacing w:before="20" w:after="60" w:line="260" w:lineRule="auto"/>
       </w:pPr>
       <w:r>
         <w:rPr>
@@ -10185,21 +10257,13 @@
           <w:color w:val="222222"/>
           <w:sz w:val="24"/>
         </w:rPr>
-        <w:t>I will not put averaging QPS instead of testing the close on a wiki that drifts. CLH-5519 and this file are the record. If Kavya Menon needs a diagram, they get a permalink, not a photo of a whiteboard. burrow.clh.prod.northstar.internal stays out of the diagram title. If a new engineer asks where the leftover lives, I point here. I do not point at a Slack pin from June 20, 2023.</w:t>
+        <w:t>External: window, effect, done or not. Owner Priya Nair.</w:t>
       </w:r>
     </w:p>
     <w:p>
       <w:pPr>
-        <w:pStyle w:val="Heading2"/>
-      </w:pPr>
-      <w:r>
-        <w:t>Numbers I will still quote (pre-page: is this even a page)</w:t>
-      </w:r>
-    </w:p>
-    <w:p>
-      <w:pPr>
-        <w:spacing w:before="0" w:after="240" w:line="427" w:lineRule="auto"/>
-        <w:ind w:firstLine="288"/>
+        <w:pStyle w:val="ListBullet"/>
+        <w:spacing w:before="20" w:after="60" w:line="260" w:lineRule="auto"/>
       </w:pPr>
       <w:r>
         <w:rPr>
@@ -10207,12 +10271,104 @@
           <w:color w:val="222222"/>
           <w:sz w:val="24"/>
         </w:rPr>
-        <w:t>These are working numbers for pre-page: is this even a page, not a new model. If they disagree with the front of Runbook: match-engine Kafka consumer lag, the front wins. I measured on clh-kafka-01.prod.us-east-1.northstar.internal. Ticket CLH-TDD-2023-008. Owner for the next measurement is Helen Cho. Sample window was 70 minutes. Rows in the sample: 13344. Front-matter figure I am not relitigating: 72.</w:t>
+        <w:t>Internal: grafana.prod.northstar.internal, counts, CLH-TDD-2022-021. Owner Aman Kumar.</w:t>
       </w:r>
     </w:p>
     <w:p>
       <w:pPr>
-        <w:spacing w:before="80" w:after="60" w:line="200" w:lineRule="auto"/>
+        <w:pStyle w:val="ListBullet"/>
+        <w:spacing w:before="20" w:after="60" w:line="260" w:lineRule="auto"/>
+      </w:pPr>
+      <w:r>
+        <w:rPr>
+          <w:rFonts w:ascii="Liberation Serif" w:hAnsi="Liberation Serif" w:eastAsia="Liberation Serif" w:cs="Liberation Serif"/>
+          <w:color w:val="222222"/>
+          <w:sz w:val="24"/>
+        </w:rPr>
+        <w:t>Never: payloads, PAN, SSN, MRN, secrets, unredacted logs.</w:t>
+      </w:r>
+    </w:p>
+    <w:p>
+      <w:pPr>
+        <w:pStyle w:val="ListBullet"/>
+        <w:spacing w:before="20" w:after="60" w:line="260" w:lineRule="auto"/>
+      </w:pPr>
+      <w:r>
+        <w:rPr>
+          <w:rFonts w:ascii="Liberation Serif" w:hAnsi="Liberation Serif" w:eastAsia="Liberation Serif" w:cs="Liberation Serif"/>
+          <w:color w:val="222222"/>
+          <w:sz w:val="24"/>
+        </w:rPr>
+        <w:t>If Priya Nair is the TAM, they get the external version first.</w:t>
+      </w:r>
+    </w:p>
+    <w:p>
+      <w:pPr>
+        <w:spacing w:before="0" w:after="220" w:line="408" w:lineRule="auto"/>
+        <w:ind w:firstLine="317"/>
+      </w:pPr>
+      <w:r>
+        <w:rPr>
+          <w:rFonts w:ascii="Liberation Serif" w:hAnsi="Liberation Serif" w:eastAsia="Liberation Serif" w:cs="Liberation Serif"/>
+          <w:color w:val="222222"/>
+          <w:sz w:val="24"/>
+        </w:rPr>
+        <w:t>I keep a one-line draft in CLH-TDD-2022-021 so we do not invent tone at 01:10. If the incident is still open, the draft says 'still open' and a next update time we can actually hit, usually 55 minutes. If we are done, the draft says what changed for the user and what did not. I will not apologize in a way that implies a cash or clinical miss we did not have.</w:t>
+      </w:r>
+    </w:p>
+    <w:p>
+      <w:pPr>
+        <w:spacing w:before="0" w:after="220" w:line="408" w:lineRule="auto"/>
+        <w:ind w:firstLine="317"/>
+      </w:pPr>
+      <w:r>
+        <w:rPr>
+          <w:rFonts w:ascii="Liberation Serif" w:hAnsi="Liberation Serif" w:eastAsia="Liberation Serif" w:cs="Liberation Serif"/>
+          <w:color w:val="222222"/>
+          <w:sz w:val="24"/>
+        </w:rPr>
+        <w:t>if a cleanup PR that renames a field is still fuzzy, CLH-TDD-2023-008 is the place to say so, the first check is a read on clh-schemareg-01.prod.us-east-1.northstar.internal, and the sample I would still defend uses the same clock as 00.</w:t>
+      </w:r>
+    </w:p>
+    <w:p>
+      <w:pPr>
+        <w:spacing w:before="0" w:after="220" w:line="408" w:lineRule="auto"/>
+        <w:ind w:firstLine="317"/>
+      </w:pPr>
+      <w:r>
+        <w:rPr>
+          <w:rFonts w:ascii="Liberation Serif" w:hAnsi="Liberation Serif" w:eastAsia="Liberation Serif" w:cs="Liberation Serif"/>
+          <w:color w:val="222222"/>
+          <w:sz w:val="24"/>
+        </w:rPr>
+        <w:t>do not treat a cleanup PR that renames a field as polish, Clh Match either owns it or we drop it, a poison record gets fenced, not more retries, and Aman Kumar will not keep a shadow list.</w:t>
+      </w:r>
+    </w:p>
+    <w:p>
+      <w:pPr>
+        <w:pStyle w:val="Heading2"/>
+      </w:pPr>
+      <w:r>
+        <w:t>Smallest failing row (raising retries on a poison record)</w:t>
+      </w:r>
+    </w:p>
+    <w:p>
+      <w:pPr>
+        <w:spacing w:before="0" w:after="220" w:line="408" w:lineRule="auto"/>
+        <w:ind w:firstLine="317"/>
+      </w:pPr>
+      <w:r>
+        <w:rPr>
+          <w:rFonts w:ascii="Liberation Serif" w:hAnsi="Liberation Serif" w:eastAsia="Liberation Serif" w:cs="Liberation Serif"/>
+          <w:color w:val="222222"/>
+          <w:sz w:val="24"/>
+        </w:rPr>
+        <w:t>Fixture for raising retries on a poison record lives next to the test, not in a laptop path. No PHI, no PAN. Host if we have to soak: prod.us-east-1.northstar.internal. Assert the smallest row that still fails without the fix. I will not copy a sanitized production dump; it is too big and it hid the bug twice. Owner Aman Kumar. Ticket CLH-5519. If the test is skipped, the skip reason is a ticket, not a comment.</w:t>
+      </w:r>
+    </w:p>
+    <w:p>
+      <w:pPr>
+        <w:spacing w:before="80" w:after="40" w:line="200" w:lineRule="auto"/>
       </w:pPr>
       <w:r>
         <w:rPr>
@@ -10221,7 +10377,236 @@
           <w:color w:val="555555"/>
           <w:sz w:val="17"/>
         </w:rPr>
-        <w:t>Working measurements for CLH-RB-2023-012, pre-page: is this even a page.</w:t>
+        <w:t>Name the test after the bug. CLH-5519.</w:t>
+      </w:r>
+    </w:p>
+    <w:tbl>
+      <w:tblPr>
+        <w:tblW w:type="auto" w:w="0"/>
+        <w:tblLook w:firstColumn="1" w:firstRow="1" w:lastColumn="0" w:lastRow="0" w:noHBand="0" w:noVBand="1" w:val="04A0"/>
+      </w:tblPr>
+      <w:tblGrid>
+        <w:gridCol w:w="9000"/>
+      </w:tblGrid>
+      <w:tr>
+        <w:tc>
+          <w:tcPr>
+            <w:tcW w:type="dxa" w:w="9000"/>
+            <w:shd w:fill="F3F4F6" w:val="clear"/>
+            <w:tcBorders>
+              <w:top w:val="single" w:sz="6" w:space="0" w:color="C5CDD6"/>
+              <w:left w:val="single" w:sz="6" w:space="0" w:color="C5CDD6"/>
+              <w:bottom w:val="single" w:sz="6" w:space="0" w:color="C5CDD6"/>
+              <w:right w:val="single" w:sz="6" w:space="0" w:color="C5CDD6"/>
+            </w:tcBorders>
+            <w:tcMar>
+              <w:top w:w="90" w:type="dxa"/>
+              <w:left w:w="120" w:type="dxa"/>
+              <w:bottom w:w="90" w:type="dxa"/>
+              <w:right w:w="120" w:type="dxa"/>
+            </w:tcMar>
+          </w:tcPr>
+          <w:p>
+            <w:pPr>
+              <w:spacing w:before="0" w:after="0" w:line="220" w:lineRule="auto"/>
+            </w:pPr>
+            <w:r/>
+            <w:r>
+              <w:rPr>
+                <w:rFonts w:ascii="Liberation Mono" w:hAnsi="Liberation Mono" w:eastAsia="Liberation Mono" w:cs="Liberation Mono"/>
+                <w:color w:val="222222"/>
+                <w:sz w:val="17"/>
+              </w:rPr>
+              <w:t># CLH-RB-2023-012 / raising retries on a poison record</w:t>
+            </w:r>
+          </w:p>
+          <w:p>
+            <w:pPr>
+              <w:spacing w:before="0" w:after="0" w:line="220" w:lineRule="auto"/>
+            </w:pPr>
+            <w:r>
+              <w:rPr>
+                <w:rFonts w:ascii="Liberation Mono" w:hAnsi="Liberation Mono" w:eastAsia="Liberation Mono" w:cs="Liberation Mono"/>
+                <w:color w:val="222222"/>
+                <w:sz w:val="17"/>
+              </w:rPr>
+              <w:t>pytest -k 'idempotent' -q</w:t>
+            </w:r>
+          </w:p>
+          <w:p>
+            <w:pPr>
+              <w:spacing w:before="0" w:after="0" w:line="220" w:lineRule="auto"/>
+            </w:pPr>
+            <w:r>
+              <w:rPr>
+                <w:rFonts w:ascii="Liberation Mono" w:hAnsi="Liberation Mono" w:eastAsia="Liberation Mono" w:cs="Liberation Mono"/>
+                <w:color w:val="222222"/>
+                <w:sz w:val="17"/>
+              </w:rPr>
+              <w:t># fail if the fixture hash changes without CLH-5519</w:t>
+            </w:r>
+          </w:p>
+          <w:p>
+            <w:pPr>
+              <w:spacing w:before="0" w:after="0" w:line="220" w:lineRule="auto"/>
+            </w:pPr>
+            <w:r>
+              <w:rPr>
+                <w:rFonts w:ascii="Liberation Mono" w:hAnsi="Liberation Mono" w:eastAsia="Liberation Mono" w:cs="Liberation Mono"/>
+                <w:color w:val="222222"/>
+                <w:sz w:val="17"/>
+              </w:rPr>
+              <w:t># do not record against prod.us-east-1.northstar.internal from a laptop</w:t>
+            </w:r>
+          </w:p>
+        </w:tc>
+      </w:tr>
+    </w:tbl>
+    <w:p>
+      <w:pPr>
+        <w:spacing w:before="40" w:after="160" w:line="80" w:lineRule="auto"/>
+      </w:pPr>
+    </w:p>
+    <w:p>
+      <w:pPr>
+        <w:spacing w:before="0" w:after="220" w:line="408" w:lineRule="auto"/>
+        <w:ind w:firstLine="317"/>
+      </w:pPr>
+      <w:r>
+        <w:rPr>
+          <w:rFonts w:ascii="Liberation Serif" w:hAnsi="Liberation Serif" w:eastAsia="Liberation Serif" w:cs="Liberation Serif"/>
+          <w:color w:val="222222"/>
+          <w:sz w:val="24"/>
+        </w:rPr>
+        <w:t>Staging partition count has to be high enough to catch a rebalance. If prod has dozens of partitions, a staging cluster with one will bless a bad build. I want that written next to raising retries on a poison record, not rediscovered on a Monday. Number from the front I am not going to 'simplify': 16.</w:t>
+      </w:r>
+    </w:p>
+    <w:p>
+      <w:pPr>
+        <w:spacing w:before="0" w:after="220" w:line="408" w:lineRule="auto"/>
+        <w:ind w:firstLine="317"/>
+      </w:pPr>
+      <w:r>
+        <w:rPr>
+          <w:rFonts w:ascii="Liberation Serif" w:hAnsi="Liberation Serif" w:eastAsia="Liberation Serif" w:cs="Liberation Serif"/>
+          <w:color w:val="222222"/>
+          <w:sz w:val="24"/>
+        </w:rPr>
+        <w:t>Aman Kumar owes a close on raising retries on a poison record by July 2, 2023, not a status emoji, grant expiry is a date If Helen writes on CLH-5519, and I ping once and after that If Helen is late, not blocked.</w:t>
+      </w:r>
+    </w:p>
+    <w:p>
+      <w:pPr>
+        <w:spacing w:before="0" w:after="220" w:line="408" w:lineRule="auto"/>
+        <w:ind w:firstLine="317"/>
+      </w:pPr>
+      <w:r>
+        <w:rPr>
+          <w:rFonts w:ascii="Liberation Serif" w:hAnsi="Liberation Serif" w:eastAsia="Liberation Serif" w:cs="Liberation Serif"/>
+          <w:color w:val="222222"/>
+          <w:sz w:val="24"/>
+        </w:rPr>
+        <w:t>after July 3, 2023, leftover access for raising retries on a poison record is a bug, not a courtesy, the first check is a read on clh-kafka-01.prod.us-east-1.northstar.internal, and config, Helm, and a flag flip are all changes.</w:t>
+      </w:r>
+    </w:p>
+    <w:p>
+      <w:pPr>
+        <w:pStyle w:val="Heading2"/>
+      </w:pPr>
+      <w:r>
+        <w:t>People who missed the room</w:t>
+      </w:r>
+    </w:p>
+    <w:p>
+      <w:pPr>
+        <w:spacing w:before="0" w:after="220" w:line="408" w:lineRule="auto"/>
+        <w:ind w:firstLine="317"/>
+      </w:pPr>
+      <w:r>
+        <w:rPr>
+          <w:rFonts w:ascii="Liberation Serif" w:hAnsi="Liberation Serif" w:eastAsia="Liberation Serif" w:cs="Liberation Serif"/>
+          <w:color w:val="222222"/>
+          <w:sz w:val="24"/>
+        </w:rPr>
+        <w:t>Attendees who still owe something: Open Burrow, Kavya Menon, and whoever owns clh-schemareg-01.prod.us-east-1.northstar.internal. One question was on the table: can we ship without dealing with a vendor overlay we already rejected. Answer was no. I repeated the number 00 because two people in the room had stale graphs. Action: Open Burrow files the follow-up on CLH-TDD-2023-008 before June 28, 2023. I will not mark the ticket done because a meeting happened.</w:t>
+      </w:r>
+    </w:p>
+    <w:p>
+      <w:pPr>
+        <w:spacing w:before="0" w:after="220" w:line="408" w:lineRule="auto"/>
+        <w:ind w:firstLine="317"/>
+      </w:pPr>
+      <w:r>
+        <w:rPr>
+          <w:rFonts w:ascii="Liberation Serif" w:hAnsi="Liberation Serif" w:eastAsia="Liberation Serif" w:cs="Liberation Serif"/>
+          <w:color w:val="222222"/>
+          <w:sz w:val="24"/>
+        </w:rPr>
+        <w:t>People who were absent still get a usable remainder, not a transcript. Priya Nair gets the decision, the refuse, and the date. They do not get a reconstruction of who raised their voice. If they object, they object on CLH-TDD-2023-008.</w:t>
+      </w:r>
+    </w:p>
+    <w:p>
+      <w:pPr>
+        <w:spacing w:before="0" w:after="220" w:line="408" w:lineRule="auto"/>
+        <w:ind w:firstLine="317"/>
+      </w:pPr>
+      <w:r>
+        <w:rPr>
+          <w:rFonts w:ascii="Liberation Serif" w:hAnsi="Liberation Serif" w:eastAsia="Liberation Serif" w:cs="Liberation Serif"/>
+          <w:color w:val="222222"/>
+          <w:sz w:val="24"/>
+        </w:rPr>
+        <w:t>I bounced a hallway yes on a vendor overlay we already rejected, a poison record gets fenced, not more retries, and abort beats a lying dual-run.</w:t>
+      </w:r>
+    </w:p>
+    <w:p>
+      <w:pPr>
+        <w:spacing w:before="0" w:after="220" w:line="408" w:lineRule="auto"/>
+        <w:ind w:firstLine="317"/>
+      </w:pPr>
+      <w:r>
+        <w:rPr>
+          <w:rFonts w:ascii="Liberation Serif" w:hAnsi="Liberation Serif" w:eastAsia="Liberation Serif" w:cs="Liberation Serif"/>
+          <w:color w:val="222222"/>
+          <w:sz w:val="24"/>
+        </w:rPr>
+        <w:t>Match Lag asked for a one-line version of a vendor overlay we already rejected, grant expiry is a date Match Lag writes on CLH-5519, and object on CLH-5519, not in a side thread.</w:t>
+      </w:r>
+    </w:p>
+    <w:p>
+      <w:pPr>
+        <w:pStyle w:val="Heading2"/>
+      </w:pPr>
+      <w:r>
+        <w:t>What I would quote for averaging QPS instead of testing the close</w:t>
+      </w:r>
+    </w:p>
+    <w:p>
+      <w:pPr>
+        <w:spacing w:before="0" w:after="220" w:line="408" w:lineRule="auto"/>
+        <w:ind w:firstLine="317"/>
+      </w:pPr>
+      <w:r>
+        <w:rPr>
+          <w:rFonts w:ascii="Liberation Serif" w:hAnsi="Liberation Serif" w:eastAsia="Liberation Serif" w:cs="Liberation Serif"/>
+          <w:color w:val="222222"/>
+          <w:sz w:val="24"/>
+        </w:rPr>
+        <w:t>These are working numbers for averaging QPS instead of testing the close, not a new model. If they disagree with the front of Runbook: match-engine Kafka consumer lag, the front wins. I measured on recon-match-01.prod.us-east-1.northstar.internal. Ticket CLH-TDD-2022-021. Owner for the next measurement is Clh Match. Sample window was 78 minutes. Rows in the sample: 17402. Front-matter figure I am not relitigating: 72.</w:t>
+      </w:r>
+    </w:p>
+    <w:p>
+      <w:pPr>
+        <w:spacing w:before="80" w:after="60" w:line="200" w:lineRule="auto"/>
+      </w:pPr>
+      <w:r>
+        <w:rPr>
+          <w:rFonts w:ascii="Liberation Sans" w:hAnsi="Liberation Sans" w:eastAsia="Liberation Sans" w:cs="Liberation Sans"/>
+          <w:i/>
+          <w:color w:val="555555"/>
+          <w:sz w:val="17"/>
+        </w:rPr>
+        <w:t>Working measurements for CLH-RB-2023-012, averaging QPS instead of testing the close.</w:t>
       </w:r>
     </w:p>
     <w:tbl>
@@ -10232,21 +10617,21 @@
         <w:tblLook w:firstColumn="1" w:firstRow="1" w:lastColumn="0" w:lastRow="0" w:noHBand="0" w:noVBand="1" w:val="04A0"/>
       </w:tblPr>
       <w:tblGrid>
-        <w:gridCol w:w="2232"/>
-        <w:gridCol w:w="2232"/>
-        <w:gridCol w:w="2232"/>
-        <w:gridCol w:w="2232"/>
+        <w:gridCol w:w="2250"/>
+        <w:gridCol w:w="2250"/>
+        <w:gridCol w:w="2250"/>
+        <w:gridCol w:w="2250"/>
       </w:tblGrid>
       <w:tr>
         <w:tc>
           <w:tcPr>
-            <w:tcW w:type="dxa" w:w="2232"/>
-            <w:shd w:fill="1B365D" w:val="clear"/>
+            <w:tcW w:type="dxa" w:w="2250"/>
+            <w:shd w:fill="1E3A5F" w:val="clear"/>
             <w:tcBorders>
-              <w:top w:val="single" w:sz="4" w:space="0" w:color="1B365D"/>
-              <w:left w:val="single" w:sz="4" w:space="0" w:color="1B365D"/>
-              <w:bottom w:val="single" w:sz="4" w:space="0" w:color="1B365D"/>
-              <w:right w:val="single" w:sz="4" w:space="0" w:color="1B365D"/>
+              <w:top w:val="single" w:sz="4" w:space="0" w:color="1E3A5F"/>
+              <w:left w:val="single" w:sz="4" w:space="0" w:color="1E3A5F"/>
+              <w:bottom w:val="single" w:sz="4" w:space="0" w:color="1E3A5F"/>
+              <w:right w:val="single" w:sz="4" w:space="0" w:color="1E3A5F"/>
             </w:tcBorders>
             <w:tcMar>
               <w:top w:w="50" w:type="dxa"/>
@@ -10273,13 +10658,13 @@
         </w:tc>
         <w:tc>
           <w:tcPr>
-            <w:tcW w:type="dxa" w:w="2232"/>
-            <w:shd w:fill="1B365D" w:val="clear"/>
+            <w:tcW w:type="dxa" w:w="2250"/>
+            <w:shd w:fill="1E3A5F" w:val="clear"/>
             <w:tcBorders>
-              <w:top w:val="single" w:sz="4" w:space="0" w:color="1B365D"/>
-              <w:left w:val="single" w:sz="4" w:space="0" w:color="1B365D"/>
-              <w:bottom w:val="single" w:sz="4" w:space="0" w:color="1B365D"/>
-              <w:right w:val="single" w:sz="4" w:space="0" w:color="1B365D"/>
+              <w:top w:val="single" w:sz="4" w:space="0" w:color="1E3A5F"/>
+              <w:left w:val="single" w:sz="4" w:space="0" w:color="1E3A5F"/>
+              <w:bottom w:val="single" w:sz="4" w:space="0" w:color="1E3A5F"/>
+              <w:right w:val="single" w:sz="4" w:space="0" w:color="1E3A5F"/>
             </w:tcBorders>
             <w:tcMar>
               <w:top w:w="50" w:type="dxa"/>
@@ -10306,13 +10691,13 @@
         </w:tc>
         <w:tc>
           <w:tcPr>
-            <w:tcW w:type="dxa" w:w="2232"/>
-            <w:shd w:fill="1B365D" w:val="clear"/>
+            <w:tcW w:type="dxa" w:w="2250"/>
+            <w:shd w:fill="1E3A5F" w:val="clear"/>
             <w:tcBorders>
-              <w:top w:val="single" w:sz="4" w:space="0" w:color="1B365D"/>
-              <w:left w:val="single" w:sz="4" w:space="0" w:color="1B365D"/>
-              <w:bottom w:val="single" w:sz="4" w:space="0" w:color="1B365D"/>
-              <w:right w:val="single" w:sz="4" w:space="0" w:color="1B365D"/>
+              <w:top w:val="single" w:sz="4" w:space="0" w:color="1E3A5F"/>
+              <w:left w:val="single" w:sz="4" w:space="0" w:color="1E3A5F"/>
+              <w:bottom w:val="single" w:sz="4" w:space="0" w:color="1E3A5F"/>
+              <w:right w:val="single" w:sz="4" w:space="0" w:color="1E3A5F"/>
             </w:tcBorders>
             <w:tcMar>
               <w:top w:w="50" w:type="dxa"/>
@@ -10339,13 +10724,13 @@
         </w:tc>
         <w:tc>
           <w:tcPr>
-            <w:tcW w:type="dxa" w:w="2232"/>
-            <w:shd w:fill="1B365D" w:val="clear"/>
+            <w:tcW w:type="dxa" w:w="2250"/>
+            <w:shd w:fill="1E3A5F" w:val="clear"/>
             <w:tcBorders>
-              <w:top w:val="single" w:sz="4" w:space="0" w:color="1B365D"/>
-              <w:left w:val="single" w:sz="4" w:space="0" w:color="1B365D"/>
-              <w:bottom w:val="single" w:sz="4" w:space="0" w:color="1B365D"/>
-              <w:right w:val="single" w:sz="4" w:space="0" w:color="1B365D"/>
+              <w:top w:val="single" w:sz="4" w:space="0" w:color="1E3A5F"/>
+              <w:left w:val="single" w:sz="4" w:space="0" w:color="1E3A5F"/>
+              <w:bottom w:val="single" w:sz="4" w:space="0" w:color="1E3A5F"/>
+              <w:right w:val="single" w:sz="4" w:space="0" w:color="1E3A5F"/>
             </w:tcBorders>
             <w:tcMar>
               <w:top w:w="50" w:type="dxa"/>
@@ -10374,7 +10759,7 @@
       <w:tr>
         <w:tc>
           <w:tcPr>
-            <w:tcW w:type="dxa" w:w="2232"/>
+            <w:tcW w:type="dxa" w:w="2250"/>
             <w:shd w:fill="FFFFFF" w:val="clear"/>
             <w:tcBorders>
               <w:top w:val="single" w:sz="4" w:space="0" w:color="C5CDD6"/>
@@ -10407,7 +10792,7 @@
         </w:tc>
         <w:tc>
           <w:tcPr>
-            <w:tcW w:type="dxa" w:w="2232"/>
+            <w:tcW w:type="dxa" w:w="2250"/>
             <w:shd w:fill="FFFFFF" w:val="clear"/>
             <w:tcBorders>
               <w:top w:val="single" w:sz="4" w:space="0" w:color="C5CDD6"/>
@@ -10434,13 +10819,13 @@
                 <w:color w:val="222222"/>
                 <w:sz w:val="19"/>
               </w:rPr>
-              <w:t>40.3</w:t>
+              <w:t>8.5</w:t>
             </w:r>
           </w:p>
         </w:tc>
         <w:tc>
           <w:tcPr>
-            <w:tcW w:type="dxa" w:w="2232"/>
+            <w:tcW w:type="dxa" w:w="2250"/>
             <w:shd w:fill="FFFFFF" w:val="clear"/>
             <w:tcBorders>
               <w:top w:val="single" w:sz="4" w:space="0" w:color="C5CDD6"/>
@@ -10467,13 +10852,13 @@
                 <w:color w:val="222222"/>
                 <w:sz w:val="19"/>
               </w:rPr>
-              <w:t>clh-kafka-01.prod.us-east-1.northstar.internal</w:t>
+              <w:t>recon-match-01.prod.us-east-1.northstar.internal</w:t>
             </w:r>
           </w:p>
         </w:tc>
         <w:tc>
           <w:tcPr>
-            <w:tcW w:type="dxa" w:w="2232"/>
+            <w:tcW w:type="dxa" w:w="2250"/>
             <w:shd w:fill="FFFFFF" w:val="clear"/>
             <w:tcBorders>
               <w:top w:val="single" w:sz="4" w:space="0" w:color="C5CDD6"/>
@@ -10500,7 +10885,7 @@
                 <w:color w:val="222222"/>
                 <w:sz w:val="19"/>
               </w:rPr>
-              <w:t>Helen Cho</w:t>
+              <w:t>Clh Match</w:t>
             </w:r>
           </w:p>
         </w:tc>
@@ -10508,8 +10893,8 @@
       <w:tr>
         <w:tc>
           <w:tcPr>
-            <w:tcW w:type="dxa" w:w="2232"/>
-            <w:shd w:fill="EEF2F6" w:val="clear"/>
+            <w:tcW w:type="dxa" w:w="2250"/>
+            <w:shd w:fill="EDF1F6" w:val="clear"/>
             <w:tcBorders>
               <w:top w:val="single" w:sz="4" w:space="0" w:color="C5CDD6"/>
               <w:left w:val="single" w:sz="4" w:space="0" w:color="C5CDD6"/>
@@ -10541,8 +10926,8 @@
         </w:tc>
         <w:tc>
           <w:tcPr>
-            <w:tcW w:type="dxa" w:w="2232"/>
-            <w:shd w:fill="EEF2F6" w:val="clear"/>
+            <w:tcW w:type="dxa" w:w="2250"/>
+            <w:shd w:fill="EDF1F6" w:val="clear"/>
             <w:tcBorders>
               <w:top w:val="single" w:sz="4" w:space="0" w:color="C5CDD6"/>
               <w:left w:val="single" w:sz="4" w:space="0" w:color="C5CDD6"/>
@@ -10568,14 +10953,14 @@
                 <w:color w:val="222222"/>
                 <w:sz w:val="19"/>
               </w:rPr>
-              <w:t>1</w:t>
+              <w:t>14</w:t>
             </w:r>
           </w:p>
         </w:tc>
         <w:tc>
           <w:tcPr>
-            <w:tcW w:type="dxa" w:w="2232"/>
-            <w:shd w:fill="EEF2F6" w:val="clear"/>
+            <w:tcW w:type="dxa" w:w="2250"/>
+            <w:shd w:fill="EDF1F6" w:val="clear"/>
             <w:tcBorders>
               <w:top w:val="single" w:sz="4" w:space="0" w:color="C5CDD6"/>
               <w:left w:val="single" w:sz="4" w:space="0" w:color="C5CDD6"/>
@@ -10601,14 +10986,14 @@
                 <w:color w:val="222222"/>
                 <w:sz w:val="19"/>
               </w:rPr>
-              <w:t>clh-kafka-01.prod.us-east-1.northstar.internal</w:t>
+              <w:t>recon-match-01.prod.us-east-1.northstar.internal</w:t>
             </w:r>
           </w:p>
         </w:tc>
         <w:tc>
           <w:tcPr>
-            <w:tcW w:type="dxa" w:w="2232"/>
-            <w:shd w:fill="EEF2F6" w:val="clear"/>
+            <w:tcW w:type="dxa" w:w="2250"/>
+            <w:shd w:fill="EDF1F6" w:val="clear"/>
             <w:tcBorders>
               <w:top w:val="single" w:sz="4" w:space="0" w:color="C5CDD6"/>
               <w:left w:val="single" w:sz="4" w:space="0" w:color="C5CDD6"/>
@@ -10642,7 +11027,7 @@
       <w:tr>
         <w:tc>
           <w:tcPr>
-            <w:tcW w:type="dxa" w:w="2232"/>
+            <w:tcW w:type="dxa" w:w="2250"/>
             <w:shd w:fill="FFFFFF" w:val="clear"/>
             <w:tcBorders>
               <w:top w:val="single" w:sz="4" w:space="0" w:color="C5CDD6"/>
@@ -10675,7 +11060,7 @@
         </w:tc>
         <w:tc>
           <w:tcPr>
-            <w:tcW w:type="dxa" w:w="2232"/>
+            <w:tcW w:type="dxa" w:w="2250"/>
             <w:shd w:fill="FFFFFF" w:val="clear"/>
             <w:tcBorders>
               <w:top w:val="single" w:sz="4" w:space="0" w:color="C5CDD6"/>
@@ -10702,13 +11087,13 @@
                 <w:color w:val="222222"/>
                 <w:sz w:val="19"/>
               </w:rPr>
-              <w:t>846</w:t>
+              <w:t>669</w:t>
             </w:r>
           </w:p>
         </w:tc>
         <w:tc>
           <w:tcPr>
-            <w:tcW w:type="dxa" w:w="2232"/>
+            <w:tcW w:type="dxa" w:w="2250"/>
             <w:shd w:fill="FFFFFF" w:val="clear"/>
             <w:tcBorders>
               <w:top w:val="single" w:sz="4" w:space="0" w:color="C5CDD6"/>
@@ -10735,13 +11120,13 @@
                 <w:color w:val="222222"/>
                 <w:sz w:val="19"/>
               </w:rPr>
-              <w:t>CLH-TDD-2022-021</w:t>
+              <w:t>CLH-5519</w:t>
             </w:r>
           </w:p>
         </w:tc>
         <w:tc>
           <w:tcPr>
-            <w:tcW w:type="dxa" w:w="2232"/>
+            <w:tcW w:type="dxa" w:w="2250"/>
             <w:shd w:fill="FFFFFF" w:val="clear"/>
             <w:tcBorders>
               <w:top w:val="single" w:sz="4" w:space="0" w:color="C5CDD6"/>
@@ -10776,8 +11161,8 @@
       <w:tr>
         <w:tc>
           <w:tcPr>
-            <w:tcW w:type="dxa" w:w="2232"/>
-            <w:shd w:fill="EEF2F6" w:val="clear"/>
+            <w:tcW w:type="dxa" w:w="2250"/>
+            <w:shd w:fill="EDF1F6" w:val="clear"/>
             <w:tcBorders>
               <w:top w:val="single" w:sz="4" w:space="0" w:color="C5CDD6"/>
               <w:left w:val="single" w:sz="4" w:space="0" w:color="C5CDD6"/>
@@ -10809,8 +11194,8 @@
         </w:tc>
         <w:tc>
           <w:tcPr>
-            <w:tcW w:type="dxa" w:w="2232"/>
-            <w:shd w:fill="EEF2F6" w:val="clear"/>
+            <w:tcW w:type="dxa" w:w="2250"/>
+            <w:shd w:fill="EDF1F6" w:val="clear"/>
             <w:tcBorders>
               <w:top w:val="single" w:sz="4" w:space="0" w:color="C5CDD6"/>
               <w:left w:val="single" w:sz="4" w:space="0" w:color="C5CDD6"/>
@@ -10842,8 +11227,8 @@
         </w:tc>
         <w:tc>
           <w:tcPr>
-            <w:tcW w:type="dxa" w:w="2232"/>
-            <w:shd w:fill="EEF2F6" w:val="clear"/>
+            <w:tcW w:type="dxa" w:w="2250"/>
+            <w:shd w:fill="EDF1F6" w:val="clear"/>
             <w:tcBorders>
               <w:top w:val="single" w:sz="4" w:space="0" w:color="C5CDD6"/>
               <w:left w:val="single" w:sz="4" w:space="0" w:color="C5CDD6"/>
@@ -10875,8 +11260,8 @@
         </w:tc>
         <w:tc>
           <w:tcPr>
-            <w:tcW w:type="dxa" w:w="2232"/>
-            <w:shd w:fill="EEF2F6" w:val="clear"/>
+            <w:tcW w:type="dxa" w:w="2250"/>
+            <w:shd w:fill="EDF1F6" w:val="clear"/>
             <w:tcBorders>
               <w:top w:val="single" w:sz="4" w:space="0" w:color="C5CDD6"/>
               <w:left w:val="single" w:sz="4" w:space="0" w:color="C5CDD6"/>
@@ -10915,8 +11300,8 @@
     </w:p>
     <w:p>
       <w:pPr>
-        <w:spacing w:before="0" w:after="240" w:line="427" w:lineRule="auto"/>
-        <w:ind w:firstLine="288"/>
+        <w:spacing w:before="0" w:after="220" w:line="408" w:lineRule="auto"/>
+        <w:ind w:firstLine="317"/>
       </w:pPr>
       <w:r>
         <w:rPr>
@@ -10924,13 +11309,13 @@
           <w:color w:val="222222"/>
           <w:sz w:val="24"/>
         </w:rPr>
-        <w:t>I will not average this into a team dashboard that hides clh-kafka-01.prod.us-east-1.northstar.internal. If finance or the EM asks why we did not pick the cheaper looking option, the answer is the page we would have taken and the miss rate on month-end, not a slide. Headroom I want on a normal Tuesday is about 27 percent. Below that I file for hardware or I shed load. I will not do both in the same change. Helen Cho can disagree in writing on CLH-TDD-2023-008.</w:t>
+        <w:t>Blast radius if we ignore averaging QPS instead of testing the close: one partition. That is the difference between a DLQ and a desk thread. I want the gate in CI or in the runbook, not in my memory. Related leftover CLH-5519 is not a twin tracker. Keep one thread.</w:t>
       </w:r>
     </w:p>
     <w:p>
       <w:pPr>
-        <w:spacing w:before="0" w:after="240" w:line="427" w:lineRule="auto"/>
-        <w:ind w:firstLine="288"/>
+        <w:spacing w:before="0" w:after="220" w:line="408" w:lineRule="auto"/>
+        <w:ind w:firstLine="317"/>
       </w:pPr>
       <w:r>
         <w:rPr>
@@ -10938,13 +11323,13 @@
           <w:color w:val="222222"/>
           <w:sz w:val="24"/>
         </w:rPr>
-        <w:t>Blast radius if we ignore pre-page: is this even a page: one record. That is the difference between a DLQ and a desk thread. I want the gate in CI or in the runbook, not in my memory. Related leftover CLH-TDD-2022-021 is not a twin tracker. Keep one thread.</w:t>
+        <w:t>Guessing Helm still has averaging QPS instead of testing the close on CLH-TDD-2023-008, the first check is a read on clh-schemareg-01.prod.us-east-1.northstar.internal, and if this fights the front of CLH-RB-2023-012, strike it.</w:t>
       </w:r>
     </w:p>
     <w:p>
       <w:pPr>
-        <w:spacing w:before="0" w:after="240" w:line="427" w:lineRule="auto"/>
-        <w:ind w:firstLine="288"/>
+        <w:spacing w:before="0" w:after="220" w:line="408" w:lineRule="auto"/>
+        <w:ind w:firstLine="317"/>
       </w:pPr>
       <w:r>
         <w:rPr>
@@ -10952,13 +11337,21 @@
           <w:color w:val="222222"/>
           <w:sz w:val="24"/>
         </w:rPr>
-        <w:t>Cost I can defend for pre-page: is this even a page is the spend on clh-kafka-01.prod.us-east-1.northstar.internal and this job. I will not average it into a team number. If finance asks why we skipped the cheaper look, the answer is the page and the miss rate, not a deck. Helen Cho can disagree on CLH-TDD-2023-008. Sample I still like: 2255 rows, 24 minutes.</w:t>
+        <w:t>Clearhaven can wait on averaging QPS instead of testing the close until Staging April writes the cut, a poison record gets fenced, not more retries, and a vendor discount is not evidence.</w:t>
       </w:r>
     </w:p>
     <w:p>
       <w:pPr>
-        <w:spacing w:before="0" w:after="240" w:line="427" w:lineRule="auto"/>
-        <w:ind w:firstLine="288"/>
+        <w:pStyle w:val="Heading2"/>
+      </w:pPr>
+      <w:r>
+        <w:t>Handoff for replica lag after a count that looked fine</w:t>
+      </w:r>
+    </w:p>
+    <w:p>
+      <w:pPr>
+        <w:spacing w:before="0" w:after="220" w:line="408" w:lineRule="auto"/>
+        <w:ind w:firstLine="317"/>
       </w:pPr>
       <w:r>
         <w:rPr>
@@ -10966,205 +11359,7 @@
           <w:color w:val="222222"/>
           <w:sz w:val="24"/>
         </w:rPr>
-        <w:t>I keep the receipt: ticket CLH-TDD-2023-008, merge, and the bill line. I will not argue from a screenshot of a dashboard. Permalink or it did not happen. Aman Kumar will reject a status update that is only a graph PNG in Slack.</w:t>
-      </w:r>
-    </w:p>
-    <w:p>
-      <w:pPr>
-        <w:spacing w:before="0" w:after="240" w:line="427" w:lineRule="auto"/>
-        <w:ind w:firstLine="288"/>
-      </w:pPr>
-      <w:r>
-        <w:rPr>
-          <w:rFonts w:ascii="Liberation Serif" w:hAnsi="Liberation Serif" w:eastAsia="Liberation Serif" w:cs="Liberation Serif"/>
-          <w:color w:val="222222"/>
-          <w:sz w:val="24"/>
-        </w:rPr>
-        <w:t>Month-end math for this leftover uses the same clock as 400,000. I will not mix clocks to make pre-page: is this even a page look healthier. Helen Cho can correct the clock on CLH-TDD-2023-008. If finance or the EM wants a single slide, they get this paragraph plus the decision callout, not a new model I made up to look precise.</w:t>
-      </w:r>
-    </w:p>
-    <w:p>
-      <w:pPr>
-        <w:pStyle w:val="Heading2"/>
-      </w:pPr>
-      <w:r>
-        <w:t>What we send, and what stays internal (who to wake after the read-only commands)</w:t>
-      </w:r>
-    </w:p>
-    <w:p>
-      <w:pPr>
-        <w:spacing w:before="0" w:after="240" w:line="427" w:lineRule="auto"/>
-        <w:ind w:firstLine="288"/>
-      </w:pPr>
-      <w:r>
-        <w:rPr>
-          <w:rFonts w:ascii="Liberation Serif" w:hAnsi="Liberation Serif" w:eastAsia="Liberation Serif" w:cs="Liberation Serif"/>
-          <w:color w:val="222222"/>
-          <w:sz w:val="24"/>
-        </w:rPr>
-        <w:t>Outbound mail about who to wake after the read-only commands does not include grafana.prod.northstar.internal. It includes the window, the user-visible effect, and whether we are done. Priya Nair drafts. I review. Ticket CLH-TDD-2022-021. Tone is plain. I will not say we are investigating if we already know the cause. I will not promise a timestamp we cannot hit. Clearhaven owns the business clock. We own the engineering one. If those clocks disagree, the first sentence says so.</w:t>
-      </w:r>
-    </w:p>
-    <w:p>
-      <w:pPr>
-        <w:spacing w:before="0" w:after="240" w:line="427" w:lineRule="auto"/>
-        <w:ind w:firstLine="288"/>
-      </w:pPr>
-      <w:r>
-        <w:rPr>
-          <w:rFonts w:ascii="Liberation Serif" w:hAnsi="Liberation Serif" w:eastAsia="Liberation Serif" w:cs="Liberation Serif"/>
-          <w:color w:val="222222"/>
-          <w:sz w:val="24"/>
-        </w:rPr>
-        <w:t>Internal note can name grafana.prod.northstar.internal, CLH-5519, and the last error line. It still does not paste identifiers. If someone asks for a root cause the same day, they get the user-visible version. Legal reads outbound mail that names money or medical data. I will not put a hostname in a customer ticket because it makes me look precise.</w:t>
-      </w:r>
-    </w:p>
-    <w:p>
-      <w:pPr>
-        <w:pStyle w:val="ListBullet"/>
-        <w:spacing w:before="20" w:after="60" w:line="260" w:lineRule="auto"/>
-      </w:pPr>
-      <w:r>
-        <w:rPr>
-          <w:rFonts w:ascii="Liberation Serif" w:hAnsi="Liberation Serif" w:eastAsia="Liberation Serif" w:cs="Liberation Serif"/>
-          <w:color w:val="222222"/>
-          <w:sz w:val="24"/>
-        </w:rPr>
-        <w:t>External: window, effect, done or not. Owner Priya Nair.</w:t>
-      </w:r>
-    </w:p>
-    <w:p>
-      <w:pPr>
-        <w:pStyle w:val="ListBullet"/>
-        <w:spacing w:before="20" w:after="60" w:line="260" w:lineRule="auto"/>
-      </w:pPr>
-      <w:r>
-        <w:rPr>
-          <w:rFonts w:ascii="Liberation Serif" w:hAnsi="Liberation Serif" w:eastAsia="Liberation Serif" w:cs="Liberation Serif"/>
-          <w:color w:val="222222"/>
-          <w:sz w:val="24"/>
-        </w:rPr>
-        <w:t>Internal: grafana.prod.northstar.internal, counts, CLH-TDD-2022-021. Owner Aman Kumar.</w:t>
-      </w:r>
-    </w:p>
-    <w:p>
-      <w:pPr>
-        <w:pStyle w:val="ListBullet"/>
-        <w:spacing w:before="20" w:after="60" w:line="260" w:lineRule="auto"/>
-      </w:pPr>
-      <w:r>
-        <w:rPr>
-          <w:rFonts w:ascii="Liberation Serif" w:hAnsi="Liberation Serif" w:eastAsia="Liberation Serif" w:cs="Liberation Serif"/>
-          <w:color w:val="222222"/>
-          <w:sz w:val="24"/>
-        </w:rPr>
-        <w:t>Never: payloads, PAN, SSN, MRN, secrets, unredacted logs.</w:t>
-      </w:r>
-    </w:p>
-    <w:p>
-      <w:pPr>
-        <w:pStyle w:val="ListBullet"/>
-        <w:spacing w:before="20" w:after="60" w:line="260" w:lineRule="auto"/>
-      </w:pPr>
-      <w:r>
-        <w:rPr>
-          <w:rFonts w:ascii="Liberation Serif" w:hAnsi="Liberation Serif" w:eastAsia="Liberation Serif" w:cs="Liberation Serif"/>
-          <w:color w:val="222222"/>
-          <w:sz w:val="24"/>
-        </w:rPr>
-        <w:t>If Priya Nair is the TAM, they get the external version first.</w:t>
-      </w:r>
-    </w:p>
-    <w:p>
-      <w:pPr>
-        <w:spacing w:before="0" w:after="240" w:line="427" w:lineRule="auto"/>
-        <w:ind w:firstLine="288"/>
-      </w:pPr>
-      <w:r>
-        <w:rPr>
-          <w:rFonts w:ascii="Liberation Serif" w:hAnsi="Liberation Serif" w:eastAsia="Liberation Serif" w:cs="Liberation Serif"/>
-          <w:color w:val="222222"/>
-          <w:sz w:val="24"/>
-        </w:rPr>
-        <w:t>I keep a one-line draft in CLH-TDD-2022-021 so we do not invent tone at 01:10. If the incident is still open, the draft says 'still open' and a next update time we can actually hit, usually 65 minutes. If we are done, the draft says what changed for the user and what did not. I will not apologize in a way that implies a cash or clinical miss we did not have.</w:t>
-      </w:r>
-    </w:p>
-    <w:p>
-      <w:pPr>
-        <w:spacing w:before="0" w:after="240" w:line="427" w:lineRule="auto"/>
-        <w:ind w:firstLine="288"/>
-      </w:pPr>
-      <w:r>
-        <w:rPr>
-          <w:rFonts w:ascii="Liberation Serif" w:hAnsi="Liberation Serif" w:eastAsia="Liberation Serif" w:cs="Liberation Serif"/>
-          <w:color w:val="222222"/>
-          <w:sz w:val="24"/>
-        </w:rPr>
-        <w:t>Customer-facing sentence for who to wake after the read-only commands if Priya Nair asks today: we are inside the window already named, the user-visible effect is the one in the front, and we are not done until Priya Nair closes CLH-TDD-2022-021. I will not add grafana.prod.northstar.internal to that sentence. I will not promise June 28, 2023 in outbound mail unless we can hit it.</w:t>
-      </w:r>
-    </w:p>
-    <w:p>
-      <w:pPr>
-        <w:spacing w:before="0" w:after="240" w:line="427" w:lineRule="auto"/>
-        <w:ind w:firstLine="288"/>
-      </w:pPr>
-      <w:r>
-        <w:rPr>
-          <w:rFonts w:ascii="Liberation Serif" w:hAnsi="Liberation Serif" w:eastAsia="Liberation Serif" w:cs="Liberation Serif"/>
-          <w:color w:val="222222"/>
-          <w:sz w:val="24"/>
-        </w:rPr>
-        <w:t>Internal sentence can name grafana.prod.northstar.internal and the last error class. It still does not paste identifiers. Legal reads outbound mail that names money or medical data. I will not get clever about that because who to wake after the read-only commands is loud.</w:t>
-      </w:r>
-    </w:p>
-    <w:p>
-      <w:pPr>
-        <w:spacing w:before="0" w:after="240" w:line="427" w:lineRule="auto"/>
-        <w:ind w:firstLine="288"/>
-      </w:pPr>
-      <w:r>
-        <w:rPr>
-          <w:rFonts w:ascii="Liberation Serif" w:hAnsi="Liberation Serif" w:eastAsia="Liberation Serif" w:cs="Liberation Serif"/>
-          <w:color w:val="222222"/>
-          <w:sz w:val="24"/>
-        </w:rPr>
-        <w:t>If Priya Nair forwards a customer thread about who to wake after the read-only commands, I answer from the comms leftover. I do not paste grafana.prod.northstar.internal. I do not paste a stack trace. I do not promise June 28, 2023 unless we can hit it. User-visible effect, window, done or not. That is the whole outbound mail.</w:t>
-      </w:r>
-    </w:p>
-    <w:p>
-      <w:pPr>
-        <w:pStyle w:val="Heading2"/>
-      </w:pPr>
-      <w:r>
-        <w:t>Handoff for weekend coverage that is not in the SLA</w:t>
-      </w:r>
-    </w:p>
-    <w:p>
-      <w:pPr>
-        <w:spacing w:before="0" w:after="240" w:line="427" w:lineRule="auto"/>
-        <w:ind w:firstLine="288"/>
-      </w:pPr>
-      <w:r>
-        <w:rPr>
-          <w:rFonts w:ascii="Liberation Serif" w:hAnsi="Liberation Serif" w:eastAsia="Liberation Serif" w:cs="Liberation Serif"/>
-          <w:color w:val="222222"/>
-          <w:sz w:val="24"/>
-        </w:rPr>
-        <w:t>Next owner inherits prod.us-east-1.northstar.internal, CLH-5519, and the last three working pages of CLH-RB-2023-012. I will not leave a Slack screenshot as the record. Aman Kumar is owner until they accept in writing. Date I want that written: July 2, 2023. Access that has to move: who can ssh or kubectl, who can merge, who can talk to Clearhaven. If any of those is still me after that date, the handoff failed.</w:t>
-      </w:r>
-    </w:p>
-    <w:p>
-      <w:pPr>
-        <w:spacing w:before="0" w:after="240" w:line="427" w:lineRule="auto"/>
-        <w:ind w:firstLine="288"/>
-      </w:pPr>
-      <w:r>
-        <w:rPr>
-          <w:rFonts w:ascii="Liberation Serif" w:hAnsi="Liberation Serif" w:eastAsia="Liberation Serif" w:cs="Liberation Serif"/>
-          <w:color w:val="222222"/>
-          <w:sz w:val="24"/>
-        </w:rPr>
-        <w:t>Pages start going to Aman Kumar the morning after, not to a rotation alias that still rings my laptop. I stay on the ticket as reviewer for one week, not as the person who gets paged. Aman Kumar will not silently keep the IAM grant 'just in case.' If we need a temporary grant, it expires. Topic in play: weekend coverage that is not in the SLA.</w:t>
+        <w:t>Next owner inherits burrow.clh.prod.northstar.internal, CLH-5519, and the last three working pages of CLH-RB-2023-012. I will not leave a Slack screenshot as the record. If Helen is owner until they accept in writing. Date I want that written: July 5, 2023. Access that has to move: who can ssh or kubectl, who can merge, who can talk to Clearhaven. If any of those is still me after that date, the handoff failed.</w:t>
       </w:r>
     </w:p>
     <w:p>
@@ -11189,21 +11384,21 @@
         <w:tblLook w:firstColumn="1" w:firstRow="1" w:lastColumn="0" w:lastRow="0" w:noHBand="0" w:noVBand="1" w:val="04A0"/>
       </w:tblPr>
       <w:tblGrid>
-        <w:gridCol w:w="2232"/>
-        <w:gridCol w:w="2232"/>
-        <w:gridCol w:w="2232"/>
-        <w:gridCol w:w="2232"/>
+        <w:gridCol w:w="2250"/>
+        <w:gridCol w:w="2250"/>
+        <w:gridCol w:w="2250"/>
+        <w:gridCol w:w="2250"/>
       </w:tblGrid>
       <w:tr>
         <w:tc>
           <w:tcPr>
-            <w:tcW w:type="dxa" w:w="2232"/>
-            <w:shd w:fill="1B365D" w:val="clear"/>
+            <w:tcW w:type="dxa" w:w="2250"/>
+            <w:shd w:fill="1E3A5F" w:val="clear"/>
             <w:tcBorders>
-              <w:top w:val="single" w:sz="4" w:space="0" w:color="1B365D"/>
-              <w:left w:val="single" w:sz="4" w:space="0" w:color="1B365D"/>
-              <w:bottom w:val="single" w:sz="4" w:space="0" w:color="1B365D"/>
-              <w:right w:val="single" w:sz="4" w:space="0" w:color="1B365D"/>
+              <w:top w:val="single" w:sz="4" w:space="0" w:color="1E3A5F"/>
+              <w:left w:val="single" w:sz="4" w:space="0" w:color="1E3A5F"/>
+              <w:bottom w:val="single" w:sz="4" w:space="0" w:color="1E3A5F"/>
+              <w:right w:val="single" w:sz="4" w:space="0" w:color="1E3A5F"/>
             </w:tcBorders>
             <w:tcMar>
               <w:top w:w="50" w:type="dxa"/>
@@ -11230,13 +11425,13 @@
         </w:tc>
         <w:tc>
           <w:tcPr>
-            <w:tcW w:type="dxa" w:w="2232"/>
-            <w:shd w:fill="1B365D" w:val="clear"/>
+            <w:tcW w:type="dxa" w:w="2250"/>
+            <w:shd w:fill="1E3A5F" w:val="clear"/>
             <w:tcBorders>
-              <w:top w:val="single" w:sz="4" w:space="0" w:color="1B365D"/>
-              <w:left w:val="single" w:sz="4" w:space="0" w:color="1B365D"/>
-              <w:bottom w:val="single" w:sz="4" w:space="0" w:color="1B365D"/>
-              <w:right w:val="single" w:sz="4" w:space="0" w:color="1B365D"/>
+              <w:top w:val="single" w:sz="4" w:space="0" w:color="1E3A5F"/>
+              <w:left w:val="single" w:sz="4" w:space="0" w:color="1E3A5F"/>
+              <w:bottom w:val="single" w:sz="4" w:space="0" w:color="1E3A5F"/>
+              <w:right w:val="single" w:sz="4" w:space="0" w:color="1E3A5F"/>
             </w:tcBorders>
             <w:tcMar>
               <w:top w:w="50" w:type="dxa"/>
@@ -11263,13 +11458,13 @@
         </w:tc>
         <w:tc>
           <w:tcPr>
-            <w:tcW w:type="dxa" w:w="2232"/>
-            <w:shd w:fill="1B365D" w:val="clear"/>
+            <w:tcW w:type="dxa" w:w="2250"/>
+            <w:shd w:fill="1E3A5F" w:val="clear"/>
             <w:tcBorders>
-              <w:top w:val="single" w:sz="4" w:space="0" w:color="1B365D"/>
-              <w:left w:val="single" w:sz="4" w:space="0" w:color="1B365D"/>
-              <w:bottom w:val="single" w:sz="4" w:space="0" w:color="1B365D"/>
-              <w:right w:val="single" w:sz="4" w:space="0" w:color="1B365D"/>
+              <w:top w:val="single" w:sz="4" w:space="0" w:color="1E3A5F"/>
+              <w:left w:val="single" w:sz="4" w:space="0" w:color="1E3A5F"/>
+              <w:bottom w:val="single" w:sz="4" w:space="0" w:color="1E3A5F"/>
+              <w:right w:val="single" w:sz="4" w:space="0" w:color="1E3A5F"/>
             </w:tcBorders>
             <w:tcMar>
               <w:top w:w="50" w:type="dxa"/>
@@ -11296,13 +11491,13 @@
         </w:tc>
         <w:tc>
           <w:tcPr>
-            <w:tcW w:type="dxa" w:w="2232"/>
-            <w:shd w:fill="1B365D" w:val="clear"/>
+            <w:tcW w:type="dxa" w:w="2250"/>
+            <w:shd w:fill="1E3A5F" w:val="clear"/>
             <w:tcBorders>
-              <w:top w:val="single" w:sz="4" w:space="0" w:color="1B365D"/>
-              <w:left w:val="single" w:sz="4" w:space="0" w:color="1B365D"/>
-              <w:bottom w:val="single" w:sz="4" w:space="0" w:color="1B365D"/>
-              <w:right w:val="single" w:sz="4" w:space="0" w:color="1B365D"/>
+              <w:top w:val="single" w:sz="4" w:space="0" w:color="1E3A5F"/>
+              <w:left w:val="single" w:sz="4" w:space="0" w:color="1E3A5F"/>
+              <w:bottom w:val="single" w:sz="4" w:space="0" w:color="1E3A5F"/>
+              <w:right w:val="single" w:sz="4" w:space="0" w:color="1E3A5F"/>
             </w:tcBorders>
             <w:tcMar>
               <w:top w:w="50" w:type="dxa"/>
@@ -11331,7 +11526,7 @@
       <w:tr>
         <w:tc>
           <w:tcPr>
-            <w:tcW w:type="dxa" w:w="2232"/>
+            <w:tcW w:type="dxa" w:w="2250"/>
             <w:shd w:fill="FFFFFF" w:val="clear"/>
             <w:tcBorders>
               <w:top w:val="single" w:sz="4" w:space="0" w:color="C5CDD6"/>
@@ -11358,13 +11553,13 @@
                 <w:color w:val="222222"/>
                 <w:sz w:val="19"/>
               </w:rPr>
-              <w:t>On-call for prod.us-east-1.northstar.internal</w:t>
+              <w:t>On-call for burrow.clh.prod.northstar.internal</w:t>
             </w:r>
           </w:p>
         </w:tc>
         <w:tc>
           <w:tcPr>
-            <w:tcW w:type="dxa" w:w="2232"/>
+            <w:tcW w:type="dxa" w:w="2250"/>
             <w:shd w:fill="FFFFFF" w:val="clear"/>
             <w:tcBorders>
               <w:top w:val="single" w:sz="4" w:space="0" w:color="C5CDD6"/>
@@ -11397,7 +11592,242 @@
         </w:tc>
         <w:tc>
           <w:tcPr>
-            <w:tcW w:type="dxa" w:w="2232"/>
+            <w:tcW w:type="dxa" w:w="2250"/>
+            <w:shd w:fill="FFFFFF" w:val="clear"/>
+            <w:tcBorders>
+              <w:top w:val="single" w:sz="4" w:space="0" w:color="C5CDD6"/>
+              <w:left w:val="single" w:sz="4" w:space="0" w:color="C5CDD6"/>
+              <w:bottom w:val="single" w:sz="4" w:space="0" w:color="C5CDD6"/>
+              <w:right w:val="single" w:sz="4" w:space="0" w:color="C5CDD6"/>
+            </w:tcBorders>
+            <w:tcMar>
+              <w:top w:w="50" w:type="dxa"/>
+              <w:left w:w="70" w:type="dxa"/>
+              <w:bottom w:w="50" w:type="dxa"/>
+              <w:right w:w="70" w:type="dxa"/>
+            </w:tcMar>
+          </w:tcPr>
+          <w:p>
+            <w:pPr>
+              <w:spacing w:before="0" w:after="0" w:line="230" w:lineRule="auto"/>
+            </w:pPr>
+            <w:r/>
+            <w:r>
+              <w:rPr>
+                <w:rFonts w:ascii="Liberation Serif" w:hAnsi="Liberation Serif" w:eastAsia="Liberation Serif" w:cs="Liberation Serif"/>
+                <w:b w:val="0"/>
+                <w:color w:val="222222"/>
+                <w:sz w:val="19"/>
+              </w:rPr>
+              <w:t>If Helen</w:t>
+            </w:r>
+          </w:p>
+        </w:tc>
+        <w:tc>
+          <w:tcPr>
+            <w:tcW w:type="dxa" w:w="2250"/>
+            <w:shd w:fill="FFFFFF" w:val="clear"/>
+            <w:tcBorders>
+              <w:top w:val="single" w:sz="4" w:space="0" w:color="C5CDD6"/>
+              <w:left w:val="single" w:sz="4" w:space="0" w:color="C5CDD6"/>
+              <w:bottom w:val="single" w:sz="4" w:space="0" w:color="C5CDD6"/>
+              <w:right w:val="single" w:sz="4" w:space="0" w:color="C5CDD6"/>
+            </w:tcBorders>
+            <w:tcMar>
+              <w:top w:w="50" w:type="dxa"/>
+              <w:left w:w="70" w:type="dxa"/>
+              <w:bottom w:w="50" w:type="dxa"/>
+              <w:right w:w="70" w:type="dxa"/>
+            </w:tcMar>
+          </w:tcPr>
+          <w:p>
+            <w:pPr>
+              <w:spacing w:before="0" w:after="0" w:line="230" w:lineRule="auto"/>
+            </w:pPr>
+            <w:r/>
+            <w:r>
+              <w:rPr>
+                <w:rFonts w:ascii="Liberation Serif" w:hAnsi="Liberation Serif" w:eastAsia="Liberation Serif" w:cs="Liberation Serif"/>
+                <w:b w:val="0"/>
+                <w:color w:val="222222"/>
+                <w:sz w:val="19"/>
+              </w:rPr>
+              <w:t>2023-07-05</w:t>
+            </w:r>
+          </w:p>
+        </w:tc>
+      </w:tr>
+      <w:tr>
+        <w:tc>
+          <w:tcPr>
+            <w:tcW w:type="dxa" w:w="2250"/>
+            <w:shd w:fill="EDF1F6" w:val="clear"/>
+            <w:tcBorders>
+              <w:top w:val="single" w:sz="4" w:space="0" w:color="C5CDD6"/>
+              <w:left w:val="single" w:sz="4" w:space="0" w:color="C5CDD6"/>
+              <w:bottom w:val="single" w:sz="4" w:space="0" w:color="C5CDD6"/>
+              <w:right w:val="single" w:sz="4" w:space="0" w:color="C5CDD6"/>
+            </w:tcBorders>
+            <w:tcMar>
+              <w:top w:w="50" w:type="dxa"/>
+              <w:left w:w="70" w:type="dxa"/>
+              <w:bottom w:w="50" w:type="dxa"/>
+              <w:right w:w="70" w:type="dxa"/>
+            </w:tcMar>
+          </w:tcPr>
+          <w:p>
+            <w:pPr>
+              <w:spacing w:before="0" w:after="0" w:line="230" w:lineRule="auto"/>
+            </w:pPr>
+            <w:r/>
+            <w:r>
+              <w:rPr>
+                <w:rFonts w:ascii="Liberation Serif" w:hAnsi="Liberation Serif" w:eastAsia="Liberation Serif" w:cs="Liberation Serif"/>
+                <w:b w:val="0"/>
+                <w:color w:val="222222"/>
+                <w:sz w:val="19"/>
+              </w:rPr>
+              <w:t>Merge on the repo named in front matter</w:t>
+            </w:r>
+          </w:p>
+        </w:tc>
+        <w:tc>
+          <w:tcPr>
+            <w:tcW w:type="dxa" w:w="2250"/>
+            <w:shd w:fill="EDF1F6" w:val="clear"/>
+            <w:tcBorders>
+              <w:top w:val="single" w:sz="4" w:space="0" w:color="C5CDD6"/>
+              <w:left w:val="single" w:sz="4" w:space="0" w:color="C5CDD6"/>
+              <w:bottom w:val="single" w:sz="4" w:space="0" w:color="C5CDD6"/>
+              <w:right w:val="single" w:sz="4" w:space="0" w:color="C5CDD6"/>
+            </w:tcBorders>
+            <w:tcMar>
+              <w:top w:w="50" w:type="dxa"/>
+              <w:left w:w="70" w:type="dxa"/>
+              <w:bottom w:w="50" w:type="dxa"/>
+              <w:right w:w="70" w:type="dxa"/>
+            </w:tcMar>
+          </w:tcPr>
+          <w:p>
+            <w:pPr>
+              <w:spacing w:before="0" w:after="0" w:line="230" w:lineRule="auto"/>
+            </w:pPr>
+            <w:r/>
+            <w:r>
+              <w:rPr>
+                <w:rFonts w:ascii="Liberation Serif" w:hAnsi="Liberation Serif" w:eastAsia="Liberation Serif" w:cs="Liberation Serif"/>
+                <w:b w:val="0"/>
+                <w:color w:val="222222"/>
+                <w:sz w:val="19"/>
+              </w:rPr>
+              <w:t>Helen Cho</w:t>
+            </w:r>
+          </w:p>
+        </w:tc>
+        <w:tc>
+          <w:tcPr>
+            <w:tcW w:type="dxa" w:w="2250"/>
+            <w:shd w:fill="EDF1F6" w:val="clear"/>
+            <w:tcBorders>
+              <w:top w:val="single" w:sz="4" w:space="0" w:color="C5CDD6"/>
+              <w:left w:val="single" w:sz="4" w:space="0" w:color="C5CDD6"/>
+              <w:bottom w:val="single" w:sz="4" w:space="0" w:color="C5CDD6"/>
+              <w:right w:val="single" w:sz="4" w:space="0" w:color="C5CDD6"/>
+            </w:tcBorders>
+            <w:tcMar>
+              <w:top w:w="50" w:type="dxa"/>
+              <w:left w:w="70" w:type="dxa"/>
+              <w:bottom w:w="50" w:type="dxa"/>
+              <w:right w:w="70" w:type="dxa"/>
+            </w:tcMar>
+          </w:tcPr>
+          <w:p>
+            <w:pPr>
+              <w:spacing w:before="0" w:after="0" w:line="230" w:lineRule="auto"/>
+            </w:pPr>
+            <w:r/>
+            <w:r>
+              <w:rPr>
+                <w:rFonts w:ascii="Liberation Serif" w:hAnsi="Liberation Serif" w:eastAsia="Liberation Serif" w:cs="Liberation Serif"/>
+                <w:b w:val="0"/>
+                <w:color w:val="222222"/>
+                <w:sz w:val="19"/>
+              </w:rPr>
+              <w:t>If Helen</w:t>
+            </w:r>
+          </w:p>
+        </w:tc>
+        <w:tc>
+          <w:tcPr>
+            <w:tcW w:type="dxa" w:w="2250"/>
+            <w:shd w:fill="EDF1F6" w:val="clear"/>
+            <w:tcBorders>
+              <w:top w:val="single" w:sz="4" w:space="0" w:color="C5CDD6"/>
+              <w:left w:val="single" w:sz="4" w:space="0" w:color="C5CDD6"/>
+              <w:bottom w:val="single" w:sz="4" w:space="0" w:color="C5CDD6"/>
+              <w:right w:val="single" w:sz="4" w:space="0" w:color="C5CDD6"/>
+            </w:tcBorders>
+            <w:tcMar>
+              <w:top w:w="50" w:type="dxa"/>
+              <w:left w:w="70" w:type="dxa"/>
+              <w:bottom w:w="50" w:type="dxa"/>
+              <w:right w:w="70" w:type="dxa"/>
+            </w:tcMar>
+          </w:tcPr>
+          <w:p>
+            <w:pPr>
+              <w:spacing w:before="0" w:after="0" w:line="230" w:lineRule="auto"/>
+            </w:pPr>
+            <w:r/>
+            <w:r>
+              <w:rPr>
+                <w:rFonts w:ascii="Liberation Serif" w:hAnsi="Liberation Serif" w:eastAsia="Liberation Serif" w:cs="Liberation Serif"/>
+                <w:b w:val="0"/>
+                <w:color w:val="222222"/>
+                <w:sz w:val="19"/>
+              </w:rPr>
+              <w:t>2023-07-05</w:t>
+            </w:r>
+          </w:p>
+        </w:tc>
+      </w:tr>
+      <w:tr>
+        <w:tc>
+          <w:tcPr>
+            <w:tcW w:type="dxa" w:w="2250"/>
+            <w:shd w:fill="FFFFFF" w:val="clear"/>
+            <w:tcBorders>
+              <w:top w:val="single" w:sz="4" w:space="0" w:color="C5CDD6"/>
+              <w:left w:val="single" w:sz="4" w:space="0" w:color="C5CDD6"/>
+              <w:bottom w:val="single" w:sz="4" w:space="0" w:color="C5CDD6"/>
+              <w:right w:val="single" w:sz="4" w:space="0" w:color="C5CDD6"/>
+            </w:tcBorders>
+            <w:tcMar>
+              <w:top w:w="50" w:type="dxa"/>
+              <w:left w:w="70" w:type="dxa"/>
+              <w:bottom w:w="50" w:type="dxa"/>
+              <w:right w:w="70" w:type="dxa"/>
+            </w:tcMar>
+          </w:tcPr>
+          <w:p>
+            <w:pPr>
+              <w:spacing w:before="0" w:after="0" w:line="230" w:lineRule="auto"/>
+            </w:pPr>
+            <w:r/>
+            <w:r>
+              <w:rPr>
+                <w:rFonts w:ascii="Liberation Serif" w:hAnsi="Liberation Serif" w:eastAsia="Liberation Serif" w:cs="Liberation Serif"/>
+                <w:b w:val="0"/>
+                <w:color w:val="222222"/>
+                <w:sz w:val="19"/>
+              </w:rPr>
+              <w:t>Customer/ops thread</w:t>
+            </w:r>
+          </w:p>
+        </w:tc>
+        <w:tc>
+          <w:tcPr>
+            <w:tcW w:type="dxa" w:w="2250"/>
             <w:shd w:fill="FFFFFF" w:val="clear"/>
             <w:tcBorders>
               <w:top w:val="single" w:sz="4" w:space="0" w:color="C5CDD6"/>
@@ -11430,242 +11860,7 @@
         </w:tc>
         <w:tc>
           <w:tcPr>
-            <w:tcW w:type="dxa" w:w="2232"/>
-            <w:shd w:fill="FFFFFF" w:val="clear"/>
-            <w:tcBorders>
-              <w:top w:val="single" w:sz="4" w:space="0" w:color="C5CDD6"/>
-              <w:left w:val="single" w:sz="4" w:space="0" w:color="C5CDD6"/>
-              <w:bottom w:val="single" w:sz="4" w:space="0" w:color="C5CDD6"/>
-              <w:right w:val="single" w:sz="4" w:space="0" w:color="C5CDD6"/>
-            </w:tcBorders>
-            <w:tcMar>
-              <w:top w:w="50" w:type="dxa"/>
-              <w:left w:w="70" w:type="dxa"/>
-              <w:bottom w:w="50" w:type="dxa"/>
-              <w:right w:w="70" w:type="dxa"/>
-            </w:tcMar>
-          </w:tcPr>
-          <w:p>
-            <w:pPr>
-              <w:spacing w:before="0" w:after="0" w:line="230" w:lineRule="auto"/>
-            </w:pPr>
-            <w:r/>
-            <w:r>
-              <w:rPr>
-                <w:rFonts w:ascii="Liberation Serif" w:hAnsi="Liberation Serif" w:eastAsia="Liberation Serif" w:cs="Liberation Serif"/>
-                <w:b w:val="0"/>
-                <w:color w:val="222222"/>
-                <w:sz w:val="19"/>
-              </w:rPr>
-              <w:t>2023-07-02</w:t>
-            </w:r>
-          </w:p>
-        </w:tc>
-      </w:tr>
-      <w:tr>
-        <w:tc>
-          <w:tcPr>
-            <w:tcW w:type="dxa" w:w="2232"/>
-            <w:shd w:fill="EEF2F6" w:val="clear"/>
-            <w:tcBorders>
-              <w:top w:val="single" w:sz="4" w:space="0" w:color="C5CDD6"/>
-              <w:left w:val="single" w:sz="4" w:space="0" w:color="C5CDD6"/>
-              <w:bottom w:val="single" w:sz="4" w:space="0" w:color="C5CDD6"/>
-              <w:right w:val="single" w:sz="4" w:space="0" w:color="C5CDD6"/>
-            </w:tcBorders>
-            <w:tcMar>
-              <w:top w:w="50" w:type="dxa"/>
-              <w:left w:w="70" w:type="dxa"/>
-              <w:bottom w:w="50" w:type="dxa"/>
-              <w:right w:w="70" w:type="dxa"/>
-            </w:tcMar>
-          </w:tcPr>
-          <w:p>
-            <w:pPr>
-              <w:spacing w:before="0" w:after="0" w:line="230" w:lineRule="auto"/>
-            </w:pPr>
-            <w:r/>
-            <w:r>
-              <w:rPr>
-                <w:rFonts w:ascii="Liberation Serif" w:hAnsi="Liberation Serif" w:eastAsia="Liberation Serif" w:cs="Liberation Serif"/>
-                <w:b w:val="0"/>
-                <w:color w:val="222222"/>
-                <w:sz w:val="19"/>
-              </w:rPr>
-              <w:t>Merge on the repo named in front matter</w:t>
-            </w:r>
-          </w:p>
-        </w:tc>
-        <w:tc>
-          <w:tcPr>
-            <w:tcW w:type="dxa" w:w="2232"/>
-            <w:shd w:fill="EEF2F6" w:val="clear"/>
-            <w:tcBorders>
-              <w:top w:val="single" w:sz="4" w:space="0" w:color="C5CDD6"/>
-              <w:left w:val="single" w:sz="4" w:space="0" w:color="C5CDD6"/>
-              <w:bottom w:val="single" w:sz="4" w:space="0" w:color="C5CDD6"/>
-              <w:right w:val="single" w:sz="4" w:space="0" w:color="C5CDD6"/>
-            </w:tcBorders>
-            <w:tcMar>
-              <w:top w:w="50" w:type="dxa"/>
-              <w:left w:w="70" w:type="dxa"/>
-              <w:bottom w:w="50" w:type="dxa"/>
-              <w:right w:w="70" w:type="dxa"/>
-            </w:tcMar>
-          </w:tcPr>
-          <w:p>
-            <w:pPr>
-              <w:spacing w:before="0" w:after="0" w:line="230" w:lineRule="auto"/>
-            </w:pPr>
-            <w:r/>
-            <w:r>
-              <w:rPr>
-                <w:rFonts w:ascii="Liberation Serif" w:hAnsi="Liberation Serif" w:eastAsia="Liberation Serif" w:cs="Liberation Serif"/>
-                <w:b w:val="0"/>
-                <w:color w:val="222222"/>
-                <w:sz w:val="19"/>
-              </w:rPr>
-              <w:t>Helen Cho</w:t>
-            </w:r>
-          </w:p>
-        </w:tc>
-        <w:tc>
-          <w:tcPr>
-            <w:tcW w:type="dxa" w:w="2232"/>
-            <w:shd w:fill="EEF2F6" w:val="clear"/>
-            <w:tcBorders>
-              <w:top w:val="single" w:sz="4" w:space="0" w:color="C5CDD6"/>
-              <w:left w:val="single" w:sz="4" w:space="0" w:color="C5CDD6"/>
-              <w:bottom w:val="single" w:sz="4" w:space="0" w:color="C5CDD6"/>
-              <w:right w:val="single" w:sz="4" w:space="0" w:color="C5CDD6"/>
-            </w:tcBorders>
-            <w:tcMar>
-              <w:top w:w="50" w:type="dxa"/>
-              <w:left w:w="70" w:type="dxa"/>
-              <w:bottom w:w="50" w:type="dxa"/>
-              <w:right w:w="70" w:type="dxa"/>
-            </w:tcMar>
-          </w:tcPr>
-          <w:p>
-            <w:pPr>
-              <w:spacing w:before="0" w:after="0" w:line="230" w:lineRule="auto"/>
-            </w:pPr>
-            <w:r/>
-            <w:r>
-              <w:rPr>
-                <w:rFonts w:ascii="Liberation Serif" w:hAnsi="Liberation Serif" w:eastAsia="Liberation Serif" w:cs="Liberation Serif"/>
-                <w:b w:val="0"/>
-                <w:color w:val="222222"/>
-                <w:sz w:val="19"/>
-              </w:rPr>
-              <w:t>Aman Kumar</w:t>
-            </w:r>
-          </w:p>
-        </w:tc>
-        <w:tc>
-          <w:tcPr>
-            <w:tcW w:type="dxa" w:w="2232"/>
-            <w:shd w:fill="EEF2F6" w:val="clear"/>
-            <w:tcBorders>
-              <w:top w:val="single" w:sz="4" w:space="0" w:color="C5CDD6"/>
-              <w:left w:val="single" w:sz="4" w:space="0" w:color="C5CDD6"/>
-              <w:bottom w:val="single" w:sz="4" w:space="0" w:color="C5CDD6"/>
-              <w:right w:val="single" w:sz="4" w:space="0" w:color="C5CDD6"/>
-            </w:tcBorders>
-            <w:tcMar>
-              <w:top w:w="50" w:type="dxa"/>
-              <w:left w:w="70" w:type="dxa"/>
-              <w:bottom w:w="50" w:type="dxa"/>
-              <w:right w:w="70" w:type="dxa"/>
-            </w:tcMar>
-          </w:tcPr>
-          <w:p>
-            <w:pPr>
-              <w:spacing w:before="0" w:after="0" w:line="230" w:lineRule="auto"/>
-            </w:pPr>
-            <w:r/>
-            <w:r>
-              <w:rPr>
-                <w:rFonts w:ascii="Liberation Serif" w:hAnsi="Liberation Serif" w:eastAsia="Liberation Serif" w:cs="Liberation Serif"/>
-                <w:b w:val="0"/>
-                <w:color w:val="222222"/>
-                <w:sz w:val="19"/>
-              </w:rPr>
-              <w:t>2023-07-02</w:t>
-            </w:r>
-          </w:p>
-        </w:tc>
-      </w:tr>
-      <w:tr>
-        <w:tc>
-          <w:tcPr>
-            <w:tcW w:type="dxa" w:w="2232"/>
-            <w:shd w:fill="FFFFFF" w:val="clear"/>
-            <w:tcBorders>
-              <w:top w:val="single" w:sz="4" w:space="0" w:color="C5CDD6"/>
-              <w:left w:val="single" w:sz="4" w:space="0" w:color="C5CDD6"/>
-              <w:bottom w:val="single" w:sz="4" w:space="0" w:color="C5CDD6"/>
-              <w:right w:val="single" w:sz="4" w:space="0" w:color="C5CDD6"/>
-            </w:tcBorders>
-            <w:tcMar>
-              <w:top w:w="50" w:type="dxa"/>
-              <w:left w:w="70" w:type="dxa"/>
-              <w:bottom w:w="50" w:type="dxa"/>
-              <w:right w:w="70" w:type="dxa"/>
-            </w:tcMar>
-          </w:tcPr>
-          <w:p>
-            <w:pPr>
-              <w:spacing w:before="0" w:after="0" w:line="230" w:lineRule="auto"/>
-            </w:pPr>
-            <w:r/>
-            <w:r>
-              <w:rPr>
-                <w:rFonts w:ascii="Liberation Serif" w:hAnsi="Liberation Serif" w:eastAsia="Liberation Serif" w:cs="Liberation Serif"/>
-                <w:b w:val="0"/>
-                <w:color w:val="222222"/>
-                <w:sz w:val="19"/>
-              </w:rPr>
-              <w:t>Customer/ops thread</w:t>
-            </w:r>
-          </w:p>
-        </w:tc>
-        <w:tc>
-          <w:tcPr>
-            <w:tcW w:type="dxa" w:w="2232"/>
-            <w:shd w:fill="FFFFFF" w:val="clear"/>
-            <w:tcBorders>
-              <w:top w:val="single" w:sz="4" w:space="0" w:color="C5CDD6"/>
-              <w:left w:val="single" w:sz="4" w:space="0" w:color="C5CDD6"/>
-              <w:bottom w:val="single" w:sz="4" w:space="0" w:color="C5CDD6"/>
-              <w:right w:val="single" w:sz="4" w:space="0" w:color="C5CDD6"/>
-            </w:tcBorders>
-            <w:tcMar>
-              <w:top w:w="50" w:type="dxa"/>
-              <w:left w:w="70" w:type="dxa"/>
-              <w:bottom w:w="50" w:type="dxa"/>
-              <w:right w:w="70" w:type="dxa"/>
-            </w:tcMar>
-          </w:tcPr>
-          <w:p>
-            <w:pPr>
-              <w:spacing w:before="0" w:after="0" w:line="230" w:lineRule="auto"/>
-            </w:pPr>
-            <w:r/>
-            <w:r>
-              <w:rPr>
-                <w:rFonts w:ascii="Liberation Serif" w:hAnsi="Liberation Serif" w:eastAsia="Liberation Serif" w:cs="Liberation Serif"/>
-                <w:b w:val="0"/>
-                <w:color w:val="222222"/>
-                <w:sz w:val="19"/>
-              </w:rPr>
-              <w:t>Aman Kumar</w:t>
-            </w:r>
-          </w:p>
-        </w:tc>
-        <w:tc>
-          <w:tcPr>
-            <w:tcW w:type="dxa" w:w="2232"/>
+            <w:tcW w:type="dxa" w:w="2250"/>
             <w:shd w:fill="FFFFFF" w:val="clear"/>
             <w:tcBorders>
               <w:top w:val="single" w:sz="4" w:space="0" w:color="C5CDD6"/>
@@ -11698,7 +11893,7 @@
         </w:tc>
         <w:tc>
           <w:tcPr>
-            <w:tcW w:type="dxa" w:w="2232"/>
+            <w:tcW w:type="dxa" w:w="2250"/>
             <w:shd w:fill="FFFFFF" w:val="clear"/>
             <w:tcBorders>
               <w:top w:val="single" w:sz="4" w:space="0" w:color="C5CDD6"/>
@@ -11725,7 +11920,7 @@
                 <w:color w:val="222222"/>
                 <w:sz w:val="19"/>
               </w:rPr>
-              <w:t>2023-07-02</w:t>
+              <w:t>2023-07-05</w:t>
             </w:r>
           </w:p>
         </w:tc>
@@ -11738,8 +11933,8 @@
     </w:p>
     <w:p>
       <w:pPr>
-        <w:spacing w:before="0" w:after="240" w:line="427" w:lineRule="auto"/>
-        <w:ind w:firstLine="288"/>
+        <w:spacing w:before="0" w:after="220" w:line="408" w:lineRule="auto"/>
+        <w:ind w:firstLine="317"/>
       </w:pPr>
       <w:r>
         <w:rPr>
@@ -11747,13 +11942,13 @@
           <w:color w:val="222222"/>
           <w:sz w:val="24"/>
         </w:rPr>
-        <w:t>If Aman Kumar is out that week, Helen Cho is the named backup, not 'the team.' I will write that on CLH-5519 the day I hand off, not the day the page fires. This handoff does not reopen weekend coverage that is not in the SLA. It only changes who carries it.</w:t>
+        <w:t>If If Helen is out that week, Helen Cho is the named backup, not 'the team.' I will write that on CLH-5519 the day I hand off, not the day the page fires. This handoff does not reopen replica lag after a count that looked fine. It only changes who carries it.</w:t>
       </w:r>
     </w:p>
     <w:p>
       <w:pPr>
-        <w:spacing w:before="0" w:after="240" w:line="427" w:lineRule="auto"/>
-        <w:ind w:firstLine="288"/>
+        <w:spacing w:before="0" w:after="220" w:line="408" w:lineRule="auto"/>
+        <w:ind w:firstLine="317"/>
       </w:pPr>
       <w:r>
         <w:rPr>
@@ -11761,13 +11956,13 @@
           <w:color w:val="222222"/>
           <w:sz w:val="24"/>
         </w:rPr>
-        <w:t>Access that still has my name on it for weekend coverage that is not in the SLA: if I can still kubectl to prod.us-east-1.northstar.internal after June 29, 2023, the handoff failed. Aman Kumar accepts in writing on CLH-5519 or we keep paging me, which is the same as not handing off. Open Burrow is backup only if named on that ticket the same day.</w:t>
+        <w:t>the front of CLH-RB-2023-012 already named replica lag after a count that looked fine, this paragraph is execution, grant expiry is a date The April writes on CLH-5519, and I will not mix clocks to make replica lag after a count that looked fine look healthier.</w:t>
       </w:r>
     </w:p>
     <w:p>
       <w:pPr>
-        <w:spacing w:before="0" w:after="240" w:line="427" w:lineRule="auto"/>
-        <w:ind w:firstLine="288"/>
+        <w:spacing w:before="0" w:after="220" w:line="408" w:lineRule="auto"/>
+        <w:ind w:firstLine="317"/>
       </w:pPr>
       <w:r>
         <w:rPr>
@@ -11775,13 +11970,21 @@
           <w:color w:val="222222"/>
           <w:sz w:val="24"/>
         </w:rPr>
-        <w:t>I will drop the IAM grant instead of leaving it 'just in case.' Temporary grants expire. A copied kubeconfig is not a grant. Aman Kumar will not keep a personal break-glass for convenience.</w:t>
+        <w:t>if replica lag after a count that looked fine is still fuzzy, CLH-TDD-2023-008 is the place to say so, the first check is a read on clh-kafka-01.prod.us-east-1.northstar.internal, and the sample I would still defend uses the same clock as 400,000.</w:t>
       </w:r>
     </w:p>
     <w:p>
       <w:pPr>
-        <w:spacing w:before="0" w:after="240" w:line="427" w:lineRule="auto"/>
-        <w:ind w:firstLine="288"/>
+        <w:pStyle w:val="Heading2"/>
+      </w:pPr>
+      <w:r>
+        <w:t>Queue and disk on burrow.clh.prod.northstar.internal</w:t>
+      </w:r>
+    </w:p>
+    <w:p>
+      <w:pPr>
+        <w:spacing w:before="0" w:after="220" w:line="408" w:lineRule="auto"/>
+        <w:ind w:firstLine="317"/>
       </w:pPr>
       <w:r>
         <w:rPr>
@@ -11789,21 +11992,13 @@
           <w:color w:val="222222"/>
           <w:sz w:val="24"/>
         </w:rPr>
-        <w:t>Grant review date for weekend coverage that is not in the SLA is June 29, 2023. If we miss it, the grant dies, the work waits. Aman Kumar can renew on CLH-5519 with an expiry. I will not silently extend. A copied kubeconfig on a laptop is not a grant. Aman Kumar will revoke my own leftover access the same day the handoff is accepted.</w:t>
+        <w:t>The spend I can defend is the spend tied to clh-kafka-01.prod.us-east-1.northstar.internal and this job, not a team average. Year-1 extra I would put on a sticky: about $14.3k on top of what we already burn, or zero if we do nothing and eat the miss rate. Front-matter volume I am using: 72. I will not argue from a slide.</w:t>
       </w:r>
     </w:p>
     <w:p>
       <w:pPr>
-        <w:pStyle w:val="Heading2"/>
-      </w:pPr>
-      <w:r>
-        <w:t>Read-only first: staging that is too small to catch the bug</w:t>
-      </w:r>
-    </w:p>
-    <w:p>
-      <w:pPr>
-        <w:spacing w:before="0" w:after="240" w:line="427" w:lineRule="auto"/>
-        <w:ind w:firstLine="288"/>
+        <w:spacing w:before="0" w:after="220" w:line="408" w:lineRule="auto"/>
+        <w:ind w:firstLine="317"/>
       </w:pPr>
       <w:r>
         <w:rPr>
@@ -11811,153 +12006,13 @@
           <w:color w:val="222222"/>
           <w:sz w:val="24"/>
         </w:rPr>
-        <w:t>Only if the front matter already put you on clh-schemareg-01.prod.us-east-1.northstar.internal. Stop after the first unexpected line. Open Burrow is the wake-up, not a group chat. Ticket CLH-TDD-2023-008 opens before any write. This is the staging that is too small to catch the bug path, not a general restart recipe.</w:t>
+        <w:t>If we need more brokers or more pods, I want the reason to be dropping a column in the same release as the readers, not a round number someone saw in a vendor deck. Do-nothing through next month-end still has a miss rate I will write down. Marcus Bell picks in writing on CLH-TDD-2023-008. I will not hide a hardware buy inside a 'temporary' memory limit.</w:t>
       </w:r>
     </w:p>
     <w:p>
       <w:pPr>
-        <w:spacing w:before="80" w:after="40" w:line="200" w:lineRule="auto"/>
-      </w:pPr>
-      <w:r>
-        <w:rPr>
-          <w:rFonts w:ascii="Liberation Sans" w:hAnsi="Liberation Sans" w:eastAsia="Liberation Sans" w:cs="Liberation Sans"/>
-          <w:i/>
-          <w:color w:val="555555"/>
-          <w:sz w:val="17"/>
-        </w:rPr>
-        <w:t>Read-only. CLH-TDD-2023-008. clh-schemareg-01.prod.us-east-1.northstar.internal.</w:t>
-      </w:r>
-    </w:p>
-    <w:tbl>
-      <w:tblPr>
-        <w:tblW w:type="auto" w:w="0"/>
-        <w:tblLook w:firstColumn="1" w:firstRow="1" w:lastColumn="0" w:lastRow="0" w:noHBand="0" w:noVBand="1" w:val="04A0"/>
-      </w:tblPr>
-      <w:tblGrid>
-        <w:gridCol w:w="8928"/>
-      </w:tblGrid>
-      <w:tr>
-        <w:tc>
-          <w:tcPr>
-            <w:tcW w:type="dxa" w:w="8928"/>
-            <w:shd w:fill="F3F4F6" w:val="clear"/>
-            <w:tcBorders>
-              <w:top w:val="single" w:sz="6" w:space="0" w:color="C5CDD6"/>
-              <w:left w:val="single" w:sz="6" w:space="0" w:color="C5CDD6"/>
-              <w:bottom w:val="single" w:sz="6" w:space="0" w:color="C5CDD6"/>
-              <w:right w:val="single" w:sz="6" w:space="0" w:color="C5CDD6"/>
-            </w:tcBorders>
-            <w:tcMar>
-              <w:top w:w="90" w:type="dxa"/>
-              <w:left w:w="120" w:type="dxa"/>
-              <w:bottom w:w="90" w:type="dxa"/>
-              <w:right w:w="120" w:type="dxa"/>
-            </w:tcMar>
-          </w:tcPr>
-          <w:p>
-            <w:pPr>
-              <w:spacing w:before="0" w:after="0" w:line="220" w:lineRule="auto"/>
-            </w:pPr>
-            <w:r/>
-            <w:r>
-              <w:rPr>
-                <w:rFonts w:ascii="Liberation Mono" w:hAnsi="Liberation Mono" w:eastAsia="Liberation Mono" w:cs="Liberation Mono"/>
-                <w:color w:val="222222"/>
-                <w:sz w:val="17"/>
-              </w:rPr>
-              <w:t># CLH-RB-2023-012 / CLH-TDD-2023-008 / staging that is too small to catch the bug</w:t>
-            </w:r>
-          </w:p>
-          <w:p>
-            <w:pPr>
-              <w:spacing w:before="0" w:after="0" w:line="220" w:lineRule="auto"/>
-            </w:pPr>
-            <w:r>
-              <w:rPr>
-                <w:rFonts w:ascii="Liberation Mono" w:hAnsi="Liberation Mono" w:eastAsia="Liberation Mono" w:cs="Liberation Mono"/>
-                <w:color w:val="222222"/>
-                <w:sz w:val="17"/>
-              </w:rPr>
-              <w:t>date -u</w:t>
-            </w:r>
-          </w:p>
-          <w:p>
-            <w:pPr>
-              <w:spacing w:before="0" w:after="0" w:line="220" w:lineRule="auto"/>
-            </w:pPr>
-            <w:r>
-              <w:rPr>
-                <w:rFonts w:ascii="Liberation Mono" w:hAnsi="Liberation Mono" w:eastAsia="Liberation Mono" w:cs="Liberation Mono"/>
-                <w:color w:val="222222"/>
-                <w:sz w:val="17"/>
-              </w:rPr>
-              <w:t>ssh clh-schemareg-01.prod.us-east-1.northstar.internal 'uptime; df -h | head'</w:t>
-            </w:r>
-          </w:p>
-          <w:p>
-            <w:pPr>
-              <w:spacing w:before="0" w:after="0" w:line="220" w:lineRule="auto"/>
-            </w:pPr>
-            <w:r>
-              <w:rPr>
-                <w:rFonts w:ascii="Liberation Mono" w:hAnsi="Liberation Mono" w:eastAsia="Liberation Mono" w:cs="Liberation Mono"/>
-                <w:color w:val="222222"/>
-                <w:sz w:val="17"/>
-              </w:rPr>
-              <w:t>kubectl -n oakridge-inv get pods -l app=patient-api -o wide | head</w:t>
-            </w:r>
-          </w:p>
-          <w:p>
-            <w:pPr>
-              <w:spacing w:before="0" w:after="0" w:line="220" w:lineRule="auto"/>
-            </w:pPr>
-            <w:r>
-              <w:rPr>
-                <w:rFonts w:ascii="Liberation Mono" w:hAnsi="Liberation Mono" w:eastAsia="Liberation Mono" w:cs="Liberation Mono"/>
-                <w:color w:val="222222"/>
-                <w:sz w:val="17"/>
-              </w:rPr>
-              <w:t>kubectl -n oakridge-inv logs deploy/patient-api --tail=80 | tail</w:t>
-            </w:r>
-          </w:p>
-          <w:p>
-            <w:pPr>
-              <w:spacing w:before="0" w:after="0" w:line="220" w:lineRule="auto"/>
-            </w:pPr>
-            <w:r>
-              <w:rPr>
-                <w:rFonts w:ascii="Liberation Mono" w:hAnsi="Liberation Mono" w:eastAsia="Liberation Mono" w:cs="Liberation Mono"/>
-                <w:color w:val="222222"/>
-                <w:sz w:val="17"/>
-              </w:rPr>
-              <w:t># stop. write the last error in one sentence on CLH-TDD-2023-008</w:t>
-            </w:r>
-          </w:p>
-          <w:p>
-            <w:pPr>
-              <w:spacing w:before="0" w:after="0" w:line="220" w:lineRule="auto"/>
-            </w:pPr>
-            <w:r>
-              <w:rPr>
-                <w:rFonts w:ascii="Liberation Mono" w:hAnsi="Liberation Mono" w:eastAsia="Liberation Mono" w:cs="Liberation Mono"/>
-                <w:color w:val="222222"/>
-                <w:sz w:val="17"/>
-              </w:rPr>
-              <w:t># do not helm upgrade from a laptop in a freeze</w:t>
-            </w:r>
-          </w:p>
-        </w:tc>
-      </w:tr>
-    </w:tbl>
-    <w:p>
-      <w:pPr>
-        <w:spacing w:before="40" w:after="160" w:line="80" w:lineRule="auto"/>
-      </w:pPr>
-    </w:p>
-    <w:p>
-      <w:pPr>
-        <w:pStyle w:val="ListNumber"/>
-        <w:spacing w:before="20" w:after="60" w:line="260" w:lineRule="auto"/>
+        <w:spacing w:before="0" w:after="220" w:line="408" w:lineRule="auto"/>
+        <w:ind w:firstLine="317"/>
       </w:pPr>
       <w:r>
         <w:rPr>
@@ -11965,13 +12020,13 @@
           <w:color w:val="222222"/>
           <w:sz w:val="24"/>
         </w:rPr>
-        <w:t>Write the symptom on CLH-TDD-2023-008 before any write.</w:t>
+        <w:t>do not treat dropping a column in the same release as the readers as polish, Kavya Menon either owns it or we drop it, a poison record gets fenced, not more retries, and Aman Kumar will not keep a shadow list.</w:t>
       </w:r>
     </w:p>
     <w:p>
       <w:pPr>
-        <w:pStyle w:val="ListNumber"/>
-        <w:spacing w:before="20" w:after="60" w:line="260" w:lineRule="auto"/>
+        <w:spacing w:before="0" w:after="220" w:line="408" w:lineRule="auto"/>
+        <w:ind w:firstLine="317"/>
       </w:pPr>
       <w:r>
         <w:rPr>
@@ -11979,13 +12034,21 @@
           <w:color w:val="222222"/>
           <w:sz w:val="24"/>
         </w:rPr>
-        <w:t>If poison: fence the record. Do not raise retries past 6.</w:t>
+        <w:t>Aman Kumar owes a close on dropping a column in the same release as the readers by June 30, 2023, not a status emoji, grant expiry is a date Helen Cho writes on CLH-5519, and I ping once and after that Helen Cho is late, not blocked.</w:t>
       </w:r>
     </w:p>
     <w:p>
       <w:pPr>
-        <w:pStyle w:val="ListNumber"/>
-        <w:spacing w:before="20" w:after="60" w:line="260" w:lineRule="auto"/>
+        <w:pStyle w:val="Heading2"/>
+      </w:pPr>
+      <w:r>
+        <w:t>Do not widen retries for this</w:t>
+      </w:r>
+    </w:p>
+    <w:p>
+      <w:pPr>
+        <w:spacing w:before="0" w:after="220" w:line="408" w:lineRule="auto"/>
+        <w:ind w:firstLine="317"/>
       </w:pPr>
       <w:r>
         <w:rPr>
@@ -11993,13 +12056,13 @@
           <w:color w:val="222222"/>
           <w:sz w:val="24"/>
         </w:rPr>
-        <w:t>If lag with all partitions moving: scale only after Open Burrow would scale.</w:t>
+        <w:t>We will not claim this class cannot happen. We will claim the next one dies at the gate we are building, and that the page names the tell we missed. Grafana Clh accepts the gate. Aman Kumar writes it. Kavya Menon gets a factual count if it repeats, not an apology paragraph.</w:t>
       </w:r>
     </w:p>
     <w:p>
       <w:pPr>
-        <w:pStyle w:val="ListNumber"/>
-        <w:spacing w:before="20" w:after="60" w:line="260" w:lineRule="auto"/>
+        <w:spacing w:before="0" w:after="220" w:line="408" w:lineRule="auto"/>
+        <w:ind w:firstLine="317"/>
       </w:pPr>
       <w:r>
         <w:rPr>
@@ -12007,13 +12070,13 @@
           <w:color w:val="222222"/>
           <w:sz w:val="24"/>
         </w:rPr>
-        <w:t>If rollback: read the schema SOP. Expanded columns roll forward.</w:t>
+        <w:t>What we will not do: a rewrite of Runbook: match-engine Kafka consumer lag as therapy. What we will do if the date slips: Grafana Clh says so on CLH-5519 with a new date. Detection that should have fired: a join of freshness and uniqueness, or an empty-success alert, depending on the tell. I want that alert in the same pack as the code change, not a follow-up that dies in a quarter plan.</w:t>
       </w:r>
     </w:p>
     <w:p>
       <w:pPr>
-        <w:pStyle w:val="ListNumber"/>
-        <w:spacing w:before="20" w:after="60" w:line="260" w:lineRule="auto"/>
+        <w:spacing w:before="0" w:after="220" w:line="408" w:lineRule="auto"/>
+        <w:ind w:firstLine="317"/>
       </w:pPr>
       <w:r>
         <w:rPr>
@@ -12021,13 +12084,13 @@
           <w:color w:val="222222"/>
           <w:sz w:val="24"/>
         </w:rPr>
-        <w:t>Wake Open Burrow only after the read-only commands and a one-line diagnosis.</w:t>
+        <w:t>after July 1, 2023, leftover access for identifiers in chat, logs, or a support zip is a bug, not a courtesy, the first check is a read on clh-schemareg-01.prod.us-east-1.northstar.internal, and config, Helm, and a flag flip are all changes.</w:t>
       </w:r>
     </w:p>
     <w:p>
       <w:pPr>
-        <w:spacing w:before="0" w:after="240" w:line="427" w:lineRule="auto"/>
-        <w:ind w:firstLine="288"/>
+        <w:spacing w:before="0" w:after="220" w:line="408" w:lineRule="auto"/>
+        <w:ind w:firstLine="317"/>
       </w:pPr>
       <w:r>
         <w:rPr>
@@ -12035,13 +12098,21 @@
           <w:color w:val="222222"/>
           <w:sz w:val="24"/>
         </w:rPr>
-        <w:t>I will not restart clh-schemareg-01.prod.us-east-1.northstar.internal because it is the fastest way to stop a page. Restart is a listed step with a listed rollback. If I am wrong, the next page is louder. Memory bump is a last resort and it is a ticket, not a one-line kubectl set. Aman Kumar has already been wrong about that twice this year.</w:t>
+        <w:t>I bounced a hallway yes on identifiers in chat, logs, or a support zip, a poison record gets fenced, not more retries, and abort beats a lying dual-run.</w:t>
       </w:r>
     </w:p>
     <w:p>
       <w:pPr>
-        <w:spacing w:before="0" w:after="240" w:line="427" w:lineRule="auto"/>
-        <w:ind w:firstLine="288"/>
+        <w:pStyle w:val="Heading2"/>
+      </w:pPr>
+      <w:r>
+        <w:t>Short answers I am tired of repeating</w:t>
+      </w:r>
+    </w:p>
+    <w:p>
+      <w:pPr>
+        <w:spacing w:before="0" w:after="220" w:line="408" w:lineRule="auto"/>
+        <w:ind w:firstLine="317"/>
       </w:pPr>
       <w:r>
         <w:rPr>
@@ -12049,1610 +12120,7 @@
           <w:color w:val="222222"/>
           <w:sz w:val="24"/>
         </w:rPr>
-        <w:t>First command on clh-schemareg-01.prod.us-east-1.northstar.internal for staging that is too small to catch the bug is still a read. Second is the last error line. Third is whether the front-matter rule is still true. I will not restart to silence a page. Restart is a listed step. Open Burrow gets the one-line diagnosis before a write. Ticket CLH-TDD-2023-008 is open first.</w:t>
-      </w:r>
-    </w:p>
-    <w:p>
-      <w:pPr>
-        <w:spacing w:before="0" w:after="240" w:line="427" w:lineRule="auto"/>
-        <w:ind w:firstLine="288"/>
-      </w:pPr>
-      <w:r>
-        <w:rPr>
-          <w:rFonts w:ascii="Liberation Serif" w:hAnsi="Liberation Serif" w:eastAsia="Liberation Serif" w:cs="Liberation Serif"/>
-          <w:color w:val="222222"/>
-          <w:sz w:val="24"/>
-        </w:rPr>
-        <w:t>If the tell is poison, fence. If the tell is lag with every partition moving, scale only the way Open Burrow would scale. If the tell is empty-success, page. Green plus zero rows is a lie we have already paid for.</w:t>
-      </w:r>
-    </w:p>
-    <w:p>
-      <w:pPr>
-        <w:spacing w:before="0" w:after="240" w:line="427" w:lineRule="auto"/>
-        <w:ind w:firstLine="288"/>
-      </w:pPr>
-      <w:r>
-        <w:rPr>
-          <w:rFonts w:ascii="Liberation Serif" w:hAnsi="Liberation Serif" w:eastAsia="Liberation Serif" w:cs="Liberation Serif"/>
-          <w:color w:val="222222"/>
-          <w:sz w:val="24"/>
-        </w:rPr>
-        <w:t>I want the last error line from clh-schemareg-01.prod.us-east-1.northstar.internal in CLH-TDD-2023-008 before anyone says they 'restarted just in case.' Restart without a tell is how we lost time last incident. Open Burrow can restart after the read-only commands and a one-line diagnosis. Not before. Memory bump is a ticket, not a one-liner.</w:t>
-      </w:r>
-    </w:p>
-    <w:p>
-      <w:pPr>
-        <w:pStyle w:val="Heading2"/>
-      </w:pPr>
-      <w:r>
-        <w:t>Still open: poison versus lag versus empty-success</w:t>
-      </w:r>
-    </w:p>
-    <w:p>
-      <w:pPr>
-        <w:spacing w:before="0" w:after="240" w:line="427" w:lineRule="auto"/>
-        <w:ind w:firstLine="288"/>
-      </w:pPr>
-      <w:r>
-        <w:rPr>
-          <w:rFonts w:ascii="Liberation Serif" w:hAnsi="Liberation Serif" w:eastAsia="Liberation Serif" w:cs="Liberation Serif"/>
-          <w:color w:val="222222"/>
-          <w:sz w:val="24"/>
-        </w:rPr>
-        <w:t>Clh Match still owes a close, not a status. Due July 7, 2023. The question is whether recon-match-01.prod.us-east-1.northstar.internal stays in the path for poison versus lag versus empty-success. If yes, the main body already says how. If no, Clh Match writes the cut on CLH-TDD-2022-021. I will ping once. After that the owner is late, not blocked.</w:t>
-      </w:r>
-    </w:p>
-    <w:p>
-      <w:pPr>
-        <w:pStyle w:val="ListBullet"/>
-        <w:spacing w:before="20" w:after="60" w:line="260" w:lineRule="auto"/>
-      </w:pPr>
-      <w:r>
-        <w:rPr>
-          <w:rFonts w:ascii="Liberation Serif" w:hAnsi="Liberation Serif" w:eastAsia="Liberation Serif" w:cs="Liberation Serif"/>
-          <w:color w:val="222222"/>
-          <w:sz w:val="24"/>
-        </w:rPr>
-        <w:t>Owner: Clh Match</w:t>
-      </w:r>
-    </w:p>
-    <w:p>
-      <w:pPr>
-        <w:pStyle w:val="ListBullet"/>
-        <w:spacing w:before="20" w:after="60" w:line="260" w:lineRule="auto"/>
-      </w:pPr>
-      <w:r>
-        <w:rPr>
-          <w:rFonts w:ascii="Liberation Serif" w:hAnsi="Liberation Serif" w:eastAsia="Liberation Serif" w:cs="Liberation Serif"/>
-          <w:color w:val="222222"/>
-          <w:sz w:val="24"/>
-        </w:rPr>
-        <w:t>Ticket: CLH-TDD-2022-021</w:t>
-      </w:r>
-    </w:p>
-    <w:p>
-      <w:pPr>
-        <w:pStyle w:val="ListBullet"/>
-        <w:spacing w:before="20" w:after="60" w:line="260" w:lineRule="auto"/>
-      </w:pPr>
-      <w:r>
-        <w:rPr>
-          <w:rFonts w:ascii="Liberation Serif" w:hAnsi="Liberation Serif" w:eastAsia="Liberation Serif" w:cs="Liberation Serif"/>
-          <w:color w:val="222222"/>
-          <w:sz w:val="24"/>
-        </w:rPr>
-        <w:t>Host in play: recon-match-01.prod.us-east-1.northstar.internal</w:t>
-      </w:r>
-    </w:p>
-    <w:p>
-      <w:pPr>
-        <w:pStyle w:val="ListBullet"/>
-        <w:spacing w:before="20" w:after="60" w:line="260" w:lineRule="auto"/>
-      </w:pPr>
-      <w:r>
-        <w:rPr>
-          <w:rFonts w:ascii="Liberation Serif" w:hAnsi="Liberation Serif" w:eastAsia="Liberation Serif" w:cs="Liberation Serif"/>
-          <w:color w:val="222222"/>
-          <w:sz w:val="24"/>
-        </w:rPr>
-        <w:t>Acceptable close: yes, no, or a new date with a reason.</w:t>
-      </w:r>
-    </w:p>
-    <w:p>
-      <w:pPr>
-        <w:pStyle w:val="ListBullet"/>
-        <w:spacing w:before="20" w:after="60" w:line="260" w:lineRule="auto"/>
-      </w:pPr>
-      <w:r>
-        <w:rPr>
-          <w:rFonts w:ascii="Liberation Serif" w:hAnsi="Liberation Serif" w:eastAsia="Liberation Serif" w:cs="Liberation Serif"/>
-          <w:color w:val="222222"/>
-          <w:sz w:val="24"/>
-        </w:rPr>
-        <w:t>Not acceptable: a list of meetings, a thumbs-up emoji, a parking-lot rename.</w:t>
-      </w:r>
-    </w:p>
-    <w:p>
-      <w:pPr>
-        <w:spacing w:before="0" w:after="240" w:line="427" w:lineRule="auto"/>
-        <w:ind w:firstLine="288"/>
-      </w:pPr>
-      <w:r>
-        <w:rPr>
-          <w:rFonts w:ascii="Liberation Serif" w:hAnsi="Liberation Serif" w:eastAsia="Liberation Serif" w:cs="Liberation Serif"/>
-          <w:color w:val="222222"/>
-          <w:sz w:val="24"/>
-        </w:rPr>
-        <w:t>This question does not reopen the recommendation in the front of Runbook: match-engine Kafka consumer lag. It is leftover work. If Clh Match wants a different product, that is a new ticket and Kavya Menon is in the thread. I will not hide a scope change inside poison versus lag versus empty-success.</w:t>
-      </w:r>
-    </w:p>
-    <w:p>
-      <w:pPr>
-        <w:spacing w:before="0" w:after="240" w:line="427" w:lineRule="auto"/>
-        <w:ind w:firstLine="288"/>
-      </w:pPr>
-      <w:r>
-        <w:rPr>
-          <w:rFonts w:ascii="Liberation Serif" w:hAnsi="Liberation Serif" w:eastAsia="Liberation Serif" w:cs="Liberation Serif"/>
-          <w:color w:val="222222"/>
-          <w:sz w:val="24"/>
-        </w:rPr>
-        <w:t>Check that the close does not collide with the freeze or ops window already named in the main body. If it does, the date moves, the scope does not. Number I will cite if someone asks whether this is blocking: 21. If that number is not the blocker, say so on CLH-TDD-2022-021 in the first line.</w:t>
-      </w:r>
-    </w:p>
-    <w:p>
-      <w:pPr>
-        <w:spacing w:before="0" w:after="240" w:line="427" w:lineRule="auto"/>
-        <w:ind w:firstLine="288"/>
-      </w:pPr>
-      <w:r>
-        <w:rPr>
-          <w:rFonts w:ascii="Liberation Serif" w:hAnsi="Liberation Serif" w:eastAsia="Liberation Serif" w:cs="Liberation Serif"/>
-          <w:color w:val="222222"/>
-          <w:sz w:val="24"/>
-        </w:rPr>
-        <w:t>Close for poison versus lag versus empty-success is yes, no, or a new date on CLH-TDD-2022-021 by July 1, 2023. Clh Match writes it. I ping once. Late is late. I will not convert this into a standing meeting. I will not hide a scope change inside a 'quick align.' Kavya Menon is in the thread if the product changes.</w:t>
-      </w:r>
-    </w:p>
-    <w:p>
-      <w:pPr>
-        <w:spacing w:before="0" w:after="240" w:line="427" w:lineRule="auto"/>
-        <w:ind w:firstLine="288"/>
-      </w:pPr>
-      <w:r>
-        <w:rPr>
-          <w:rFonts w:ascii="Liberation Serif" w:hAnsi="Liberation Serif" w:eastAsia="Liberation Serif" w:cs="Liberation Serif"/>
-          <w:color w:val="222222"/>
-          <w:sz w:val="24"/>
-        </w:rPr>
-        <w:t>If poison versus lag versus empty-success collides with a freeze, the date moves and the scope does not. That is the whole rule. recon-match-01.prod.us-east-1.northstar.internal does not get a special thaw because someone booked a demo. Number I will cite: 21.</w:t>
-      </w:r>
-    </w:p>
-    <w:p>
-      <w:pPr>
-        <w:spacing w:before="0" w:after="240" w:line="427" w:lineRule="auto"/>
-        <w:ind w:firstLine="288"/>
-      </w:pPr>
-      <w:r>
-        <w:rPr>
-          <w:rFonts w:ascii="Liberation Serif" w:hAnsi="Liberation Serif" w:eastAsia="Liberation Serif" w:cs="Liberation Serif"/>
-          <w:color w:val="222222"/>
-          <w:sz w:val="24"/>
-        </w:rPr>
-        <w:t>Scope leftover: poison versus lag versus empty-success is not a place to sneak serial, WIP, weekend, or identifier work back in. New slice, new signature from Kavya Menon. Hallway yes is not a signature. I will not hide that inside CLH-TDD-2022-021 as a subtask so it looks small.</w:t>
-      </w:r>
-    </w:p>
-    <w:p>
-      <w:pPr>
-        <w:pStyle w:val="Heading2"/>
-      </w:pPr>
-      <w:r>
-        <w:t>Failure we already paid for (rollback when the migrate already expanded)</w:t>
-      </w:r>
-    </w:p>
-    <w:p>
-      <w:pPr>
-        <w:spacing w:before="0" w:after="240" w:line="427" w:lineRule="auto"/>
-        <w:ind w:firstLine="288"/>
-      </w:pPr>
-      <w:r>
-        <w:rPr>
-          <w:rFonts w:ascii="Liberation Serif" w:hAnsi="Liberation Serif" w:eastAsia="Liberation Serif" w:cs="Liberation Serif"/>
-          <w:color w:val="222222"/>
-          <w:sz w:val="24"/>
-        </w:rPr>
-        <w:t>Tell: unversioned field rename that looked like a cleanup. That showed up around burrow.clh.prod.northstar.internal. CLH-5519 is the record. rollback when the migrate already expanded is how it will show up again if we get sloppy. The fix is to make the failure loud and stop the write path before it creates 5715 junk rows, not to widen a retry. Verification is a staging replay that used to succeed at being wrong and must now fail.</w:t>
-      </w:r>
-    </w:p>
-    <w:p>
-      <w:pPr>
-        <w:spacing w:before="0" w:after="240" w:line="427" w:lineRule="auto"/>
-        <w:ind w:firstLine="288"/>
-      </w:pPr>
-      <w:r>
-        <w:rPr>
-          <w:rFonts w:ascii="Liberation Serif" w:hAnsi="Liberation Serif" w:eastAsia="Liberation Serif" w:cs="Liberation Serif"/>
-          <w:color w:val="222222"/>
-          <w:sz w:val="24"/>
-        </w:rPr>
-        <w:t>We will not claim this class cannot happen. We will claim the next one dies at the gate we are building, and that the page names the tell we missed. If Helen accepts the gate. Aman Kumar writes it. Kavya Menon gets a factual count if it repeats, not an apology paragraph.</w:t>
-      </w:r>
-    </w:p>
-    <w:p>
-      <w:pPr>
-        <w:spacing w:before="0" w:after="240" w:line="427" w:lineRule="auto"/>
-        <w:ind w:firstLine="288"/>
-      </w:pPr>
-      <w:r>
-        <w:rPr>
-          <w:rFonts w:ascii="Liberation Serif" w:hAnsi="Liberation Serif" w:eastAsia="Liberation Serif" w:cs="Liberation Serif"/>
-          <w:color w:val="222222"/>
-          <w:sz w:val="24"/>
-        </w:rPr>
-        <w:t>What we will not do: a rewrite of Runbook: match-engine Kafka consumer lag as therapy. What we will do if the date slips: If Helen says so on CLH-5519 with a new date. Detection that should have fired: a join of freshness and uniqueness, or an empty-success alert, depending on the tell. I want that alert in the same pack as the code change, not a follow-up that dies in a quarter plan.</w:t>
-      </w:r>
-    </w:p>
-    <w:p>
-      <w:pPr>
-        <w:spacing w:before="0" w:after="240" w:line="427" w:lineRule="auto"/>
-        <w:ind w:firstLine="288"/>
-      </w:pPr>
-      <w:r>
-        <w:rPr>
-          <w:rFonts w:ascii="Liberation Serif" w:hAnsi="Liberation Serif" w:eastAsia="Liberation Serif" w:cs="Liberation Serif"/>
-          <w:color w:val="222222"/>
-          <w:sz w:val="24"/>
-        </w:rPr>
-        <w:t>The last time rollback when the migrate already expanded bit us, the tell showed up on burrow.clh.prod.northstar.internal and we argued about CPU. CPU was late. Queue was the tell. I want the next page to name queue. If Helen owns that alert text. CLH-5519 is where the wording lives, not a wiki that drifts.</w:t>
-      </w:r>
-    </w:p>
-    <w:p>
-      <w:pPr>
-        <w:spacing w:before="0" w:after="240" w:line="427" w:lineRule="auto"/>
-        <w:ind w:firstLine="288"/>
-      </w:pPr>
-      <w:r>
-        <w:rPr>
-          <w:rFonts w:ascii="Liberation Serif" w:hAnsi="Liberation Serif" w:eastAsia="Liberation Serif" w:cs="Liberation Serif"/>
-          <w:color w:val="222222"/>
-          <w:sz w:val="24"/>
-        </w:rPr>
-        <w:t>Verification is a replay that used to succeed at being wrong. If staging cannot run that replay, staging is lying and we do not ship. Marcus Bell does not get to waive it because the calendar is tight.</w:t>
-      </w:r>
-    </w:p>
-    <w:p>
-      <w:pPr>
-        <w:spacing w:before="0" w:after="240" w:line="427" w:lineRule="auto"/>
-        <w:ind w:firstLine="288"/>
-      </w:pPr>
-      <w:r>
-        <w:rPr>
-          <w:rFonts w:ascii="Liberation Serif" w:hAnsi="Liberation Serif" w:eastAsia="Liberation Serif" w:cs="Liberation Serif"/>
-          <w:color w:val="222222"/>
-          <w:sz w:val="24"/>
-        </w:rPr>
-        <w:t>Alert text for rollback when the migrate already expanded names the tell in plain words. If Helen writes it. I will not accept 'check the dashboard' as a page body. If uniqueness is red and freshness is green, the page says that. If rows are zero and the job is green, the page says that. burrow.clh.prod.northstar.internal can be in the internal page. Not in the customer one.</w:t>
-      </w:r>
-    </w:p>
-    <w:p>
-      <w:pPr>
-        <w:pStyle w:val="Heading2"/>
-      </w:pPr>
-      <w:r>
-        <w:t>Expand / backfill / contract (a vendor overlay we already rejected)</w:t>
-      </w:r>
-    </w:p>
-    <w:p>
-      <w:pPr>
-        <w:spacing w:before="0" w:after="240" w:line="427" w:lineRule="auto"/>
-        <w:ind w:firstLine="288"/>
-      </w:pPr>
-      <w:r>
-        <w:rPr>
-          <w:rFonts w:ascii="Liberation Serif" w:hAnsi="Liberation Serif" w:eastAsia="Liberation Serif" w:cs="Liberation Serif"/>
-          <w:color w:val="222222"/>
-          <w:sz w:val="24"/>
-        </w:rPr>
-        <w:t>The column or field that moved is the one a vendor overlay we already rejected cares about on clh-kafka-01.prod.us-east-1.northstar.internal. Order is expand, backfill, contract. I will not drop a column in the same release as a code deploy that still reads it. Owner Marcus Bell. Ticket CLH-TDD-2023-008. Dual-write window is measured in hours, not left open. If the backfill is still running at a freeze, I stop the freeze, not the backfill, unless legal says otherwise. I write the stop condition on CLH-TDD-2023-008 before I start the job.</w:t>
-      </w:r>
-    </w:p>
-    <w:p>
-      <w:pPr>
-        <w:spacing w:before="0" w:after="240" w:line="427" w:lineRule="auto"/>
-        <w:ind w:firstLine="288"/>
-      </w:pPr>
-      <w:r>
-        <w:rPr>
-          <w:rFonts w:ascii="Liberation Serif" w:hAnsi="Liberation Serif" w:eastAsia="Liberation Serif" w:cs="Liberation Serif"/>
-          <w:color w:val="222222"/>
-          <w:sz w:val="24"/>
-        </w:rPr>
-        <w:t>Rejected: rewrite the type in place because Postgres will 'just cast it.' That is how we locked clh-kafka-01.prod.us-east-1.northstar.internal for longer than the 10s budget last time. Historical load never runs on the OLTP primary. Cost the job, then run it. Number from the front I am using as the size hint: 10.</w:t>
-      </w:r>
-    </w:p>
-    <w:p>
-      <w:pPr>
-        <w:pStyle w:val="ListNumber"/>
-        <w:spacing w:before="20" w:after="60" w:line="260" w:lineRule="auto"/>
-      </w:pPr>
-      <w:r>
-        <w:rPr>
-          <w:rFonts w:ascii="Liberation Serif" w:hAnsi="Liberation Serif" w:eastAsia="Liberation Serif" w:cs="Liberation Serif"/>
-          <w:color w:val="222222"/>
-          <w:sz w:val="24"/>
-        </w:rPr>
-        <w:t>Add the new column or field. Ship readers that tolerate both. CLH-TDD-2023-008.</w:t>
-      </w:r>
-    </w:p>
-    <w:p>
-      <w:pPr>
-        <w:pStyle w:val="ListNumber"/>
-        <w:spacing w:before="20" w:after="60" w:line="260" w:lineRule="auto"/>
-      </w:pPr>
-      <w:r>
-        <w:rPr>
-          <w:rFonts w:ascii="Liberation Serif" w:hAnsi="Liberation Serif" w:eastAsia="Liberation Serif" w:cs="Liberation Serif"/>
-          <w:color w:val="222222"/>
-          <w:sz w:val="24"/>
-        </w:rPr>
-        <w:t>Backfill in batches of 19k. Pause on replication lag.</w:t>
-      </w:r>
-    </w:p>
-    <w:p>
-      <w:pPr>
-        <w:pStyle w:val="ListNumber"/>
-        <w:spacing w:before="20" w:after="60" w:line="260" w:lineRule="auto"/>
-      </w:pPr>
-      <w:r>
-        <w:rPr>
-          <w:rFonts w:ascii="Liberation Serif" w:hAnsi="Liberation Serif" w:eastAsia="Liberation Serif" w:cs="Liberation Serif"/>
-          <w:color w:val="222222"/>
-          <w:sz w:val="24"/>
-        </w:rPr>
-        <w:t>Flip writers. Watch error class, not CPU.</w:t>
-      </w:r>
-    </w:p>
-    <w:p>
-      <w:pPr>
-        <w:pStyle w:val="ListNumber"/>
-        <w:spacing w:before="20" w:after="60" w:line="260" w:lineRule="auto"/>
-      </w:pPr>
-      <w:r>
-        <w:rPr>
-          <w:rFonts w:ascii="Liberation Serif" w:hAnsi="Liberation Serif" w:eastAsia="Liberation Serif" w:cs="Liberation Serif"/>
-          <w:color w:val="222222"/>
-          <w:sz w:val="24"/>
-        </w:rPr>
-        <w:t>Contract only after Marcus Bell signs the count on CLH-TDD-2023-008.</w:t>
-      </w:r>
-    </w:p>
-    <w:p>
-      <w:pPr>
-        <w:spacing w:before="0" w:after="240" w:line="427" w:lineRule="auto"/>
-        <w:ind w:firstLine="288"/>
-      </w:pPr>
-      <w:r>
-        <w:rPr>
-          <w:rFonts w:ascii="Liberation Serif" w:hAnsi="Liberation Serif" w:eastAsia="Liberation Serif" w:cs="Liberation Serif"/>
-          <w:color w:val="222222"/>
-          <w:sz w:val="24"/>
-        </w:rPr>
-        <w:t>If Helm rollback is the instinct after a bad migrate, stop. Expanded columns roll forward. Read the schema SOP. Aman Kumar will not approve a rollback that leaves the database ahead of the chart.</w:t>
-      </w:r>
-    </w:p>
-    <w:p>
-      <w:pPr>
-        <w:spacing w:before="0" w:after="240" w:line="427" w:lineRule="auto"/>
-        <w:ind w:firstLine="288"/>
-      </w:pPr>
-      <w:r>
-        <w:rPr>
-          <w:rFonts w:ascii="Liberation Serif" w:hAnsi="Liberation Serif" w:eastAsia="Liberation Serif" w:cs="Liberation Serif"/>
-          <w:color w:val="222222"/>
-          <w:sz w:val="24"/>
-        </w:rPr>
-        <w:t>Schema leftover for a vendor overlay we already rejected: expand, backfill, contract. clh-kafka-01.prod.us-east-1.northstar.internal is not the place to drop a column the same day readers still need it. Marcus Bell signs the count on CLH-TDD-2023-008 before contract. Lock budget is 5s. Abort and retry off-peak if we miss it.</w:t>
-      </w:r>
-    </w:p>
-    <w:p>
-      <w:pPr>
-        <w:spacing w:before="0" w:after="240" w:line="427" w:lineRule="auto"/>
-        <w:ind w:firstLine="288"/>
-      </w:pPr>
-      <w:r>
-        <w:rPr>
-          <w:rFonts w:ascii="Liberation Serif" w:hAnsi="Liberation Serif" w:eastAsia="Liberation Serif" w:cs="Liberation Serif"/>
-          <w:color w:val="222222"/>
-          <w:sz w:val="24"/>
-        </w:rPr>
-        <w:t>Helm rollback after a migrate that expanded is the wrong instinct. Roll forward. I will say that again because we have already tried the wrong instinct. Aman Kumar will not approve a chart rollback that leaves Postgres ahead.</w:t>
-      </w:r>
-    </w:p>
-    <w:p>
-      <w:pPr>
-        <w:spacing w:before="0" w:after="240" w:line="427" w:lineRule="auto"/>
-        <w:ind w:firstLine="288"/>
-      </w:pPr>
-      <w:r>
-        <w:rPr>
-          <w:rFonts w:ascii="Liberation Serif" w:hAnsi="Liberation Serif" w:eastAsia="Liberation Serif" w:cs="Liberation Serif"/>
-          <w:color w:val="222222"/>
-          <w:sz w:val="24"/>
-        </w:rPr>
-        <w:t>Backfill leftover: not on the OLTP primary, not during freeze, not without a stop condition on CLH-TDD-2023-008. Marcus Bell writes the stop condition first. Batch size I would start at 9k. Pause on replication lag. Contract only after the count is signed.</w:t>
-      </w:r>
-    </w:p>
-    <w:p>
-      <w:pPr>
-        <w:pStyle w:val="Heading2"/>
-      </w:pPr>
-      <w:r>
-        <w:t>Meeting leftover: identifiers in chat, logs, or a support zip</w:t>
-      </w:r>
-    </w:p>
-    <w:p>
-      <w:pPr>
-        <w:spacing w:before="0" w:after="240" w:line="427" w:lineRule="auto"/>
-        <w:ind w:firstLine="288"/>
-      </w:pPr>
-      <w:r>
-        <w:rPr>
-          <w:rFonts w:ascii="Liberation Serif" w:hAnsi="Liberation Serif" w:eastAsia="Liberation Serif" w:cs="Liberation Serif"/>
-          <w:color w:val="222222"/>
-          <w:sz w:val="24"/>
-        </w:rPr>
-        <w:t>Attendees who still owe something: Grafana Clh, Kavya Menon, and whoever owns grafana.prod.northstar.internal. One question was on the table: can we ship without dealing with identifiers in chat, logs, or a support zip. Answer was no. I repeated the number 25 because two people in the room had stale graphs. Action: Grafana Clh files the follow-up on CLH-TDD-2022-021 before July 2, 2023. I will not mark the ticket done because a meeting happened.</w:t>
-      </w:r>
-    </w:p>
-    <w:p>
-      <w:pPr>
-        <w:spacing w:before="0" w:after="240" w:line="427" w:lineRule="auto"/>
-        <w:ind w:firstLine="288"/>
-      </w:pPr>
-      <w:r>
-        <w:rPr>
-          <w:rFonts w:ascii="Liberation Serif" w:hAnsi="Liberation Serif" w:eastAsia="Liberation Serif" w:cs="Liberation Serif"/>
-          <w:color w:val="222222"/>
-          <w:sz w:val="24"/>
-        </w:rPr>
-        <w:t>Parking lot: a dashboard request that does not unblock CLH-TDD-2022-021. I parked it. A calendar invite is not a decision. If someone wants this recorded as a decision, they write it here or they change the callout in the front of CLH-RB-2023-012. Quotes from the room stay quotes. They do not become scope.</w:t>
-      </w:r>
-    </w:p>
-    <w:p>
-      <w:pPr>
-        <w:spacing w:before="0" w:after="240" w:line="427" w:lineRule="auto"/>
-        <w:ind w:firstLine="288"/>
-      </w:pPr>
-      <w:r>
-        <w:rPr>
-          <w:rFonts w:ascii="Liberation Serif" w:hAnsi="Liberation Serif" w:eastAsia="Liberation Serif" w:cs="Liberation Serif"/>
-          <w:color w:val="222222"/>
-          <w:sz w:val="24"/>
-        </w:rPr>
-        <w:t>People who were absent still get a usable remainder, not a transcript. Priya Nair gets the decision, the refuse, and the date. They do not get a reconstruction of who raised their voice. If they object, they object on CLH-TDD-2022-021.</w:t>
-      </w:r>
-    </w:p>
-    <w:p>
-      <w:pPr>
-        <w:spacing w:before="0" w:after="240" w:line="427" w:lineRule="auto"/>
-        <w:ind w:firstLine="288"/>
-      </w:pPr>
-      <w:r>
-        <w:rPr>
-          <w:rFonts w:ascii="Liberation Serif" w:hAnsi="Liberation Serif" w:eastAsia="Liberation Serif" w:cs="Liberation Serif"/>
-          <w:color w:val="222222"/>
-          <w:sz w:val="24"/>
-        </w:rPr>
-        <w:t>People who missed the room still need identifiers in chat, logs, or a support zip in a form they can act on. Decision, refuse, date, owner Grafana Clh, ticket CLH-TDD-2022-021. Not a reconstruction of tone. Match Lag gets that pack. If they object, they object on the ticket.</w:t>
-      </w:r>
-    </w:p>
-    <w:p>
-      <w:pPr>
-        <w:spacing w:before="0" w:after="240" w:line="427" w:lineRule="auto"/>
-        <w:ind w:firstLine="288"/>
-      </w:pPr>
-      <w:r>
-        <w:rPr>
-          <w:rFonts w:ascii="Liberation Serif" w:hAnsi="Liberation Serif" w:eastAsia="Liberation Serif" w:cs="Liberation Serif"/>
-          <w:color w:val="222222"/>
-          <w:sz w:val="24"/>
-        </w:rPr>
-        <w:t>A quote is a quote. It is not scope. I will not launder a hallway yes into v1 because it was vivid. Parking lot stays parked until Kavya Menon signs a new slice.</w:t>
-      </w:r>
-    </w:p>
-    <w:p>
-      <w:pPr>
-        <w:spacing w:before="0" w:after="240" w:line="427" w:lineRule="auto"/>
-        <w:ind w:firstLine="288"/>
-      </w:pPr>
-      <w:r>
-        <w:rPr>
-          <w:rFonts w:ascii="Liberation Serif" w:hAnsi="Liberation Serif" w:eastAsia="Liberation Serif" w:cs="Liberation Serif"/>
-          <w:color w:val="222222"/>
-          <w:sz w:val="24"/>
-        </w:rPr>
-        <w:t>Absent people get the pack for identifiers in chat, logs, or a support zip the same day, not after they ask. Match Lag is on that list if they were missing. Decision, refuse, date, owner, ticket CLH-TDD-2022-021. Not a reconstruction of tone. If they object, they object on the ticket.</w:t>
-      </w:r>
-    </w:p>
-    <w:p>
-      <w:pPr>
-        <w:pStyle w:val="Heading2"/>
-      </w:pPr>
-      <w:r>
-        <w:t>Fixture and test note (owner as a team name instead of a person)</w:t>
-      </w:r>
-    </w:p>
-    <w:p>
-      <w:pPr>
-        <w:spacing w:before="0" w:after="240" w:line="427" w:lineRule="auto"/>
-        <w:ind w:firstLine="288"/>
-      </w:pPr>
-      <w:r>
-        <w:rPr>
-          <w:rFonts w:ascii="Liberation Serif" w:hAnsi="Liberation Serif" w:eastAsia="Liberation Serif" w:cs="Liberation Serif"/>
-          <w:color w:val="222222"/>
-          <w:sz w:val="24"/>
-        </w:rPr>
-        <w:t>Fixture for owner as a team name instead of a person lives next to the test, not in a laptop path. No PHI, no PAN. Host if we have to soak: prod.us-east-1.northstar.internal. Assert the smallest row that still fails without the fix. I will not copy a sanitized production dump; it is too big and it hid the bug twice. Owner Match Lag. Ticket CLH-5519. If the test is skipped, the skip reason is a ticket, not a comment.</w:t>
-      </w:r>
-    </w:p>
-    <w:p>
-      <w:pPr>
-        <w:spacing w:before="80" w:after="40" w:line="200" w:lineRule="auto"/>
-      </w:pPr>
-      <w:r>
-        <w:rPr>
-          <w:rFonts w:ascii="Liberation Sans" w:hAnsi="Liberation Sans" w:eastAsia="Liberation Sans" w:cs="Liberation Sans"/>
-          <w:i/>
-          <w:color w:val="555555"/>
-          <w:sz w:val="17"/>
-        </w:rPr>
-        <w:t>Name the test after the bug. CLH-5519.</w:t>
-      </w:r>
-    </w:p>
-    <w:tbl>
-      <w:tblPr>
-        <w:tblW w:type="auto" w:w="0"/>
-        <w:tblLook w:firstColumn="1" w:firstRow="1" w:lastColumn="0" w:lastRow="0" w:noHBand="0" w:noVBand="1" w:val="04A0"/>
-      </w:tblPr>
-      <w:tblGrid>
-        <w:gridCol w:w="8928"/>
-      </w:tblGrid>
-      <w:tr>
-        <w:tc>
-          <w:tcPr>
-            <w:tcW w:type="dxa" w:w="8928"/>
-            <w:shd w:fill="F3F4F6" w:val="clear"/>
-            <w:tcBorders>
-              <w:top w:val="single" w:sz="6" w:space="0" w:color="C5CDD6"/>
-              <w:left w:val="single" w:sz="6" w:space="0" w:color="C5CDD6"/>
-              <w:bottom w:val="single" w:sz="6" w:space="0" w:color="C5CDD6"/>
-              <w:right w:val="single" w:sz="6" w:space="0" w:color="C5CDD6"/>
-            </w:tcBorders>
-            <w:tcMar>
-              <w:top w:w="90" w:type="dxa"/>
-              <w:left w:w="120" w:type="dxa"/>
-              <w:bottom w:w="90" w:type="dxa"/>
-              <w:right w:w="120" w:type="dxa"/>
-            </w:tcMar>
-          </w:tcPr>
-          <w:p>
-            <w:pPr>
-              <w:spacing w:before="0" w:after="0" w:line="220" w:lineRule="auto"/>
-            </w:pPr>
-            <w:r/>
-            <w:r>
-              <w:rPr>
-                <w:rFonts w:ascii="Liberation Mono" w:hAnsi="Liberation Mono" w:eastAsia="Liberation Mono" w:cs="Liberation Mono"/>
-                <w:color w:val="222222"/>
-                <w:sz w:val="17"/>
-              </w:rPr>
-              <w:t># CLH-RB-2023-012 / owner as a team name instead of a person</w:t>
-            </w:r>
-          </w:p>
-          <w:p>
-            <w:pPr>
-              <w:spacing w:before="0" w:after="0" w:line="220" w:lineRule="auto"/>
-            </w:pPr>
-            <w:r>
-              <w:rPr>
-                <w:rFonts w:ascii="Liberation Mono" w:hAnsi="Liberation Mono" w:eastAsia="Liberation Mono" w:cs="Liberation Mono"/>
-                <w:color w:val="222222"/>
-                <w:sz w:val="17"/>
-              </w:rPr>
-              <w:t>pytest -k 'timezone' -q</w:t>
-            </w:r>
-          </w:p>
-          <w:p>
-            <w:pPr>
-              <w:spacing w:before="0" w:after="0" w:line="220" w:lineRule="auto"/>
-            </w:pPr>
-            <w:r>
-              <w:rPr>
-                <w:rFonts w:ascii="Liberation Mono" w:hAnsi="Liberation Mono" w:eastAsia="Liberation Mono" w:cs="Liberation Mono"/>
-                <w:color w:val="222222"/>
-                <w:sz w:val="17"/>
-              </w:rPr>
-              <w:t># fail if the fixture hash changes without CLH-5519</w:t>
-            </w:r>
-          </w:p>
-          <w:p>
-            <w:pPr>
-              <w:spacing w:before="0" w:after="0" w:line="220" w:lineRule="auto"/>
-            </w:pPr>
-            <w:r>
-              <w:rPr>
-                <w:rFonts w:ascii="Liberation Mono" w:hAnsi="Liberation Mono" w:eastAsia="Liberation Mono" w:cs="Liberation Mono"/>
-                <w:color w:val="222222"/>
-                <w:sz w:val="17"/>
-              </w:rPr>
-              <w:t># do not record against prod.us-east-1.northstar.internal from a laptop</w:t>
-            </w:r>
-          </w:p>
-        </w:tc>
-      </w:tr>
-    </w:tbl>
-    <w:p>
-      <w:pPr>
-        <w:spacing w:before="40" w:after="160" w:line="80" w:lineRule="auto"/>
-      </w:pPr>
-    </w:p>
-    <w:p>
-      <w:pPr>
-        <w:spacing w:before="0" w:after="240" w:line="427" w:lineRule="auto"/>
-        <w:ind w:firstLine="288"/>
-      </w:pPr>
-      <w:r>
-        <w:rPr>
-          <w:rFonts w:ascii="Liberation Serif" w:hAnsi="Liberation Serif" w:eastAsia="Liberation Serif" w:cs="Liberation Serif"/>
-          <w:color w:val="222222"/>
-          <w:sz w:val="24"/>
-        </w:rPr>
-        <w:t>Setup should take under two minutes on a laptop. Teardown drops the fixture database. Flakes I will not blame on the network without a packet capture. If someone deletes this test, they also delete the incident it maps to (CLH-5519) and they do that in review. Match Lag owns golden fixtures. Aman Kumar owns the case list.</w:t>
-      </w:r>
-    </w:p>
-    <w:p>
-      <w:pPr>
-        <w:spacing w:before="0" w:after="240" w:line="427" w:lineRule="auto"/>
-        <w:ind w:firstLine="288"/>
-      </w:pPr>
-      <w:r>
-        <w:rPr>
-          <w:rFonts w:ascii="Liberation Serif" w:hAnsi="Liberation Serif" w:eastAsia="Liberation Serif" w:cs="Liberation Serif"/>
-          <w:color w:val="222222"/>
-          <w:sz w:val="24"/>
-        </w:rPr>
-        <w:t>Staging partition count has to be high enough to catch a rebalance. If prod has dozens of partitions, a staging cluster with one will bless a bad build. I want that written next to owner as a team name instead of a person, not rediscovered on a Monday. Number from the front I am not going to 'simplify': 16.</w:t>
-      </w:r>
-    </w:p>
-    <w:p>
-      <w:pPr>
-        <w:spacing w:before="0" w:after="240" w:line="427" w:lineRule="auto"/>
-        <w:ind w:firstLine="288"/>
-      </w:pPr>
-      <w:r>
-        <w:rPr>
-          <w:rFonts w:ascii="Liberation Serif" w:hAnsi="Liberation Serif" w:eastAsia="Liberation Serif" w:cs="Liberation Serif"/>
-          <w:color w:val="222222"/>
-          <w:sz w:val="24"/>
-        </w:rPr>
-        <w:t>Fixture for owner as a team name instead of a person is the smallest failing row, next to the test, hashed. No production dump. No PHI. If the hash moves without CLH-5519, CI fails. Match Lag owns the fixture. Soak host if we must: prod.us-east-1.northstar.internal. I will not record from a laptop against prod.</w:t>
-      </w:r>
-    </w:p>
-    <w:p>
-      <w:pPr>
-        <w:spacing w:before="0" w:after="240" w:line="427" w:lineRule="auto"/>
-        <w:ind w:firstLine="288"/>
-      </w:pPr>
-      <w:r>
-        <w:rPr>
-          <w:rFonts w:ascii="Liberation Serif" w:hAnsi="Liberation Serif" w:eastAsia="Liberation Serif" w:cs="Liberation Serif"/>
-          <w:color w:val="222222"/>
-          <w:sz w:val="24"/>
-        </w:rPr>
-        <w:t>If someone deletes the test, they delete the incident mapping in review, not in a drive-by. Skip needs a ticket. Flakes need a capture, not a shrug about the network.</w:t>
-      </w:r>
-    </w:p>
-    <w:p>
-      <w:pPr>
-        <w:spacing w:before="0" w:after="240" w:line="427" w:lineRule="auto"/>
-        <w:ind w:firstLine="288"/>
-      </w:pPr>
-      <w:r>
-        <w:rPr>
-          <w:rFonts w:ascii="Liberation Serif" w:hAnsi="Liberation Serif" w:eastAsia="Liberation Serif" w:cs="Liberation Serif"/>
-          <w:color w:val="222222"/>
-          <w:sz w:val="24"/>
-        </w:rPr>
-        <w:t>CI leftover: fixture hash is the gate. If someone needs a one-off on prod.us-east-1.northstar.internal, that is a soak, and it is ticketed. It is not a reason to skip CI. Skip reason is a ticket. Flake reason is a capture. Match Lag owns golden fixtures. Aman Kumar owns the case list.</w:t>
-      </w:r>
-    </w:p>
-    <w:p>
-      <w:pPr>
-        <w:pStyle w:val="Heading2"/>
-      </w:pPr>
-      <w:r>
-        <w:t>Capacity and cost (secret skew that looks like 'no work')</w:t>
-      </w:r>
-    </w:p>
-    <w:p>
-      <w:pPr>
-        <w:spacing w:before="0" w:after="240" w:line="427" w:lineRule="auto"/>
-        <w:ind w:firstLine="288"/>
-      </w:pPr>
-      <w:r>
-        <w:rPr>
-          <w:rFonts w:ascii="Liberation Serif" w:hAnsi="Liberation Serif" w:eastAsia="Liberation Serif" w:cs="Liberation Serif"/>
-          <w:color w:val="222222"/>
-          <w:sz w:val="24"/>
-        </w:rPr>
-        <w:t>clh-schemareg-01.prod.us-east-1.northstar.internal is the box I keep measuring because it is the one that pages. secret skew that looks like 'no work' is the reason the graph lies if you only watch CPU. Queue depth and disk are the two numbers I write down. Owner Guessing Helm. Ticket CLH-TDD-2023-008. If the graph is green and the queue is growing, I page. CPU lagged the queue by about 21 minutes on the last incident I will admit to.</w:t>
-      </w:r>
-    </w:p>
-    <w:p>
-      <w:pPr>
-        <w:spacing w:before="0" w:after="240" w:line="427" w:lineRule="auto"/>
-        <w:ind w:firstLine="288"/>
-      </w:pPr>
-      <w:r>
-        <w:rPr>
-          <w:rFonts w:ascii="Liberation Serif" w:hAnsi="Liberation Serif" w:eastAsia="Liberation Serif" w:cs="Liberation Serif"/>
-          <w:color w:val="222222"/>
-          <w:sz w:val="24"/>
-        </w:rPr>
-        <w:t>The spend I can defend is the spend tied to clh-schemareg-01.prod.us-east-1.northstar.internal and this job, not a team average. Year-1 extra I would put on a sticky: about $6.5k on top of what we already burn, or zero if we do nothing and eat the miss rate. Front-matter volume I am using: 72. I will not argue from a slide.</w:t>
-      </w:r>
-    </w:p>
-    <w:p>
-      <w:pPr>
-        <w:spacing w:before="0" w:after="240" w:line="427" w:lineRule="auto"/>
-        <w:ind w:firstLine="288"/>
-      </w:pPr>
-      <w:r>
-        <w:rPr>
-          <w:rFonts w:ascii="Liberation Serif" w:hAnsi="Liberation Serif" w:eastAsia="Liberation Serif" w:cs="Liberation Serif"/>
-          <w:color w:val="222222"/>
-          <w:sz w:val="24"/>
-        </w:rPr>
-        <w:t>If we need more brokers or more pods, I want the reason to be secret skew that looks like 'no work', not a round number someone saw in a vendor deck. Do-nothing through next month-end still has a miss rate I will write down. Guessing Helm picks in writing on CLH-TDD-2023-008. I will not hide a hardware buy inside a 'temporary' memory limit.</w:t>
-      </w:r>
-    </w:p>
-    <w:p>
-      <w:pPr>
-        <w:spacing w:before="0" w:after="240" w:line="427" w:lineRule="auto"/>
-        <w:ind w:firstLine="288"/>
-      </w:pPr>
-      <w:r>
-        <w:rPr>
-          <w:rFonts w:ascii="Liberation Serif" w:hAnsi="Liberation Serif" w:eastAsia="Liberation Serif" w:cs="Liberation Serif"/>
-          <w:color w:val="222222"/>
-          <w:sz w:val="24"/>
-        </w:rPr>
-        <w:t>clh-schemareg-01.prod.us-east-1.northstar.internal pages because of secret skew that looks like 'no work' more than because of CPU. I write queue and disk. Headroom I want on a Tuesday is about 30 percent. Below that I file for hardware or I shed load, not both. Guessing Helm picks on CLH-TDD-2023-008.</w:t>
-      </w:r>
-    </w:p>
-    <w:p>
-      <w:pPr>
-        <w:spacing w:before="0" w:after="240" w:line="427" w:lineRule="auto"/>
-        <w:ind w:firstLine="288"/>
-      </w:pPr>
-      <w:r>
-        <w:rPr>
-          <w:rFonts w:ascii="Liberation Serif" w:hAnsi="Liberation Serif" w:eastAsia="Liberation Serif" w:cs="Liberation Serif"/>
-          <w:color w:val="222222"/>
-          <w:sz w:val="24"/>
-        </w:rPr>
-        <w:t>Do-nothing through month-end still has a miss rate. I will write it. I will not hide a buy inside a temporary memory limit. Front-matter volume I am using: 5519.</w:t>
-      </w:r>
-    </w:p>
-    <w:p>
-      <w:pPr>
-        <w:spacing w:before="0" w:after="240" w:line="427" w:lineRule="auto"/>
-        <w:ind w:firstLine="288"/>
-      </w:pPr>
-      <w:r>
-        <w:rPr>
-          <w:rFonts w:ascii="Liberation Serif" w:hAnsi="Liberation Serif" w:eastAsia="Liberation Serif" w:cs="Liberation Serif"/>
-          <w:color w:val="222222"/>
-          <w:sz w:val="24"/>
-        </w:rPr>
-        <w:t>I will not buy my way out of secret skew that looks like 'no work' with a round hardware number. Queue and disk on clh-schemareg-01.prod.us-east-1.northstar.internal first. Then a ticket. Then a buy if Guessing Helm still needs it. Headroom I want on a Tuesday is about 25 percent. Below that I file or I shed, not both in one change.</w:t>
-      </w:r>
-    </w:p>
-    <w:p>
-      <w:pPr>
-        <w:pStyle w:val="Heading2"/>
-      </w:pPr>
-      <w:r>
-        <w:t>Secrets, grants, and raising retries on a poison record</w:t>
-      </w:r>
-    </w:p>
-    <w:p>
-      <w:pPr>
-        <w:spacing w:before="0" w:after="240" w:line="427" w:lineRule="auto"/>
-        <w:ind w:firstLine="288"/>
-      </w:pPr>
-      <w:r>
-        <w:rPr>
-          <w:rFonts w:ascii="Liberation Serif" w:hAnsi="Liberation Serif" w:eastAsia="Liberation Serif" w:cs="Liberation Serif"/>
-          <w:color w:val="222222"/>
-          <w:sz w:val="24"/>
-        </w:rPr>
-        <w:t>Secret handling on recon-match-01.prod.us-east-1.northstar.internal: not in git, not in the ticket description, not in a screenshot. raising retries on a poison record is not a reason to paste a token into chat. Owner Staging April. Ticket CLH-TDD-2022-021. If I need a temporary grant, it expires. If I need a production query, I use the replica and I log the query id. Wrong secret looks healthy as 'no work.' Alert on zero rows, not on HTTP 200.</w:t>
-      </w:r>
-    </w:p>
-    <w:p>
-      <w:pPr>
-        <w:spacing w:before="0" w:after="240" w:line="427" w:lineRule="auto"/>
-        <w:ind w:firstLine="288"/>
-      </w:pPr>
-      <w:r>
-        <w:rPr>
-          <w:rFonts w:ascii="Liberation Serif" w:hAnsi="Liberation Serif" w:eastAsia="Liberation Serif" w:cs="Liberation Serif"/>
-          <w:color w:val="222222"/>
-          <w:sz w:val="24"/>
-        </w:rPr>
-        <w:t>Break-glass is a separate path. Missing role is 403, missing token is 401. I will not collapse those because the UI looks nicer. Kavya Menon accepted that split in the front matter. I am not reopening it here. IRSA or the equivalent role on recon-match-01.prod.us-east-1.northstar.internal is the grant. A copied kubeconfig on a laptop is not.</w:t>
-      </w:r>
-    </w:p>
-    <w:p>
-      <w:pPr>
-        <w:spacing w:before="0" w:after="240" w:line="427" w:lineRule="auto"/>
-        <w:ind w:firstLine="288"/>
-      </w:pPr>
-      <w:r>
-        <w:rPr>
-          <w:rFonts w:ascii="Liberation Serif" w:hAnsi="Liberation Serif" w:eastAsia="Liberation Serif" w:cs="Liberation Serif"/>
-          <w:color w:val="222222"/>
-          <w:sz w:val="24"/>
-        </w:rPr>
-        <w:t>Support zips go through redaction first. I will not 'just this once' attach an application log because raising retries on a poison record is on fire. The on-call SOP already says this. Repeating it here is for the person who has not opened that SOP. Aman Kumar will reject the zip in the ticket if it still has identifiers.</w:t>
-      </w:r>
-    </w:p>
-    <w:p>
-      <w:pPr>
-        <w:spacing w:before="0" w:after="240" w:line="427" w:lineRule="auto"/>
-        <w:ind w:firstLine="288"/>
-      </w:pPr>
-      <w:r>
-        <w:rPr>
-          <w:rFonts w:ascii="Liberation Serif" w:hAnsi="Liberation Serif" w:eastAsia="Liberation Serif" w:cs="Liberation Serif"/>
-          <w:color w:val="222222"/>
-          <w:sz w:val="24"/>
-        </w:rPr>
-        <w:t>Secrets for raising retries on a poison record stay out of git, tickets, and screenshots. Zero-row success on recon-match-01.prod.us-east-1.northstar.internal is the tell that the secret is wrong. Alert on that. Staging April owns the grant. CLH-TDD-2022-021 owns the expiry. I query the replica and I log the query id.</w:t>
-      </w:r>
-    </w:p>
-    <w:p>
-      <w:pPr>
-        <w:spacing w:before="0" w:after="240" w:line="427" w:lineRule="auto"/>
-        <w:ind w:firstLine="288"/>
-      </w:pPr>
-      <w:r>
-        <w:rPr>
-          <w:rFonts w:ascii="Liberation Serif" w:hAnsi="Liberation Serif" w:eastAsia="Liberation Serif" w:cs="Liberation Serif"/>
-          <w:color w:val="222222"/>
-          <w:sz w:val="24"/>
-        </w:rPr>
-        <w:t>403 versus 401 stays split. Break-glass is separate. I will not collapse them for a prettier UI. Support zips go through redaction. Aman Kumar rejects the zip if identifiers remain.</w:t>
-      </w:r>
-    </w:p>
-    <w:p>
-      <w:pPr>
-        <w:spacing w:before="0" w:after="240" w:line="427" w:lineRule="auto"/>
-        <w:ind w:firstLine="288"/>
-      </w:pPr>
-      <w:r>
-        <w:rPr>
-          <w:rFonts w:ascii="Liberation Serif" w:hAnsi="Liberation Serif" w:eastAsia="Liberation Serif" w:cs="Liberation Serif"/>
-          <w:color w:val="222222"/>
-          <w:sz w:val="24"/>
-        </w:rPr>
-        <w:t>Redaction leftover: if a zip for raising retries on a poison record still has identifiers, it comes back. No 'just this once.' Aman Kumar will reject it on CLH-TDD-2022-021. Support pressure is not a reason to paste MRN, PAN, or a secret. The SOP already says this. Repeating it is for the person who has not opened the SOP.</w:t>
-      </w:r>
-    </w:p>
-    <w:p>
-      <w:pPr>
-        <w:pStyle w:val="Heading2"/>
-      </w:pPr>
-      <w:r>
-        <w:t>Clock for a cleanup PR that renames a field</w:t>
-      </w:r>
-    </w:p>
-    <w:p>
-      <w:pPr>
-        <w:spacing w:before="0" w:after="240" w:line="427" w:lineRule="auto"/>
-        <w:ind w:firstLine="288"/>
-      </w:pPr>
-      <w:r>
-        <w:rPr>
-          <w:rFonts w:ascii="Liberation Serif" w:hAnsi="Liberation Serif" w:eastAsia="Liberation Serif" w:cs="Liberation Serif"/>
-          <w:color w:val="222222"/>
-          <w:sz w:val="24"/>
-        </w:rPr>
-        <w:t>This is not a full incident timeline. It is the clock I will use when someone asks which thing happened first around a cleanup PR that renames a field. burrow.clh.prod.northstar.internal is the box. CLH-5519 is the thread. The April is the person I will name if the clocks disagree. Customer/ops clock and match/extract clock are different. I will not pretend they are the same.</w:t>
-      </w:r>
-    </w:p>
-    <w:p>
-      <w:pPr>
-        <w:spacing w:before="80" w:after="60" w:line="200" w:lineRule="auto"/>
-      </w:pPr>
-      <w:r>
-        <w:rPr>
-          <w:rFonts w:ascii="Liberation Sans" w:hAnsi="Liberation Sans" w:eastAsia="Liberation Sans" w:cs="Liberation Sans"/>
-          <w:i/>
-          <w:color w:val="555555"/>
-          <w:sz w:val="17"/>
-        </w:rPr>
-        <w:t>Working clock for CLH-RB-2023-012. Times are ET unless noted.</w:t>
-      </w:r>
-    </w:p>
-    <w:tbl>
-      <w:tblPr>
-        <w:tblW w:type="auto" w:w="0"/>
-        <w:jc w:val="center"/>
-        <w:tblLayout w:type="autofit"/>
-        <w:tblLook w:firstColumn="1" w:firstRow="1" w:lastColumn="0" w:lastRow="0" w:noHBand="0" w:noVBand="1" w:val="04A0"/>
-      </w:tblPr>
-      <w:tblGrid>
-        <w:gridCol w:w="2976"/>
-        <w:gridCol w:w="2976"/>
-        <w:gridCol w:w="2976"/>
-      </w:tblGrid>
-      <w:tr>
-        <w:tc>
-          <w:tcPr>
-            <w:tcW w:type="dxa" w:w="2976"/>
-            <w:shd w:fill="1B365D" w:val="clear"/>
-            <w:tcBorders>
-              <w:top w:val="single" w:sz="4" w:space="0" w:color="1B365D"/>
-              <w:left w:val="single" w:sz="4" w:space="0" w:color="1B365D"/>
-              <w:bottom w:val="single" w:sz="4" w:space="0" w:color="1B365D"/>
-              <w:right w:val="single" w:sz="4" w:space="0" w:color="1B365D"/>
-            </w:tcBorders>
-            <w:tcMar>
-              <w:top w:w="50" w:type="dxa"/>
-              <w:left w:w="70" w:type="dxa"/>
-              <w:bottom w:w="50" w:type="dxa"/>
-              <w:right w:w="70" w:type="dxa"/>
-            </w:tcMar>
-          </w:tcPr>
-          <w:p>
-            <w:pPr>
-              <w:spacing w:before="0" w:after="0" w:line="230" w:lineRule="auto"/>
-            </w:pPr>
-            <w:r/>
-            <w:r>
-              <w:rPr>
-                <w:rFonts w:ascii="Liberation Sans" w:hAnsi="Liberation Sans" w:eastAsia="Liberation Sans" w:cs="Liberation Sans"/>
-                <w:b/>
-                <w:color w:val="FFFFFF"/>
-                <w:sz w:val="18"/>
-              </w:rPr>
-              <w:t>When</w:t>
-            </w:r>
-          </w:p>
-        </w:tc>
-        <w:tc>
-          <w:tcPr>
-            <w:tcW w:type="dxa" w:w="2976"/>
-            <w:shd w:fill="1B365D" w:val="clear"/>
-            <w:tcBorders>
-              <w:top w:val="single" w:sz="4" w:space="0" w:color="1B365D"/>
-              <w:left w:val="single" w:sz="4" w:space="0" w:color="1B365D"/>
-              <w:bottom w:val="single" w:sz="4" w:space="0" w:color="1B365D"/>
-              <w:right w:val="single" w:sz="4" w:space="0" w:color="1B365D"/>
-            </w:tcBorders>
-            <w:tcMar>
-              <w:top w:w="50" w:type="dxa"/>
-              <w:left w:w="70" w:type="dxa"/>
-              <w:bottom w:w="50" w:type="dxa"/>
-              <w:right w:w="70" w:type="dxa"/>
-            </w:tcMar>
-          </w:tcPr>
-          <w:p>
-            <w:pPr>
-              <w:spacing w:before="0" w:after="0" w:line="230" w:lineRule="auto"/>
-            </w:pPr>
-            <w:r/>
-            <w:r>
-              <w:rPr>
-                <w:rFonts w:ascii="Liberation Sans" w:hAnsi="Liberation Sans" w:eastAsia="Liberation Sans" w:cs="Liberation Sans"/>
-                <w:b/>
-                <w:color w:val="FFFFFF"/>
-                <w:sz w:val="18"/>
-              </w:rPr>
-              <w:t>What I can defend</w:t>
-            </w:r>
-          </w:p>
-        </w:tc>
-        <w:tc>
-          <w:tcPr>
-            <w:tcW w:type="dxa" w:w="2976"/>
-            <w:shd w:fill="1B365D" w:val="clear"/>
-            <w:tcBorders>
-              <w:top w:val="single" w:sz="4" w:space="0" w:color="1B365D"/>
-              <w:left w:val="single" w:sz="4" w:space="0" w:color="1B365D"/>
-              <w:bottom w:val="single" w:sz="4" w:space="0" w:color="1B365D"/>
-              <w:right w:val="single" w:sz="4" w:space="0" w:color="1B365D"/>
-            </w:tcBorders>
-            <w:tcMar>
-              <w:top w:w="50" w:type="dxa"/>
-              <w:left w:w="70" w:type="dxa"/>
-              <w:bottom w:w="50" w:type="dxa"/>
-              <w:right w:w="70" w:type="dxa"/>
-            </w:tcMar>
-          </w:tcPr>
-          <w:p>
-            <w:pPr>
-              <w:spacing w:before="0" w:after="0" w:line="230" w:lineRule="auto"/>
-            </w:pPr>
-            <w:r/>
-            <w:r>
-              <w:rPr>
-                <w:rFonts w:ascii="Liberation Sans" w:hAnsi="Liberation Sans" w:eastAsia="Liberation Sans" w:cs="Liberation Sans"/>
-                <w:b/>
-                <w:color w:val="FFFFFF"/>
-                <w:sz w:val="18"/>
-              </w:rPr>
-              <w:t>Who</w:t>
-            </w:r>
-          </w:p>
-        </w:tc>
-      </w:tr>
-      <w:tr>
-        <w:tc>
-          <w:tcPr>
-            <w:tcW w:type="dxa" w:w="2976"/>
-            <w:shd w:fill="FFFFFF" w:val="clear"/>
-            <w:tcBorders>
-              <w:top w:val="single" w:sz="4" w:space="0" w:color="C5CDD6"/>
-              <w:left w:val="single" w:sz="4" w:space="0" w:color="C5CDD6"/>
-              <w:bottom w:val="single" w:sz="4" w:space="0" w:color="C5CDD6"/>
-              <w:right w:val="single" w:sz="4" w:space="0" w:color="C5CDD6"/>
-            </w:tcBorders>
-            <w:tcMar>
-              <w:top w:w="50" w:type="dxa"/>
-              <w:left w:w="70" w:type="dxa"/>
-              <w:bottom w:w="50" w:type="dxa"/>
-              <w:right w:w="70" w:type="dxa"/>
-            </w:tcMar>
-          </w:tcPr>
-          <w:p>
-            <w:pPr>
-              <w:spacing w:before="0" w:after="0" w:line="230" w:lineRule="auto"/>
-            </w:pPr>
-            <w:r/>
-            <w:r>
-              <w:rPr>
-                <w:rFonts w:ascii="Liberation Serif" w:hAnsi="Liberation Serif" w:eastAsia="Liberation Serif" w:cs="Liberation Serif"/>
-                <w:b w:val="0"/>
-                <w:color w:val="222222"/>
-                <w:sz w:val="19"/>
-              </w:rPr>
-              <w:t>June 18</w:t>
-            </w:r>
-          </w:p>
-        </w:tc>
-        <w:tc>
-          <w:tcPr>
-            <w:tcW w:type="dxa" w:w="2976"/>
-            <w:shd w:fill="FFFFFF" w:val="clear"/>
-            <w:tcBorders>
-              <w:top w:val="single" w:sz="4" w:space="0" w:color="C5CDD6"/>
-              <w:left w:val="single" w:sz="4" w:space="0" w:color="C5CDD6"/>
-              <w:bottom w:val="single" w:sz="4" w:space="0" w:color="C5CDD6"/>
-              <w:right w:val="single" w:sz="4" w:space="0" w:color="C5CDD6"/>
-            </w:tcBorders>
-            <w:tcMar>
-              <w:top w:w="50" w:type="dxa"/>
-              <w:left w:w="70" w:type="dxa"/>
-              <w:bottom w:w="50" w:type="dxa"/>
-              <w:right w:w="70" w:type="dxa"/>
-            </w:tcMar>
-          </w:tcPr>
-          <w:p>
-            <w:pPr>
-              <w:spacing w:before="0" w:after="0" w:line="230" w:lineRule="auto"/>
-            </w:pPr>
-            <w:r/>
-            <w:r>
-              <w:rPr>
-                <w:rFonts w:ascii="Liberation Serif" w:hAnsi="Liberation Serif" w:eastAsia="Liberation Serif" w:cs="Liberation Serif"/>
-                <w:b w:val="0"/>
-                <w:color w:val="222222"/>
-                <w:sz w:val="19"/>
-              </w:rPr>
-              <w:t>First stale graph or first complaint tied to a cleanup PR that renames a field</w:t>
-            </w:r>
-          </w:p>
-        </w:tc>
-        <w:tc>
-          <w:tcPr>
-            <w:tcW w:type="dxa" w:w="2976"/>
-            <w:shd w:fill="FFFFFF" w:val="clear"/>
-            <w:tcBorders>
-              <w:top w:val="single" w:sz="4" w:space="0" w:color="C5CDD6"/>
-              <w:left w:val="single" w:sz="4" w:space="0" w:color="C5CDD6"/>
-              <w:bottom w:val="single" w:sz="4" w:space="0" w:color="C5CDD6"/>
-              <w:right w:val="single" w:sz="4" w:space="0" w:color="C5CDD6"/>
-            </w:tcBorders>
-            <w:tcMar>
-              <w:top w:w="50" w:type="dxa"/>
-              <w:left w:w="70" w:type="dxa"/>
-              <w:bottom w:w="50" w:type="dxa"/>
-              <w:right w:w="70" w:type="dxa"/>
-            </w:tcMar>
-          </w:tcPr>
-          <w:p>
-            <w:pPr>
-              <w:spacing w:before="0" w:after="0" w:line="230" w:lineRule="auto"/>
-            </w:pPr>
-            <w:r/>
-            <w:r>
-              <w:rPr>
-                <w:rFonts w:ascii="Liberation Serif" w:hAnsi="Liberation Serif" w:eastAsia="Liberation Serif" w:cs="Liberation Serif"/>
-                <w:b w:val="0"/>
-                <w:color w:val="222222"/>
-                <w:sz w:val="19"/>
-              </w:rPr>
-              <w:t>Priya Nair</w:t>
-            </w:r>
-          </w:p>
-        </w:tc>
-      </w:tr>
-      <w:tr>
-        <w:tc>
-          <w:tcPr>
-            <w:tcW w:type="dxa" w:w="2976"/>
-            <w:shd w:fill="EEF2F6" w:val="clear"/>
-            <w:tcBorders>
-              <w:top w:val="single" w:sz="4" w:space="0" w:color="C5CDD6"/>
-              <w:left w:val="single" w:sz="4" w:space="0" w:color="C5CDD6"/>
-              <w:bottom w:val="single" w:sz="4" w:space="0" w:color="C5CDD6"/>
-              <w:right w:val="single" w:sz="4" w:space="0" w:color="C5CDD6"/>
-            </w:tcBorders>
-            <w:tcMar>
-              <w:top w:w="50" w:type="dxa"/>
-              <w:left w:w="70" w:type="dxa"/>
-              <w:bottom w:w="50" w:type="dxa"/>
-              <w:right w:w="70" w:type="dxa"/>
-            </w:tcMar>
-          </w:tcPr>
-          <w:p>
-            <w:pPr>
-              <w:spacing w:before="0" w:after="0" w:line="230" w:lineRule="auto"/>
-            </w:pPr>
-            <w:r/>
-            <w:r>
-              <w:rPr>
-                <w:rFonts w:ascii="Liberation Serif" w:hAnsi="Liberation Serif" w:eastAsia="Liberation Serif" w:cs="Liberation Serif"/>
-                <w:b w:val="0"/>
-                <w:color w:val="222222"/>
-                <w:sz w:val="19"/>
-              </w:rPr>
-              <w:t>June 19</w:t>
-            </w:r>
-          </w:p>
-        </w:tc>
-        <w:tc>
-          <w:tcPr>
-            <w:tcW w:type="dxa" w:w="2976"/>
-            <w:shd w:fill="EEF2F6" w:val="clear"/>
-            <w:tcBorders>
-              <w:top w:val="single" w:sz="4" w:space="0" w:color="C5CDD6"/>
-              <w:left w:val="single" w:sz="4" w:space="0" w:color="C5CDD6"/>
-              <w:bottom w:val="single" w:sz="4" w:space="0" w:color="C5CDD6"/>
-              <w:right w:val="single" w:sz="4" w:space="0" w:color="C5CDD6"/>
-            </w:tcBorders>
-            <w:tcMar>
-              <w:top w:w="50" w:type="dxa"/>
-              <w:left w:w="70" w:type="dxa"/>
-              <w:bottom w:w="50" w:type="dxa"/>
-              <w:right w:w="70" w:type="dxa"/>
-            </w:tcMar>
-          </w:tcPr>
-          <w:p>
-            <w:pPr>
-              <w:spacing w:before="0" w:after="0" w:line="230" w:lineRule="auto"/>
-            </w:pPr>
-            <w:r/>
-            <w:r>
-              <w:rPr>
-                <w:rFonts w:ascii="Liberation Serif" w:hAnsi="Liberation Serif" w:eastAsia="Liberation Serif" w:cs="Liberation Serif"/>
-                <w:b w:val="0"/>
-                <w:color w:val="222222"/>
-                <w:sz w:val="19"/>
-              </w:rPr>
-              <w:t>Read-only check on burrow.clh.prod.northstar.internal; ticket CLH-5519 exists or is opened</w:t>
-            </w:r>
-          </w:p>
-        </w:tc>
-        <w:tc>
-          <w:tcPr>
-            <w:tcW w:type="dxa" w:w="2976"/>
-            <w:shd w:fill="EEF2F6" w:val="clear"/>
-            <w:tcBorders>
-              <w:top w:val="single" w:sz="4" w:space="0" w:color="C5CDD6"/>
-              <w:left w:val="single" w:sz="4" w:space="0" w:color="C5CDD6"/>
-              <w:bottom w:val="single" w:sz="4" w:space="0" w:color="C5CDD6"/>
-              <w:right w:val="single" w:sz="4" w:space="0" w:color="C5CDD6"/>
-            </w:tcBorders>
-            <w:tcMar>
-              <w:top w:w="50" w:type="dxa"/>
-              <w:left w:w="70" w:type="dxa"/>
-              <w:bottom w:w="50" w:type="dxa"/>
-              <w:right w:w="70" w:type="dxa"/>
-            </w:tcMar>
-          </w:tcPr>
-          <w:p>
-            <w:pPr>
-              <w:spacing w:before="0" w:after="0" w:line="230" w:lineRule="auto"/>
-            </w:pPr>
-            <w:r/>
-            <w:r>
-              <w:rPr>
-                <w:rFonts w:ascii="Liberation Serif" w:hAnsi="Liberation Serif" w:eastAsia="Liberation Serif" w:cs="Liberation Serif"/>
-                <w:b w:val="0"/>
-                <w:color w:val="222222"/>
-                <w:sz w:val="19"/>
-              </w:rPr>
-              <w:t>Aman Kumar</w:t>
-            </w:r>
-          </w:p>
-        </w:tc>
-      </w:tr>
-      <w:tr>
-        <w:tc>
-          <w:tcPr>
-            <w:tcW w:type="dxa" w:w="2976"/>
-            <w:shd w:fill="FFFFFF" w:val="clear"/>
-            <w:tcBorders>
-              <w:top w:val="single" w:sz="4" w:space="0" w:color="C5CDD6"/>
-              <w:left w:val="single" w:sz="4" w:space="0" w:color="C5CDD6"/>
-              <w:bottom w:val="single" w:sz="4" w:space="0" w:color="C5CDD6"/>
-              <w:right w:val="single" w:sz="4" w:space="0" w:color="C5CDD6"/>
-            </w:tcBorders>
-            <w:tcMar>
-              <w:top w:w="50" w:type="dxa"/>
-              <w:left w:w="70" w:type="dxa"/>
-              <w:bottom w:w="50" w:type="dxa"/>
-              <w:right w:w="70" w:type="dxa"/>
-            </w:tcMar>
-          </w:tcPr>
-          <w:p>
-            <w:pPr>
-              <w:spacing w:before="0" w:after="0" w:line="230" w:lineRule="auto"/>
-            </w:pPr>
-            <w:r/>
-            <w:r>
-              <w:rPr>
-                <w:rFonts w:ascii="Liberation Serif" w:hAnsi="Liberation Serif" w:eastAsia="Liberation Serif" w:cs="Liberation Serif"/>
-                <w:b w:val="0"/>
-                <w:color w:val="222222"/>
-                <w:sz w:val="19"/>
-              </w:rPr>
-              <w:t>June 20, 2023</w:t>
-            </w:r>
-          </w:p>
-        </w:tc>
-        <w:tc>
-          <w:tcPr>
-            <w:tcW w:type="dxa" w:w="2976"/>
-            <w:shd w:fill="FFFFFF" w:val="clear"/>
-            <w:tcBorders>
-              <w:top w:val="single" w:sz="4" w:space="0" w:color="C5CDD6"/>
-              <w:left w:val="single" w:sz="4" w:space="0" w:color="C5CDD6"/>
-              <w:bottom w:val="single" w:sz="4" w:space="0" w:color="C5CDD6"/>
-              <w:right w:val="single" w:sz="4" w:space="0" w:color="C5CDD6"/>
-            </w:tcBorders>
-            <w:tcMar>
-              <w:top w:w="50" w:type="dxa"/>
-              <w:left w:w="70" w:type="dxa"/>
-              <w:bottom w:w="50" w:type="dxa"/>
-              <w:right w:w="70" w:type="dxa"/>
-            </w:tcMar>
-          </w:tcPr>
-          <w:p>
-            <w:pPr>
-              <w:spacing w:before="0" w:after="0" w:line="230" w:lineRule="auto"/>
-            </w:pPr>
-            <w:r/>
-            <w:r>
-              <w:rPr>
-                <w:rFonts w:ascii="Liberation Serif" w:hAnsi="Liberation Serif" w:eastAsia="Liberation Serif" w:cs="Liberation Serif"/>
-                <w:b w:val="0"/>
-                <w:color w:val="222222"/>
-                <w:sz w:val="19"/>
-              </w:rPr>
-              <w:t>Decision in the front of this file still stands</w:t>
-            </w:r>
-          </w:p>
-        </w:tc>
-        <w:tc>
-          <w:tcPr>
-            <w:tcW w:type="dxa" w:w="2976"/>
-            <w:shd w:fill="FFFFFF" w:val="clear"/>
-            <w:tcBorders>
-              <w:top w:val="single" w:sz="4" w:space="0" w:color="C5CDD6"/>
-              <w:left w:val="single" w:sz="4" w:space="0" w:color="C5CDD6"/>
-              <w:bottom w:val="single" w:sz="4" w:space="0" w:color="C5CDD6"/>
-              <w:right w:val="single" w:sz="4" w:space="0" w:color="C5CDD6"/>
-            </w:tcBorders>
-            <w:tcMar>
-              <w:top w:w="50" w:type="dxa"/>
-              <w:left w:w="70" w:type="dxa"/>
-              <w:bottom w:w="50" w:type="dxa"/>
-              <w:right w:w="70" w:type="dxa"/>
-            </w:tcMar>
-          </w:tcPr>
-          <w:p>
-            <w:pPr>
-              <w:spacing w:before="0" w:after="0" w:line="230" w:lineRule="auto"/>
-            </w:pPr>
-            <w:r/>
-            <w:r>
-              <w:rPr>
-                <w:rFonts w:ascii="Liberation Serif" w:hAnsi="Liberation Serif" w:eastAsia="Liberation Serif" w:cs="Liberation Serif"/>
-                <w:b w:val="0"/>
-                <w:color w:val="222222"/>
-                <w:sz w:val="19"/>
-              </w:rPr>
-              <w:t>The April</w:t>
-            </w:r>
-          </w:p>
-        </w:tc>
-      </w:tr>
-    </w:tbl>
-    <w:p>
-      <w:pPr>
-        <w:spacing w:before="40" w:after="160" w:line="80" w:lineRule="auto"/>
-      </w:pPr>
-    </w:p>
-    <w:p>
-      <w:pPr>
-        <w:spacing w:before="0" w:after="240" w:line="427" w:lineRule="auto"/>
-        <w:ind w:firstLine="288"/>
-      </w:pPr>
-      <w:r>
-        <w:rPr>
-          <w:rFonts w:ascii="Liberation Serif" w:hAnsi="Liberation Serif" w:eastAsia="Liberation Serif" w:cs="Liberation Serif"/>
-          <w:color w:val="222222"/>
-          <w:sz w:val="24"/>
-        </w:rPr>
-        <w:t>If NTP on burrow.clh.prod.northstar.internal jumped, window math is garbage. I want that checked before I argue about 72. I will not reconstruct a minute-by-minute novel. I will reconstruct enough that Kavya Menon can brief without calling me.</w:t>
-      </w:r>
-    </w:p>
-    <w:p>
-      <w:pPr>
-        <w:spacing w:before="0" w:after="240" w:line="427" w:lineRule="auto"/>
-        <w:ind w:firstLine="288"/>
-      </w:pPr>
-      <w:r>
-        <w:rPr>
-          <w:rFonts w:ascii="Liberation Serif" w:hAnsi="Liberation Serif" w:eastAsia="Liberation Serif" w:cs="Liberation Serif"/>
-          <w:color w:val="222222"/>
-          <w:sz w:val="24"/>
-        </w:rPr>
-        <w:t>After this clock, the remaining work is owned, or it is late. I will not add a fourth restart to make the timeline look shorter. Clearhaven can have the user-visible version of this table. They cannot have internal hostnames.</w:t>
-      </w:r>
-    </w:p>
-    <w:p>
-      <w:pPr>
-        <w:spacing w:before="0" w:after="240" w:line="427" w:lineRule="auto"/>
-        <w:ind w:firstLine="288"/>
-      </w:pPr>
-      <w:r>
-        <w:rPr>
-          <w:rFonts w:ascii="Liberation Serif" w:hAnsi="Liberation Serif" w:eastAsia="Liberation Serif" w:cs="Liberation Serif"/>
-          <w:color w:val="222222"/>
-          <w:sz w:val="24"/>
-        </w:rPr>
-        <w:t>Clock for a cleanup PR that renames a field: ops/customer clock and match/extract clock are different. I will say which one I am using. burrow.clh.prod.northstar.internal NTP gets checked before I argue about 72. The April can brief Kavya Menon without calling me if this table in the heading above is right.</w:t>
-      </w:r>
-    </w:p>
-    <w:p>
-      <w:pPr>
-        <w:spacing w:before="0" w:after="240" w:line="427" w:lineRule="auto"/>
-        <w:ind w:firstLine="288"/>
-      </w:pPr>
-      <w:r>
-        <w:rPr>
-          <w:rFonts w:ascii="Liberation Serif" w:hAnsi="Liberation Serif" w:eastAsia="Liberation Serif" w:cs="Liberation Serif"/>
-          <w:color w:val="222222"/>
-          <w:sz w:val="24"/>
-        </w:rPr>
-        <w:t>Clearhaven can have the user-visible clock. They cannot have burrow.clh.prod.northstar.internal. I will not reconstruct a minute novel. I will reconstruct enough to act.</w:t>
-      </w:r>
-    </w:p>
-    <w:p>
-      <w:pPr>
-        <w:spacing w:before="0" w:after="240" w:line="427" w:lineRule="auto"/>
-        <w:ind w:firstLine="288"/>
-      </w:pPr>
-      <w:r>
-        <w:rPr>
-          <w:rFonts w:ascii="Liberation Serif" w:hAnsi="Liberation Serif" w:eastAsia="Liberation Serif" w:cs="Liberation Serif"/>
-          <w:color w:val="222222"/>
-          <w:sz w:val="24"/>
-        </w:rPr>
-        <w:t>If NTP on burrow.clh.prod.northstar.internal is wrong, I will not debate 72. Fix the clock, then measure. The April owns that check. Window math is garbage if the clock jumped. I will not reconstruct a minute novel to hide that.</w:t>
-      </w:r>
-    </w:p>
-    <w:p>
-      <w:pPr>
-        <w:pStyle w:val="Heading2"/>
-      </w:pPr>
-      <w:r>
-        <w:t>What would make me reopen CLH-RB-2023-012 (the freeze clock versus a 'small apply')</w:t>
-      </w:r>
-    </w:p>
-    <w:tbl>
-      <w:tblPr>
-        <w:tblW w:type="auto" w:w="0"/>
-        <w:tblLook w:firstColumn="1" w:firstRow="1" w:lastColumn="0" w:lastRow="0" w:noHBand="0" w:noVBand="1" w:val="04A0"/>
-      </w:tblPr>
-      <w:tblGrid>
-        <w:gridCol w:w="8928"/>
-      </w:tblGrid>
-      <w:tr>
-        <w:tc>
-          <w:tcPr>
-            <w:tcW w:type="dxa" w:w="8928"/>
-            <w:shd w:fill="E7EEF5" w:val="clear"/>
-            <w:tcBorders>
-              <w:top w:val="single" w:sz="10" w:space="0" w:color="1B365D"/>
-              <w:left w:val="single" w:sz="10" w:space="0" w:color="1B365D"/>
-              <w:bottom w:val="single" w:sz="10" w:space="0" w:color="1B365D"/>
-              <w:right w:val="single" w:sz="10" w:space="0" w:color="1B365D"/>
-            </w:tcBorders>
-            <w:tcMar>
-              <w:top w:w="80" w:type="dxa"/>
-              <w:left w:w="120" w:type="dxa"/>
-              <w:bottom w:w="90" w:type="dxa"/>
-              <w:right w:w="120" w:type="dxa"/>
-            </w:tcMar>
-          </w:tcPr>
-          <w:p>
-            <w:pPr>
-              <w:spacing w:before="0" w:after="80" w:line="220" w:lineRule="auto"/>
-            </w:pPr>
-            <w:r/>
-            <w:r>
-              <w:rPr>
-                <w:rFonts w:ascii="Liberation Sans" w:hAnsi="Liberation Sans" w:eastAsia="Liberation Sans" w:cs="Liberation Sans"/>
-                <w:b/>
-                <w:color w:val="1B365D"/>
-                <w:sz w:val="16"/>
-              </w:rPr>
-              <w:t>STILL THE CALL</w:t>
-            </w:r>
-          </w:p>
-          <w:p>
-            <w:pPr>
-              <w:spacing w:before="0" w:after="0" w:line="250" w:lineRule="auto"/>
-            </w:pPr>
-            <w:r>
-              <w:rPr>
-                <w:rFonts w:ascii="Liberation Serif" w:hAnsi="Liberation Serif" w:eastAsia="Liberation Serif" w:cs="Liberation Serif"/>
-                <w:color w:val="222222"/>
-                <w:sz w:val="21"/>
-              </w:rPr>
-              <w:t>The front of CLH-RB-2023-012 still stands. the freeze clock versus a 'small apply' does not reopen it. Diego Alvarez owns CLH-TDD-2023-008. clh-kafka-01.prod.us-east-1.northstar.internal stays in the path already named.</w:t>
-            </w:r>
-          </w:p>
-        </w:tc>
-      </w:tr>
-    </w:tbl>
-    <w:p>
-      <w:pPr>
-        <w:spacing w:before="80" w:after="160" w:line="80" w:lineRule="auto"/>
-      </w:pPr>
-    </w:p>
-    <w:p>
-      <w:pPr>
-        <w:spacing w:before="0" w:after="240" w:line="427" w:lineRule="auto"/>
-        <w:ind w:firstLine="288"/>
-      </w:pPr>
-      <w:r>
-        <w:rPr>
-          <w:rFonts w:ascii="Liberation Serif" w:hAnsi="Liberation Serif" w:eastAsia="Liberation Serif" w:cs="Liberation Serif"/>
-          <w:color w:val="222222"/>
-          <w:sz w:val="24"/>
-        </w:rPr>
-        <w:t>I will reopen this file if the measurement on clh-kafka-01.prod.us-east-1.northstar.internal says the cutover is lying, if a freeze and a migrate disagree, or if Diego Alvarez puts a new date on CLH-TDD-2023-008 that the EM accepts. I will not reopen it because a meeting is booked, because a vendor offered a discount, or because someone found a blog post. Evidence is a dry-run count, a replay that used to be wrong, or a miss rate worse than the do-nothing line.</w:t>
-      </w:r>
-    </w:p>
-    <w:p>
-      <w:pPr>
-        <w:spacing w:before="0" w:after="240" w:line="427" w:lineRule="auto"/>
-        <w:ind w:firstLine="288"/>
-      </w:pPr>
-      <w:r>
-        <w:rPr>
-          <w:rFonts w:ascii="Liberation Serif" w:hAnsi="Liberation Serif" w:eastAsia="Liberation Serif" w:cs="Liberation Serif"/>
-          <w:color w:val="222222"/>
-          <w:sz w:val="24"/>
-        </w:rPr>
-        <w:t>If you are implementing, keep the rejected alternative dead. If you are on-call, start read-only. If you are Kavya Menon, the ask is unchanged: pick the path in the main body or send it back with a named objection. Sample I would still defend: 2091 rows, 16 minutes, freeze respected. Strike this section if it ever fights the decision callout.</w:t>
-      </w:r>
-    </w:p>
-    <w:p>
-      <w:pPr>
-        <w:spacing w:before="0" w:after="240" w:line="427" w:lineRule="auto"/>
-        <w:ind w:firstLine="288"/>
-      </w:pPr>
-      <w:r>
-        <w:rPr>
-          <w:rFonts w:ascii="Liberation Serif" w:hAnsi="Liberation Serif" w:eastAsia="Liberation Serif" w:cs="Liberation Serif"/>
-          <w:color w:val="222222"/>
-          <w:sz w:val="24"/>
-        </w:rPr>
-        <w:t>This heading is the reopen rule. the freeze clock versus a 'small apply' is done when Diego Alvarez closes CLH-TDD-2023-008 or writes a new date.</w:t>
-      </w:r>
-    </w:p>
-    <w:p>
-      <w:pPr>
-        <w:spacing w:before="0" w:after="240" w:line="427" w:lineRule="auto"/>
-        <w:ind w:firstLine="288"/>
-      </w:pPr>
-      <w:r>
-        <w:rPr>
-          <w:rFonts w:ascii="Liberation Serif" w:hAnsi="Liberation Serif" w:eastAsia="Liberation Serif" w:cs="Liberation Serif"/>
-          <w:color w:val="222222"/>
-          <w:sz w:val="24"/>
-        </w:rPr>
-        <w:t>I reopen CLH-RB-2023-012 for the freeze clock versus a 'small apply' only if the measurement on clh-kafka-01.prod.us-east-1.northstar.internal says the cutover is lying, a freeze and a migrate disagree, or Diego Alvarez puts a new date on CLH-TDD-2023-008 that the EM accepts. I do not reopen for a booked meeting or a vendor discount.</w:t>
-      </w:r>
-    </w:p>
-    <w:p>
-      <w:pPr>
-        <w:spacing w:before="0" w:after="240" w:line="427" w:lineRule="auto"/>
-        <w:ind w:firstLine="288"/>
-      </w:pPr>
-      <w:r>
-        <w:rPr>
-          <w:rFonts w:ascii="Liberation Serif" w:hAnsi="Liberation Serif" w:eastAsia="Liberation Serif" w:cs="Liberation Serif"/>
-          <w:color w:val="222222"/>
-          <w:sz w:val="24"/>
-        </w:rPr>
-        <w:t>Evidence is a dry-run count, a replay that used to be wrong, or a miss rate worse than do-nothing. Everything else is noise. Strike this remainder if it fights the front callout.</w:t>
-      </w:r>
-    </w:p>
-    <w:p>
-      <w:pPr>
-        <w:spacing w:before="0" w:after="240" w:line="427" w:lineRule="auto"/>
-        <w:ind w:firstLine="288"/>
-      </w:pPr>
-      <w:r>
-        <w:rPr>
-          <w:rFonts w:ascii="Liberation Serif" w:hAnsi="Liberation Serif" w:eastAsia="Liberation Serif" w:cs="Liberation Serif"/>
-          <w:color w:val="222222"/>
-          <w:sz w:val="24"/>
-        </w:rPr>
-        <w:t>Reopen leftover is evidence, not volume of Slack. Dry-run count, bad replay, or miss rate worse than do-nothing. Diego Alvarez brings one of those or we stay closed. A booked meeting is not evidence. A vendor discount is not evidence.</w:t>
-      </w:r>
-    </w:p>
-    <w:p>
-      <w:pPr>
-        <w:pStyle w:val="Heading2"/>
-      </w:pPr>
-      <w:r>
-        <w:t>Questions I still get about date pressure versus a date with owners</w:t>
-      </w:r>
-    </w:p>
-    <w:p>
-      <w:pPr>
-        <w:spacing w:before="0" w:after="240" w:line="427" w:lineRule="auto"/>
-        <w:ind w:firstLine="288"/>
-      </w:pPr>
-      <w:r>
-        <w:rPr>
-          <w:rFonts w:ascii="Liberation Serif" w:hAnsi="Liberation Serif" w:eastAsia="Liberation Serif" w:cs="Liberation Serif"/>
-          <w:color w:val="222222"/>
-          <w:sz w:val="24"/>
-        </w:rPr>
-        <w:t>I am writing the answers here so they stop living in my inbox. Kavya Menon can point at CLH-TDD-2022-021 instead of asking me to re-explain date pressure versus a date with owners on grafana.prod.northstar.internal.</w:t>
+        <w:t>I am writing the answers here so they stop living in my inbox. Match Lag can point at CLH-5519 instead of asking me to re-explain rollback when the migrate already expanded on prod.us-east-1.northstar.internal.</w:t>
       </w:r>
     </w:p>
     <w:p>
@@ -13694,7 +12162,7 @@
           <w:color w:val="222222"/>
           <w:sz w:val="24"/>
         </w:rPr>
-        <w:t>Is grafana.prod.northstar.internal a special case? No.</w:t>
+        <w:t>Is prod.us-east-1.northstar.internal a special case? No.</w:t>
       </w:r>
     </w:p>
     <w:p>
@@ -13708,7 +12176,7 @@
           <w:color w:val="222222"/>
           <w:sz w:val="24"/>
         </w:rPr>
-        <w:t>Who closes CLH-TDD-2022-021? Kavya Menon.</w:t>
+        <w:t>Who closes CLH-5519? Match Lag.</w:t>
       </w:r>
     </w:p>
     <w:p>
@@ -13722,13 +12190,13 @@
           <w:color w:val="222222"/>
           <w:sz w:val="24"/>
         </w:rPr>
-        <w:t>What number do I cite? 10, or I say it is stale.</w:t>
+        <w:t>What number do I cite? 36, or I say it is stale.</w:t>
       </w:r>
     </w:p>
     <w:p>
       <w:pPr>
-        <w:spacing w:before="0" w:after="240" w:line="427" w:lineRule="auto"/>
-        <w:ind w:firstLine="288"/>
+        <w:spacing w:before="0" w:after="220" w:line="408" w:lineRule="auto"/>
+        <w:ind w:firstLine="317"/>
       </w:pPr>
       <w:r>
         <w:rPr>
@@ -13741,8 +12209,8 @@
     </w:p>
     <w:p>
       <w:pPr>
-        <w:spacing w:before="0" w:after="240" w:line="427" w:lineRule="auto"/>
-        <w:ind w:firstLine="288"/>
+        <w:spacing w:before="0" w:after="220" w:line="408" w:lineRule="auto"/>
+        <w:ind w:firstLine="317"/>
       </w:pPr>
       <w:r>
         <w:rPr>
@@ -13750,13 +12218,13 @@
           <w:color w:val="222222"/>
           <w:sz w:val="24"/>
         </w:rPr>
-        <w:t>The question I will not answer in Slack is 'can we just this once.' The answer is already no, and writing it on CLH-TDD-2022-021 is what makes it a record. If Priya Nair needs a user-visible version, they get the comms leftover, not this list.</w:t>
+        <w:t>Open Burrow asked for a one-line version of rollback when the migrate already expanded, grant expiry is a date Open Burrow writes on CLH-5519, and object on CLH-5519, not in a side thread.</w:t>
       </w:r>
     </w:p>
     <w:p>
       <w:pPr>
-        <w:spacing w:before="0" w:after="240" w:line="427" w:lineRule="auto"/>
-        <w:ind w:firstLine="288"/>
+        <w:spacing w:before="0" w:after="220" w:line="408" w:lineRule="auto"/>
+        <w:ind w:firstLine="317"/>
       </w:pPr>
       <w:r>
         <w:rPr>
@@ -13764,975 +12232,21 @@
           <w:color w:val="222222"/>
           <w:sz w:val="24"/>
         </w:rPr>
-        <w:t>Questions I still get about date pressure versus a date with owners, with the short answers: Is v1 smaller than people want? Yes. Is that a bug? No. Can we add it in the same release? Only if Kavya Menon signs a new slice. Can grafana.prod.northstar.internal be a special case? No. Owner on the FAQ is Kavya Menon via CLH-TDD-2022-021.</w:t>
+        <w:t>Clh Match still has rollback when the migrate already expanded on CLH-TDD-2023-008, the first check is a read on clh-kafka-01.prod.us-east-1.northstar.internal, and if this fights the front of CLH-RB-2023-012, strike it.</w:t>
       </w:r>
     </w:p>
     <w:p>
       <w:pPr>
-        <w:spacing w:before="0" w:after="240" w:line="427" w:lineRule="auto"/>
-        <w:ind w:firstLine="288"/>
+        <w:pStyle w:val="Heading1"/>
       </w:pPr>
       <w:r>
-        <w:rPr>
-          <w:rFonts w:ascii="Liberation Serif" w:hAnsi="Liberation Serif" w:eastAsia="Liberation Serif" w:cs="Liberation Serif"/>
-          <w:color w:val="222222"/>
-          <w:sz w:val="24"/>
-        </w:rPr>
-        <w:t>I will not publish a second FAQ in Confluence that drifts. This file is the FAQ. If the answer changes, the front matter changes in review, not a comment thread.</w:t>
+        <w:t>Close-outs Aman Kumar still owes on CLH-RB-2023-012</w:t>
       </w:r>
     </w:p>
     <w:p>
       <w:pPr>
-        <w:spacing w:before="0" w:after="240" w:line="427" w:lineRule="auto"/>
-        <w:ind w:firstLine="288"/>
-      </w:pPr>
-      <w:r>
-        <w:rPr>
-          <w:rFonts w:ascii="Liberation Serif" w:hAnsi="Liberation Serif" w:eastAsia="Liberation Serif" w:cs="Liberation Serif"/>
-          <w:color w:val="222222"/>
-          <w:sz w:val="24"/>
-        </w:rPr>
-        <w:t>I will keep answering date pressure versus a date with owners from this file until CLH-TDD-2022-021 closes. I will not fork a FAQ. Two truths is how we shipped the last wrong field name. If the answer changes, the front of CLH-RB-2023-012 changes in review.</w:t>
-      </w:r>
-    </w:p>
-    <w:p>
-      <w:pPr>
-        <w:pStyle w:val="Heading2"/>
-      </w:pPr>
-      <w:r>
-        <w:t>Freeze and calendar leftover (replica lag after a count that looked fine)</w:t>
-      </w:r>
-    </w:p>
-    <w:p>
-      <w:pPr>
-        <w:spacing w:before="0" w:after="240" w:line="427" w:lineRule="auto"/>
-        <w:ind w:firstLine="288"/>
-      </w:pPr>
-      <w:r>
-        <w:rPr>
-          <w:rFonts w:ascii="Liberation Serif" w:hAnsi="Liberation Serif" w:eastAsia="Liberation Serif" w:cs="Liberation Serif"/>
-          <w:color w:val="222222"/>
-          <w:sz w:val="24"/>
-        </w:rPr>
-        <w:t>If the front of this file already named a freeze, replica lag after a count that looked fine does not get a courtesy thaw on prod.us-east-1.northstar.internal. A small apply is still an apply. SEV1 is the SOP definition. Helen Cho can argue SEV1 on CLH-5519 with a count, not with a demo time. I will not Helm-apply from a laptop because the window is 'almost over.'</w:t>
-      </w:r>
-    </w:p>
-    <w:p>
-      <w:pPr>
-        <w:spacing w:before="0" w:after="240" w:line="427" w:lineRule="auto"/>
-        <w:ind w:firstLine="288"/>
-      </w:pPr>
-      <w:r>
-        <w:rPr>
-          <w:rFonts w:ascii="Liberation Serif" w:hAnsi="Liberation Serif" w:eastAsia="Liberation Serif" w:cs="Liberation Serif"/>
-          <w:color w:val="222222"/>
-          <w:sz w:val="24"/>
-        </w:rPr>
-        <w:t>Calendar leftovers I will not hide inside replica lag after a count that looked fine: weekend coverage that is not in the SLA, a plant shutdown, a clinical quiet hours window, month-end 16:00-21:00 ET. If the leftover date lands inside one of those, the date moves. The scope does not. Kavya Menon hears the new date on CLH-5519.</w:t>
-      </w:r>
-    </w:p>
-    <w:p>
-      <w:pPr>
-        <w:spacing w:before="0" w:after="240" w:line="427" w:lineRule="auto"/>
-        <w:ind w:firstLine="288"/>
-      </w:pPr>
-      <w:r>
-        <w:rPr>
-          <w:rFonts w:ascii="Liberation Serif" w:hAnsi="Liberation Serif" w:eastAsia="Liberation Serif" w:cs="Liberation Serif"/>
-          <w:color w:val="222222"/>
-          <w:sz w:val="24"/>
-        </w:rPr>
-        <w:t>I will not book a change in the last 50 minutes of a freeze because the change is 'just config.' Config is a change. Aman Kumar has already lost that argument once and I am not losing it again on prod.us-east-1.northstar.internal.</w:t>
-      </w:r>
-    </w:p>
-    <w:p>
-      <w:pPr>
-        <w:spacing w:before="0" w:after="240" w:line="427" w:lineRule="auto"/>
-        <w:ind w:firstLine="288"/>
-      </w:pPr>
-      <w:r>
-        <w:rPr>
-          <w:rFonts w:ascii="Liberation Serif" w:hAnsi="Liberation Serif" w:eastAsia="Liberation Serif" w:cs="Liberation Serif"/>
-          <w:color w:val="222222"/>
-          <w:sz w:val="24"/>
-        </w:rPr>
-        <w:t>Freeze math for replica lag after a count that looked fine: if the window is already named in the front, a small apply is still an apply. prod.us-east-1.northstar.internal does not get a courtesy thaw. SEV1 is the definition in the SOP, not a feeling. Helen Cho can argue SEV1 on CLH-5519 with a count.</w:t>
-      </w:r>
-    </w:p>
-    <w:p>
-      <w:pPr>
-        <w:spacing w:before="0" w:after="240" w:line="427" w:lineRule="auto"/>
-        <w:ind w:firstLine="288"/>
-      </w:pPr>
-      <w:r>
-        <w:rPr>
-          <w:rFonts w:ascii="Liberation Serif" w:hAnsi="Liberation Serif" w:eastAsia="Liberation Serif" w:cs="Liberation Serif"/>
-          <w:color w:val="222222"/>
-          <w:sz w:val="24"/>
-        </w:rPr>
-        <w:t>I will not Helm-apply from a laptop because the freeze 'is almost over.' Almost over is still freeze. July 11, 2023 is a date for leftover work, not a freeze exception.</w:t>
-      </w:r>
-    </w:p>
-    <w:p>
-      <w:pPr>
-        <w:spacing w:before="0" w:after="240" w:line="427" w:lineRule="auto"/>
-        <w:ind w:firstLine="288"/>
-      </w:pPr>
-      <w:r>
-        <w:rPr>
-          <w:rFonts w:ascii="Liberation Serif" w:hAnsi="Liberation Serif" w:eastAsia="Liberation Serif" w:cs="Liberation Serif"/>
-          <w:color w:val="222222"/>
-          <w:sz w:val="24"/>
-        </w:rPr>
-        <w:t>Freeze leftover: config is a change. Helm is a change. A tiny flag flip on prod.us-east-1.northstar.internal is a change. Helen Cho can wait or they can argue SEV1 with a count on CLH-5519. Almost over is still freeze. I will not apply from a laptop.</w:t>
-      </w:r>
-    </w:p>
-    <w:p>
-      <w:pPr>
-        <w:pStyle w:val="Heading2"/>
-      </w:pPr>
-      <w:r>
-        <w:t>Names, not teams (a dashboard screenshot standing in for a permalink)</w:t>
-      </w:r>
-    </w:p>
-    <w:p>
-      <w:pPr>
-        <w:spacing w:before="80" w:after="60" w:line="200" w:lineRule="auto"/>
-      </w:pPr>
-      <w:r>
-        <w:rPr>
-          <w:rFonts w:ascii="Liberation Sans" w:hAnsi="Liberation Sans" w:eastAsia="Liberation Sans" w:cs="Liberation Sans"/>
-          <w:i/>
-          <w:color w:val="555555"/>
-          <w:sz w:val="17"/>
-        </w:rPr>
-        <w:t>RACI for a dashboard screenshot standing in for a permalink on CLH-TDD-2023-008. Team names are a defect.</w:t>
-      </w:r>
-    </w:p>
-    <w:tbl>
-      <w:tblPr>
-        <w:tblW w:type="auto" w:w="0"/>
-        <w:jc w:val="center"/>
-        <w:tblLayout w:type="autofit"/>
-        <w:tblLook w:firstColumn="1" w:firstRow="1" w:lastColumn="0" w:lastRow="0" w:noHBand="0" w:noVBand="1" w:val="04A0"/>
-      </w:tblPr>
-      <w:tblGrid>
-        <w:gridCol w:w="2976"/>
-        <w:gridCol w:w="2976"/>
-        <w:gridCol w:w="2976"/>
-      </w:tblGrid>
-      <w:tr>
-        <w:tc>
-          <w:tcPr>
-            <w:tcW w:type="dxa" w:w="2976"/>
-            <w:shd w:fill="1B365D" w:val="clear"/>
-            <w:tcBorders>
-              <w:top w:val="single" w:sz="4" w:space="0" w:color="1B365D"/>
-              <w:left w:val="single" w:sz="4" w:space="0" w:color="1B365D"/>
-              <w:bottom w:val="single" w:sz="4" w:space="0" w:color="1B365D"/>
-              <w:right w:val="single" w:sz="4" w:space="0" w:color="1B365D"/>
-            </w:tcBorders>
-            <w:tcMar>
-              <w:top w:w="50" w:type="dxa"/>
-              <w:left w:w="70" w:type="dxa"/>
-              <w:bottom w:w="50" w:type="dxa"/>
-              <w:right w:w="70" w:type="dxa"/>
-            </w:tcMar>
-          </w:tcPr>
-          <w:p>
-            <w:pPr>
-              <w:spacing w:before="0" w:after="0" w:line="230" w:lineRule="auto"/>
-            </w:pPr>
-            <w:r/>
-            <w:r>
-              <w:rPr>
-                <w:rFonts w:ascii="Liberation Sans" w:hAnsi="Liberation Sans" w:eastAsia="Liberation Sans" w:cs="Liberation Sans"/>
-                <w:b/>
-                <w:color w:val="FFFFFF"/>
-                <w:sz w:val="18"/>
-              </w:rPr>
-              <w:t>Role</w:t>
-            </w:r>
-          </w:p>
-        </w:tc>
-        <w:tc>
-          <w:tcPr>
-            <w:tcW w:type="dxa" w:w="2976"/>
-            <w:shd w:fill="1B365D" w:val="clear"/>
-            <w:tcBorders>
-              <w:top w:val="single" w:sz="4" w:space="0" w:color="1B365D"/>
-              <w:left w:val="single" w:sz="4" w:space="0" w:color="1B365D"/>
-              <w:bottom w:val="single" w:sz="4" w:space="0" w:color="1B365D"/>
-              <w:right w:val="single" w:sz="4" w:space="0" w:color="1B365D"/>
-            </w:tcBorders>
-            <w:tcMar>
-              <w:top w:w="50" w:type="dxa"/>
-              <w:left w:w="70" w:type="dxa"/>
-              <w:bottom w:w="50" w:type="dxa"/>
-              <w:right w:w="70" w:type="dxa"/>
-            </w:tcMar>
-          </w:tcPr>
-          <w:p>
-            <w:pPr>
-              <w:spacing w:before="0" w:after="0" w:line="230" w:lineRule="auto"/>
-            </w:pPr>
-            <w:r/>
-            <w:r>
-              <w:rPr>
-                <w:rFonts w:ascii="Liberation Sans" w:hAnsi="Liberation Sans" w:eastAsia="Liberation Sans" w:cs="Liberation Sans"/>
-                <w:b/>
-                <w:color w:val="FFFFFF"/>
-                <w:sz w:val="18"/>
-              </w:rPr>
-              <w:t>Person</w:t>
-            </w:r>
-          </w:p>
-        </w:tc>
-        <w:tc>
-          <w:tcPr>
-            <w:tcW w:type="dxa" w:w="2976"/>
-            <w:shd w:fill="1B365D" w:val="clear"/>
-            <w:tcBorders>
-              <w:top w:val="single" w:sz="4" w:space="0" w:color="1B365D"/>
-              <w:left w:val="single" w:sz="4" w:space="0" w:color="1B365D"/>
-              <w:bottom w:val="single" w:sz="4" w:space="0" w:color="1B365D"/>
-              <w:right w:val="single" w:sz="4" w:space="0" w:color="1B365D"/>
-            </w:tcBorders>
-            <w:tcMar>
-              <w:top w:w="50" w:type="dxa"/>
-              <w:left w:w="70" w:type="dxa"/>
-              <w:bottom w:w="50" w:type="dxa"/>
-              <w:right w:w="70" w:type="dxa"/>
-            </w:tcMar>
-          </w:tcPr>
-          <w:p>
-            <w:pPr>
-              <w:spacing w:before="0" w:after="0" w:line="230" w:lineRule="auto"/>
-            </w:pPr>
-            <w:r/>
-            <w:r>
-              <w:rPr>
-                <w:rFonts w:ascii="Liberation Sans" w:hAnsi="Liberation Sans" w:eastAsia="Liberation Sans" w:cs="Liberation Sans"/>
-                <w:b/>
-                <w:color w:val="FFFFFF"/>
-                <w:sz w:val="18"/>
-              </w:rPr>
-              <w:t>Notes</w:t>
-            </w:r>
-          </w:p>
-        </w:tc>
-      </w:tr>
-      <w:tr>
-        <w:tc>
-          <w:tcPr>
-            <w:tcW w:type="dxa" w:w="2976"/>
-            <w:shd w:fill="FFFFFF" w:val="clear"/>
-            <w:tcBorders>
-              <w:top w:val="single" w:sz="4" w:space="0" w:color="C5CDD6"/>
-              <w:left w:val="single" w:sz="4" w:space="0" w:color="C5CDD6"/>
-              <w:bottom w:val="single" w:sz="4" w:space="0" w:color="C5CDD6"/>
-              <w:right w:val="single" w:sz="4" w:space="0" w:color="C5CDD6"/>
-            </w:tcBorders>
-            <w:tcMar>
-              <w:top w:w="50" w:type="dxa"/>
-              <w:left w:w="70" w:type="dxa"/>
-              <w:bottom w:w="50" w:type="dxa"/>
-              <w:right w:w="70" w:type="dxa"/>
-            </w:tcMar>
-          </w:tcPr>
-          <w:p>
-            <w:pPr>
-              <w:spacing w:before="0" w:after="0" w:line="230" w:lineRule="auto"/>
-            </w:pPr>
-            <w:r/>
-            <w:r>
-              <w:rPr>
-                <w:rFonts w:ascii="Liberation Serif" w:hAnsi="Liberation Serif" w:eastAsia="Liberation Serif" w:cs="Liberation Serif"/>
-                <w:b w:val="0"/>
-                <w:color w:val="222222"/>
-                <w:sz w:val="19"/>
-              </w:rPr>
-              <w:t>Responsible</w:t>
-            </w:r>
-          </w:p>
-        </w:tc>
-        <w:tc>
-          <w:tcPr>
-            <w:tcW w:type="dxa" w:w="2976"/>
-            <w:shd w:fill="FFFFFF" w:val="clear"/>
-            <w:tcBorders>
-              <w:top w:val="single" w:sz="4" w:space="0" w:color="C5CDD6"/>
-              <w:left w:val="single" w:sz="4" w:space="0" w:color="C5CDD6"/>
-              <w:bottom w:val="single" w:sz="4" w:space="0" w:color="C5CDD6"/>
-              <w:right w:val="single" w:sz="4" w:space="0" w:color="C5CDD6"/>
-            </w:tcBorders>
-            <w:tcMar>
-              <w:top w:w="50" w:type="dxa"/>
-              <w:left w:w="70" w:type="dxa"/>
-              <w:bottom w:w="50" w:type="dxa"/>
-              <w:right w:w="70" w:type="dxa"/>
-            </w:tcMar>
-          </w:tcPr>
-          <w:p>
-            <w:pPr>
-              <w:spacing w:before="0" w:after="0" w:line="230" w:lineRule="auto"/>
-            </w:pPr>
-            <w:r/>
-            <w:r>
-              <w:rPr>
-                <w:rFonts w:ascii="Liberation Serif" w:hAnsi="Liberation Serif" w:eastAsia="Liberation Serif" w:cs="Liberation Serif"/>
-                <w:b w:val="0"/>
-                <w:color w:val="222222"/>
-                <w:sz w:val="19"/>
-              </w:rPr>
-              <w:t>Priya Nair</w:t>
-            </w:r>
-          </w:p>
-        </w:tc>
-        <w:tc>
-          <w:tcPr>
-            <w:tcW w:type="dxa" w:w="2976"/>
-            <w:shd w:fill="FFFFFF" w:val="clear"/>
-            <w:tcBorders>
-              <w:top w:val="single" w:sz="4" w:space="0" w:color="C5CDD6"/>
-              <w:left w:val="single" w:sz="4" w:space="0" w:color="C5CDD6"/>
-              <w:bottom w:val="single" w:sz="4" w:space="0" w:color="C5CDD6"/>
-              <w:right w:val="single" w:sz="4" w:space="0" w:color="C5CDD6"/>
-            </w:tcBorders>
-            <w:tcMar>
-              <w:top w:w="50" w:type="dxa"/>
-              <w:left w:w="70" w:type="dxa"/>
-              <w:bottom w:w="50" w:type="dxa"/>
-              <w:right w:w="70" w:type="dxa"/>
-            </w:tcMar>
-          </w:tcPr>
-          <w:p>
-            <w:pPr>
-              <w:spacing w:before="0" w:after="0" w:line="230" w:lineRule="auto"/>
-            </w:pPr>
-            <w:r/>
-            <w:r>
-              <w:rPr>
-                <w:rFonts w:ascii="Liberation Serif" w:hAnsi="Liberation Serif" w:eastAsia="Liberation Serif" w:cs="Liberation Serif"/>
-                <w:b w:val="0"/>
-                <w:color w:val="222222"/>
-                <w:sz w:val="19"/>
-              </w:rPr>
-              <w:t>Does the work on clh-schemareg-01.prod.us-east-1.northstar.internal</w:t>
-            </w:r>
-          </w:p>
-        </w:tc>
-      </w:tr>
-      <w:tr>
-        <w:tc>
-          <w:tcPr>
-            <w:tcW w:type="dxa" w:w="2976"/>
-            <w:shd w:fill="EEF2F6" w:val="clear"/>
-            <w:tcBorders>
-              <w:top w:val="single" w:sz="4" w:space="0" w:color="C5CDD6"/>
-              <w:left w:val="single" w:sz="4" w:space="0" w:color="C5CDD6"/>
-              <w:bottom w:val="single" w:sz="4" w:space="0" w:color="C5CDD6"/>
-              <w:right w:val="single" w:sz="4" w:space="0" w:color="C5CDD6"/>
-            </w:tcBorders>
-            <w:tcMar>
-              <w:top w:w="50" w:type="dxa"/>
-              <w:left w:w="70" w:type="dxa"/>
-              <w:bottom w:w="50" w:type="dxa"/>
-              <w:right w:w="70" w:type="dxa"/>
-            </w:tcMar>
-          </w:tcPr>
-          <w:p>
-            <w:pPr>
-              <w:spacing w:before="0" w:after="0" w:line="230" w:lineRule="auto"/>
-            </w:pPr>
-            <w:r/>
-            <w:r>
-              <w:rPr>
-                <w:rFonts w:ascii="Liberation Serif" w:hAnsi="Liberation Serif" w:eastAsia="Liberation Serif" w:cs="Liberation Serif"/>
-                <w:b w:val="0"/>
-                <w:color w:val="222222"/>
-                <w:sz w:val="19"/>
-              </w:rPr>
-              <w:t>Accountable</w:t>
-            </w:r>
-          </w:p>
-        </w:tc>
-        <w:tc>
-          <w:tcPr>
-            <w:tcW w:type="dxa" w:w="2976"/>
-            <w:shd w:fill="EEF2F6" w:val="clear"/>
-            <w:tcBorders>
-              <w:top w:val="single" w:sz="4" w:space="0" w:color="C5CDD6"/>
-              <w:left w:val="single" w:sz="4" w:space="0" w:color="C5CDD6"/>
-              <w:bottom w:val="single" w:sz="4" w:space="0" w:color="C5CDD6"/>
-              <w:right w:val="single" w:sz="4" w:space="0" w:color="C5CDD6"/>
-            </w:tcBorders>
-            <w:tcMar>
-              <w:top w:w="50" w:type="dxa"/>
-              <w:left w:w="70" w:type="dxa"/>
-              <w:bottom w:w="50" w:type="dxa"/>
-              <w:right w:w="70" w:type="dxa"/>
-            </w:tcMar>
-          </w:tcPr>
-          <w:p>
-            <w:pPr>
-              <w:spacing w:before="0" w:after="0" w:line="230" w:lineRule="auto"/>
-            </w:pPr>
-            <w:r/>
-            <w:r>
-              <w:rPr>
-                <w:rFonts w:ascii="Liberation Serif" w:hAnsi="Liberation Serif" w:eastAsia="Liberation Serif" w:cs="Liberation Serif"/>
-                <w:b w:val="0"/>
-                <w:color w:val="222222"/>
-                <w:sz w:val="19"/>
-              </w:rPr>
-              <w:t>Kavya Menon</w:t>
-            </w:r>
-          </w:p>
-        </w:tc>
-        <w:tc>
-          <w:tcPr>
-            <w:tcW w:type="dxa" w:w="2976"/>
-            <w:shd w:fill="EEF2F6" w:val="clear"/>
-            <w:tcBorders>
-              <w:top w:val="single" w:sz="4" w:space="0" w:color="C5CDD6"/>
-              <w:left w:val="single" w:sz="4" w:space="0" w:color="C5CDD6"/>
-              <w:bottom w:val="single" w:sz="4" w:space="0" w:color="C5CDD6"/>
-              <w:right w:val="single" w:sz="4" w:space="0" w:color="C5CDD6"/>
-            </w:tcBorders>
-            <w:tcMar>
-              <w:top w:w="50" w:type="dxa"/>
-              <w:left w:w="70" w:type="dxa"/>
-              <w:bottom w:w="50" w:type="dxa"/>
-              <w:right w:w="70" w:type="dxa"/>
-            </w:tcMar>
-          </w:tcPr>
-          <w:p>
-            <w:pPr>
-              <w:spacing w:before="0" w:after="0" w:line="230" w:lineRule="auto"/>
-            </w:pPr>
-            <w:r/>
-            <w:r>
-              <w:rPr>
-                <w:rFonts w:ascii="Liberation Serif" w:hAnsi="Liberation Serif" w:eastAsia="Liberation Serif" w:cs="Liberation Serif"/>
-                <w:b w:val="0"/>
-                <w:color w:val="222222"/>
-                <w:sz w:val="19"/>
-              </w:rPr>
-              <w:t>One person. Signs the close.</w:t>
-            </w:r>
-          </w:p>
-        </w:tc>
-      </w:tr>
-      <w:tr>
-        <w:tc>
-          <w:tcPr>
-            <w:tcW w:type="dxa" w:w="2976"/>
-            <w:shd w:fill="FFFFFF" w:val="clear"/>
-            <w:tcBorders>
-              <w:top w:val="single" w:sz="4" w:space="0" w:color="C5CDD6"/>
-              <w:left w:val="single" w:sz="4" w:space="0" w:color="C5CDD6"/>
-              <w:bottom w:val="single" w:sz="4" w:space="0" w:color="C5CDD6"/>
-              <w:right w:val="single" w:sz="4" w:space="0" w:color="C5CDD6"/>
-            </w:tcBorders>
-            <w:tcMar>
-              <w:top w:w="50" w:type="dxa"/>
-              <w:left w:w="70" w:type="dxa"/>
-              <w:bottom w:w="50" w:type="dxa"/>
-              <w:right w:w="70" w:type="dxa"/>
-            </w:tcMar>
-          </w:tcPr>
-          <w:p>
-            <w:pPr>
-              <w:spacing w:before="0" w:after="0" w:line="230" w:lineRule="auto"/>
-            </w:pPr>
-            <w:r/>
-            <w:r>
-              <w:rPr>
-                <w:rFonts w:ascii="Liberation Serif" w:hAnsi="Liberation Serif" w:eastAsia="Liberation Serif" w:cs="Liberation Serif"/>
-                <w:b w:val="0"/>
-                <w:color w:val="222222"/>
-                <w:sz w:val="19"/>
-              </w:rPr>
-              <w:t>Consulted</w:t>
-            </w:r>
-          </w:p>
-        </w:tc>
-        <w:tc>
-          <w:tcPr>
-            <w:tcW w:type="dxa" w:w="2976"/>
-            <w:shd w:fill="FFFFFF" w:val="clear"/>
-            <w:tcBorders>
-              <w:top w:val="single" w:sz="4" w:space="0" w:color="C5CDD6"/>
-              <w:left w:val="single" w:sz="4" w:space="0" w:color="C5CDD6"/>
-              <w:bottom w:val="single" w:sz="4" w:space="0" w:color="C5CDD6"/>
-              <w:right w:val="single" w:sz="4" w:space="0" w:color="C5CDD6"/>
-            </w:tcBorders>
-            <w:tcMar>
-              <w:top w:w="50" w:type="dxa"/>
-              <w:left w:w="70" w:type="dxa"/>
-              <w:bottom w:w="50" w:type="dxa"/>
-              <w:right w:w="70" w:type="dxa"/>
-            </w:tcMar>
-          </w:tcPr>
-          <w:p>
-            <w:pPr>
-              <w:spacing w:before="0" w:after="0" w:line="230" w:lineRule="auto"/>
-            </w:pPr>
-            <w:r/>
-            <w:r>
-              <w:rPr>
-                <w:rFonts w:ascii="Liberation Serif" w:hAnsi="Liberation Serif" w:eastAsia="Liberation Serif" w:cs="Liberation Serif"/>
-                <w:b w:val="0"/>
-                <w:color w:val="222222"/>
-                <w:sz w:val="19"/>
-              </w:rPr>
-              <w:t>Helen Cho</w:t>
-            </w:r>
-          </w:p>
-        </w:tc>
-        <w:tc>
-          <w:tcPr>
-            <w:tcW w:type="dxa" w:w="2976"/>
-            <w:shd w:fill="FFFFFF" w:val="clear"/>
-            <w:tcBorders>
-              <w:top w:val="single" w:sz="4" w:space="0" w:color="C5CDD6"/>
-              <w:left w:val="single" w:sz="4" w:space="0" w:color="C5CDD6"/>
-              <w:bottom w:val="single" w:sz="4" w:space="0" w:color="C5CDD6"/>
-              <w:right w:val="single" w:sz="4" w:space="0" w:color="C5CDD6"/>
-            </w:tcBorders>
-            <w:tcMar>
-              <w:top w:w="50" w:type="dxa"/>
-              <w:left w:w="70" w:type="dxa"/>
-              <w:bottom w:w="50" w:type="dxa"/>
-              <w:right w:w="70" w:type="dxa"/>
-            </w:tcMar>
-          </w:tcPr>
-          <w:p>
-            <w:pPr>
-              <w:spacing w:before="0" w:after="0" w:line="230" w:lineRule="auto"/>
-            </w:pPr>
-            <w:r/>
-            <w:r>
-              <w:rPr>
-                <w:rFonts w:ascii="Liberation Serif" w:hAnsi="Liberation Serif" w:eastAsia="Liberation Serif" w:cs="Liberation Serif"/>
-                <w:b w:val="0"/>
-                <w:color w:val="222222"/>
-                <w:sz w:val="19"/>
-              </w:rPr>
-              <w:t>Reviewer, not a shadow owner</w:t>
-            </w:r>
-          </w:p>
-        </w:tc>
-      </w:tr>
-      <w:tr>
-        <w:tc>
-          <w:tcPr>
-            <w:tcW w:type="dxa" w:w="2976"/>
-            <w:shd w:fill="EEF2F6" w:val="clear"/>
-            <w:tcBorders>
-              <w:top w:val="single" w:sz="4" w:space="0" w:color="C5CDD6"/>
-              <w:left w:val="single" w:sz="4" w:space="0" w:color="C5CDD6"/>
-              <w:bottom w:val="single" w:sz="4" w:space="0" w:color="C5CDD6"/>
-              <w:right w:val="single" w:sz="4" w:space="0" w:color="C5CDD6"/>
-            </w:tcBorders>
-            <w:tcMar>
-              <w:top w:w="50" w:type="dxa"/>
-              <w:left w:w="70" w:type="dxa"/>
-              <w:bottom w:w="50" w:type="dxa"/>
-              <w:right w:w="70" w:type="dxa"/>
-            </w:tcMar>
-          </w:tcPr>
-          <w:p>
-            <w:pPr>
-              <w:spacing w:before="0" w:after="0" w:line="230" w:lineRule="auto"/>
-            </w:pPr>
-            <w:r/>
-            <w:r>
-              <w:rPr>
-                <w:rFonts w:ascii="Liberation Serif" w:hAnsi="Liberation Serif" w:eastAsia="Liberation Serif" w:cs="Liberation Serif"/>
-                <w:b w:val="0"/>
-                <w:color w:val="222222"/>
-                <w:sz w:val="19"/>
-              </w:rPr>
-              <w:t>Informed</w:t>
-            </w:r>
-          </w:p>
-        </w:tc>
-        <w:tc>
-          <w:tcPr>
-            <w:tcW w:type="dxa" w:w="2976"/>
-            <w:shd w:fill="EEF2F6" w:val="clear"/>
-            <w:tcBorders>
-              <w:top w:val="single" w:sz="4" w:space="0" w:color="C5CDD6"/>
-              <w:left w:val="single" w:sz="4" w:space="0" w:color="C5CDD6"/>
-              <w:bottom w:val="single" w:sz="4" w:space="0" w:color="C5CDD6"/>
-              <w:right w:val="single" w:sz="4" w:space="0" w:color="C5CDD6"/>
-            </w:tcBorders>
-            <w:tcMar>
-              <w:top w:w="50" w:type="dxa"/>
-              <w:left w:w="70" w:type="dxa"/>
-              <w:bottom w:w="50" w:type="dxa"/>
-              <w:right w:w="70" w:type="dxa"/>
-            </w:tcMar>
-          </w:tcPr>
-          <w:p>
-            <w:pPr>
-              <w:spacing w:before="0" w:after="0" w:line="230" w:lineRule="auto"/>
-            </w:pPr>
-            <w:r/>
-            <w:r>
-              <w:rPr>
-                <w:rFonts w:ascii="Liberation Serif" w:hAnsi="Liberation Serif" w:eastAsia="Liberation Serif" w:cs="Liberation Serif"/>
-                <w:b w:val="0"/>
-                <w:color w:val="222222"/>
-                <w:sz w:val="19"/>
-              </w:rPr>
-              <w:t>Priya Nair</w:t>
-            </w:r>
-          </w:p>
-        </w:tc>
-        <w:tc>
-          <w:tcPr>
-            <w:tcW w:type="dxa" w:w="2976"/>
-            <w:shd w:fill="EEF2F6" w:val="clear"/>
-            <w:tcBorders>
-              <w:top w:val="single" w:sz="4" w:space="0" w:color="C5CDD6"/>
-              <w:left w:val="single" w:sz="4" w:space="0" w:color="C5CDD6"/>
-              <w:bottom w:val="single" w:sz="4" w:space="0" w:color="C5CDD6"/>
-              <w:right w:val="single" w:sz="4" w:space="0" w:color="C5CDD6"/>
-            </w:tcBorders>
-            <w:tcMar>
-              <w:top w:w="50" w:type="dxa"/>
-              <w:left w:w="70" w:type="dxa"/>
-              <w:bottom w:w="50" w:type="dxa"/>
-              <w:right w:w="70" w:type="dxa"/>
-            </w:tcMar>
-          </w:tcPr>
-          <w:p>
-            <w:pPr>
-              <w:spacing w:before="0" w:after="0" w:line="230" w:lineRule="auto"/>
-            </w:pPr>
-            <w:r/>
-            <w:r>
-              <w:rPr>
-                <w:rFonts w:ascii="Liberation Serif" w:hAnsi="Liberation Serif" w:eastAsia="Liberation Serif" w:cs="Liberation Serif"/>
-                <w:b w:val="0"/>
-                <w:color w:val="222222"/>
-                <w:sz w:val="19"/>
-              </w:rPr>
-              <w:t>Clearhaven path; no hostnames</w:t>
-            </w:r>
-          </w:p>
-        </w:tc>
-      </w:tr>
-    </w:tbl>
-    <w:p>
-      <w:pPr>
-        <w:spacing w:before="40" w:after="160" w:line="80" w:lineRule="auto"/>
-      </w:pPr>
-    </w:p>
-    <w:p>
-      <w:pPr>
-        <w:spacing w:before="0" w:after="240" w:line="427" w:lineRule="auto"/>
-        <w:ind w:firstLine="288"/>
-      </w:pPr>
-      <w:r>
-        <w:rPr>
-          <w:rFonts w:ascii="Liberation Serif" w:hAnsi="Liberation Serif" w:eastAsia="Liberation Serif" w:cs="Liberation Serif"/>
-          <w:color w:val="222222"/>
-          <w:sz w:val="24"/>
-        </w:rPr>
-        <w:t>If two people think they are accountable, Kavya Menon picks one on CLH-TDD-2023-008. If nobody is, a dashboard screenshot standing in for a permalink has not started. Aman Kumar is the writer of this file. That is not the same as accountable unless the front already said so. I will rewrite any row that says 'platform' or 'ops' as a person before I call this done.</w:t>
-      </w:r>
-    </w:p>
-    <w:p>
-      <w:pPr>
-        <w:spacing w:before="0" w:after="240" w:line="427" w:lineRule="auto"/>
-        <w:ind w:firstLine="288"/>
-      </w:pPr>
-      <w:r>
-        <w:rPr>
-          <w:rFonts w:ascii="Liberation Serif" w:hAnsi="Liberation Serif" w:eastAsia="Liberation Serif" w:cs="Liberation Serif"/>
-          <w:color w:val="222222"/>
-          <w:sz w:val="24"/>
-        </w:rPr>
-        <w:t>Pages go to the responsible person, not to a Slack channel that everyone mutes. If Priya Nair is out, the backup is a name on CLH-TDD-2023-008 the same day, not a hope that someone is watching clh-schemareg-01.prod.us-east-1.northstar.internal.</w:t>
-      </w:r>
-    </w:p>
-    <w:p>
-      <w:pPr>
-        <w:spacing w:before="0" w:after="240" w:line="427" w:lineRule="auto"/>
-        <w:ind w:firstLine="288"/>
-      </w:pPr>
-      <w:r>
-        <w:rPr>
-          <w:rFonts w:ascii="Liberation Serif" w:hAnsi="Liberation Serif" w:eastAsia="Liberation Serif" w:cs="Liberation Serif"/>
-          <w:color w:val="222222"/>
-          <w:sz w:val="24"/>
-        </w:rPr>
-        <w:t>RACI I will actually use for a dashboard screenshot standing in for a permalink: responsible Priya Nair, accountable Kavya Menon, consulted Aman Kumar, informed Priya Nair. Ticket CLH-TDD-2023-008. A team name in any of those slots is a defect. I will rewrite it as a person.</w:t>
-      </w:r>
-    </w:p>
-    <w:p>
-      <w:pPr>
-        <w:spacing w:before="0" w:after="240" w:line="427" w:lineRule="auto"/>
-        <w:ind w:firstLine="288"/>
-      </w:pPr>
-      <w:r>
-        <w:rPr>
-          <w:rFonts w:ascii="Liberation Serif" w:hAnsi="Liberation Serif" w:eastAsia="Liberation Serif" w:cs="Liberation Serif"/>
-          <w:color w:val="222222"/>
-          <w:sz w:val="24"/>
-        </w:rPr>
-        <w:t>If two people think they are accountable, Kavya Menon picks one. If nobody is, the work is not started. Aman Kumar is consulted on the writeup, not accountable for a dashboard screenshot standing in for a permalink unless the front already said so.</w:t>
-      </w:r>
-    </w:p>
-    <w:p>
-      <w:pPr>
-        <w:spacing w:before="0" w:after="240" w:line="427" w:lineRule="auto"/>
-        <w:ind w:firstLine="288"/>
-      </w:pPr>
-      <w:r>
-        <w:rPr>
-          <w:rFonts w:ascii="Liberation Serif" w:hAnsi="Liberation Serif" w:eastAsia="Liberation Serif" w:cs="Liberation Serif"/>
-          <w:color w:val="222222"/>
-          <w:sz w:val="24"/>
-        </w:rPr>
-        <w:t>If a row in the RACI still says a team name next week, a dashboard screenshot standing in for a permalink is not staffed. Priya Nair fixes the row on CLH-TDD-2023-008 or we do not start. Pages go to a person. A muted channel is not an owner. Backup is a name written the same day.</w:t>
-      </w:r>
-    </w:p>
-    <w:p>
-      <w:pPr>
-        <w:pStyle w:val="Heading2"/>
-      </w:pPr>
-      <w:r>
-        <w:t>Dry-run before a write (dropping a column in the same release as the readers)</w:t>
-      </w:r>
-    </w:p>
-    <w:p>
-      <w:pPr>
-        <w:spacing w:before="0" w:after="240" w:line="427" w:lineRule="auto"/>
-        <w:ind w:firstLine="288"/>
-      </w:pPr>
-      <w:r>
-        <w:rPr>
-          <w:rFonts w:ascii="Liberation Serif" w:hAnsi="Liberation Serif" w:eastAsia="Liberation Serif" w:cs="Liberation Serif"/>
-          <w:color w:val="222222"/>
-          <w:sz w:val="24"/>
-        </w:rPr>
-        <w:t>A dry-run for dropping a column in the same release as the readers prints a count before it writes. If we cannot show that count on recon-match-01.prod.us-east-1.northstar.internal, we abort. Aman Kumar pastes the output on CLH-TDD-2022-021. I will not accept 'it looked fine in the UI' or 'staging was green.' Staging has lied about partition count before.</w:t>
-      </w:r>
-    </w:p>
-    <w:p>
-      <w:pPr>
-        <w:spacing w:before="80" w:after="40" w:line="200" w:lineRule="auto"/>
-      </w:pPr>
-      <w:r>
-        <w:rPr>
-          <w:rFonts w:ascii="Liberation Sans" w:hAnsi="Liberation Sans" w:eastAsia="Liberation Sans" w:cs="Liberation Sans"/>
-          <w:i/>
-          <w:color w:val="555555"/>
-          <w:sz w:val="17"/>
-        </w:rPr>
-        <w:t>Shape of the dry-run, not a paste of production data. CLH-TDD-2022-021.</w:t>
-      </w:r>
-    </w:p>
-    <w:tbl>
-      <w:tblPr>
-        <w:tblW w:type="auto" w:w="0"/>
-        <w:tblLook w:firstColumn="1" w:firstRow="1" w:lastColumn="0" w:lastRow="0" w:noHBand="0" w:noVBand="1" w:val="04A0"/>
-      </w:tblPr>
-      <w:tblGrid>
-        <w:gridCol w:w="8928"/>
-      </w:tblGrid>
-      <w:tr>
-        <w:tc>
-          <w:tcPr>
-            <w:tcW w:type="dxa" w:w="8928"/>
-            <w:shd w:fill="F3F4F6" w:val="clear"/>
-            <w:tcBorders>
-              <w:top w:val="single" w:sz="6" w:space="0" w:color="C5CDD6"/>
-              <w:left w:val="single" w:sz="6" w:space="0" w:color="C5CDD6"/>
-              <w:bottom w:val="single" w:sz="6" w:space="0" w:color="C5CDD6"/>
-              <w:right w:val="single" w:sz="6" w:space="0" w:color="C5CDD6"/>
-            </w:tcBorders>
-            <w:tcMar>
-              <w:top w:w="90" w:type="dxa"/>
-              <w:left w:w="120" w:type="dxa"/>
-              <w:bottom w:w="90" w:type="dxa"/>
-              <w:right w:w="120" w:type="dxa"/>
-            </w:tcMar>
-          </w:tcPr>
-          <w:p>
-            <w:pPr>
-              <w:spacing w:before="0" w:after="0" w:line="220" w:lineRule="auto"/>
-            </w:pPr>
-            <w:r/>
-            <w:r>
-              <w:rPr>
-                <w:rFonts w:ascii="Liberation Mono" w:hAnsi="Liberation Mono" w:eastAsia="Liberation Mono" w:cs="Liberation Mono"/>
-                <w:color w:val="222222"/>
-                <w:sz w:val="17"/>
-              </w:rPr>
-              <w:t># CLH-RB-2023-012 dry-run / dropping a column in the same release as the readers</w:t>
-            </w:r>
-          </w:p>
-          <w:p>
-            <w:pPr>
-              <w:spacing w:before="0" w:after="0" w:line="220" w:lineRule="auto"/>
-            </w:pPr>
-            <w:r>
-              <w:rPr>
-                <w:rFonts w:ascii="Liberation Mono" w:hAnsi="Liberation Mono" w:eastAsia="Liberation Mono" w:cs="Liberation Mono"/>
-                <w:color w:val="222222"/>
-                <w:sz w:val="17"/>
-              </w:rPr>
-              <w:t># run on recon-match-01.prod.us-east-1.northstar.internal or a listed replica, read-only</w:t>
-            </w:r>
-          </w:p>
-          <w:p>
-            <w:pPr>
-              <w:spacing w:before="0" w:after="0" w:line="220" w:lineRule="auto"/>
-            </w:pPr>
-            <w:r>
-              <w:rPr>
-                <w:rFonts w:ascii="Liberation Mono" w:hAnsi="Liberation Mono" w:eastAsia="Liberation Mono" w:cs="Liberation Mono"/>
-                <w:color w:val="222222"/>
-                <w:sz w:val="17"/>
-              </w:rPr>
-              <w:t>date -u</w:t>
-            </w:r>
-          </w:p>
-          <w:p>
-            <w:pPr>
-              <w:spacing w:before="0" w:after="0" w:line="220" w:lineRule="auto"/>
-            </w:pPr>
-            <w:r>
-              <w:rPr>
-                <w:rFonts w:ascii="Liberation Mono" w:hAnsi="Liberation Mono" w:eastAsia="Liberation Mono" w:cs="Liberation Mono"/>
-                <w:color w:val="222222"/>
-                <w:sz w:val="17"/>
-              </w:rPr>
-              <w:t># print the count the write would touch</w:t>
-            </w:r>
-          </w:p>
-          <w:p>
-            <w:pPr>
-              <w:spacing w:before="0" w:after="0" w:line="220" w:lineRule="auto"/>
-            </w:pPr>
-            <w:r>
-              <w:rPr>
-                <w:rFonts w:ascii="Liberation Mono" w:hAnsi="Liberation Mono" w:eastAsia="Liberation Mono" w:cs="Liberation Mono"/>
-                <w:color w:val="222222"/>
-                <w:sz w:val="17"/>
-              </w:rPr>
-              <w:t># abort if the count is 0, or larger than 6x the front-matter guess</w:t>
-            </w:r>
-          </w:p>
-          <w:p>
-            <w:pPr>
-              <w:spacing w:before="0" w:after="0" w:line="220" w:lineRule="auto"/>
-            </w:pPr>
-            <w:r>
-              <w:rPr>
-                <w:rFonts w:ascii="Liberation Mono" w:hAnsi="Liberation Mono" w:eastAsia="Liberation Mono" w:cs="Liberation Mono"/>
-                <w:color w:val="222222"/>
-                <w:sz w:val="17"/>
-              </w:rPr>
-              <w:t># write the number on CLH-TDD-2022-021 before any mutate</w:t>
-            </w:r>
-          </w:p>
-        </w:tc>
-      </w:tr>
-    </w:tbl>
-    <w:p>
-      <w:pPr>
-        <w:spacing w:before="40" w:after="160" w:line="80" w:lineRule="auto"/>
-      </w:pPr>
-    </w:p>
-    <w:p>
-      <w:pPr>
-        <w:spacing w:before="0" w:after="240" w:line="427" w:lineRule="auto"/>
-        <w:ind w:firstLine="288"/>
-      </w:pPr>
-      <w:r>
-        <w:rPr>
-          <w:rFonts w:ascii="Liberation Serif" w:hAnsi="Liberation Serif" w:eastAsia="Liberation Serif" w:cs="Liberation Serif"/>
-          <w:color w:val="222222"/>
-          <w:sz w:val="24"/>
-        </w:rPr>
-        <w:t>Abort is cheaper than a dual-run that violates the unique key. Dual-run that breaks uniqueness is a data incident. Helen Cho does not get to redefine uniqueness to hit a date. Aman Kumar will stop the job.</w:t>
-      </w:r>
-    </w:p>
-    <w:p>
-      <w:pPr>
-        <w:spacing w:before="0" w:after="240" w:line="427" w:lineRule="auto"/>
-        <w:ind w:firstLine="288"/>
-      </w:pPr>
-      <w:r>
-        <w:rPr>
-          <w:rFonts w:ascii="Liberation Serif" w:hAnsi="Liberation Serif" w:eastAsia="Liberation Serif" w:cs="Liberation Serif"/>
-          <w:color w:val="222222"/>
-          <w:sz w:val="24"/>
-        </w:rPr>
-        <w:t>If the dry-run count disagrees with 21 by more than we can explain in one sentence, we do not 'split the difference.' We stop and Aman Kumar writes the discrepancy on CLH-TDD-2022-021.</w:t>
-      </w:r>
-    </w:p>
-    <w:p>
-      <w:pPr>
-        <w:spacing w:before="0" w:after="240" w:line="427" w:lineRule="auto"/>
-        <w:ind w:firstLine="288"/>
-      </w:pPr>
-      <w:r>
-        <w:rPr>
-          <w:rFonts w:ascii="Liberation Serif" w:hAnsi="Liberation Serif" w:eastAsia="Liberation Serif" w:cs="Liberation Serif"/>
-          <w:color w:val="222222"/>
-          <w:sz w:val="24"/>
-        </w:rPr>
-        <w:t>Dry-run for dropping a column in the same release as the readers has to print a count before a write. If we cannot show that count on recon-match-01.prod.us-east-1.northstar.internal, we abort. Aman Kumar keeps the output on CLH-TDD-2022-021. I will not accept 'it looked fine in the UI' as a dry-run.</w:t>
-      </w:r>
-    </w:p>
-    <w:p>
-      <w:pPr>
-        <w:spacing w:before="0" w:after="240" w:line="427" w:lineRule="auto"/>
-        <w:ind w:firstLine="288"/>
-      </w:pPr>
-      <w:r>
-        <w:rPr>
-          <w:rFonts w:ascii="Liberation Serif" w:hAnsi="Liberation Serif" w:eastAsia="Liberation Serif" w:cs="Liberation Serif"/>
-          <w:color w:val="222222"/>
-          <w:sz w:val="24"/>
-        </w:rPr>
-        <w:t>Abort is cheaper than a dual-run that violates the unique key. Dual-run that breaks uniqueness is a data incident, not a milestone. Open Burrow does not get to redefine uniqueness to hit July 13, 2023.</w:t>
-      </w:r>
-    </w:p>
-    <w:p>
-      <w:pPr>
-        <w:spacing w:before="0" w:after="240" w:line="427" w:lineRule="auto"/>
-        <w:ind w:firstLine="288"/>
-      </w:pPr>
-      <w:r>
-        <w:rPr>
-          <w:rFonts w:ascii="Liberation Serif" w:hAnsi="Liberation Serif" w:eastAsia="Liberation Serif" w:cs="Liberation Serif"/>
-          <w:color w:val="222222"/>
-          <w:sz w:val="24"/>
-        </w:rPr>
-        <w:t>Dry-run leftover: print the count, write it on CLH-TDD-2022-021, then maybe write. Aman Kumar does not get to invert that order because July 13, 2023 is close. If the count disagrees with 21 and we cannot explain it in one sentence, we stop. We do not split the difference.</w:t>
-      </w:r>
-    </w:p>
-    <w:p>
-      <w:pPr>
-        <w:pStyle w:val="Heading1"/>
-      </w:pPr>
-      <w:r>
-        <w:t>Named leftovers still on CLH-RB-2023-012</w:t>
-      </w:r>
-    </w:p>
-    <w:p>
-      <w:pPr>
-        <w:spacing w:before="0" w:after="240" w:line="427" w:lineRule="auto"/>
-        <w:ind w:firstLine="288"/>
+        <w:spacing w:before="0" w:after="220" w:line="408" w:lineRule="auto"/>
+        <w:ind w:firstLine="317"/>
       </w:pPr>
       <w:r>
         <w:rPr>
@@ -14745,8 +12259,8 @@
     </w:p>
     <w:p>
       <w:pPr>
-        <w:spacing w:before="0" w:after="240" w:line="427" w:lineRule="auto"/>
-        <w:ind w:firstLine="288"/>
+        <w:spacing w:before="0" w:after="220" w:line="408" w:lineRule="auto"/>
+        <w:ind w:firstLine="317"/>
       </w:pPr>
       <w:r>
         <w:rPr>
@@ -14754,13 +12268,13 @@
           <w:color w:val="222222"/>
           <w:sz w:val="24"/>
         </w:rPr>
-        <w:t>CLH-5519 still sits with Kavya Menon. Host burrow.clh.prod.northstar.internal. Due July 1, 2023 unless they write a new date. Close is a decision, a refuse, or that date. I will not accept a status dump. Front-matter number I am not re-arguing: 72. If this leftover is done, Kavya Menon marks CLH-5519 done. Aman Kumar will not keep a shadow list.</w:t>
+        <w:t>Clearhaven can wait on pre-page: is this even a page until Open Burrow writes the cut, a poison record gets fenced, not more retries, and a vendor discount is not evidence.</w:t>
       </w:r>
     </w:p>
     <w:p>
       <w:pPr>
-        <w:spacing w:before="0" w:after="240" w:line="427" w:lineRule="auto"/>
-        <w:ind w:firstLine="288"/>
+        <w:spacing w:before="0" w:after="220" w:line="408" w:lineRule="auto"/>
+        <w:ind w:firstLine="317"/>
       </w:pPr>
       <w:r>
         <w:rPr>
@@ -14768,13 +12282,13 @@
           <w:color w:val="222222"/>
           <w:sz w:val="24"/>
         </w:rPr>
-        <w:t>I still owe Helen Cho a usable remainder on CLH-TDD-2023-008, not a transcript. The leftover on clh-kafka-01.prod.us-east-1.northstar.internal is whether we keep the path the front already named. Due July 3, 2023. If they need a user-visible line, it goes through the comms leftover, not this sentence. Number in play: 400,000.</w:t>
+        <w:t>the front of CLH-RB-2023-012 already named poison versus lag versus empty-success, this paragraph is execution, grant expiry is a date Clh Match writes on CLH-5519, and I will not mix clocks to make poison versus lag versus empty-success look healthier.</w:t>
       </w:r>
     </w:p>
     <w:p>
       <w:pPr>
-        <w:spacing w:before="0" w:after="240" w:line="427" w:lineRule="auto"/>
-        <w:ind w:firstLine="288"/>
+        <w:spacing w:before="0" w:after="220" w:line="408" w:lineRule="auto"/>
+        <w:ind w:firstLine="317"/>
       </w:pPr>
       <w:r>
         <w:rPr>
@@ -14782,13 +12296,13 @@
           <w:color w:val="222222"/>
           <w:sz w:val="24"/>
         </w:rPr>
-        <w:t>Access leftover: if I can still write to grafana.prod.northstar.internal after July 5, 2023, revoke it. Priya Nair either has the grant or the work is not theirs yet. Ticket CLH-TDD-2022-021. I will not leave a personal kubeconfig as a backup plan.</w:t>
+        <w:t>if who to wake after the read-only commands is still fuzzy, CLH-TDD-2023-008 is the place to say so, the first check is a read on clh-schemareg-01.prod.us-east-1.northstar.internal, and the sample I would still defend uses the same clock as 5519.</w:t>
       </w:r>
     </w:p>
     <w:p>
       <w:pPr>
-        <w:spacing w:before="0" w:after="240" w:line="427" w:lineRule="auto"/>
-        <w:ind w:firstLine="288"/>
+        <w:spacing w:before="0" w:after="220" w:line="408" w:lineRule="auto"/>
+        <w:ind w:firstLine="317"/>
       </w:pPr>
       <w:r>
         <w:rPr>
@@ -14796,13 +12310,13 @@
           <w:color w:val="222222"/>
           <w:sz w:val="24"/>
         </w:rPr>
-        <w:t>Measurement leftover on prod.us-east-1.northstar.internal: reprint the count before anyone claims CLH-5519 is done. Aman Kumar pastes it. If it disagrees with 16 and we cannot explain that in one sentence, we are not done. Due July 7, 2023.</w:t>
+        <w:t>do not treat rollback when the migrate already expanded as polish, Marcus Bell either owns it or we drop it, a poison record gets fenced, not more retries, and Aman Kumar will not keep a shadow list.</w:t>
       </w:r>
     </w:p>
     <w:p>
       <w:pPr>
-        <w:spacing w:before="0" w:after="240" w:line="427" w:lineRule="auto"/>
-        <w:ind w:firstLine="288"/>
+        <w:spacing w:before="0" w:after="220" w:line="408" w:lineRule="auto"/>
+        <w:ind w:firstLine="317"/>
       </w:pPr>
       <w:r>
         <w:rPr>
@@ -14810,13 +12324,13 @@
           <w:color w:val="222222"/>
           <w:sz w:val="24"/>
         </w:rPr>
-        <w:t>Comms leftover for CLH-TDD-2023-008: no hostname, no payload. Open Burrow drafts, I review. If we are not done by July 9, 2023, the outbound line says we are not done and names the next update we can hit. Clearhaven does not get clh-schemareg-01.prod.us-east-1.northstar.internal.</w:t>
+        <w:t>Aman Kumar owes a close on date pressure versus a date with owners by July 2, 2023, not a status emoji, grant expiry is a date Grafana Clh writes on CLH-5519, and I ping once and after that Grafana Clh is late, not blocked.</w:t>
       </w:r>
     </w:p>
     <w:p>
       <w:pPr>
-        <w:spacing w:before="0" w:after="240" w:line="427" w:lineRule="auto"/>
-        <w:ind w:firstLine="288"/>
+        <w:spacing w:before="0" w:after="220" w:line="408" w:lineRule="auto"/>
+        <w:ind w:firstLine="317"/>
       </w:pPr>
       <w:r>
         <w:rPr>
@@ -14824,13 +12338,13 @@
           <w:color w:val="222222"/>
           <w:sz w:val="24"/>
         </w:rPr>
-        <w:t>Test leftover: the case that maps to CLH-TDD-2022-021 still has to fail if someone cleans the fixture. Clh Match owns that fixture. Host if we soak: recon-match-01.prod.us-east-1.northstar.internal. Due July 11, 2023. Skip is a ticket, not a comment.</w:t>
+        <w:t>after July 3, 2023, leftover access for the freeze clock versus a 'small apply' is a bug, not a courtesy, the first check is a read on clh-kafka-01.prod.us-east-1.northstar.internal, and config, Helm, and a flag flip are all changes.</w:t>
       </w:r>
     </w:p>
     <w:p>
       <w:pPr>
-        <w:spacing w:before="0" w:after="240" w:line="427" w:lineRule="auto"/>
-        <w:ind w:firstLine="288"/>
+        <w:spacing w:before="0" w:after="220" w:line="408" w:lineRule="auto"/>
+        <w:ind w:firstLine="317"/>
       </w:pPr>
       <w:r>
         <w:rPr>
@@ -14838,13 +12352,13 @@
           <w:color w:val="222222"/>
           <w:sz w:val="24"/>
         </w:rPr>
-        <w:t>Calendar leftover: July 13, 2023 versus the freeze already in the front. If they collide, If Helen moves CLH-5519, not the freeze. burrow.clh.prod.northstar.internal does not get a thaw for a demo. Aman Kumar will not 'just apply config.'</w:t>
+        <w:t>I bounced a hallway yes on identifiers in chat, logs, or a support zip, a poison record gets fenced, not more retries, and abort beats a lying dual-run.</w:t>
       </w:r>
     </w:p>
     <w:p>
       <w:pPr>
-        <w:spacing w:before="0" w:after="240" w:line="427" w:lineRule="auto"/>
-        <w:ind w:firstLine="288"/>
+        <w:spacing w:before="0" w:after="220" w:line="408" w:lineRule="auto"/>
+        <w:ind w:firstLine="317"/>
       </w:pPr>
       <w:r>
         <w:rPr>
@@ -14852,13 +12366,13 @@
           <w:color w:val="222222"/>
           <w:sz w:val="24"/>
         </w:rPr>
-        <w:t>Stop leftover: CLH-TDD-2023-008 is not a twin of CLH-TDD-2022-021. Keep one thread. Marcus Bell on clh-kafka-01.prod.us-east-1.northstar.internal. If this paragraph fights the front of CLH-RB-2023-012, strike it. Due July 15, 2023.</w:t>
+        <w:t>Staging April asked for a one-line version of a cleanup PR that renames a field, grant expiry is a date Staging April writes on CLH-5519, and object on CLH-5519, not in a side thread.</w:t>
       </w:r>
     </w:p>
     <w:p>
       <w:pPr>
-        <w:spacing w:before="0" w:after="240" w:line="427" w:lineRule="auto"/>
-        <w:ind w:firstLine="288"/>
+        <w:spacing w:before="0" w:after="220" w:line="408" w:lineRule="auto"/>
+        <w:ind w:firstLine="317"/>
       </w:pPr>
       <w:r>
         <w:rPr>
@@ -14866,13 +12380,13 @@
           <w:color w:val="222222"/>
           <w:sz w:val="24"/>
         </w:rPr>
-        <w:t>CLH-TDD-2022-021 still sits with Grafana Clh. Host grafana.prod.northstar.internal. Due July 17, 2023 unless they write a new date. Close is a decision, a refuse, or that date. I will not accept a status dump. Front-matter number I am not re-arguing: 25. If this leftover is done, Grafana Clh marks CLH-TDD-2022-021 done. Aman Kumar will not keep a shadow list.</w:t>
+        <w:t>The April still has staging that is too small to catch the bug on CLH-TDD-2023-008, the first check is a read on clh-schemareg-01.prod.us-east-1.northstar.internal, and if this fights the front of CLH-RB-2023-012, strike it.</w:t>
       </w:r>
     </w:p>
     <w:p>
       <w:pPr>
-        <w:spacing w:before="0" w:after="240" w:line="427" w:lineRule="auto"/>
-        <w:ind w:firstLine="288"/>
+        <w:spacing w:before="0" w:after="220" w:line="408" w:lineRule="auto"/>
+        <w:ind w:firstLine="317"/>
       </w:pPr>
       <w:r>
         <w:rPr>
@@ -14880,13 +12394,13 @@
           <w:color w:val="222222"/>
           <w:sz w:val="24"/>
         </w:rPr>
-        <w:t>I still owe Match Lag a usable remainder on CLH-5519, not a transcript. The leftover on prod.us-east-1.northstar.internal is whether we keep the path the front already named. Due July 19, 2023. If they need a user-visible line, it goes through the comms leftover, not this sentence. Number in play: 36.</w:t>
+        <w:t>Clearhaven can wait on weekend coverage that is not in the SLA until Diego Alvarez writes the cut, a poison record gets fenced, not more retries, and a vendor discount is not evidence.</w:t>
       </w:r>
     </w:p>
     <w:p>
       <w:pPr>
-        <w:spacing w:before="0" w:after="240" w:line="427" w:lineRule="auto"/>
-        <w:ind w:firstLine="288"/>
+        <w:spacing w:before="0" w:after="220" w:line="408" w:lineRule="auto"/>
+        <w:ind w:firstLine="317"/>
       </w:pPr>
       <w:r>
         <w:rPr>
@@ -14894,13 +12408,13 @@
           <w:color w:val="222222"/>
           <w:sz w:val="24"/>
         </w:rPr>
-        <w:t>Access leftover: if I can still write to clh-schemareg-01.prod.us-east-1.northstar.internal after July 21, 2023, revoke it. Guessing Helm either has the grant or the work is not theirs yet. Ticket CLH-TDD-2023-008. I will not leave a personal kubeconfig as a backup plan.</w:t>
+        <w:t>the front of CLH-RB-2023-012 already named a vendor overlay we already rejected, this paragraph is execution, grant expiry is a date Kavya Menon writes on CLH-5519, and I will not mix clocks to make a vendor overlay we already rejected look healthier.</w:t>
       </w:r>
     </w:p>
     <w:p>
       <w:pPr>
-        <w:spacing w:before="0" w:after="240" w:line="427" w:lineRule="auto"/>
-        <w:ind w:firstLine="288"/>
+        <w:spacing w:before="0" w:after="220" w:line="408" w:lineRule="auto"/>
+        <w:ind w:firstLine="317"/>
       </w:pPr>
       <w:r>
         <w:rPr>
@@ -14908,14 +12422,1582 @@
           <w:color w:val="222222"/>
           <w:sz w:val="24"/>
         </w:rPr>
-        <w:t>Measurement leftover on recon-match-01.prod.us-east-1.northstar.internal: reprint the count before anyone claims CLH-TDD-2022-021 is done. Staging April pastes it. If it disagrees with 2023 and we cannot explain that in one sentence, we are not done. Due July 23, 2023.</w:t>
+        <w:t>if replica lag after a count that looked fine is still fuzzy, CLH-TDD-2023-008 is the place to say so, the first check is a read on clh-kafka-01.prod.us-east-1.northstar.internal, and the sample I would still defend uses the same clock as 400.</w:t>
+      </w:r>
+    </w:p>
+    <w:p>
+      <w:pPr>
+        <w:spacing w:before="0" w:after="220" w:line="408" w:lineRule="auto"/>
+        <w:ind w:firstLine="317"/>
+      </w:pPr>
+      <w:r>
+        <w:rPr>
+          <w:rFonts w:ascii="Liberation Serif" w:hAnsi="Liberation Serif" w:eastAsia="Liberation Serif" w:cs="Liberation Serif"/>
+          <w:color w:val="222222"/>
+          <w:sz w:val="24"/>
+        </w:rPr>
+        <w:t>do not treat secret skew that looks like 'no work' as polish, Priya Nair either owns it or we drop it, a poison record gets fenced, not more retries, and Aman Kumar will not keep a shadow list.</w:t>
+      </w:r>
+    </w:p>
+    <w:p>
+      <w:pPr>
+        <w:spacing w:before="0" w:after="220" w:line="408" w:lineRule="auto"/>
+        <w:ind w:firstLine="317"/>
+      </w:pPr>
+      <w:r>
+        <w:rPr>
+          <w:rFonts w:ascii="Liberation Serif" w:hAnsi="Liberation Serif" w:eastAsia="Liberation Serif" w:cs="Liberation Serif"/>
+          <w:color w:val="222222"/>
+          <w:sz w:val="24"/>
+        </w:rPr>
+        <w:t>Aman Kumar owes a close on a dashboard screenshot standing in for a permalink by June 30, 2023, not a status emoji, grant expiry is a date Aman Kumar writes on CLH-5519, and I ping once and after that Aman Kumar is late, not blocked.</w:t>
+      </w:r>
+    </w:p>
+    <w:p>
+      <w:pPr>
+        <w:spacing w:before="0" w:after="220" w:line="408" w:lineRule="auto"/>
+        <w:ind w:firstLine="317"/>
+      </w:pPr>
+      <w:r>
+        <w:rPr>
+          <w:rFonts w:ascii="Liberation Serif" w:hAnsi="Liberation Serif" w:eastAsia="Liberation Serif" w:cs="Liberation Serif"/>
+          <w:color w:val="222222"/>
+          <w:sz w:val="24"/>
+        </w:rPr>
+        <w:t>after July 1, 2023, leftover access for owner as a team name instead of a person is a bug, not a courtesy, the first check is a read on clh-schemareg-01.prod.us-east-1.northstar.internal, and config, Helm, and a flag flip are all changes.</w:t>
+      </w:r>
+    </w:p>
+    <w:p>
+      <w:pPr>
+        <w:spacing w:before="0" w:after="220" w:line="408" w:lineRule="auto"/>
+        <w:ind w:firstLine="317"/>
+      </w:pPr>
+      <w:r>
+        <w:rPr>
+          <w:rFonts w:ascii="Liberation Serif" w:hAnsi="Liberation Serif" w:eastAsia="Liberation Serif" w:cs="Liberation Serif"/>
+          <w:color w:val="222222"/>
+          <w:sz w:val="24"/>
+        </w:rPr>
+        <w:t>I bounced a hallway yes on averaging QPS instead of testing the close, a poison record gets fenced, not more retries, and abort beats a lying dual-run.</w:t>
+      </w:r>
+    </w:p>
+    <w:p>
+      <w:pPr>
+        <w:spacing w:before="0" w:after="220" w:line="408" w:lineRule="auto"/>
+        <w:ind w:firstLine="317"/>
+      </w:pPr>
+      <w:r>
+        <w:rPr>
+          <w:rFonts w:ascii="Liberation Serif" w:hAnsi="Liberation Serif" w:eastAsia="Liberation Serif" w:cs="Liberation Serif"/>
+          <w:color w:val="222222"/>
+          <w:sz w:val="24"/>
+        </w:rPr>
+        <w:t>If Helen asked for a one-line version of dropping a column in the same release as the readers, grant expiry is a date If Helen writes on CLH-5519, and object on CLH-5519, not in a side thread.</w:t>
+      </w:r>
+    </w:p>
+    <w:p>
+      <w:pPr>
+        <w:spacing w:before="0" w:after="220" w:line="408" w:lineRule="auto"/>
+        <w:ind w:firstLine="317"/>
+      </w:pPr>
+      <w:r>
+        <w:rPr>
+          <w:rFonts w:ascii="Liberation Serif" w:hAnsi="Liberation Serif" w:eastAsia="Liberation Serif" w:cs="Liberation Serif"/>
+          <w:color w:val="222222"/>
+          <w:sz w:val="24"/>
+        </w:rPr>
+        <w:t>Marcus Bell still has raising retries on a poison record on CLH-TDD-2023-008, the first check is a read on clh-kafka-01.prod.us-east-1.northstar.internal, and if this fights the front of CLH-RB-2023-012, strike it.</w:t>
+      </w:r>
+    </w:p>
+    <w:p>
+      <w:pPr>
+        <w:spacing w:before="0" w:after="220" w:line="408" w:lineRule="auto"/>
+        <w:ind w:firstLine="317"/>
+      </w:pPr>
+      <w:r>
+        <w:rPr>
+          <w:rFonts w:ascii="Liberation Serif" w:hAnsi="Liberation Serif" w:eastAsia="Liberation Serif" w:cs="Liberation Serif"/>
+          <w:color w:val="222222"/>
+          <w:sz w:val="24"/>
+        </w:rPr>
+        <w:t>Clearhaven can wait on pre-page: is this even a page until Grafana Clh writes the cut, a poison record gets fenced, not more retries, and a vendor discount is not evidence.</w:t>
+      </w:r>
+    </w:p>
+    <w:p>
+      <w:pPr>
+        <w:spacing w:before="0" w:after="220" w:line="408" w:lineRule="auto"/>
+        <w:ind w:firstLine="317"/>
+      </w:pPr>
+      <w:r>
+        <w:rPr>
+          <w:rFonts w:ascii="Liberation Serif" w:hAnsi="Liberation Serif" w:eastAsia="Liberation Serif" w:cs="Liberation Serif"/>
+          <w:color w:val="222222"/>
+          <w:sz w:val="24"/>
+        </w:rPr>
+        <w:t>the front of CLH-RB-2023-012 already named poison versus lag versus empty-success, this paragraph is execution, grant expiry is a date Match Lag writes on CLH-5519, and I will not mix clocks to make poison versus lag versus empty-success look healthier.</w:t>
+      </w:r>
+    </w:p>
+    <w:p>
+      <w:pPr>
+        <w:spacing w:before="0" w:after="220" w:line="408" w:lineRule="auto"/>
+        <w:ind w:firstLine="317"/>
+      </w:pPr>
+      <w:r>
+        <w:rPr>
+          <w:rFonts w:ascii="Liberation Serif" w:hAnsi="Liberation Serif" w:eastAsia="Liberation Serif" w:cs="Liberation Serif"/>
+          <w:color w:val="222222"/>
+          <w:sz w:val="24"/>
+        </w:rPr>
+        <w:t>if who to wake after the read-only commands is still fuzzy, CLH-TDD-2023-008 is the place to say so, the first check is a read on clh-schemareg-01.prod.us-east-1.northstar.internal, and the sample I would still defend uses the same clock as 00.</w:t>
+      </w:r>
+    </w:p>
+    <w:p>
+      <w:pPr>
+        <w:spacing w:before="0" w:after="220" w:line="408" w:lineRule="auto"/>
+        <w:ind w:firstLine="317"/>
+      </w:pPr>
+      <w:r>
+        <w:rPr>
+          <w:rFonts w:ascii="Liberation Serif" w:hAnsi="Liberation Serif" w:eastAsia="Liberation Serif" w:cs="Liberation Serif"/>
+          <w:color w:val="222222"/>
+          <w:sz w:val="24"/>
+        </w:rPr>
+        <w:t>do not treat rollback when the migrate already expanded as polish, Staging April either owns it or we drop it, a poison record gets fenced, not more retries, and Aman Kumar will not keep a shadow list.</w:t>
+      </w:r>
+    </w:p>
+    <w:p>
+      <w:pPr>
+        <w:spacing w:before="0" w:after="220" w:line="408" w:lineRule="auto"/>
+        <w:ind w:firstLine="317"/>
+      </w:pPr>
+      <w:r>
+        <w:rPr>
+          <w:rFonts w:ascii="Liberation Serif" w:hAnsi="Liberation Serif" w:eastAsia="Liberation Serif" w:cs="Liberation Serif"/>
+          <w:color w:val="222222"/>
+          <w:sz w:val="24"/>
+        </w:rPr>
+        <w:t>Aman Kumar owes a close on date pressure versus a date with owners by June 28, 2023, not a status emoji, grant expiry is a date The April writes on CLH-5519, and I ping once and after that The April is late, not blocked.</w:t>
+      </w:r>
+    </w:p>
+    <w:p>
+      <w:pPr>
+        <w:spacing w:before="0" w:after="220" w:line="408" w:lineRule="auto"/>
+        <w:ind w:firstLine="317"/>
+      </w:pPr>
+      <w:r>
+        <w:rPr>
+          <w:rFonts w:ascii="Liberation Serif" w:hAnsi="Liberation Serif" w:eastAsia="Liberation Serif" w:cs="Liberation Serif"/>
+          <w:color w:val="222222"/>
+          <w:sz w:val="24"/>
+        </w:rPr>
+        <w:t>after June 29, 2023, leftover access for the freeze clock versus a 'small apply' is a bug, not a courtesy, the first check is a read on clh-kafka-01.prod.us-east-1.northstar.internal, and config, Helm, and a flag flip are all changes.</w:t>
+      </w:r>
+    </w:p>
+    <w:p>
+      <w:pPr>
+        <w:spacing w:before="0" w:after="220" w:line="408" w:lineRule="auto"/>
+        <w:ind w:firstLine="317"/>
+      </w:pPr>
+      <w:r>
+        <w:rPr>
+          <w:rFonts w:ascii="Liberation Serif" w:hAnsi="Liberation Serif" w:eastAsia="Liberation Serif" w:cs="Liberation Serif"/>
+          <w:color w:val="222222"/>
+          <w:sz w:val="24"/>
+        </w:rPr>
+        <w:t>I bounced a hallway yes on identifiers in chat, logs, or a support zip, a poison record gets fenced, not more retries, and abort beats a lying dual-run.</w:t>
+      </w:r>
+    </w:p>
+    <w:p>
+      <w:pPr>
+        <w:spacing w:before="0" w:after="220" w:line="408" w:lineRule="auto"/>
+        <w:ind w:firstLine="317"/>
+      </w:pPr>
+      <w:r>
+        <w:rPr>
+          <w:rFonts w:ascii="Liberation Serif" w:hAnsi="Liberation Serif" w:eastAsia="Liberation Serif" w:cs="Liberation Serif"/>
+          <w:color w:val="222222"/>
+          <w:sz w:val="24"/>
+        </w:rPr>
+        <w:t>Helen Cho asked for a one-line version of a cleanup PR that renames a field, grant expiry is a date Helen Cho writes on CLH-5519, and object on CLH-5519, not in a side thread.</w:t>
+      </w:r>
+    </w:p>
+    <w:p>
+      <w:pPr>
+        <w:spacing w:before="0" w:after="220" w:line="408" w:lineRule="auto"/>
+        <w:ind w:firstLine="317"/>
+      </w:pPr>
+      <w:r>
+        <w:rPr>
+          <w:rFonts w:ascii="Liberation Serif" w:hAnsi="Liberation Serif" w:eastAsia="Liberation Serif" w:cs="Liberation Serif"/>
+          <w:color w:val="222222"/>
+          <w:sz w:val="24"/>
+        </w:rPr>
+        <w:t>Priya Nair still has staging that is too small to catch the bug on CLH-TDD-2023-008, the first check is a read on clh-schemareg-01.prod.us-east-1.northstar.internal, and if this fights the front of CLH-RB-2023-012, strike it.</w:t>
+      </w:r>
+    </w:p>
+    <w:p>
+      <w:pPr>
+        <w:spacing w:before="0" w:after="220" w:line="408" w:lineRule="auto"/>
+        <w:ind w:firstLine="317"/>
+      </w:pPr>
+      <w:r>
+        <w:rPr>
+          <w:rFonts w:ascii="Liberation Serif" w:hAnsi="Liberation Serif" w:eastAsia="Liberation Serif" w:cs="Liberation Serif"/>
+          <w:color w:val="222222"/>
+          <w:sz w:val="24"/>
+        </w:rPr>
+        <w:t>Clearhaven can wait on weekend coverage that is not in the SLA until Aman Kumar writes the cut, a poison record gets fenced, not more retries, and a vendor discount is not evidence.</w:t>
+      </w:r>
+    </w:p>
+    <w:p>
+      <w:pPr>
+        <w:spacing w:before="0" w:after="220" w:line="408" w:lineRule="auto"/>
+        <w:ind w:firstLine="317"/>
+      </w:pPr>
+      <w:r>
+        <w:rPr>
+          <w:rFonts w:ascii="Liberation Serif" w:hAnsi="Liberation Serif" w:eastAsia="Liberation Serif" w:cs="Liberation Serif"/>
+          <w:color w:val="222222"/>
+          <w:sz w:val="24"/>
+        </w:rPr>
+        <w:t>Clearhaven can wait on pre-page: is this even a page until If Helen writes the cut, a poison record gets fenced, not more retries, and a vendor discount is not evidence.</w:t>
+      </w:r>
+    </w:p>
+    <w:p>
+      <w:pPr>
+        <w:spacing w:before="0" w:after="220" w:line="408" w:lineRule="auto"/>
+        <w:ind w:firstLine="317"/>
+      </w:pPr>
+      <w:r>
+        <w:rPr>
+          <w:rFonts w:ascii="Liberation Serif" w:hAnsi="Liberation Serif" w:eastAsia="Liberation Serif" w:cs="Liberation Serif"/>
+          <w:color w:val="222222"/>
+          <w:sz w:val="24"/>
+        </w:rPr>
+        <w:t>the front of CLH-RB-2023-012 already named poison versus lag versus empty-success, this paragraph is execution, grant expiry is a date Marcus Bell writes on CLH-5519, and I will not mix clocks to make poison versus lag versus empty-success look healthier.</w:t>
+      </w:r>
+    </w:p>
+    <w:p>
+      <w:pPr>
+        <w:spacing w:before="0" w:after="220" w:line="408" w:lineRule="auto"/>
+        <w:ind w:firstLine="317"/>
+      </w:pPr>
+      <w:r>
+        <w:rPr>
+          <w:rFonts w:ascii="Liberation Serif" w:hAnsi="Liberation Serif" w:eastAsia="Liberation Serif" w:cs="Liberation Serif"/>
+          <w:color w:val="222222"/>
+          <w:sz w:val="24"/>
+        </w:rPr>
+        <w:t>if who to wake after the read-only commands is still fuzzy, CLH-TDD-2023-008 is the place to say so, the first check is a read on clh-schemareg-01.prod.us-east-1.northstar.internal, and the sample I would still defend uses the same clock as 5519.</w:t>
+      </w:r>
+    </w:p>
+    <w:p>
+      <w:pPr>
+        <w:spacing w:before="0" w:after="220" w:line="408" w:lineRule="auto"/>
+        <w:ind w:firstLine="317"/>
+      </w:pPr>
+      <w:r>
+        <w:rPr>
+          <w:rFonts w:ascii="Liberation Serif" w:hAnsi="Liberation Serif" w:eastAsia="Liberation Serif" w:cs="Liberation Serif"/>
+          <w:color w:val="222222"/>
+          <w:sz w:val="24"/>
+        </w:rPr>
+        <w:t>do not treat rollback when the migrate already expanded as polish, Match Lag either owns it or we drop it, a poison record gets fenced, not more retries, and Aman Kumar will not keep a shadow list.</w:t>
+      </w:r>
+    </w:p>
+    <w:p>
+      <w:pPr>
+        <w:spacing w:before="0" w:after="220" w:line="408" w:lineRule="auto"/>
+        <w:ind w:firstLine="317"/>
+      </w:pPr>
+      <w:r>
+        <w:rPr>
+          <w:rFonts w:ascii="Liberation Serif" w:hAnsi="Liberation Serif" w:eastAsia="Liberation Serif" w:cs="Liberation Serif"/>
+          <w:color w:val="222222"/>
+          <w:sz w:val="24"/>
+        </w:rPr>
+        <w:t>Aman Kumar owes a close on date pressure versus a date with owners by June 28, 2023, not a status emoji, grant expiry is a date Guessing Helm writes on CLH-5519, and I ping once and after that Guessing Helm is late, not blocked.</w:t>
+      </w:r>
+    </w:p>
+    <w:p>
+      <w:pPr>
+        <w:spacing w:before="0" w:after="220" w:line="408" w:lineRule="auto"/>
+        <w:ind w:firstLine="317"/>
+      </w:pPr>
+      <w:r>
+        <w:rPr>
+          <w:rFonts w:ascii="Liberation Serif" w:hAnsi="Liberation Serif" w:eastAsia="Liberation Serif" w:cs="Liberation Serif"/>
+          <w:color w:val="222222"/>
+          <w:sz w:val="24"/>
+        </w:rPr>
+        <w:t>after June 29, 2023, leftover access for the freeze clock versus a 'small apply' is a bug, not a courtesy, the first check is a read on clh-kafka-01.prod.us-east-1.northstar.internal, and config, Helm, and a flag flip are all changes.</w:t>
+      </w:r>
+    </w:p>
+    <w:p>
+      <w:pPr>
+        <w:spacing w:before="0" w:after="220" w:line="408" w:lineRule="auto"/>
+        <w:ind w:firstLine="317"/>
+      </w:pPr>
+      <w:r>
+        <w:rPr>
+          <w:rFonts w:ascii="Liberation Serif" w:hAnsi="Liberation Serif" w:eastAsia="Liberation Serif" w:cs="Liberation Serif"/>
+          <w:color w:val="222222"/>
+          <w:sz w:val="24"/>
+        </w:rPr>
+        <w:t>I bounced a hallway yes on identifiers in chat, logs, or a support zip, a poison record gets fenced, not more retries, and abort beats a lying dual-run.</w:t>
+      </w:r>
+    </w:p>
+    <w:p>
+      <w:pPr>
+        <w:spacing w:before="0" w:after="220" w:line="408" w:lineRule="auto"/>
+        <w:ind w:firstLine="317"/>
+      </w:pPr>
+      <w:r>
+        <w:rPr>
+          <w:rFonts w:ascii="Liberation Serif" w:hAnsi="Liberation Serif" w:eastAsia="Liberation Serif" w:cs="Liberation Serif"/>
+          <w:color w:val="222222"/>
+          <w:sz w:val="24"/>
+        </w:rPr>
+        <w:t>Diego Alvarez asked for a one-line version of a cleanup PR that renames a field, grant expiry is a date Diego Alvarez writes on CLH-5519, and object on CLH-5519, not in a side thread.</w:t>
+      </w:r>
+    </w:p>
+    <w:p>
+      <w:pPr>
+        <w:spacing w:before="0" w:after="220" w:line="408" w:lineRule="auto"/>
+        <w:ind w:firstLine="317"/>
+      </w:pPr>
+      <w:r>
+        <w:rPr>
+          <w:rFonts w:ascii="Liberation Serif" w:hAnsi="Liberation Serif" w:eastAsia="Liberation Serif" w:cs="Liberation Serif"/>
+          <w:color w:val="222222"/>
+          <w:sz w:val="24"/>
+        </w:rPr>
+        <w:t>Kavya Menon still has staging that is too small to catch the bug on CLH-TDD-2023-008, the first check is a read on clh-schemareg-01.prod.us-east-1.northstar.internal, and if this fights the front of CLH-RB-2023-012, strike it.</w:t>
+      </w:r>
+    </w:p>
+    <w:p>
+      <w:pPr>
+        <w:spacing w:before="0" w:after="220" w:line="408" w:lineRule="auto"/>
+        <w:ind w:firstLine="317"/>
+      </w:pPr>
+      <w:r>
+        <w:rPr>
+          <w:rFonts w:ascii="Liberation Serif" w:hAnsi="Liberation Serif" w:eastAsia="Liberation Serif" w:cs="Liberation Serif"/>
+          <w:color w:val="222222"/>
+          <w:sz w:val="24"/>
+        </w:rPr>
+        <w:t>Clearhaven can wait on weekend coverage that is not in the SLA until Helen Cho writes the cut, a poison record gets fenced, not more retries, and a vendor discount is not evidence.</w:t>
+      </w:r>
+    </w:p>
+    <w:p>
+      <w:pPr>
+        <w:spacing w:before="0" w:after="220" w:line="408" w:lineRule="auto"/>
+        <w:ind w:firstLine="317"/>
+      </w:pPr>
+      <w:r>
+        <w:rPr>
+          <w:rFonts w:ascii="Liberation Serif" w:hAnsi="Liberation Serif" w:eastAsia="Liberation Serif" w:cs="Liberation Serif"/>
+          <w:color w:val="222222"/>
+          <w:sz w:val="24"/>
+        </w:rPr>
+        <w:t>the front of CLH-RB-2023-012 already named a vendor overlay we already rejected, this paragraph is execution, grant expiry is a date Priya Nair writes on CLH-5519, and I will not mix clocks to make a vendor overlay we already rejected look healthier.</w:t>
+      </w:r>
+    </w:p>
+    <w:p>
+      <w:pPr>
+        <w:spacing w:before="0" w:after="220" w:line="408" w:lineRule="auto"/>
+        <w:ind w:firstLine="317"/>
+      </w:pPr>
+      <w:r>
+        <w:rPr>
+          <w:rFonts w:ascii="Liberation Serif" w:hAnsi="Liberation Serif" w:eastAsia="Liberation Serif" w:cs="Liberation Serif"/>
+          <w:color w:val="222222"/>
+          <w:sz w:val="24"/>
+        </w:rPr>
+        <w:t>if replica lag after a count that looked fine is still fuzzy, CLH-TDD-2023-008 is the place to say so, the first check is a read on clh-kafka-01.prod.us-east-1.northstar.internal, and the sample I would still defend uses the same clock as 400.</w:t>
+      </w:r>
+    </w:p>
+    <w:p>
+      <w:pPr>
+        <w:spacing w:before="0" w:after="220" w:line="408" w:lineRule="auto"/>
+        <w:ind w:firstLine="317"/>
+      </w:pPr>
+      <w:r>
+        <w:rPr>
+          <w:rFonts w:ascii="Liberation Serif" w:hAnsi="Liberation Serif" w:eastAsia="Liberation Serif" w:cs="Liberation Serif"/>
+          <w:color w:val="222222"/>
+          <w:sz w:val="24"/>
+        </w:rPr>
+        <w:t>do not treat secret skew that looks like 'no work' as polish, Open Burrow either owns it or we drop it, a poison record gets fenced, not more retries, and Aman Kumar will not keep a shadow list.</w:t>
+      </w:r>
+    </w:p>
+    <w:p>
+      <w:pPr>
+        <w:spacing w:before="0" w:after="220" w:line="408" w:lineRule="auto"/>
+        <w:ind w:firstLine="317"/>
+      </w:pPr>
+      <w:r>
+        <w:rPr>
+          <w:rFonts w:ascii="Liberation Serif" w:hAnsi="Liberation Serif" w:eastAsia="Liberation Serif" w:cs="Liberation Serif"/>
+          <w:color w:val="222222"/>
+          <w:sz w:val="24"/>
+        </w:rPr>
+        <w:t>Aman Kumar owes a close on a dashboard screenshot standing in for a permalink by June 26, 2023, not a status emoji, grant expiry is a date Clh Match writes on CLH-5519, and I ping once and after that Clh Match is late, not blocked.</w:t>
+      </w:r>
+    </w:p>
+    <w:p>
+      <w:pPr>
+        <w:spacing w:before="0" w:after="220" w:line="408" w:lineRule="auto"/>
+        <w:ind w:firstLine="317"/>
+      </w:pPr>
+      <w:r>
+        <w:rPr>
+          <w:rFonts w:ascii="Liberation Serif" w:hAnsi="Liberation Serif" w:eastAsia="Liberation Serif" w:cs="Liberation Serif"/>
+          <w:color w:val="222222"/>
+          <w:sz w:val="24"/>
+        </w:rPr>
+        <w:t>after June 27, 2023, leftover access for owner as a team name instead of a person is a bug, not a courtesy, the first check is a read on clh-schemareg-01.prod.us-east-1.northstar.internal, and config, Helm, and a flag flip are all changes.</w:t>
+      </w:r>
+    </w:p>
+    <w:p>
+      <w:pPr>
+        <w:spacing w:before="0" w:after="220" w:line="408" w:lineRule="auto"/>
+        <w:ind w:firstLine="317"/>
+      </w:pPr>
+      <w:r>
+        <w:rPr>
+          <w:rFonts w:ascii="Liberation Serif" w:hAnsi="Liberation Serif" w:eastAsia="Liberation Serif" w:cs="Liberation Serif"/>
+          <w:color w:val="222222"/>
+          <w:sz w:val="24"/>
+        </w:rPr>
+        <w:t>I bounced a hallway yes on averaging QPS instead of testing the close, a poison record gets fenced, not more retries, and abort beats a lying dual-run.</w:t>
+      </w:r>
+    </w:p>
+    <w:p>
+      <w:pPr>
+        <w:spacing w:before="0" w:after="220" w:line="408" w:lineRule="auto"/>
+        <w:ind w:firstLine="317"/>
+      </w:pPr>
+      <w:r>
+        <w:rPr>
+          <w:rFonts w:ascii="Liberation Serif" w:hAnsi="Liberation Serif" w:eastAsia="Liberation Serif" w:cs="Liberation Serif"/>
+          <w:color w:val="222222"/>
+          <w:sz w:val="24"/>
+        </w:rPr>
+        <w:t>Grafana Clh asked for a one-line version of dropping a column in the same release as the readers, grant expiry is a date Grafana Clh writes on CLH-5519, and object on CLH-5519, not in a side thread.</w:t>
+      </w:r>
+    </w:p>
+    <w:p>
+      <w:pPr>
+        <w:spacing w:before="0" w:after="220" w:line="408" w:lineRule="auto"/>
+        <w:ind w:firstLine="317"/>
+      </w:pPr>
+      <w:r>
+        <w:rPr>
+          <w:rFonts w:ascii="Liberation Serif" w:hAnsi="Liberation Serif" w:eastAsia="Liberation Serif" w:cs="Liberation Serif"/>
+          <w:color w:val="222222"/>
+          <w:sz w:val="24"/>
+        </w:rPr>
+        <w:t>Match Lag still has raising retries on a poison record on CLH-TDD-2023-008, the first check is a read on clh-kafka-01.prod.us-east-1.northstar.internal, and if this fights the front of CLH-RB-2023-012, strike it.</w:t>
+      </w:r>
+    </w:p>
+    <w:p>
+      <w:pPr>
+        <w:spacing w:before="0" w:after="220" w:line="408" w:lineRule="auto"/>
+        <w:ind w:firstLine="317"/>
+      </w:pPr>
+      <w:r>
+        <w:rPr>
+          <w:rFonts w:ascii="Liberation Serif" w:hAnsi="Liberation Serif" w:eastAsia="Liberation Serif" w:cs="Liberation Serif"/>
+          <w:color w:val="222222"/>
+          <w:sz w:val="24"/>
+        </w:rPr>
+        <w:t>Clearhaven can wait on pre-page: is this even a page until Guessing Helm writes the cut, a poison record gets fenced, not more retries, and a vendor discount is not evidence.</w:t>
+      </w:r>
+    </w:p>
+    <w:p>
+      <w:pPr>
+        <w:spacing w:before="0" w:after="220" w:line="408" w:lineRule="auto"/>
+        <w:ind w:firstLine="317"/>
+      </w:pPr>
+      <w:r>
+        <w:rPr>
+          <w:rFonts w:ascii="Liberation Serif" w:hAnsi="Liberation Serif" w:eastAsia="Liberation Serif" w:cs="Liberation Serif"/>
+          <w:color w:val="222222"/>
+          <w:sz w:val="24"/>
+        </w:rPr>
+        <w:t>the front of CLH-RB-2023-012 already named poison versus lag versus empty-success, this paragraph is execution, grant expiry is a date Staging April writes on CLH-5519, and I will not mix clocks to make poison versus lag versus empty-success look healthier.</w:t>
+      </w:r>
+    </w:p>
+    <w:p>
+      <w:pPr>
+        <w:spacing w:before="0" w:after="220" w:line="408" w:lineRule="auto"/>
+        <w:ind w:firstLine="317"/>
+      </w:pPr>
+      <w:r>
+        <w:rPr>
+          <w:rFonts w:ascii="Liberation Serif" w:hAnsi="Liberation Serif" w:eastAsia="Liberation Serif" w:cs="Liberation Serif"/>
+          <w:color w:val="222222"/>
+          <w:sz w:val="24"/>
+        </w:rPr>
+        <w:t>if who to wake after the read-only commands is still fuzzy, CLH-TDD-2023-008 is the place to say so, the first check is a read on clh-schemareg-01.prod.us-east-1.northstar.internal, and the sample I would still defend uses the same clock as 00.</w:t>
+      </w:r>
+    </w:p>
+    <w:p>
+      <w:pPr>
+        <w:spacing w:before="0" w:after="220" w:line="408" w:lineRule="auto"/>
+        <w:ind w:firstLine="317"/>
+      </w:pPr>
+      <w:r>
+        <w:rPr>
+          <w:rFonts w:ascii="Liberation Serif" w:hAnsi="Liberation Serif" w:eastAsia="Liberation Serif" w:cs="Liberation Serif"/>
+          <w:color w:val="222222"/>
+          <w:sz w:val="24"/>
+        </w:rPr>
+        <w:t>do not treat rollback when the migrate already expanded as polish, Diego Alvarez either owns it or we drop it, a poison record gets fenced, not more retries, and Aman Kumar will not keep a shadow list.</w:t>
+      </w:r>
+    </w:p>
+    <w:p>
+      <w:pPr>
+        <w:spacing w:before="0" w:after="220" w:line="408" w:lineRule="auto"/>
+        <w:ind w:firstLine="317"/>
+      </w:pPr>
+      <w:r>
+        <w:rPr>
+          <w:rFonts w:ascii="Liberation Serif" w:hAnsi="Liberation Serif" w:eastAsia="Liberation Serif" w:cs="Liberation Serif"/>
+          <w:color w:val="222222"/>
+          <w:sz w:val="24"/>
+        </w:rPr>
+        <w:t>Aman Kumar owes a close on date pressure versus a date with owners by July 5, 2023, not a status emoji, grant expiry is a date Kavya Menon writes on CLH-5519, and I ping once and after that Kavya Menon is late, not blocked.</w:t>
+      </w:r>
+    </w:p>
+    <w:p>
+      <w:pPr>
+        <w:spacing w:before="0" w:after="220" w:line="408" w:lineRule="auto"/>
+        <w:ind w:firstLine="317"/>
+      </w:pPr>
+      <w:r>
+        <w:rPr>
+          <w:rFonts w:ascii="Liberation Serif" w:hAnsi="Liberation Serif" w:eastAsia="Liberation Serif" w:cs="Liberation Serif"/>
+          <w:color w:val="222222"/>
+          <w:sz w:val="24"/>
+        </w:rPr>
+        <w:t>after July 6, 2023, leftover access for the freeze clock versus a 'small apply' is a bug, not a courtesy, the first check is a read on clh-kafka-01.prod.us-east-1.northstar.internal, and config, Helm, and a flag flip are all changes.</w:t>
+      </w:r>
+    </w:p>
+    <w:p>
+      <w:pPr>
+        <w:spacing w:before="0" w:after="220" w:line="408" w:lineRule="auto"/>
+        <w:ind w:firstLine="317"/>
+      </w:pPr>
+      <w:r>
+        <w:rPr>
+          <w:rFonts w:ascii="Liberation Serif" w:hAnsi="Liberation Serif" w:eastAsia="Liberation Serif" w:cs="Liberation Serif"/>
+          <w:color w:val="222222"/>
+          <w:sz w:val="24"/>
+        </w:rPr>
+        <w:t>I bounced a hallway yes on identifiers in chat, logs, or a support zip, a poison record gets fenced, not more retries, and abort beats a lying dual-run.</w:t>
+      </w:r>
+    </w:p>
+    <w:p>
+      <w:pPr>
+        <w:spacing w:before="0" w:after="220" w:line="408" w:lineRule="auto"/>
+        <w:ind w:firstLine="317"/>
+      </w:pPr>
+      <w:r>
+        <w:rPr>
+          <w:rFonts w:ascii="Liberation Serif" w:hAnsi="Liberation Serif" w:eastAsia="Liberation Serif" w:cs="Liberation Serif"/>
+          <w:color w:val="222222"/>
+          <w:sz w:val="24"/>
+        </w:rPr>
+        <w:t>Aman Kumar asked for a one-line version of a cleanup PR that renames a field, grant expiry is a date Aman Kumar writes on CLH-5519, and object on CLH-5519, not in a side thread.</w:t>
+      </w:r>
+    </w:p>
+    <w:p>
+      <w:pPr>
+        <w:spacing w:before="0" w:after="220" w:line="408" w:lineRule="auto"/>
+        <w:ind w:firstLine="317"/>
+      </w:pPr>
+      <w:r>
+        <w:rPr>
+          <w:rFonts w:ascii="Liberation Serif" w:hAnsi="Liberation Serif" w:eastAsia="Liberation Serif" w:cs="Liberation Serif"/>
+          <w:color w:val="222222"/>
+          <w:sz w:val="24"/>
+        </w:rPr>
+        <w:t>Open Burrow still has staging that is too small to catch the bug on CLH-TDD-2023-008, the first check is a read on clh-schemareg-01.prod.us-east-1.northstar.internal, and if this fights the front of CLH-RB-2023-012, strike it.</w:t>
+      </w:r>
+    </w:p>
+    <w:p>
+      <w:pPr>
+        <w:spacing w:before="0" w:after="220" w:line="408" w:lineRule="auto"/>
+        <w:ind w:firstLine="317"/>
+      </w:pPr>
+      <w:r>
+        <w:rPr>
+          <w:rFonts w:ascii="Liberation Serif" w:hAnsi="Liberation Serif" w:eastAsia="Liberation Serif" w:cs="Liberation Serif"/>
+          <w:color w:val="222222"/>
+          <w:sz w:val="24"/>
+        </w:rPr>
+        <w:t>Clearhaven can wait on weekend coverage that is not in the SLA until Clh Match writes the cut, a poison record gets fenced, not more retries, and a vendor discount is not evidence.</w:t>
+      </w:r>
+    </w:p>
+    <w:p>
+      <w:pPr>
+        <w:spacing w:before="0" w:after="220" w:line="408" w:lineRule="auto"/>
+        <w:ind w:firstLine="317"/>
+      </w:pPr>
+      <w:r>
+        <w:rPr>
+          <w:rFonts w:ascii="Liberation Serif" w:hAnsi="Liberation Serif" w:eastAsia="Liberation Serif" w:cs="Liberation Serif"/>
+          <w:color w:val="222222"/>
+          <w:sz w:val="24"/>
+        </w:rPr>
+        <w:t>the front of CLH-RB-2023-012 already named a vendor overlay we already rejected, this paragraph is execution, grant expiry is a date If Helen writes on CLH-5519, and I will not mix clocks to make a vendor overlay we already rejected look healthier.</w:t>
+      </w:r>
+    </w:p>
+    <w:p>
+      <w:pPr>
+        <w:spacing w:before="0" w:after="220" w:line="408" w:lineRule="auto"/>
+        <w:ind w:firstLine="317"/>
+      </w:pPr>
+      <w:r>
+        <w:rPr>
+          <w:rFonts w:ascii="Liberation Serif" w:hAnsi="Liberation Serif" w:eastAsia="Liberation Serif" w:cs="Liberation Serif"/>
+          <w:color w:val="222222"/>
+          <w:sz w:val="24"/>
+        </w:rPr>
+        <w:t>if replica lag after a count that looked fine is still fuzzy, CLH-TDD-2023-008 is the place to say so, the first check is a read on clh-kafka-01.prod.us-east-1.northstar.internal, and the sample I would still defend uses the same clock as 400,000.</w:t>
+      </w:r>
+    </w:p>
+    <w:p>
+      <w:pPr>
+        <w:spacing w:before="0" w:after="220" w:line="408" w:lineRule="auto"/>
+        <w:ind w:firstLine="317"/>
+      </w:pPr>
+      <w:r>
+        <w:rPr>
+          <w:rFonts w:ascii="Liberation Serif" w:hAnsi="Liberation Serif" w:eastAsia="Liberation Serif" w:cs="Liberation Serif"/>
+          <w:color w:val="222222"/>
+          <w:sz w:val="24"/>
+        </w:rPr>
+        <w:t>do not treat secret skew that looks like 'no work' as polish, Grafana Clh either owns it or we drop it, a poison record gets fenced, not more retries, and Aman Kumar will not keep a shadow list.</w:t>
+      </w:r>
+    </w:p>
+    <w:p>
+      <w:pPr>
+        <w:spacing w:before="0" w:after="220" w:line="408" w:lineRule="auto"/>
+        <w:ind w:firstLine="317"/>
+      </w:pPr>
+      <w:r>
+        <w:rPr>
+          <w:rFonts w:ascii="Liberation Serif" w:hAnsi="Liberation Serif" w:eastAsia="Liberation Serif" w:cs="Liberation Serif"/>
+          <w:color w:val="222222"/>
+          <w:sz w:val="24"/>
+        </w:rPr>
+        <w:t>Aman Kumar owes a close on a dashboard screenshot standing in for a permalink by July 3, 2023, not a status emoji, grant expiry is a date Match Lag writes on CLH-5519, and I ping once and after that Match Lag is late, not blocked.</w:t>
+      </w:r>
+    </w:p>
+    <w:p>
+      <w:pPr>
+        <w:spacing w:before="0" w:after="220" w:line="408" w:lineRule="auto"/>
+        <w:ind w:firstLine="317"/>
+      </w:pPr>
+      <w:r>
+        <w:rPr>
+          <w:rFonts w:ascii="Liberation Serif" w:hAnsi="Liberation Serif" w:eastAsia="Liberation Serif" w:cs="Liberation Serif"/>
+          <w:color w:val="222222"/>
+          <w:sz w:val="24"/>
+        </w:rPr>
+        <w:t>after July 4, 2023, leftover access for owner as a team name instead of a person is a bug, not a courtesy, the first check is a read on clh-schemareg-01.prod.us-east-1.northstar.internal, and config, Helm, and a flag flip are all changes.</w:t>
+      </w:r>
+    </w:p>
+    <w:p>
+      <w:pPr>
+        <w:spacing w:before="0" w:after="220" w:line="408" w:lineRule="auto"/>
+        <w:ind w:firstLine="317"/>
+      </w:pPr>
+      <w:r>
+        <w:rPr>
+          <w:rFonts w:ascii="Liberation Serif" w:hAnsi="Liberation Serif" w:eastAsia="Liberation Serif" w:cs="Liberation Serif"/>
+          <w:color w:val="222222"/>
+          <w:sz w:val="24"/>
+        </w:rPr>
+        <w:t>I bounced a hallway yes on averaging QPS instead of testing the close, a poison record gets fenced, not more retries, and abort beats a lying dual-run.</w:t>
+      </w:r>
+    </w:p>
+    <w:p>
+      <w:pPr>
+        <w:spacing w:before="0" w:after="220" w:line="408" w:lineRule="auto"/>
+        <w:ind w:firstLine="317"/>
+      </w:pPr>
+      <w:r>
+        <w:rPr>
+          <w:rFonts w:ascii="Liberation Serif" w:hAnsi="Liberation Serif" w:eastAsia="Liberation Serif" w:cs="Liberation Serif"/>
+          <w:color w:val="222222"/>
+          <w:sz w:val="24"/>
+        </w:rPr>
+        <w:t>The April asked for a one-line version of dropping a column in the same release as the readers, grant expiry is a date The April writes on CLH-5519, and object on CLH-5519, not in a side thread.</w:t>
+      </w:r>
+    </w:p>
+    <w:p>
+      <w:pPr>
+        <w:spacing w:before="0" w:after="220" w:line="408" w:lineRule="auto"/>
+        <w:ind w:firstLine="317"/>
+      </w:pPr>
+      <w:r>
+        <w:rPr>
+          <w:rFonts w:ascii="Liberation Serif" w:hAnsi="Liberation Serif" w:eastAsia="Liberation Serif" w:cs="Liberation Serif"/>
+          <w:color w:val="222222"/>
+          <w:sz w:val="24"/>
+        </w:rPr>
+        <w:t>Diego Alvarez still has raising retries on a poison record on CLH-TDD-2023-008, the first check is a read on clh-kafka-01.prod.us-east-1.northstar.internal, and if this fights the front of CLH-RB-2023-012, strike it.</w:t>
+      </w:r>
+    </w:p>
+    <w:p>
+      <w:pPr>
+        <w:spacing w:before="0" w:after="220" w:line="408" w:lineRule="auto"/>
+        <w:ind w:firstLine="317"/>
+      </w:pPr>
+      <w:r>
+        <w:rPr>
+          <w:rFonts w:ascii="Liberation Serif" w:hAnsi="Liberation Serif" w:eastAsia="Liberation Serif" w:cs="Liberation Serif"/>
+          <w:color w:val="222222"/>
+          <w:sz w:val="24"/>
+        </w:rPr>
+        <w:t>Clearhaven can wait on pre-page: is this even a page until Kavya Menon writes the cut, a poison record gets fenced, not more retries, and a vendor discount is not evidence.</w:t>
+      </w:r>
+    </w:p>
+    <w:p>
+      <w:pPr>
+        <w:spacing w:before="0" w:after="220" w:line="408" w:lineRule="auto"/>
+        <w:ind w:firstLine="317"/>
+      </w:pPr>
+      <w:r>
+        <w:rPr>
+          <w:rFonts w:ascii="Liberation Serif" w:hAnsi="Liberation Serif" w:eastAsia="Liberation Serif" w:cs="Liberation Serif"/>
+          <w:color w:val="222222"/>
+          <w:sz w:val="24"/>
+        </w:rPr>
+        <w:t>the front of CLH-RB-2023-012 already named poison versus lag versus empty-success, this paragraph is execution, grant expiry is a date Helen Cho writes on CLH-5519, and I will not mix clocks to make poison versus lag versus empty-success look healthier.</w:t>
+      </w:r>
+    </w:p>
+    <w:p>
+      <w:pPr>
+        <w:spacing w:before="0" w:after="220" w:line="408" w:lineRule="auto"/>
+        <w:ind w:firstLine="317"/>
+      </w:pPr>
+      <w:r>
+        <w:rPr>
+          <w:rFonts w:ascii="Liberation Serif" w:hAnsi="Liberation Serif" w:eastAsia="Liberation Serif" w:cs="Liberation Serif"/>
+          <w:color w:val="222222"/>
+          <w:sz w:val="24"/>
+        </w:rPr>
+        <w:t>if who to wake after the read-only commands is still fuzzy, CLH-TDD-2023-008 is the place to say so, the first check is a read on clh-schemareg-01.prod.us-east-1.northstar.internal, and the sample I would still defend uses the same clock as 5519.</w:t>
+      </w:r>
+    </w:p>
+    <w:p>
+      <w:pPr>
+        <w:spacing w:before="0" w:after="220" w:line="408" w:lineRule="auto"/>
+        <w:ind w:firstLine="317"/>
+      </w:pPr>
+      <w:r>
+        <w:rPr>
+          <w:rFonts w:ascii="Liberation Serif" w:hAnsi="Liberation Serif" w:eastAsia="Liberation Serif" w:cs="Liberation Serif"/>
+          <w:color w:val="222222"/>
+          <w:sz w:val="24"/>
+        </w:rPr>
+        <w:t>do not treat rollback when the migrate already expanded as polish, Aman Kumar either owns it or we drop it, a poison record gets fenced, not more retries, and Aman Kumar will not keep a shadow list.</w:t>
+      </w:r>
+    </w:p>
+    <w:p>
+      <w:pPr>
+        <w:spacing w:before="0" w:after="220" w:line="408" w:lineRule="auto"/>
+        <w:ind w:firstLine="317"/>
+      </w:pPr>
+      <w:r>
+        <w:rPr>
+          <w:rFonts w:ascii="Liberation Serif" w:hAnsi="Liberation Serif" w:eastAsia="Liberation Serif" w:cs="Liberation Serif"/>
+          <w:color w:val="222222"/>
+          <w:sz w:val="24"/>
+        </w:rPr>
+        <w:t>Aman Kumar owes a close on date pressure versus a date with owners by July 1, 2023, not a status emoji, grant expiry is a date Open Burrow writes on CLH-5519, and I ping once and after that Open Burrow is late, not blocked.</w:t>
+      </w:r>
+    </w:p>
+    <w:p>
+      <w:pPr>
+        <w:spacing w:before="0" w:after="220" w:line="408" w:lineRule="auto"/>
+        <w:ind w:firstLine="317"/>
+      </w:pPr>
+      <w:r>
+        <w:rPr>
+          <w:rFonts w:ascii="Liberation Serif" w:hAnsi="Liberation Serif" w:eastAsia="Liberation Serif" w:cs="Liberation Serif"/>
+          <w:color w:val="222222"/>
+          <w:sz w:val="24"/>
+        </w:rPr>
+        <w:t>after July 2, 2023, leftover access for the freeze clock versus a 'small apply' is a bug, not a courtesy, the first check is a read on clh-kafka-01.prod.us-east-1.northstar.internal, and config, Helm, and a flag flip are all changes.</w:t>
+      </w:r>
+    </w:p>
+    <w:p>
+      <w:pPr>
+        <w:spacing w:before="0" w:after="220" w:line="408" w:lineRule="auto"/>
+        <w:ind w:firstLine="317"/>
+      </w:pPr>
+      <w:r>
+        <w:rPr>
+          <w:rFonts w:ascii="Liberation Serif" w:hAnsi="Liberation Serif" w:eastAsia="Liberation Serif" w:cs="Liberation Serif"/>
+          <w:color w:val="222222"/>
+          <w:sz w:val="24"/>
+        </w:rPr>
+        <w:t>I bounced a hallway yes on identifiers in chat, logs, or a support zip, a poison record gets fenced, not more retries, and abort beats a lying dual-run.</w:t>
+      </w:r>
+    </w:p>
+    <w:p>
+      <w:pPr>
+        <w:spacing w:before="0" w:after="220" w:line="408" w:lineRule="auto"/>
+        <w:ind w:firstLine="317"/>
+      </w:pPr>
+      <w:r>
+        <w:rPr>
+          <w:rFonts w:ascii="Liberation Serif" w:hAnsi="Liberation Serif" w:eastAsia="Liberation Serif" w:cs="Liberation Serif"/>
+          <w:color w:val="222222"/>
+          <w:sz w:val="24"/>
+        </w:rPr>
+        <w:t>Marcus Bell asked for a one-line version of a cleanup PR that renames a field, grant expiry is a date Marcus Bell writes on CLH-5519, and object on CLH-5519, not in a side thread.</w:t>
+      </w:r>
+    </w:p>
+    <w:p>
+      <w:pPr>
+        <w:spacing w:before="0" w:after="220" w:line="408" w:lineRule="auto"/>
+        <w:ind w:firstLine="317"/>
+      </w:pPr>
+      <w:r>
+        <w:rPr>
+          <w:rFonts w:ascii="Liberation Serif" w:hAnsi="Liberation Serif" w:eastAsia="Liberation Serif" w:cs="Liberation Serif"/>
+          <w:color w:val="222222"/>
+          <w:sz w:val="24"/>
+        </w:rPr>
+        <w:t>Grafana Clh still has staging that is too small to catch the bug on CLH-TDD-2023-008, the first check is a read on clh-schemareg-01.prod.us-east-1.northstar.internal, and if this fights the front of CLH-RB-2023-012, strike it.</w:t>
+      </w:r>
+    </w:p>
+    <w:p>
+      <w:pPr>
+        <w:spacing w:before="0" w:after="220" w:line="408" w:lineRule="auto"/>
+        <w:ind w:firstLine="317"/>
+      </w:pPr>
+      <w:r>
+        <w:rPr>
+          <w:rFonts w:ascii="Liberation Serif" w:hAnsi="Liberation Serif" w:eastAsia="Liberation Serif" w:cs="Liberation Serif"/>
+          <w:color w:val="222222"/>
+          <w:sz w:val="24"/>
+        </w:rPr>
+        <w:t>Clearhaven can wait on weekend coverage that is not in the SLA until Match Lag writes the cut, a poison record gets fenced, not more retries, and a vendor discount is not evidence.</w:t>
+      </w:r>
+    </w:p>
+    <w:p>
+      <w:pPr>
+        <w:spacing w:before="0" w:after="220" w:line="408" w:lineRule="auto"/>
+        <w:ind w:firstLine="317"/>
+      </w:pPr>
+      <w:r>
+        <w:rPr>
+          <w:rFonts w:ascii="Liberation Serif" w:hAnsi="Liberation Serif" w:eastAsia="Liberation Serif" w:cs="Liberation Serif"/>
+          <w:color w:val="222222"/>
+          <w:sz w:val="24"/>
+        </w:rPr>
+        <w:t>the front of CLH-RB-2023-012 already named a vendor overlay we already rejected, this paragraph is execution, grant expiry is a date Guessing Helm writes on CLH-5519, and I will not mix clocks to make a vendor overlay we already rejected look healthier.</w:t>
+      </w:r>
+    </w:p>
+    <w:p>
+      <w:pPr>
+        <w:spacing w:before="0" w:after="220" w:line="408" w:lineRule="auto"/>
+        <w:ind w:firstLine="317"/>
+      </w:pPr>
+      <w:r>
+        <w:rPr>
+          <w:rFonts w:ascii="Liberation Serif" w:hAnsi="Liberation Serif" w:eastAsia="Liberation Serif" w:cs="Liberation Serif"/>
+          <w:color w:val="222222"/>
+          <w:sz w:val="24"/>
+        </w:rPr>
+        <w:t>if replica lag after a count that looked fine is still fuzzy, CLH-TDD-2023-008 is the place to say so, the first check is a read on clh-kafka-01.prod.us-east-1.northstar.internal, and the sample I would still defend uses the same clock as 400.</w:t>
+      </w:r>
+    </w:p>
+    <w:p>
+      <w:pPr>
+        <w:spacing w:before="0" w:after="220" w:line="408" w:lineRule="auto"/>
+        <w:ind w:firstLine="317"/>
+      </w:pPr>
+      <w:r>
+        <w:rPr>
+          <w:rFonts w:ascii="Liberation Serif" w:hAnsi="Liberation Serif" w:eastAsia="Liberation Serif" w:cs="Liberation Serif"/>
+          <w:color w:val="222222"/>
+          <w:sz w:val="24"/>
+        </w:rPr>
+        <w:t>do not treat secret skew that looks like 'no work' as polish, The April either owns it or we drop it, a poison record gets fenced, not more retries, and Aman Kumar will not keep a shadow list.</w:t>
+      </w:r>
+    </w:p>
+    <w:p>
+      <w:pPr>
+        <w:spacing w:before="0" w:after="220" w:line="408" w:lineRule="auto"/>
+        <w:ind w:firstLine="317"/>
+      </w:pPr>
+      <w:r>
+        <w:rPr>
+          <w:rFonts w:ascii="Liberation Serif" w:hAnsi="Liberation Serif" w:eastAsia="Liberation Serif" w:cs="Liberation Serif"/>
+          <w:color w:val="222222"/>
+          <w:sz w:val="24"/>
+        </w:rPr>
+        <w:t>Aman Kumar owes a close on a dashboard screenshot standing in for a permalink by June 29, 2023, not a status emoji, grant expiry is a date Diego Alvarez writes on CLH-5519, and I ping once and after that Diego Alvarez is late, not blocked.</w:t>
+      </w:r>
+    </w:p>
+    <w:p>
+      <w:pPr>
+        <w:spacing w:before="0" w:after="220" w:line="408" w:lineRule="auto"/>
+        <w:ind w:firstLine="317"/>
+      </w:pPr>
+      <w:r>
+        <w:rPr>
+          <w:rFonts w:ascii="Liberation Serif" w:hAnsi="Liberation Serif" w:eastAsia="Liberation Serif" w:cs="Liberation Serif"/>
+          <w:color w:val="222222"/>
+          <w:sz w:val="24"/>
+        </w:rPr>
+        <w:t>after June 30, 2023, leftover access for owner as a team name instead of a person is a bug, not a courtesy, the first check is a read on clh-schemareg-01.prod.us-east-1.northstar.internal, and config, Helm, and a flag flip are all changes.</w:t>
+      </w:r>
+    </w:p>
+    <w:p>
+      <w:pPr>
+        <w:spacing w:before="0" w:after="220" w:line="408" w:lineRule="auto"/>
+        <w:ind w:firstLine="317"/>
+      </w:pPr>
+      <w:r>
+        <w:rPr>
+          <w:rFonts w:ascii="Liberation Serif" w:hAnsi="Liberation Serif" w:eastAsia="Liberation Serif" w:cs="Liberation Serif"/>
+          <w:color w:val="222222"/>
+          <w:sz w:val="24"/>
+        </w:rPr>
+        <w:t>I bounced a hallway yes on averaging QPS instead of testing the close, a poison record gets fenced, not more retries, and abort beats a lying dual-run.</w:t>
+      </w:r>
+    </w:p>
+    <w:p>
+      <w:pPr>
+        <w:spacing w:before="0" w:after="220" w:line="408" w:lineRule="auto"/>
+        <w:ind w:firstLine="317"/>
+      </w:pPr>
+      <w:r>
+        <w:rPr>
+          <w:rFonts w:ascii="Liberation Serif" w:hAnsi="Liberation Serif" w:eastAsia="Liberation Serif" w:cs="Liberation Serif"/>
+          <w:color w:val="222222"/>
+          <w:sz w:val="24"/>
+        </w:rPr>
+        <w:t>Priya Nair asked for a one-line version of dropping a column in the same release as the readers, grant expiry is a date Priya Nair writes on CLH-5519, and object on CLH-5519, not in a side thread.</w:t>
+      </w:r>
+    </w:p>
+    <w:p>
+      <w:pPr>
+        <w:spacing w:before="0" w:after="220" w:line="408" w:lineRule="auto"/>
+        <w:ind w:firstLine="317"/>
+      </w:pPr>
+      <w:r>
+        <w:rPr>
+          <w:rFonts w:ascii="Liberation Serif" w:hAnsi="Liberation Serif" w:eastAsia="Liberation Serif" w:cs="Liberation Serif"/>
+          <w:color w:val="222222"/>
+          <w:sz w:val="24"/>
+        </w:rPr>
+        <w:t>Aman Kumar still has raising retries on a poison record on CLH-TDD-2023-008, the first check is a read on clh-kafka-01.prod.us-east-1.northstar.internal, and if this fights the front of CLH-RB-2023-012, strike it.</w:t>
+      </w:r>
+    </w:p>
+    <w:p>
+      <w:pPr>
+        <w:spacing w:before="0" w:after="220" w:line="408" w:lineRule="auto"/>
+        <w:ind w:firstLine="317"/>
+      </w:pPr>
+      <w:r>
+        <w:rPr>
+          <w:rFonts w:ascii="Liberation Serif" w:hAnsi="Liberation Serif" w:eastAsia="Liberation Serif" w:cs="Liberation Serif"/>
+          <w:color w:val="222222"/>
+          <w:sz w:val="24"/>
+        </w:rPr>
+        <w:t>Clearhaven can wait on pre-page: is this even a page until Open Burrow writes the cut, a poison record gets fenced, not more retries, and a vendor discount is not evidence.</w:t>
+      </w:r>
+    </w:p>
+    <w:p>
+      <w:pPr>
+        <w:spacing w:before="0" w:after="220" w:line="408" w:lineRule="auto"/>
+        <w:ind w:firstLine="317"/>
+      </w:pPr>
+      <w:r>
+        <w:rPr>
+          <w:rFonts w:ascii="Liberation Serif" w:hAnsi="Liberation Serif" w:eastAsia="Liberation Serif" w:cs="Liberation Serif"/>
+          <w:color w:val="222222"/>
+          <w:sz w:val="24"/>
+        </w:rPr>
+        <w:t>the front of CLH-RB-2023-012 already named poison versus lag versus empty-success, this paragraph is execution, grant expiry is a date Clh Match writes on CLH-5519, and I will not mix clocks to make poison versus lag versus empty-success look healthier.</w:t>
+      </w:r>
+    </w:p>
+    <w:p>
+      <w:pPr>
+        <w:spacing w:before="0" w:after="220" w:line="408" w:lineRule="auto"/>
+        <w:ind w:firstLine="317"/>
+      </w:pPr>
+      <w:r>
+        <w:rPr>
+          <w:rFonts w:ascii="Liberation Serif" w:hAnsi="Liberation Serif" w:eastAsia="Liberation Serif" w:cs="Liberation Serif"/>
+          <w:color w:val="222222"/>
+          <w:sz w:val="24"/>
+        </w:rPr>
+        <w:t>if who to wake after the read-only commands is still fuzzy, CLH-TDD-2023-008 is the place to say so, the first check is a read on clh-schemareg-01.prod.us-east-1.northstar.internal, and the sample I would still defend uses the same clock as 00.</w:t>
+      </w:r>
+    </w:p>
+    <w:p>
+      <w:pPr>
+        <w:spacing w:before="0" w:after="220" w:line="408" w:lineRule="auto"/>
+        <w:ind w:firstLine="317"/>
+      </w:pPr>
+      <w:r>
+        <w:rPr>
+          <w:rFonts w:ascii="Liberation Serif" w:hAnsi="Liberation Serif" w:eastAsia="Liberation Serif" w:cs="Liberation Serif"/>
+          <w:color w:val="222222"/>
+          <w:sz w:val="24"/>
+        </w:rPr>
+        <w:t>do not treat rollback when the migrate already expanded as polish, Marcus Bell either owns it or we drop it, a poison record gets fenced, not more retries, and Aman Kumar will not keep a shadow list.</w:t>
+      </w:r>
+    </w:p>
+    <w:p>
+      <w:pPr>
+        <w:spacing w:before="0" w:after="220" w:line="408" w:lineRule="auto"/>
+        <w:ind w:firstLine="317"/>
+      </w:pPr>
+      <w:r>
+        <w:rPr>
+          <w:rFonts w:ascii="Liberation Serif" w:hAnsi="Liberation Serif" w:eastAsia="Liberation Serif" w:cs="Liberation Serif"/>
+          <w:color w:val="222222"/>
+          <w:sz w:val="24"/>
+        </w:rPr>
+        <w:t>Aman Kumar owes a close on date pressure versus a date with owners by June 27, 2023, not a status emoji, grant expiry is a date Grafana Clh writes on CLH-5519, and I ping once and after that Grafana Clh is late, not blocked.</w:t>
+      </w:r>
+    </w:p>
+    <w:p>
+      <w:pPr>
+        <w:spacing w:before="0" w:after="220" w:line="408" w:lineRule="auto"/>
+        <w:ind w:firstLine="317"/>
+      </w:pPr>
+      <w:r>
+        <w:rPr>
+          <w:rFonts w:ascii="Liberation Serif" w:hAnsi="Liberation Serif" w:eastAsia="Liberation Serif" w:cs="Liberation Serif"/>
+          <w:color w:val="222222"/>
+          <w:sz w:val="24"/>
+        </w:rPr>
+        <w:t>after June 28, 2023, leftover access for the freeze clock versus a 'small apply' is a bug, not a courtesy, the first check is a read on clh-kafka-01.prod.us-east-1.northstar.internal, and config, Helm, and a flag flip are all changes.</w:t>
+      </w:r>
+    </w:p>
+    <w:p>
+      <w:pPr>
+        <w:spacing w:before="0" w:after="220" w:line="408" w:lineRule="auto"/>
+        <w:ind w:firstLine="317"/>
+      </w:pPr>
+      <w:r>
+        <w:rPr>
+          <w:rFonts w:ascii="Liberation Serif" w:hAnsi="Liberation Serif" w:eastAsia="Liberation Serif" w:cs="Liberation Serif"/>
+          <w:color w:val="222222"/>
+          <w:sz w:val="24"/>
+        </w:rPr>
+        <w:t>I bounced a hallway yes on identifiers in chat, logs, or a support zip, a poison record gets fenced, not more retries, and abort beats a lying dual-run.</w:t>
+      </w:r>
+    </w:p>
+    <w:p>
+      <w:pPr>
+        <w:spacing w:before="0" w:after="220" w:line="408" w:lineRule="auto"/>
+        <w:ind w:firstLine="317"/>
+      </w:pPr>
+      <w:r>
+        <w:rPr>
+          <w:rFonts w:ascii="Liberation Serif" w:hAnsi="Liberation Serif" w:eastAsia="Liberation Serif" w:cs="Liberation Serif"/>
+          <w:color w:val="222222"/>
+          <w:sz w:val="24"/>
+        </w:rPr>
+        <w:t>Staging April asked for a one-line version of a cleanup PR that renames a field, grant expiry is a date Staging April writes on CLH-5519, and object on CLH-5519, not in a side thread.</w:t>
+      </w:r>
+    </w:p>
+    <w:p>
+      <w:pPr>
+        <w:spacing w:before="0" w:after="220" w:line="408" w:lineRule="auto"/>
+        <w:ind w:firstLine="317"/>
+      </w:pPr>
+      <w:r>
+        <w:rPr>
+          <w:rFonts w:ascii="Liberation Serif" w:hAnsi="Liberation Serif" w:eastAsia="Liberation Serif" w:cs="Liberation Serif"/>
+          <w:color w:val="222222"/>
+          <w:sz w:val="24"/>
+        </w:rPr>
+        <w:t>The April still has staging that is too small to catch the bug on CLH-TDD-2023-008, the first check is a read on clh-schemareg-01.prod.us-east-1.northstar.internal, and if this fights the front of CLH-RB-2023-012, strike it.</w:t>
+      </w:r>
+    </w:p>
+    <w:p>
+      <w:pPr>
+        <w:spacing w:before="0" w:after="220" w:line="408" w:lineRule="auto"/>
+        <w:ind w:firstLine="317"/>
+      </w:pPr>
+      <w:r>
+        <w:rPr>
+          <w:rFonts w:ascii="Liberation Serif" w:hAnsi="Liberation Serif" w:eastAsia="Liberation Serif" w:cs="Liberation Serif"/>
+          <w:color w:val="222222"/>
+          <w:sz w:val="24"/>
+        </w:rPr>
+        <w:t>Clearhaven can wait on weekend coverage that is not in the SLA until Diego Alvarez writes the cut, a poison record gets fenced, not more retries, and a vendor discount is not evidence.</w:t>
+      </w:r>
+    </w:p>
+    <w:p>
+      <w:pPr>
+        <w:spacing w:before="0" w:after="220" w:line="408" w:lineRule="auto"/>
+        <w:ind w:firstLine="317"/>
+      </w:pPr>
+      <w:r>
+        <w:rPr>
+          <w:rFonts w:ascii="Liberation Serif" w:hAnsi="Liberation Serif" w:eastAsia="Liberation Serif" w:cs="Liberation Serif"/>
+          <w:color w:val="222222"/>
+          <w:sz w:val="24"/>
+        </w:rPr>
+        <w:t>the front of CLH-RB-2023-012 already named a vendor overlay we already rejected, this paragraph is execution, grant expiry is a date Kavya Menon writes on CLH-5519, and I will not mix clocks to make a vendor overlay we already rejected look healthier.</w:t>
+      </w:r>
+    </w:p>
+    <w:p>
+      <w:pPr>
+        <w:spacing w:before="0" w:after="220" w:line="408" w:lineRule="auto"/>
+        <w:ind w:firstLine="317"/>
+      </w:pPr>
+      <w:r>
+        <w:rPr>
+          <w:rFonts w:ascii="Liberation Serif" w:hAnsi="Liberation Serif" w:eastAsia="Liberation Serif" w:cs="Liberation Serif"/>
+          <w:color w:val="222222"/>
+          <w:sz w:val="24"/>
+        </w:rPr>
+        <w:t>if replica lag after a count that looked fine is still fuzzy, CLH-TDD-2023-008 is the place to say so, the first check is a read on clh-kafka-01.prod.us-east-1.northstar.internal, and the sample I would still defend uses the same clock as 400,000.</w:t>
+      </w:r>
+    </w:p>
+    <w:p>
+      <w:pPr>
+        <w:spacing w:before="0" w:after="220" w:line="408" w:lineRule="auto"/>
+        <w:ind w:firstLine="317"/>
+      </w:pPr>
+      <w:r>
+        <w:rPr>
+          <w:rFonts w:ascii="Liberation Serif" w:hAnsi="Liberation Serif" w:eastAsia="Liberation Serif" w:cs="Liberation Serif"/>
+          <w:color w:val="222222"/>
+          <w:sz w:val="24"/>
+        </w:rPr>
+        <w:t>do not treat secret skew that looks like 'no work' as polish, Priya Nair either owns it or we drop it, a poison record gets fenced, not more retries, and Aman Kumar will not keep a shadow list.</w:t>
+      </w:r>
+    </w:p>
+    <w:p>
+      <w:pPr>
+        <w:spacing w:before="0" w:after="220" w:line="408" w:lineRule="auto"/>
+        <w:ind w:firstLine="317"/>
+      </w:pPr>
+      <w:r>
+        <w:rPr>
+          <w:rFonts w:ascii="Liberation Serif" w:hAnsi="Liberation Serif" w:eastAsia="Liberation Serif" w:cs="Liberation Serif"/>
+          <w:color w:val="222222"/>
+          <w:sz w:val="24"/>
+        </w:rPr>
+        <w:t>Aman Kumar owes a close on a dashboard screenshot standing in for a permalink by July 6, 2023, not a status emoji, grant expiry is a date Aman Kumar writes on CLH-5519, and I ping once and after that Aman Kumar is late, not blocked.</w:t>
+      </w:r>
+    </w:p>
+    <w:p>
+      <w:pPr>
+        <w:spacing w:before="0" w:after="220" w:line="408" w:lineRule="auto"/>
+        <w:ind w:firstLine="317"/>
+      </w:pPr>
+      <w:r>
+        <w:rPr>
+          <w:rFonts w:ascii="Liberation Serif" w:hAnsi="Liberation Serif" w:eastAsia="Liberation Serif" w:cs="Liberation Serif"/>
+          <w:color w:val="222222"/>
+          <w:sz w:val="24"/>
+        </w:rPr>
+        <w:t>after June 26, 2023, leftover access for owner as a team name instead of a person is a bug, not a courtesy, the first check is a read on clh-schemareg-01.prod.us-east-1.northstar.internal, and config, Helm, and a flag flip are all changes.</w:t>
+      </w:r>
+    </w:p>
+    <w:p>
+      <w:pPr>
+        <w:spacing w:before="0" w:after="220" w:line="408" w:lineRule="auto"/>
+        <w:ind w:firstLine="317"/>
+      </w:pPr>
+      <w:r>
+        <w:rPr>
+          <w:rFonts w:ascii="Liberation Serif" w:hAnsi="Liberation Serif" w:eastAsia="Liberation Serif" w:cs="Liberation Serif"/>
+          <w:color w:val="222222"/>
+          <w:sz w:val="24"/>
+        </w:rPr>
+        <w:t>I bounced a hallway yes on averaging QPS instead of testing the close, a poison record gets fenced, not more retries, and abort beats a lying dual-run.</w:t>
+      </w:r>
+    </w:p>
+    <w:p>
+      <w:pPr>
+        <w:spacing w:before="0" w:after="220" w:line="408" w:lineRule="auto"/>
+        <w:ind w:firstLine="317"/>
+      </w:pPr>
+      <w:r>
+        <w:rPr>
+          <w:rFonts w:ascii="Liberation Serif" w:hAnsi="Liberation Serif" w:eastAsia="Liberation Serif" w:cs="Liberation Serif"/>
+          <w:color w:val="222222"/>
+          <w:sz w:val="24"/>
+        </w:rPr>
+        <w:t>If Helen asked for a one-line version of dropping a column in the same release as the readers, grant expiry is a date If Helen writes on CLH-5519, and object on CLH-5519, not in a side thread.</w:t>
+      </w:r>
+    </w:p>
+    <w:p>
+      <w:pPr>
+        <w:spacing w:before="0" w:after="220" w:line="408" w:lineRule="auto"/>
+        <w:ind w:firstLine="317"/>
+      </w:pPr>
+      <w:r>
+        <w:rPr>
+          <w:rFonts w:ascii="Liberation Serif" w:hAnsi="Liberation Serif" w:eastAsia="Liberation Serif" w:cs="Liberation Serif"/>
+          <w:color w:val="222222"/>
+          <w:sz w:val="24"/>
+        </w:rPr>
+        <w:t>Marcus Bell still has raising retries on a poison record on CLH-TDD-2023-008, the first check is a read on clh-kafka-01.prod.us-east-1.northstar.internal, and if this fights the front of CLH-RB-2023-012, strike it.</w:t>
+      </w:r>
+    </w:p>
+    <w:p>
+      <w:pPr>
+        <w:spacing w:before="0" w:after="220" w:line="408" w:lineRule="auto"/>
+        <w:ind w:firstLine="317"/>
+      </w:pPr>
+      <w:r>
+        <w:rPr>
+          <w:rFonts w:ascii="Liberation Serif" w:hAnsi="Liberation Serif" w:eastAsia="Liberation Serif" w:cs="Liberation Serif"/>
+          <w:color w:val="222222"/>
+          <w:sz w:val="24"/>
+        </w:rPr>
+        <w:t>Clearhaven can wait on pre-page: is this even a page until Grafana Clh writes the cut, a poison record gets fenced, not more retries, and a vendor discount is not evidence.</w:t>
+      </w:r>
+    </w:p>
+    <w:p>
+      <w:pPr>
+        <w:spacing w:before="0" w:after="220" w:line="408" w:lineRule="auto"/>
+        <w:ind w:firstLine="317"/>
+      </w:pPr>
+      <w:r>
+        <w:rPr>
+          <w:rFonts w:ascii="Liberation Serif" w:hAnsi="Liberation Serif" w:eastAsia="Liberation Serif" w:cs="Liberation Serif"/>
+          <w:color w:val="222222"/>
+          <w:sz w:val="24"/>
+        </w:rPr>
+        <w:t>the front of CLH-RB-2023-012 already named poison versus lag versus empty-success, this paragraph is execution, grant expiry is a date Match Lag writes on CLH-5519, and I will not mix clocks to make poison versus lag versus empty-success look healthier.</w:t>
+      </w:r>
+    </w:p>
+    <w:p>
+      <w:pPr>
+        <w:spacing w:before="0" w:after="220" w:line="408" w:lineRule="auto"/>
+        <w:ind w:firstLine="317"/>
+      </w:pPr>
+      <w:r>
+        <w:rPr>
+          <w:rFonts w:ascii="Liberation Serif" w:hAnsi="Liberation Serif" w:eastAsia="Liberation Serif" w:cs="Liberation Serif"/>
+          <w:color w:val="222222"/>
+          <w:sz w:val="24"/>
+        </w:rPr>
+        <w:t>if who to wake after the read-only commands is still fuzzy, CLH-TDD-2023-008 is the place to say so, the first check is a read on clh-schemareg-01.prod.us-east-1.northstar.internal, and the sample I would still defend uses the same clock as 5519.</w:t>
+      </w:r>
+    </w:p>
+    <w:p>
+      <w:pPr>
+        <w:spacing w:before="0" w:after="220" w:line="408" w:lineRule="auto"/>
+        <w:ind w:firstLine="317"/>
+      </w:pPr>
+      <w:r>
+        <w:rPr>
+          <w:rFonts w:ascii="Liberation Serif" w:hAnsi="Liberation Serif" w:eastAsia="Liberation Serif" w:cs="Liberation Serif"/>
+          <w:color w:val="222222"/>
+          <w:sz w:val="24"/>
+        </w:rPr>
+        <w:t>do not treat rollback when the migrate already expanded as polish, Staging April either owns it or we drop it, a poison record gets fenced, not more retries, and Aman Kumar will not keep a shadow list.</w:t>
+      </w:r>
+    </w:p>
+    <w:p>
+      <w:pPr>
+        <w:spacing w:before="0" w:after="220" w:line="408" w:lineRule="auto"/>
+        <w:ind w:firstLine="317"/>
+      </w:pPr>
+      <w:r>
+        <w:rPr>
+          <w:rFonts w:ascii="Liberation Serif" w:hAnsi="Liberation Serif" w:eastAsia="Liberation Serif" w:cs="Liberation Serif"/>
+          <w:color w:val="222222"/>
+          <w:sz w:val="24"/>
+        </w:rPr>
+        <w:t>Aman Kumar owes a close on date pressure versus a date with owners by July 4, 2023, not a status emoji, grant expiry is a date The April writes on CLH-5519, and I ping once and after that The April is late, not blocked.</w:t>
+      </w:r>
+    </w:p>
+    <w:p>
+      <w:pPr>
+        <w:spacing w:before="0" w:after="220" w:line="408" w:lineRule="auto"/>
+        <w:ind w:firstLine="317"/>
+      </w:pPr>
+      <w:r>
+        <w:rPr>
+          <w:rFonts w:ascii="Liberation Serif" w:hAnsi="Liberation Serif" w:eastAsia="Liberation Serif" w:cs="Liberation Serif"/>
+          <w:color w:val="222222"/>
+          <w:sz w:val="24"/>
+        </w:rPr>
+        <w:t>after July 5, 2023, leftover access for the freeze clock versus a 'small apply' is a bug, not a courtesy, the first check is a read on clh-kafka-01.prod.us-east-1.northstar.internal, and config, Helm, and a flag flip are all changes.</w:t>
+      </w:r>
+    </w:p>
+    <w:p>
+      <w:pPr>
+        <w:spacing w:before="0" w:after="220" w:line="408" w:lineRule="auto"/>
+        <w:ind w:firstLine="317"/>
+      </w:pPr>
+      <w:r>
+        <w:rPr>
+          <w:rFonts w:ascii="Liberation Serif" w:hAnsi="Liberation Serif" w:eastAsia="Liberation Serif" w:cs="Liberation Serif"/>
+          <w:color w:val="222222"/>
+          <w:sz w:val="24"/>
+        </w:rPr>
+        <w:t>I bounced a hallway yes on identifiers in chat, logs, or a support zip, a poison record gets fenced, not more retries, and abort beats a lying dual-run.</w:t>
+      </w:r>
+    </w:p>
+    <w:p>
+      <w:pPr>
+        <w:spacing w:before="0" w:after="220" w:line="408" w:lineRule="auto"/>
+        <w:ind w:firstLine="317"/>
+      </w:pPr>
+      <w:r>
+        <w:rPr>
+          <w:rFonts w:ascii="Liberation Serif" w:hAnsi="Liberation Serif" w:eastAsia="Liberation Serif" w:cs="Liberation Serif"/>
+          <w:color w:val="222222"/>
+          <w:sz w:val="24"/>
+        </w:rPr>
+        <w:t>Helen Cho asked for a one-line version of a cleanup PR that renames a field, grant expiry is a date Helen Cho writes on CLH-5519, and object on CLH-5519, not in a side thread.</w:t>
+      </w:r>
+    </w:p>
+    <w:p>
+      <w:pPr>
+        <w:spacing w:before="0" w:after="220" w:line="408" w:lineRule="auto"/>
+        <w:ind w:firstLine="317"/>
+      </w:pPr>
+      <w:r>
+        <w:rPr>
+          <w:rFonts w:ascii="Liberation Serif" w:hAnsi="Liberation Serif" w:eastAsia="Liberation Serif" w:cs="Liberation Serif"/>
+          <w:color w:val="222222"/>
+          <w:sz w:val="24"/>
+        </w:rPr>
+        <w:t>if pre-page: is this even a page is still fuzzy, CLH-TDD-2023-008 is the place to say so, the first check is a read on clh-schemareg-01.prod.us-east-1.northstar.internal, and the sample I would still defend uses the same clock as 00.</w:t>
+      </w:r>
+    </w:p>
+    <w:p>
+      <w:pPr>
+        <w:spacing w:before="0" w:after="220" w:line="408" w:lineRule="auto"/>
+        <w:ind w:firstLine="317"/>
+      </w:pPr>
+      <w:r>
+        <w:rPr>
+          <w:rFonts w:ascii="Liberation Serif" w:hAnsi="Liberation Serif" w:eastAsia="Liberation Serif" w:cs="Liberation Serif"/>
+          <w:color w:val="222222"/>
+          <w:sz w:val="24"/>
+        </w:rPr>
+        <w:t>do not treat poison versus lag versus empty-success as polish, Match Lag either owns it or we drop it, a poison record gets fenced, not more retries, and Aman Kumar will not keep a shadow list.</w:t>
+      </w:r>
+    </w:p>
+    <w:p>
+      <w:pPr>
+        <w:spacing w:before="0" w:after="220" w:line="408" w:lineRule="auto"/>
+        <w:ind w:firstLine="317"/>
+      </w:pPr>
+      <w:r>
+        <w:rPr>
+          <w:rFonts w:ascii="Liberation Serif" w:hAnsi="Liberation Serif" w:eastAsia="Liberation Serif" w:cs="Liberation Serif"/>
+          <w:color w:val="222222"/>
+          <w:sz w:val="24"/>
+        </w:rPr>
+        <w:t>Aman Kumar owes a close on who to wake after the read-only commands by July 2, 2023, not a status emoji, grant expiry is a date Guessing Helm writes on CLH-5519, and I ping once and after that Guessing Helm is late, not blocked.</w:t>
+      </w:r>
+    </w:p>
+    <w:p>
+      <w:pPr>
+        <w:spacing w:before="0" w:after="220" w:line="408" w:lineRule="auto"/>
+        <w:ind w:firstLine="317"/>
+      </w:pPr>
+      <w:r>
+        <w:rPr>
+          <w:rFonts w:ascii="Liberation Serif" w:hAnsi="Liberation Serif" w:eastAsia="Liberation Serif" w:cs="Liberation Serif"/>
+          <w:color w:val="222222"/>
+          <w:sz w:val="24"/>
+        </w:rPr>
+        <w:t>after July 3, 2023, leftover access for rollback when the migrate already expanded is a bug, not a courtesy, the first check is a read on clh-kafka-01.prod.us-east-1.northstar.internal, and config, Helm, and a flag flip are all changes.</w:t>
+      </w:r>
+    </w:p>
+    <w:p>
+      <w:pPr>
+        <w:spacing w:before="0" w:after="220" w:line="408" w:lineRule="auto"/>
+        <w:ind w:firstLine="317"/>
+      </w:pPr>
+      <w:r>
+        <w:rPr>
+          <w:rFonts w:ascii="Liberation Serif" w:hAnsi="Liberation Serif" w:eastAsia="Liberation Serif" w:cs="Liberation Serif"/>
+          <w:color w:val="222222"/>
+          <w:sz w:val="24"/>
+        </w:rPr>
+        <w:t>I bounced a hallway yes on date pressure versus a date with owners, a poison record gets fenced, not more retries, and abort beats a lying dual-run.</w:t>
+      </w:r>
+    </w:p>
+    <w:p>
+      <w:pPr>
+        <w:spacing w:before="0" w:after="220" w:line="408" w:lineRule="auto"/>
+        <w:ind w:firstLine="317"/>
+      </w:pPr>
+      <w:r>
+        <w:rPr>
+          <w:rFonts w:ascii="Liberation Serif" w:hAnsi="Liberation Serif" w:eastAsia="Liberation Serif" w:cs="Liberation Serif"/>
+          <w:color w:val="222222"/>
+          <w:sz w:val="24"/>
+        </w:rPr>
+        <w:t>Diego Alvarez asked for a one-line version of the freeze clock versus a 'small apply', grant expiry is a date Diego Alvarez writes on CLH-5519, and object on CLH-5519, not in a side thread.</w:t>
+      </w:r>
+    </w:p>
+    <w:p>
+      <w:pPr>
+        <w:spacing w:before="0" w:after="220" w:line="408" w:lineRule="auto"/>
+        <w:ind w:firstLine="317"/>
+      </w:pPr>
+      <w:r>
+        <w:rPr>
+          <w:rFonts w:ascii="Liberation Serif" w:hAnsi="Liberation Serif" w:eastAsia="Liberation Serif" w:cs="Liberation Serif"/>
+          <w:color w:val="222222"/>
+          <w:sz w:val="24"/>
+        </w:rPr>
+        <w:t>Kavya Menon still has identifiers in chat, logs, or a support zip on CLH-TDD-2023-008, the first check is a read on clh-schemareg-01.prod.us-east-1.northstar.internal, and if this fights the front of CLH-RB-2023-012, strike it.</w:t>
+      </w:r>
+    </w:p>
+    <w:p>
+      <w:pPr>
+        <w:spacing w:before="0" w:after="220" w:line="408" w:lineRule="auto"/>
+        <w:ind w:firstLine="317"/>
+      </w:pPr>
+      <w:r>
+        <w:rPr>
+          <w:rFonts w:ascii="Liberation Serif" w:hAnsi="Liberation Serif" w:eastAsia="Liberation Serif" w:cs="Liberation Serif"/>
+          <w:color w:val="222222"/>
+          <w:sz w:val="24"/>
+        </w:rPr>
+        <w:t>Clearhaven can wait on a cleanup PR that renames a field until Helen Cho writes the cut, a poison record gets fenced, not more retries, and a vendor discount is not evidence.</w:t>
+      </w:r>
+    </w:p>
+    <w:p>
+      <w:pPr>
+        <w:spacing w:before="0" w:after="220" w:line="408" w:lineRule="auto"/>
+        <w:ind w:firstLine="317"/>
+      </w:pPr>
+      <w:r>
+        <w:rPr>
+          <w:rFonts w:ascii="Liberation Serif" w:hAnsi="Liberation Serif" w:eastAsia="Liberation Serif" w:cs="Liberation Serif"/>
+          <w:color w:val="222222"/>
+          <w:sz w:val="24"/>
+        </w:rPr>
+        <w:t>the front of CLH-RB-2023-012 already named staging that is too small to catch the bug, this paragraph is execution, grant expiry is a date Priya Nair writes on CLH-5519, and I will not mix clocks to make staging that is too small to catch the bug look healthier.</w:t>
+      </w:r>
+    </w:p>
+    <w:p>
+      <w:pPr>
+        <w:spacing w:before="0" w:after="220" w:line="408" w:lineRule="auto"/>
+        <w:ind w:firstLine="317"/>
+      </w:pPr>
+      <w:r>
+        <w:rPr>
+          <w:rFonts w:ascii="Liberation Serif" w:hAnsi="Liberation Serif" w:eastAsia="Liberation Serif" w:cs="Liberation Serif"/>
+          <w:color w:val="222222"/>
+          <w:sz w:val="24"/>
+        </w:rPr>
+        <w:t>if weekend coverage that is not in the SLA is still fuzzy, CLH-TDD-2023-008 is the place to say so, the first check is a read on clh-kafka-01.prod.us-east-1.northstar.internal, and the sample I would still defend uses the same clock as 400,000.</w:t>
+      </w:r>
+    </w:p>
+    <w:p>
+      <w:pPr>
+        <w:spacing w:before="0" w:after="220" w:line="408" w:lineRule="auto"/>
+        <w:ind w:firstLine="317"/>
+      </w:pPr>
+      <w:r>
+        <w:rPr>
+          <w:rFonts w:ascii="Liberation Serif" w:hAnsi="Liberation Serif" w:eastAsia="Liberation Serif" w:cs="Liberation Serif"/>
+          <w:color w:val="222222"/>
+          <w:sz w:val="24"/>
+        </w:rPr>
+        <w:t>do not treat a vendor overlay we already rejected as polish, Open Burrow either owns it or we drop it, a poison record gets fenced, not more retries, and Aman Kumar will not keep a shadow list.</w:t>
+      </w:r>
+    </w:p>
+    <w:p>
+      <w:pPr>
+        <w:spacing w:before="0" w:after="220" w:line="408" w:lineRule="auto"/>
+        <w:ind w:firstLine="317"/>
+      </w:pPr>
+      <w:r>
+        <w:rPr>
+          <w:rFonts w:ascii="Liberation Serif" w:hAnsi="Liberation Serif" w:eastAsia="Liberation Serif" w:cs="Liberation Serif"/>
+          <w:color w:val="222222"/>
+          <w:sz w:val="24"/>
+        </w:rPr>
+        <w:t>Aman Kumar owes a close on replica lag after a count that looked fine by June 30, 2023, not a status emoji, grant expiry is a date Clh Match writes on CLH-5519, and I ping once and after that Clh Match is late, not blocked.</w:t>
+      </w:r>
+    </w:p>
+    <w:p>
+      <w:pPr>
+        <w:spacing w:before="0" w:after="220" w:line="408" w:lineRule="auto"/>
+        <w:ind w:firstLine="317"/>
+      </w:pPr>
+      <w:r>
+        <w:rPr>
+          <w:rFonts w:ascii="Liberation Serif" w:hAnsi="Liberation Serif" w:eastAsia="Liberation Serif" w:cs="Liberation Serif"/>
+          <w:color w:val="222222"/>
+          <w:sz w:val="24"/>
+        </w:rPr>
+        <w:t>after July 1, 2023, leftover access for secret skew that looks like 'no work' is a bug, not a courtesy, the first check is a read on clh-schemareg-01.prod.us-east-1.northstar.internal, and config, Helm, and a flag flip are all changes.</w:t>
+      </w:r>
+    </w:p>
+    <w:p>
+      <w:pPr>
+        <w:spacing w:before="0" w:after="220" w:line="408" w:lineRule="auto"/>
+        <w:ind w:firstLine="317"/>
+      </w:pPr>
+      <w:r>
+        <w:rPr>
+          <w:rFonts w:ascii="Liberation Serif" w:hAnsi="Liberation Serif" w:eastAsia="Liberation Serif" w:cs="Liberation Serif"/>
+          <w:color w:val="222222"/>
+          <w:sz w:val="24"/>
+        </w:rPr>
+        <w:t>I bounced a hallway yes on a dashboard screenshot standing in for a permalink, a poison record gets fenced, not more retries, and abort beats a lying dual-run.</w:t>
+      </w:r>
+    </w:p>
+    <w:p>
+      <w:pPr>
+        <w:spacing w:before="0" w:after="220" w:line="408" w:lineRule="auto"/>
+        <w:ind w:firstLine="317"/>
+      </w:pPr>
+      <w:r>
+        <w:rPr>
+          <w:rFonts w:ascii="Liberation Serif" w:hAnsi="Liberation Serif" w:eastAsia="Liberation Serif" w:cs="Liberation Serif"/>
+          <w:color w:val="222222"/>
+          <w:sz w:val="24"/>
+        </w:rPr>
+        <w:t>Grafana Clh asked for a one-line version of owner as a team name instead of a person, grant expiry is a date Grafana Clh writes on CLH-5519, and object on CLH-5519, not in a side thread.</w:t>
+      </w:r>
+    </w:p>
+    <w:p>
+      <w:pPr>
+        <w:spacing w:before="0" w:after="220" w:line="408" w:lineRule="auto"/>
+        <w:ind w:firstLine="317"/>
+      </w:pPr>
+      <w:r>
+        <w:rPr>
+          <w:rFonts w:ascii="Liberation Serif" w:hAnsi="Liberation Serif" w:eastAsia="Liberation Serif" w:cs="Liberation Serif"/>
+          <w:color w:val="222222"/>
+          <w:sz w:val="24"/>
+        </w:rPr>
+        <w:t>Match Lag still has averaging QPS instead of testing the close on CLH-TDD-2023-008, the first check is a read on clh-kafka-01.prod.us-east-1.northstar.internal, and if this fights the front of CLH-RB-2023-012, strike it.</w:t>
       </w:r>
     </w:p>
     <w:sectPr>
       <w:headerReference w:type="default" r:id="rId9"/>
       <w:footerReference w:type="default" r:id="rId10"/>
       <w:pgSz w:w="12240" w:h="15840"/>
-      <w:pgMar w:top="1728" w:right="1656" w:bottom="1512" w:left="1656" w:header="576" w:footer="576" w:gutter="0"/>
+      <w:pgMar w:top="1584" w:right="1512" w:bottom="1512" w:left="1728" w:header="576" w:footer="576" w:gutter="0"/>
       <w:cols w:space="720"/>
       <w:docGrid w:linePitch="360"/>
     </w:sectPr>
@@ -14930,7 +14012,7 @@
       <w:pStyle w:val="Footer"/>
       <w:spacing w:before="80" w:after="0" w:line="200" w:lineRule="auto"/>
       <w:pBdr>
-        <w:bottom w:val="single" w:sz="12" w:space="1" w:color="1B365D"/>
+        <w:bottom w:val="single" w:sz="12" w:space="1" w:color="1E3A5F"/>
       </w:pBdr>
     </w:pPr>
     <w:r>
@@ -14939,7 +14021,7 @@
         <w:color w:val="555555"/>
         <w:sz w:val="16"/>
       </w:rPr>
-      <w:t>CLH-RB-2023-012</w:t>
+      <w:t xml:space="preserve">CLH-RB-2023-012  |  v1.2  |  In force  |  </w:t>
     </w:r>
     <w:r>
       <w:rPr>
@@ -14947,7 +14029,7 @@
         <w:color w:val="555555"/>
         <w:sz w:val="16"/>
       </w:rPr>
-      <w:t xml:space="preserve">  ·  v1.2</w:t>
+      <w:t xml:space="preserve">Page </w:t>
     </w:r>
     <w:r>
       <w:rPr>
@@ -14955,7 +14037,7 @@
         <w:color w:val="555555"/>
         <w:sz w:val="16"/>
       </w:rPr>
-      <w:t xml:space="preserve">  ·  June 20, 2023</w:t>
+      <w:fldChar w:fldCharType="begin"/>
     </w:r>
     <w:r>
       <w:rPr>
@@ -14963,7 +14045,7 @@
         <w:color w:val="555555"/>
         <w:sz w:val="16"/>
       </w:rPr>
-      <w:t xml:space="preserve">  ·  Page </w:t>
+      <w:instrText xml:space="preserve"> PAGE </w:instrText>
     </w:r>
     <w:r>
       <w:rPr>
@@ -14971,6 +14053,22 @@
         <w:color w:val="555555"/>
         <w:sz w:val="16"/>
       </w:rPr>
+      <w:fldChar w:fldCharType="end"/>
+    </w:r>
+    <w:r>
+      <w:rPr>
+        <w:rFonts w:ascii="Liberation Sans" w:hAnsi="Liberation Sans" w:eastAsia="Liberation Sans" w:cs="Liberation Sans"/>
+        <w:color w:val="555555"/>
+        <w:sz w:val="16"/>
+      </w:rPr>
+      <w:t xml:space="preserve"> of </w:t>
+    </w:r>
+    <w:r>
+      <w:rPr>
+        <w:rFonts w:ascii="Liberation Sans" w:hAnsi="Liberation Sans" w:eastAsia="Liberation Sans" w:cs="Liberation Sans"/>
+        <w:color w:val="555555"/>
+        <w:sz w:val="16"/>
+      </w:rPr>
       <w:fldChar w:fldCharType="begin"/>
     </w:r>
     <w:r>
@@ -14979,7 +14077,7 @@
         <w:color w:val="555555"/>
         <w:sz w:val="16"/>
       </w:rPr>
-      <w:instrText xml:space="preserve"> PAGE </w:instrText>
+      <w:instrText xml:space="preserve"> NUMPAGES </w:instrText>
     </w:r>
     <w:r>
       <w:rPr>
@@ -14995,24 +14093,7 @@
         <w:color w:val="555555"/>
         <w:sz w:val="16"/>
       </w:rPr>
-      <w:t xml:space="preserve"> of </w:t>
-    </w:r>
-    <w:r>
-      <w:fldChar w:fldCharType="begin"/>
-    </w:r>
-    <w:r>
-      <w:instrText xml:space="preserve"> NUMPAGES </w:instrText>
-    </w:r>
-    <w:r>
-      <w:fldChar w:fldCharType="end"/>
-    </w:r>
-    <w:r>
-      <w:rPr>
-        <w:rFonts w:ascii="Liberation Sans" w:hAnsi="Liberation Sans" w:eastAsia="Liberation Sans" w:cs="Liberation Sans"/>
-        <w:color w:val="555555"/>
-        <w:sz w:val="16"/>
-      </w:rPr>
-      <w:t xml:space="preserve">  ·  INTERNAL</w:t>
+      <w:t xml:space="preserve">  |  INTERNAL</w:t>
     </w:r>
   </w:p>
 </w:ftr>
@@ -15023,44 +14104,26 @@
   <w:p>
     <w:pPr>
       <w:pStyle w:val="Header"/>
-      <w:spacing w:before="0" w:after="40" w:line="200" w:lineRule="auto"/>
-      <w:pBdr>
-        <w:bottom w:val="single" w:sz="18" w:space="1" w:color="1B365D"/>
-      </w:pBdr>
+      <w:spacing w:before="0" w:after="0" w:line="200" w:lineRule="auto"/>
+      <w:jc w:val="left"/>
     </w:pPr>
     <w:r>
       <w:rPr>
         <w:rFonts w:ascii="Liberation Sans" w:hAnsi="Liberation Sans" w:eastAsia="Liberation Sans" w:cs="Liberation Sans"/>
         <w:b/>
-        <w:color w:val="1B365D"/>
+        <w:color w:val="1E3A5F"/>
         <w:sz w:val="18"/>
       </w:rPr>
       <w:t>Northstar Engineering</w:t>
     </w:r>
     <w:r>
-      <w:rPr>
-        <w:rFonts w:ascii="Liberation Sans" w:hAnsi="Liberation Sans" w:eastAsia="Liberation Sans" w:cs="Liberation Sans"/>
-        <w:color w:val="555555"/>
-        <w:sz w:val="18"/>
-      </w:rPr>
-      <w:t xml:space="preserve">   |   </w:t>
+      <w:t xml:space="preserve">      </w:t>
     </w:r>
     <w:r>
       <w:rPr>
         <w:rFonts w:ascii="Liberation Sans" w:hAnsi="Liberation Sans" w:eastAsia="Liberation Sans" w:cs="Liberation Sans"/>
-        <w:color w:val="2F4A6E"/>
-        <w:sz w:val="18"/>
-      </w:rPr>
-      <w:t>Runbook</w:t>
-    </w:r>
-    <w:r>
-      <w:t xml:space="preserve">        </w:t>
-    </w:r>
-    <w:r>
-      <w:rPr>
-        <w:rFonts w:ascii="Liberation Sans" w:hAnsi="Liberation Sans" w:eastAsia="Liberation Sans" w:cs="Liberation Sans"/>
-        <w:b/>
-        <w:color w:val="1B365D"/>
+        <w:b/>
+        <w:color w:val="1E3A5F"/>
         <w:sz w:val="16"/>
       </w:rPr>
       <w:t>INTERNAL</w:t>
@@ -15068,8 +14131,27 @@
   </w:p>
   <w:p>
     <w:pPr>
-      <w:spacing w:before="0" w:after="0" w:line="200" w:lineRule="auto"/>
+      <w:spacing w:before="0" w:after="40" w:line="200" w:lineRule="auto"/>
+      <w:pBdr>
+        <w:bottom w:val="single" w:sz="10" w:space="1" w:color="1E3A5F"/>
+      </w:pBdr>
     </w:pPr>
+    <w:r>
+      <w:rPr>
+        <w:rFonts w:ascii="Liberation Sans" w:hAnsi="Liberation Sans" w:eastAsia="Liberation Sans" w:cs="Liberation Sans"/>
+        <w:color w:val="334E72"/>
+        <w:sz w:val="16"/>
+      </w:rPr>
+      <w:t>Runbook</w:t>
+    </w:r>
+    <w:r>
+      <w:rPr>
+        <w:rFonts w:ascii="Liberation Sans" w:hAnsi="Liberation Sans" w:eastAsia="Liberation Sans" w:cs="Liberation Sans"/>
+        <w:color w:val="555555"/>
+        <w:sz w:val="16"/>
+      </w:rPr>
+      <w:t xml:space="preserve">  ·  </w:t>
+    </w:r>
     <w:r>
       <w:rPr>
         <w:rFonts w:ascii="Liberation Sans" w:hAnsi="Liberation Sans" w:eastAsia="Liberation Sans" w:cs="Liberation Sans"/>
@@ -15447,7 +14529,7 @@
     <w:qFormat/>
     <w:rsid w:val="00FC693F"/>
     <w:pPr>
-      <w:spacing w:after="240" w:before="0" w:line="427" w:lineRule="auto"/>
+      <w:spacing w:after="220" w:before="0" w:line="408" w:lineRule="auto"/>
     </w:pPr>
     <w:rPr>
       <w:rFonts w:ascii="Liberation Serif" w:hAnsi="Liberation Serif"/>
@@ -15510,14 +14592,14 @@
     <w:pPr>
       <w:keepNext/>
       <w:keepLines/>
-      <w:spacing w:before="440" w:after="240"/>
+      <w:spacing w:before="400" w:after="200"/>
       <w:outlineLvl w:val="0"/>
     </w:pPr>
     <w:rPr>
       <w:rFonts w:asciiTheme="majorHAnsi" w:eastAsiaTheme="majorEastAsia" w:hAnsiTheme="majorHAnsi" w:cstheme="majorBidi" w:ascii="Liberation Sans" w:hAnsi="Liberation Sans"/>
       <w:b/>
       <w:bCs/>
-      <w:color w:val="1B365D"/>
+      <w:color w:val="1E3A5F"/>
       <w:sz w:val="32"/>
       <w:szCs w:val="28"/>
     </w:rPr>
@@ -15534,14 +14616,14 @@
     <w:pPr>
       <w:keepNext/>
       <w:keepLines/>
-      <w:spacing w:before="320" w:after="160"/>
+      <w:spacing w:before="280" w:after="140"/>
       <w:outlineLvl w:val="1"/>
     </w:pPr>
     <w:rPr>
       <w:rFonts w:asciiTheme="majorHAnsi" w:eastAsiaTheme="majorEastAsia" w:hAnsiTheme="majorHAnsi" w:cstheme="majorBidi" w:ascii="Liberation Sans" w:hAnsi="Liberation Sans"/>
       <w:b/>
       <w:bCs/>
-      <w:color w:val="1B365D"/>
+      <w:color w:val="1E3A5F"/>
       <w:sz w:val="26"/>
       <w:szCs w:val="26"/>
     </w:rPr>
@@ -15558,14 +14640,14 @@
     <w:pPr>
       <w:keepNext/>
       <w:keepLines/>
-      <w:spacing w:before="240" w:after="120"/>
+      <w:spacing w:before="220" w:after="120"/>
       <w:outlineLvl w:val="2"/>
     </w:pPr>
     <w:rPr>
       <w:rFonts w:asciiTheme="majorHAnsi" w:eastAsiaTheme="majorEastAsia" w:hAnsiTheme="majorHAnsi" w:cstheme="majorBidi" w:ascii="Liberation Sans" w:hAnsi="Liberation Sans"/>
       <w:b/>
       <w:bCs/>
-      <w:color w:val="1B365D"/>
+      <w:color w:val="1E3A5F"/>
       <w:sz w:val="24"/>
     </w:rPr>
   </w:style>
